--- a/practical-everyday-english/restart/manuscript/EVERYDAY_ENGLISH_REFLEX_BOOK.docx
+++ b/practical-everyday-english/restart/manuscript/EVERYDAY_ENGLISH_REFLEX_BOOK.docx
@@ -794,8 +794,841 @@
         <w:t>Không có gì đâu, chị Lan. Chúc chị buổi khám tốt đẹp.</w:t>
       </w:r>
     </w:p>
+    <w:p>
+      <w:pPr>
+        <w:sectPr>
+          <w:footerReference w:type="default" r:id="rId9"/>
+          <w:pgSz w:w="11906" w:h="16838"/>
+          <w:pgMar w:top="1020" w:right="1134" w:bottom="1020" w:left="1134" w:header="720" w:footer="720" w:gutter="0"/>
+          <w:cols w:space="720"/>
+          <w:docGrid w:linePitch="360"/>
+        </w:sectPr>
+      </w:pPr>
+    </w:p>
+    <w:p>
+      <w:pPr>
+        <w:jc w:val="center"/>
+      </w:pPr>
+      <w:r>
+        <w:rPr>
+          <w:rFonts w:ascii="Arial" w:hAnsi="Arial"/>
+          <w:b/>
+          <w:color w:val="1F3864"/>
+          <w:sz w:val="24"/>
+        </w:rPr>
+        <w:t>EVERYDAY ENGLISH REFLEX</w:t>
+      </w:r>
+    </w:p>
+    <w:p>
+      <w:pPr>
+        <w:spacing w:after="160"/>
+        <w:jc w:val="center"/>
+      </w:pPr>
+      <w:r>
+        <w:rPr>
+          <w:rFonts w:ascii="Arial" w:hAnsi="Arial"/>
+          <w:i/>
+          <w:color w:val="444444"/>
+          <w:sz w:val="19"/>
+        </w:rPr>
+        <w:t>GIAO TIẾP PHẢN XẠ THỰC TẾ</w:t>
+      </w:r>
+    </w:p>
+    <w:tbl>
+      <w:tblPr>
+        <w:tblW w:type="auto" w:w="0"/>
+        <w:jc w:val="center"/>
+        <w:tblLayout w:type="fixed"/>
+        <w:tblLook w:firstColumn="1" w:firstRow="1" w:lastColumn="0" w:lastRow="0" w:noHBand="0" w:noVBand="1" w:val="04A0"/>
+      </w:tblPr>
+      <w:tblGrid>
+        <w:gridCol w:w="4819"/>
+        <w:gridCol w:w="4819"/>
+      </w:tblGrid>
+      <w:tr>
+        <w:tc>
+          <w:tcPr>
+            <w:tcW w:type="dxa" w:w="1814"/>
+            <w:shd w:val="clear" w:color="auto" w:fill="1F3864"/>
+          </w:tcPr>
+          <w:p>
+            <w:pPr>
+              <w:jc w:val="center"/>
+            </w:pPr>
+            <w:r>
+              <w:rPr>
+                <w:rFonts w:ascii="Arial" w:hAnsi="Arial"/>
+                <w:b/>
+                <w:color w:val="FFFFFF"/>
+                <w:sz w:val="24"/>
+              </w:rPr>
+              <w:t>A0 / Pre-A1</w:t>
+            </w:r>
+          </w:p>
+          <w:p>
+            <w:pPr>
+              <w:jc w:val="center"/>
+            </w:pPr>
+            <w:r>
+              <w:rPr>
+                <w:rFonts w:ascii="Arial" w:hAnsi="Arial"/>
+                <w:color w:val="FFFFFF"/>
+                <w:sz w:val="16"/>
+              </w:rPr>
+              <w:t>LESSON 0002</w:t>
+            </w:r>
+          </w:p>
+        </w:tc>
+        <w:tc>
+          <w:tcPr>
+            <w:tcW w:type="dxa" w:w="7824"/>
+            <w:shd w:val="clear" w:color="auto" w:fill="D9E2F3"/>
+          </w:tcPr>
+          <w:p>
+            <w:r>
+              <w:rPr>
+                <w:rFonts w:ascii="Arial" w:hAnsi="Arial"/>
+                <w:b/>
+                <w:color w:val="1F3864"/>
+                <w:sz w:val="30"/>
+              </w:rPr>
+              <w:t>Recognising and Responding to Saying Hello</w:t>
+            </w:r>
+          </w:p>
+          <w:p>
+            <w:r>
+              <w:rPr>
+                <w:rFonts w:ascii="Arial" w:hAnsi="Arial"/>
+                <w:i/>
+                <w:color w:val="333333"/>
+                <w:sz w:val="22"/>
+              </w:rPr>
+              <w:t>Giao tiếp nền tảng: greetings &amp; basic social contact — saying hello</w:t>
+            </w:r>
+          </w:p>
+        </w:tc>
+      </w:tr>
+    </w:tbl>
+    <w:p>
+      <w:pPr>
+        <w:spacing w:after="40"/>
+      </w:pPr>
+    </w:p>
+    <w:p>
+      <w:pPr>
+        <w:spacing w:after="160"/>
+      </w:pPr>
+      <w:r>
+        <w:rPr>
+          <w:rFonts w:ascii="Calibri" w:hAnsi="Calibri"/>
+          <w:i/>
+          <w:color w:val="555555"/>
+          <w:sz w:val="19"/>
+        </w:rPr>
+        <w:t>Ms Lan is walking to work in the morning. She sees her neighbour, Ms Emma, outside their building.</w:t>
+      </w:r>
+      <w:r>
+        <w:rPr>
+          <w:rFonts w:ascii="Calibri" w:hAnsi="Calibri"/>
+          <w:i/>
+          <w:color w:val="777777"/>
+          <w:sz w:val="19"/>
+        </w:rPr>
+        <w:t xml:space="preserve">  Chị Lan đang đi bộ đến chỗ làm vào buổi sáng. Chị gặp Emma, hàng xóm của mình, ở ngoài tòa nhà.</w:t>
+      </w:r>
+    </w:p>
+    <w:p>
+      <w:pPr>
+        <w:spacing w:after="160" w:line="312" w:lineRule="auto"/>
+      </w:pPr>
+      <w:r>
+        <w:rPr>
+          <w:rFonts w:ascii="Calibri" w:hAnsi="Calibri"/>
+          <w:b/>
+          <w:color w:val="1F3864"/>
+          <w:sz w:val="22"/>
+        </w:rPr>
+        <w:t xml:space="preserve">Ms Lan: </w:t>
+      </w:r>
+      <w:r>
+        <w:rPr>
+          <w:rFonts w:ascii="Calibri" w:hAnsi="Calibri"/>
+          <w:sz w:val="22"/>
+        </w:rPr>
+        <w:t xml:space="preserve">Good morning, Emma!  </w:t>
+      </w:r>
+      <w:r>
+        <w:rPr>
+          <w:rFonts w:ascii="Calibri" w:hAnsi="Calibri"/>
+          <w:i/>
+          <w:color w:val="3A3A3A"/>
+          <w:sz w:val="22"/>
+        </w:rPr>
+        <w:t>Chào buổi sáng, Emma!</w:t>
+      </w:r>
+    </w:p>
+    <w:p>
+      <w:pPr>
+        <w:spacing w:after="160" w:line="312" w:lineRule="auto"/>
+      </w:pPr>
+      <w:r>
+        <w:rPr>
+          <w:rFonts w:ascii="Calibri" w:hAnsi="Calibri"/>
+          <w:b/>
+          <w:color w:val="1F3864"/>
+          <w:sz w:val="22"/>
+        </w:rPr>
+        <w:t xml:space="preserve">Ms Emma: </w:t>
+      </w:r>
+      <w:r>
+        <w:rPr>
+          <w:rFonts w:ascii="Calibri" w:hAnsi="Calibri"/>
+          <w:sz w:val="22"/>
+        </w:rPr>
+        <w:t xml:space="preserve">Good morning, Lan! It is a lovely day today.  </w:t>
+      </w:r>
+      <w:r>
+        <w:rPr>
+          <w:rFonts w:ascii="Calibri" w:hAnsi="Calibri"/>
+          <w:i/>
+          <w:color w:val="3A3A3A"/>
+          <w:sz w:val="22"/>
+        </w:rPr>
+        <w:t>Chào buổi sáng, Lan! Hôm nay trời đẹp quá.</w:t>
+      </w:r>
+    </w:p>
+    <w:p>
+      <w:pPr>
+        <w:spacing w:after="160" w:line="312" w:lineRule="auto"/>
+      </w:pPr>
+      <w:r>
+        <w:rPr>
+          <w:rFonts w:ascii="Calibri" w:hAnsi="Calibri"/>
+          <w:b/>
+          <w:color w:val="1F3864"/>
+          <w:sz w:val="22"/>
+        </w:rPr>
+        <w:t xml:space="preserve">Ms Lan: </w:t>
+      </w:r>
+      <w:r>
+        <w:rPr>
+          <w:rFonts w:ascii="Calibri" w:hAnsi="Calibri"/>
+          <w:sz w:val="22"/>
+        </w:rPr>
+        <w:t xml:space="preserve">Yes, it is. The weather is very nice for a walk.  </w:t>
+      </w:r>
+      <w:r>
+        <w:rPr>
+          <w:rFonts w:ascii="Calibri" w:hAnsi="Calibri"/>
+          <w:i/>
+          <w:color w:val="3A3A3A"/>
+          <w:sz w:val="22"/>
+        </w:rPr>
+        <w:t>Vâng, đúng vậy. Thời tiết thế này đi bộ rất thích.</w:t>
+      </w:r>
+    </w:p>
+    <w:p>
+      <w:pPr>
+        <w:spacing w:after="160" w:line="312" w:lineRule="auto"/>
+      </w:pPr>
+      <w:r>
+        <w:rPr>
+          <w:rFonts w:ascii="Calibri" w:hAnsi="Calibri"/>
+          <w:b/>
+          <w:color w:val="1F3864"/>
+          <w:sz w:val="22"/>
+        </w:rPr>
+        <w:t xml:space="preserve">Ms Emma: </w:t>
+      </w:r>
+      <w:r>
+        <w:rPr>
+          <w:rFonts w:ascii="Calibri" w:hAnsi="Calibri"/>
+          <w:sz w:val="22"/>
+        </w:rPr>
+        <w:t xml:space="preserve">I agree. I love mornings like this.  </w:t>
+      </w:r>
+      <w:r>
+        <w:rPr>
+          <w:rFonts w:ascii="Calibri" w:hAnsi="Calibri"/>
+          <w:i/>
+          <w:color w:val="3A3A3A"/>
+          <w:sz w:val="22"/>
+        </w:rPr>
+        <w:t>Tôi cũng thấy vậy. Tôi thích những buổi sáng như thế này.</w:t>
+      </w:r>
+    </w:p>
+    <w:p>
+      <w:pPr>
+        <w:spacing w:after="160" w:line="312" w:lineRule="auto"/>
+      </w:pPr>
+      <w:r>
+        <w:rPr>
+          <w:rFonts w:ascii="Calibri" w:hAnsi="Calibri"/>
+          <w:b/>
+          <w:color w:val="1F3864"/>
+          <w:sz w:val="22"/>
+        </w:rPr>
+        <w:t xml:space="preserve">Ms Lan: </w:t>
+      </w:r>
+      <w:r>
+        <w:rPr>
+          <w:rFonts w:ascii="Calibri" w:hAnsi="Calibri"/>
+          <w:sz w:val="22"/>
+        </w:rPr>
+        <w:t xml:space="preserve">How are you this morning?  </w:t>
+      </w:r>
+      <w:r>
+        <w:rPr>
+          <w:rFonts w:ascii="Calibri" w:hAnsi="Calibri"/>
+          <w:i/>
+          <w:color w:val="3A3A3A"/>
+          <w:sz w:val="22"/>
+        </w:rPr>
+        <w:t>Sáng nay chị khỏe không?</w:t>
+      </w:r>
+    </w:p>
+    <w:p>
+      <w:pPr>
+        <w:spacing w:after="160" w:line="312" w:lineRule="auto"/>
+      </w:pPr>
+      <w:r>
+        <w:rPr>
+          <w:rFonts w:ascii="Calibri" w:hAnsi="Calibri"/>
+          <w:b/>
+          <w:color w:val="1F3864"/>
+          <w:sz w:val="22"/>
+        </w:rPr>
+        <w:t xml:space="preserve">Ms Emma: </w:t>
+      </w:r>
+      <w:r>
+        <w:rPr>
+          <w:rFonts w:ascii="Calibri" w:hAnsi="Calibri"/>
+          <w:sz w:val="22"/>
+        </w:rPr>
+        <w:t xml:space="preserve">I am very well, thank you. And how are you?  </w:t>
+      </w:r>
+      <w:r>
+        <w:rPr>
+          <w:rFonts w:ascii="Calibri" w:hAnsi="Calibri"/>
+          <w:i/>
+          <w:color w:val="3A3A3A"/>
+          <w:sz w:val="22"/>
+        </w:rPr>
+        <w:t>Tôi khỏe, cảm ơn chị. Còn chị thì sao?</w:t>
+      </w:r>
+    </w:p>
+    <w:p>
+      <w:pPr>
+        <w:spacing w:after="160" w:line="312" w:lineRule="auto"/>
+      </w:pPr>
+      <w:r>
+        <w:rPr>
+          <w:rFonts w:ascii="Calibri" w:hAnsi="Calibri"/>
+          <w:b/>
+          <w:color w:val="1F3864"/>
+          <w:sz w:val="22"/>
+        </w:rPr>
+        <w:t xml:space="preserve">Ms Lan: </w:t>
+      </w:r>
+      <w:r>
+        <w:rPr>
+          <w:rFonts w:ascii="Calibri" w:hAnsi="Calibri"/>
+          <w:sz w:val="22"/>
+        </w:rPr>
+        <w:t xml:space="preserve">I am fine too, thank you. I am a little tired, but fine.  </w:t>
+      </w:r>
+      <w:r>
+        <w:rPr>
+          <w:rFonts w:ascii="Calibri" w:hAnsi="Calibri"/>
+          <w:i/>
+          <w:color w:val="3A3A3A"/>
+          <w:sz w:val="22"/>
+        </w:rPr>
+        <w:t>Tôi cũng khỏe, cảm ơn chị. Tôi hơi mệt một chút, nhưng vẫn ổn.</w:t>
+      </w:r>
+    </w:p>
+    <w:p>
+      <w:pPr>
+        <w:spacing w:after="160" w:line="312" w:lineRule="auto"/>
+      </w:pPr>
+      <w:r>
+        <w:rPr>
+          <w:rFonts w:ascii="Calibri" w:hAnsi="Calibri"/>
+          <w:b/>
+          <w:color w:val="1F3864"/>
+          <w:sz w:val="22"/>
+        </w:rPr>
+        <w:t xml:space="preserve">Ms Emma: </w:t>
+      </w:r>
+      <w:r>
+        <w:rPr>
+          <w:rFonts w:ascii="Calibri" w:hAnsi="Calibri"/>
+          <w:sz w:val="22"/>
+        </w:rPr>
+        <w:t xml:space="preserve">Oh dear. Are you going to work now?  </w:t>
+      </w:r>
+      <w:r>
+        <w:rPr>
+          <w:rFonts w:ascii="Calibri" w:hAnsi="Calibri"/>
+          <w:i/>
+          <w:color w:val="3A3A3A"/>
+          <w:sz w:val="22"/>
+        </w:rPr>
+        <w:t>Ôi vậy à. Chị đang đi làm bây giờ à?</w:t>
+      </w:r>
+    </w:p>
+    <w:p>
+      <w:pPr>
+        <w:spacing w:after="160" w:line="312" w:lineRule="auto"/>
+      </w:pPr>
+      <w:r>
+        <w:rPr>
+          <w:rFonts w:ascii="Calibri" w:hAnsi="Calibri"/>
+          <w:b/>
+          <w:color w:val="1F3864"/>
+          <w:sz w:val="22"/>
+        </w:rPr>
+        <w:t xml:space="preserve">Ms Lan: </w:t>
+      </w:r>
+      <w:r>
+        <w:rPr>
+          <w:rFonts w:ascii="Calibri" w:hAnsi="Calibri"/>
+          <w:sz w:val="22"/>
+        </w:rPr>
+        <w:t xml:space="preserve">Yes, I am. Are you going to work too?  </w:t>
+      </w:r>
+      <w:r>
+        <w:rPr>
+          <w:rFonts w:ascii="Calibri" w:hAnsi="Calibri"/>
+          <w:i/>
+          <w:color w:val="3A3A3A"/>
+          <w:sz w:val="22"/>
+        </w:rPr>
+        <w:t>Vâng, đúng vậy. Chị cũng đang đi làm à?</w:t>
+      </w:r>
+    </w:p>
+    <w:p>
+      <w:pPr>
+        <w:spacing w:after="160" w:line="312" w:lineRule="auto"/>
+      </w:pPr>
+      <w:r>
+        <w:rPr>
+          <w:rFonts w:ascii="Calibri" w:hAnsi="Calibri"/>
+          <w:b/>
+          <w:color w:val="1F3864"/>
+          <w:sz w:val="22"/>
+        </w:rPr>
+        <w:t xml:space="preserve">Ms Emma: </w:t>
+      </w:r>
+      <w:r>
+        <w:rPr>
+          <w:rFonts w:ascii="Calibri" w:hAnsi="Calibri"/>
+          <w:sz w:val="22"/>
+        </w:rPr>
+        <w:t xml:space="preserve">Yes, I am. My office is not far from here.  </w:t>
+      </w:r>
+      <w:r>
+        <w:rPr>
+          <w:rFonts w:ascii="Calibri" w:hAnsi="Calibri"/>
+          <w:i/>
+          <w:color w:val="3A3A3A"/>
+          <w:sz w:val="22"/>
+        </w:rPr>
+        <w:t>Vâng. Văn phòng tôi không xa đây lắm.</w:t>
+      </w:r>
+    </w:p>
+    <w:p>
+      <w:pPr>
+        <w:spacing w:after="160" w:line="312" w:lineRule="auto"/>
+      </w:pPr>
+      <w:r>
+        <w:rPr>
+          <w:rFonts w:ascii="Calibri" w:hAnsi="Calibri"/>
+          <w:b/>
+          <w:color w:val="1F3864"/>
+          <w:sz w:val="22"/>
+        </w:rPr>
+        <w:t xml:space="preserve">Ms Lan: </w:t>
+      </w:r>
+      <w:r>
+        <w:rPr>
+          <w:rFonts w:ascii="Calibri" w:hAnsi="Calibri"/>
+          <w:sz w:val="22"/>
+        </w:rPr>
+        <w:t xml:space="preserve">That is good. Mine is a little further away, near the station.  </w:t>
+      </w:r>
+      <w:r>
+        <w:rPr>
+          <w:rFonts w:ascii="Calibri" w:hAnsi="Calibri"/>
+          <w:i/>
+          <w:color w:val="3A3A3A"/>
+          <w:sz w:val="22"/>
+        </w:rPr>
+        <w:t>Vậy tốt quá. Của tôi thì xa hơn một chút, gần ga tàu.</w:t>
+      </w:r>
+    </w:p>
+    <w:p>
+      <w:pPr>
+        <w:spacing w:after="160" w:line="312" w:lineRule="auto"/>
+      </w:pPr>
+      <w:r>
+        <w:rPr>
+          <w:rFonts w:ascii="Calibri" w:hAnsi="Calibri"/>
+          <w:b/>
+          <w:color w:val="1F3864"/>
+          <w:sz w:val="22"/>
+        </w:rPr>
+        <w:t xml:space="preserve">Ms Emma: </w:t>
+      </w:r>
+      <w:r>
+        <w:rPr>
+          <w:rFonts w:ascii="Calibri" w:hAnsi="Calibri"/>
+          <w:sz w:val="22"/>
+        </w:rPr>
+        <w:t xml:space="preserve">I see. Well, I must go now. Have a good day at work, Lan.  </w:t>
+      </w:r>
+      <w:r>
+        <w:rPr>
+          <w:rFonts w:ascii="Calibri" w:hAnsi="Calibri"/>
+          <w:i/>
+          <w:color w:val="3A3A3A"/>
+          <w:sz w:val="22"/>
+        </w:rPr>
+        <w:t>Ra vậy. Thôi, tôi phải đi đây. Chúc chị một ngày làm việc tốt lành, Lan.</w:t>
+      </w:r>
+    </w:p>
+    <w:p>
+      <w:pPr>
+        <w:spacing w:after="160" w:line="312" w:lineRule="auto"/>
+      </w:pPr>
+      <w:r>
+        <w:rPr>
+          <w:rFonts w:ascii="Calibri" w:hAnsi="Calibri"/>
+          <w:b/>
+          <w:color w:val="1F3864"/>
+          <w:sz w:val="22"/>
+        </w:rPr>
+        <w:t xml:space="preserve">Ms Lan: </w:t>
+      </w:r>
+      <w:r>
+        <w:rPr>
+          <w:rFonts w:ascii="Calibri" w:hAnsi="Calibri"/>
+          <w:sz w:val="22"/>
+        </w:rPr>
+        <w:t xml:space="preserve">Thank you, Emma. Have a good day too.  </w:t>
+      </w:r>
+      <w:r>
+        <w:rPr>
+          <w:rFonts w:ascii="Calibri" w:hAnsi="Calibri"/>
+          <w:i/>
+          <w:color w:val="3A3A3A"/>
+          <w:sz w:val="22"/>
+        </w:rPr>
+        <w:t>Cảm ơn Emma. Chúc chị cũng có một ngày tốt lành.</w:t>
+      </w:r>
+    </w:p>
+    <w:p>
+      <w:pPr>
+        <w:spacing w:after="160" w:line="312" w:lineRule="auto"/>
+      </w:pPr>
+      <w:r>
+        <w:rPr>
+          <w:rFonts w:ascii="Calibri" w:hAnsi="Calibri"/>
+          <w:b/>
+          <w:color w:val="1F3864"/>
+          <w:sz w:val="22"/>
+        </w:rPr>
+        <w:t xml:space="preserve">Ms Emma: </w:t>
+      </w:r>
+      <w:r>
+        <w:rPr>
+          <w:rFonts w:ascii="Calibri" w:hAnsi="Calibri"/>
+          <w:sz w:val="22"/>
+        </w:rPr>
+        <w:t xml:space="preserve">Thank you. See you tomorrow morning, maybe.  </w:t>
+      </w:r>
+      <w:r>
+        <w:rPr>
+          <w:rFonts w:ascii="Calibri" w:hAnsi="Calibri"/>
+          <w:i/>
+          <w:color w:val="3A3A3A"/>
+          <w:sz w:val="22"/>
+        </w:rPr>
+        <w:t>Cảm ơn chị. Có khi mai gặp lại chị nhé.</w:t>
+      </w:r>
+    </w:p>
+    <w:p>
+      <w:pPr>
+        <w:spacing w:after="160" w:line="312" w:lineRule="auto"/>
+      </w:pPr>
+      <w:r>
+        <w:rPr>
+          <w:rFonts w:ascii="Calibri" w:hAnsi="Calibri"/>
+          <w:b/>
+          <w:color w:val="1F3864"/>
+          <w:sz w:val="22"/>
+        </w:rPr>
+        <w:t xml:space="preserve">Ms Lan: </w:t>
+      </w:r>
+      <w:r>
+        <w:rPr>
+          <w:rFonts w:ascii="Calibri" w:hAnsi="Calibri"/>
+          <w:sz w:val="22"/>
+        </w:rPr>
+        <w:t xml:space="preserve">Yes, see you tomorrow. Goodbye, Emma!  </w:t>
+      </w:r>
+      <w:r>
+        <w:rPr>
+          <w:rFonts w:ascii="Calibri" w:hAnsi="Calibri"/>
+          <w:i/>
+          <w:color w:val="3A3A3A"/>
+          <w:sz w:val="22"/>
+        </w:rPr>
+        <w:t>Vâng, hẹn gặp lại. Tạm biệt Emma!</w:t>
+      </w:r>
+    </w:p>
+    <w:p>
+      <w:pPr>
+        <w:spacing w:after="160" w:line="312" w:lineRule="auto"/>
+      </w:pPr>
+      <w:r>
+        <w:rPr>
+          <w:rFonts w:ascii="Calibri" w:hAnsi="Calibri"/>
+          <w:b/>
+          <w:color w:val="1F3864"/>
+          <w:sz w:val="22"/>
+        </w:rPr>
+        <w:t xml:space="preserve">Ms Emma: </w:t>
+      </w:r>
+      <w:r>
+        <w:rPr>
+          <w:rFonts w:ascii="Calibri" w:hAnsi="Calibri"/>
+          <w:sz w:val="22"/>
+        </w:rPr>
+        <w:t xml:space="preserve">Goodbye, Lan! Take care.  </w:t>
+      </w:r>
+      <w:r>
+        <w:rPr>
+          <w:rFonts w:ascii="Calibri" w:hAnsi="Calibri"/>
+          <w:i/>
+          <w:color w:val="3A3A3A"/>
+          <w:sz w:val="22"/>
+        </w:rPr>
+        <w:t>Tạm biệt Lan! Chị đi cẩn thận nhé.</w:t>
+      </w:r>
+    </w:p>
+    <w:p>
+      <w:pPr>
+        <w:spacing w:after="160" w:line="312" w:lineRule="auto"/>
+      </w:pPr>
+      <w:r>
+        <w:rPr>
+          <w:rFonts w:ascii="Calibri" w:hAnsi="Calibri"/>
+          <w:b/>
+          <w:color w:val="1F3864"/>
+          <w:sz w:val="22"/>
+        </w:rPr>
+        <w:t xml:space="preserve">Ms Lan: </w:t>
+      </w:r>
+      <w:r>
+        <w:rPr>
+          <w:rFonts w:ascii="Calibri" w:hAnsi="Calibri"/>
+          <w:sz w:val="22"/>
+        </w:rPr>
+        <w:t xml:space="preserve">Hi, Emma! I did not expect to see you again today.  </w:t>
+      </w:r>
+      <w:r>
+        <w:rPr>
+          <w:rFonts w:ascii="Calibri" w:hAnsi="Calibri"/>
+          <w:i/>
+          <w:color w:val="3A3A3A"/>
+          <w:sz w:val="22"/>
+        </w:rPr>
+        <w:t>Ơ, Emma! Chị không nghĩ là gặp lại chị hôm nay đó.</w:t>
+      </w:r>
+    </w:p>
+    <w:p>
+      <w:pPr>
+        <w:spacing w:after="160" w:line="312" w:lineRule="auto"/>
+      </w:pPr>
+      <w:r>
+        <w:rPr>
+          <w:rFonts w:ascii="Calibri" w:hAnsi="Calibri"/>
+          <w:b/>
+          <w:color w:val="1F3864"/>
+          <w:sz w:val="22"/>
+        </w:rPr>
+        <w:t xml:space="preserve">Ms Emma: </w:t>
+      </w:r>
+      <w:r>
+        <w:rPr>
+          <w:rFonts w:ascii="Calibri" w:hAnsi="Calibri"/>
+          <w:sz w:val="22"/>
+        </w:rPr>
+        <w:t xml:space="preserve">Oh, hi, Lan! Good evening. I am just walking home.  </w:t>
+      </w:r>
+      <w:r>
+        <w:rPr>
+          <w:rFonts w:ascii="Calibri" w:hAnsi="Calibri"/>
+          <w:i/>
+          <w:color w:val="3A3A3A"/>
+          <w:sz w:val="22"/>
+        </w:rPr>
+        <w:t>Ơ, chào chị! Chào buổi tối. Tôi đang đi bộ về nhà thôi.</w:t>
+      </w:r>
+    </w:p>
+    <w:p>
+      <w:pPr>
+        <w:spacing w:after="160" w:line="312" w:lineRule="auto"/>
+      </w:pPr>
+      <w:r>
+        <w:rPr>
+          <w:rFonts w:ascii="Calibri" w:hAnsi="Calibri"/>
+          <w:b/>
+          <w:color w:val="1F3864"/>
+          <w:sz w:val="22"/>
+        </w:rPr>
+        <w:t xml:space="preserve">Ms Lan: </w:t>
+      </w:r>
+      <w:r>
+        <w:rPr>
+          <w:rFonts w:ascii="Calibri" w:hAnsi="Calibri"/>
+          <w:sz w:val="22"/>
+        </w:rPr>
+        <w:t xml:space="preserve">Good evening. How was your day at work?  </w:t>
+      </w:r>
+      <w:r>
+        <w:rPr>
+          <w:rFonts w:ascii="Calibri" w:hAnsi="Calibri"/>
+          <w:i/>
+          <w:color w:val="3A3A3A"/>
+          <w:sz w:val="22"/>
+        </w:rPr>
+        <w:t>Chào buổi tối chị. Ngày làm việc của chị thế nào?</w:t>
+      </w:r>
+    </w:p>
+    <w:p>
+      <w:pPr>
+        <w:spacing w:after="160" w:line="312" w:lineRule="auto"/>
+      </w:pPr>
+      <w:r>
+        <w:rPr>
+          <w:rFonts w:ascii="Calibri" w:hAnsi="Calibri"/>
+          <w:b/>
+          <w:color w:val="1F3864"/>
+          <w:sz w:val="22"/>
+        </w:rPr>
+        <w:t xml:space="preserve">Ms Emma: </w:t>
+      </w:r>
+      <w:r>
+        <w:rPr>
+          <w:rFonts w:ascii="Calibri" w:hAnsi="Calibri"/>
+          <w:sz w:val="22"/>
+        </w:rPr>
+        <w:t xml:space="preserve">It was busy, but good, thank you. And yours?  </w:t>
+      </w:r>
+      <w:r>
+        <w:rPr>
+          <w:rFonts w:ascii="Calibri" w:hAnsi="Calibri"/>
+          <w:i/>
+          <w:color w:val="3A3A3A"/>
+          <w:sz w:val="22"/>
+        </w:rPr>
+        <w:t>Cũng bận, nhưng ổn, cảm ơn chị. Còn chị thì sao?</w:t>
+      </w:r>
+    </w:p>
+    <w:p>
+      <w:pPr>
+        <w:spacing w:after="160" w:line="312" w:lineRule="auto"/>
+      </w:pPr>
+      <w:r>
+        <w:rPr>
+          <w:rFonts w:ascii="Calibri" w:hAnsi="Calibri"/>
+          <w:b/>
+          <w:color w:val="1F3864"/>
+          <w:sz w:val="22"/>
+        </w:rPr>
+        <w:t xml:space="preserve">Ms Lan: </w:t>
+      </w:r>
+      <w:r>
+        <w:rPr>
+          <w:rFonts w:ascii="Calibri" w:hAnsi="Calibri"/>
+          <w:sz w:val="22"/>
+        </w:rPr>
+        <w:t xml:space="preserve">Mine was good too. I am glad it is the evening now.  </w:t>
+      </w:r>
+      <w:r>
+        <w:rPr>
+          <w:rFonts w:ascii="Calibri" w:hAnsi="Calibri"/>
+          <w:i/>
+          <w:color w:val="3A3A3A"/>
+          <w:sz w:val="22"/>
+        </w:rPr>
+        <w:t>Của tôi cũng ổn. Tôi mừng là đã đến buổi tối rồi.</w:t>
+      </w:r>
+    </w:p>
+    <w:p>
+      <w:pPr>
+        <w:spacing w:after="160" w:line="312" w:lineRule="auto"/>
+      </w:pPr>
+      <w:r>
+        <w:rPr>
+          <w:rFonts w:ascii="Calibri" w:hAnsi="Calibri"/>
+          <w:b/>
+          <w:color w:val="1F3864"/>
+          <w:sz w:val="22"/>
+        </w:rPr>
+        <w:t xml:space="preserve">Ms Emma: </w:t>
+      </w:r>
+      <w:r>
+        <w:rPr>
+          <w:rFonts w:ascii="Calibri" w:hAnsi="Calibri"/>
+          <w:sz w:val="22"/>
+        </w:rPr>
+        <w:t xml:space="preserve">Me too. Good night, Lan. Sleep well.  </w:t>
+      </w:r>
+      <w:r>
+        <w:rPr>
+          <w:rFonts w:ascii="Calibri" w:hAnsi="Calibri"/>
+          <w:i/>
+          <w:color w:val="3A3A3A"/>
+          <w:sz w:val="22"/>
+        </w:rPr>
+        <w:t>Tôi cũng vậy. Chúc chị ngủ ngon, Lan.</w:t>
+      </w:r>
+    </w:p>
+    <w:p>
+      <w:pPr>
+        <w:spacing w:after="160" w:line="312" w:lineRule="auto"/>
+      </w:pPr>
+      <w:r>
+        <w:rPr>
+          <w:rFonts w:ascii="Calibri" w:hAnsi="Calibri"/>
+          <w:b/>
+          <w:color w:val="1F3864"/>
+          <w:sz w:val="22"/>
+        </w:rPr>
+        <w:t xml:space="preserve">Ms Lan: </w:t>
+      </w:r>
+      <w:r>
+        <w:rPr>
+          <w:rFonts w:ascii="Calibri" w:hAnsi="Calibri"/>
+          <w:sz w:val="22"/>
+        </w:rPr>
+        <w:t xml:space="preserve">Good night, Emma. See you soon.  </w:t>
+      </w:r>
+      <w:r>
+        <w:rPr>
+          <w:rFonts w:ascii="Calibri" w:hAnsi="Calibri"/>
+          <w:i/>
+          <w:color w:val="3A3A3A"/>
+          <w:sz w:val="22"/>
+        </w:rPr>
+        <w:t>Chúc chị ngủ ngon, Emma. Hẹn gặp lại sớm nhé.</w:t>
+      </w:r>
+    </w:p>
     <w:sectPr>
-      <w:footerReference w:type="default" r:id="rId9"/>
+      <w:footerReference w:type="default" r:id="rId10"/>
       <w:pgSz w:w="11906" w:h="16838"/>
       <w:pgMar w:top="1020" w:right="1134" w:bottom="1020" w:left="1134" w:header="720" w:footer="720" w:gutter="0"/>
       <w:cols w:space="720"/>
@@ -819,6 +1652,30 @@
         <w:sz w:val="16"/>
       </w:rPr>
       <w:t xml:space="preserve">EVERYDAY ENGLISH REFLEX  •  Personal Identity  •  page </w:t>
+    </w:r>
+    <w:r>
+      <w:fldChar w:fldCharType="begin"/>
+      <w:instrText xml:space="preserve">PAGE</w:instrText>
+      <w:fldChar w:fldCharType="end"/>
+    </w:r>
+  </w:p>
+</w:ftr>
+</file>
+
+<file path=word/footer2.xml><?xml version="1.0" encoding="utf-8"?>
+<w:ftr xmlns:m="http://schemas.openxmlformats.org/officeDocument/2006/math" xmlns:mc="http://schemas.openxmlformats.org/markup-compatibility/2006" xmlns:mo="http://schemas.microsoft.com/office/mac/office/2008/main" xmlns:mv="urn:schemas-microsoft-com:mac:vml" xmlns:o="urn:schemas-microsoft-com:office:office" xmlns:r="http://schemas.openxmlformats.org/officeDocument/2006/relationships" xmlns:v="urn:schemas-microsoft-com:vml" xmlns:w10="urn:schemas-microsoft-com:office:word" xmlns:w14="http://schemas.microsoft.com/office/word/2010/wordml" xmlns:w="http://schemas.openxmlformats.org/wordprocessingml/2006/main" xmlns:wne="http://schemas.microsoft.com/office/word/2006/wordml" xmlns:wp14="http://schemas.microsoft.com/office/word/2010/wordprocessingDrawing" xmlns:wp="http://schemas.openxmlformats.org/drawingml/2006/wordprocessingDrawing" xmlns:wpc="http://schemas.microsoft.com/office/word/2010/wordprocessingCanvas" xmlns:wpg="http://schemas.microsoft.com/office/word/2010/wordprocessingGroup" xmlns:wpi="http://schemas.microsoft.com/office/word/2010/wordprocessingInk" xmlns:wps="http://schemas.microsoft.com/office/word/2010/wordprocessingShape" mc:Ignorable="w14 wp14">
+  <w:p>
+    <w:pPr>
+      <w:pStyle w:val="Footer"/>
+      <w:jc w:val="center"/>
+    </w:pPr>
+    <w:r/>
+    <w:r>
+      <w:rPr>
+        <w:color w:val="666666"/>
+        <w:sz w:val="16"/>
+      </w:rPr>
+      <w:t xml:space="preserve">EVERYDAY ENGLISH REFLEX  •  Social Basics  •  page </w:t>
     </w:r>
     <w:r>
       <w:fldChar w:fldCharType="begin"/>

--- a/practical-everyday-english/restart/manuscript/EVERYDAY_ENGLISH_REFLEX_BOOK.docx
+++ b/practical-everyday-english/restart/manuscript/EVERYDAY_ENGLISH_REFLEX_BOOK.docx
@@ -122,7 +122,7 @@
           <w:color w:val="555555"/>
           <w:sz w:val="19"/>
         </w:rPr>
-        <w:t>Ms Lan arrives at a small clinic for an appointment. Mr David, the receptionist, checks her in and later calls her name from his list.</w:t>
+        <w:t>Mr David, a neighbour, is not yet sure of Ms Lan's name. Over a few short moments, he checks it, mishears it again, and finally gets it right.</w:t>
       </w:r>
       <w:r>
         <w:rPr>
@@ -131,97 +131,7 @@
           <w:color w:val="777777"/>
           <w:sz w:val="19"/>
         </w:rPr>
-        <w:t xml:space="preserve">  Chị Lan đến một phòng khám nhỏ để khám bệnh theo hẹn. Anh David, nhân viên lễ tân, làm thủ tục cho chị và sau đó gọi tên chị theo danh sách.</w:t>
-      </w:r>
-    </w:p>
-    <w:p>
-      <w:pPr>
-        <w:spacing w:after="160" w:line="312" w:lineRule="auto"/>
-      </w:pPr>
-      <w:r>
-        <w:rPr>
-          <w:rFonts w:ascii="Calibri" w:hAnsi="Calibri"/>
-          <w:b/>
-          <w:color w:val="1F3864"/>
-          <w:sz w:val="22"/>
-        </w:rPr>
-        <w:t xml:space="preserve">Ms Lan: </w:t>
-      </w:r>
-      <w:r>
-        <w:rPr>
-          <w:rFonts w:ascii="Calibri" w:hAnsi="Calibri"/>
-          <w:sz w:val="22"/>
-        </w:rPr>
-        <w:t xml:space="preserve">Excuse me. My name is Lan. I have an appointment today.  </w:t>
-      </w:r>
-      <w:r>
-        <w:rPr>
-          <w:rFonts w:ascii="Calibri" w:hAnsi="Calibri"/>
-          <w:i/>
-          <w:color w:val="3A3A3A"/>
-          <w:sz w:val="22"/>
-        </w:rPr>
-        <w:t>Xin lỗi anh. Tôi tên là Lan. Hôm nay tôi có hẹn khám.</w:t>
-      </w:r>
-    </w:p>
-    <w:p>
-      <w:pPr>
-        <w:spacing w:after="160" w:line="312" w:lineRule="auto"/>
-      </w:pPr>
-      <w:r>
-        <w:rPr>
-          <w:rFonts w:ascii="Calibri" w:hAnsi="Calibri"/>
-          <w:b/>
-          <w:color w:val="1F3864"/>
-          <w:sz w:val="22"/>
-        </w:rPr>
-        <w:t xml:space="preserve">Mr David: </w:t>
-      </w:r>
-      <w:r>
-        <w:rPr>
-          <w:rFonts w:ascii="Calibri" w:hAnsi="Calibri"/>
-          <w:sz w:val="22"/>
-        </w:rPr>
-        <w:t xml:space="preserve">Thank you, Lan. Please take a seat. I will call your name soon.  </w:t>
-      </w:r>
-      <w:r>
-        <w:rPr>
-          <w:rFonts w:ascii="Calibri" w:hAnsi="Calibri"/>
-          <w:i/>
-          <w:color w:val="3A3A3A"/>
-          <w:sz w:val="22"/>
-        </w:rPr>
-        <w:t>Cảm ơn chị Lan. Mời chị ngồi. Tôi sẽ gọi tên chị sớm thôi.</w:t>
-      </w:r>
-    </w:p>
-    <w:p>
-      <w:pPr>
-        <w:spacing w:after="160" w:line="312" w:lineRule="auto"/>
-      </w:pPr>
-      <w:r>
-        <w:rPr>
-          <w:rFonts w:ascii="Calibri" w:hAnsi="Calibri"/>
-          <w:b/>
-          <w:color w:val="1F3864"/>
-          <w:sz w:val="22"/>
-        </w:rPr>
-        <w:t xml:space="preserve">Ms Lan: </w:t>
-      </w:r>
-      <w:r>
-        <w:rPr>
-          <w:rFonts w:ascii="Calibri" w:hAnsi="Calibri"/>
-          <w:sz w:val="22"/>
-        </w:rPr>
-        <w:t xml:space="preserve">Thank you. I will sit down now.  </w:t>
-      </w:r>
-      <w:r>
-        <w:rPr>
-          <w:rFonts w:ascii="Calibri" w:hAnsi="Calibri"/>
-          <w:i/>
-          <w:color w:val="3A3A3A"/>
-          <w:sz w:val="22"/>
-        </w:rPr>
-        <w:t>Cảm ơn anh. Tôi sẽ ngồi xuống đây.</w:t>
+        <w:t xml:space="preserve">  Anh David, một người hàng xóm, chưa chắc tên của chị Lan. Qua vài lần gặp ngắn, anh hỏi lại, nghe nhầm thêm một lần nữa, rồi cuối cùng cũng nhớ đúng.</w:t>
       </w:r>
     </w:p>
     <w:p>
@@ -302,7 +212,7 @@
           <w:rFonts w:ascii="Calibri" w:hAnsi="Calibri"/>
           <w:sz w:val="22"/>
         </w:rPr>
-        <w:t xml:space="preserve">Sorry, Lan. Let me check the list again.  </w:t>
+        <w:t xml:space="preserve">Oh, sorry. Lan, not Nan.  </w:t>
       </w:r>
       <w:r>
         <w:rPr>
@@ -311,7 +221,7 @@
           <w:color w:val="3A3A3A"/>
           <w:sz w:val="22"/>
         </w:rPr>
-        <w:t>Xin lỗi chị Lan. Để tôi xem lại danh sách.</w:t>
+        <w:t>À, xin lỗi. Là Lan, không phải Nan.</w:t>
       </w:r>
     </w:p>
     <w:p>
@@ -332,7 +242,7 @@
           <w:rFonts w:ascii="Calibri" w:hAnsi="Calibri"/>
           <w:sz w:val="22"/>
         </w:rPr>
-        <w:t xml:space="preserve">That is fine. Lan, L, A, N.  </w:t>
+        <w:t xml:space="preserve">Yes, that is right. Lan.  </w:t>
       </w:r>
       <w:r>
         <w:rPr>
@@ -341,7 +251,7 @@
           <w:color w:val="3A3A3A"/>
           <w:sz w:val="22"/>
         </w:rPr>
-        <w:t>Không sao đâu. Lan, L, A, N.</w:t>
+        <w:t>Vâng, đúng vậy. Lan.</w:t>
       </w:r>
     </w:p>
     <w:p>
@@ -362,7 +272,7 @@
           <w:rFonts w:ascii="Calibri" w:hAnsi="Calibri"/>
           <w:sz w:val="22"/>
         </w:rPr>
-        <w:t xml:space="preserve">Thank you. Yes, I have your name here now. Lan Nguyen, is that correct?  </w:t>
+        <w:t xml:space="preserve">Thank you, Lan. I understand now.  </w:t>
       </w:r>
       <w:r>
         <w:rPr>
@@ -371,7 +281,7 @@
           <w:color w:val="3A3A3A"/>
           <w:sz w:val="22"/>
         </w:rPr>
-        <w:t>Cảm ơn chị. Vâng, giờ tôi thấy tên chị ở đây rồi. Lan Nguyen, có đúng vậy không ạ?</w:t>
+        <w:t>Cảm ơn chị Lan. Giờ tôi hiểu rồi.</w:t>
       </w:r>
     </w:p>
     <w:p>
@@ -392,7 +302,7 @@
           <w:rFonts w:ascii="Calibri" w:hAnsi="Calibri"/>
           <w:sz w:val="22"/>
         </w:rPr>
-        <w:t xml:space="preserve">Yes, that is correct. Thank you for checking. Is it my turn now?  </w:t>
+        <w:t xml:space="preserve">You are welcome.  </w:t>
       </w:r>
       <w:r>
         <w:rPr>
@@ -401,7 +311,7 @@
           <w:color w:val="3A3A3A"/>
           <w:sz w:val="22"/>
         </w:rPr>
-        <w:t>Vâng, đúng rồi. Cảm ơn anh đã kiểm tra lại. Đến lượt tôi chưa vậy?</w:t>
+        <w:t>Không có gì.</w:t>
       </w:r>
     </w:p>
     <w:p>
@@ -422,7 +332,7 @@
           <w:rFonts w:ascii="Calibri" w:hAnsi="Calibri"/>
           <w:sz w:val="22"/>
         </w:rPr>
-        <w:t xml:space="preserve">Not yet, Lan. There are two people before you.  </w:t>
+        <w:t xml:space="preserve">Lan! Lan!  </w:t>
       </w:r>
       <w:r>
         <w:rPr>
@@ -431,7 +341,7 @@
           <w:color w:val="3A3A3A"/>
           <w:sz w:val="22"/>
         </w:rPr>
-        <w:t>Chưa ạ, chị Lan. Còn hai người trước chị nữa.</w:t>
+        <w:t>Lan ơi! Lan ơi!</w:t>
       </w:r>
     </w:p>
     <w:p>
@@ -452,7 +362,7 @@
           <w:rFonts w:ascii="Calibri" w:hAnsi="Calibri"/>
           <w:sz w:val="22"/>
         </w:rPr>
-        <w:t xml:space="preserve">All right. Two people before me. I understand.  </w:t>
+        <w:t xml:space="preserve">Yes? That is me.  </w:t>
       </w:r>
       <w:r>
         <w:rPr>
@@ -461,7 +371,7 @@
           <w:color w:val="3A3A3A"/>
           <w:sz w:val="22"/>
         </w:rPr>
-        <w:t>Được rồi. Còn hai người trước tôi. Tôi hiểu rồi.</w:t>
+        <w:t>Dạ? Tôi đây.</w:t>
       </w:r>
     </w:p>
     <w:p>
@@ -482,7 +392,7 @@
           <w:rFonts w:ascii="Calibri" w:hAnsi="Calibri"/>
           <w:sz w:val="22"/>
         </w:rPr>
-        <w:t xml:space="preserve">Yes, please. Take a seat for a few more minutes.  </w:t>
+        <w:t xml:space="preserve">Sorry to call so loudly. Are you Lan?  </w:t>
       </w:r>
       <w:r>
         <w:rPr>
@@ -491,7 +401,7 @@
           <w:color w:val="3A3A3A"/>
           <w:sz w:val="22"/>
         </w:rPr>
-        <w:t>Vâng. Mời chị ngồi chờ thêm vài phút nữa.</w:t>
+        <w:t>Xin lỗi vì tôi gọi to vậy. Chị có phải là Lan không?</w:t>
       </w:r>
     </w:p>
     <w:p>
@@ -512,7 +422,7 @@
           <w:rFonts w:ascii="Calibri" w:hAnsi="Calibri"/>
           <w:sz w:val="22"/>
         </w:rPr>
-        <w:t xml:space="preserve">Thank you. I will wait a little longer.  </w:t>
+        <w:t xml:space="preserve">Yes, I am. Lan is my name.  </w:t>
       </w:r>
       <w:r>
         <w:rPr>
@@ -521,7 +431,7 @@
           <w:color w:val="3A3A3A"/>
           <w:sz w:val="22"/>
         </w:rPr>
-        <w:t>Cảm ơn anh. Tôi sẽ đợi thêm một chút.</w:t>
+        <w:t>Vâng, đúng vậy. Lan là tên tôi.</w:t>
       </w:r>
     </w:p>
     <w:p>
@@ -542,7 +452,7 @@
           <w:rFonts w:ascii="Calibri" w:hAnsi="Calibri"/>
           <w:sz w:val="22"/>
         </w:rPr>
-        <w:t xml:space="preserve">Lan? Lan, please?  </w:t>
+        <w:t xml:space="preserve">Thank you for confirming that.  </w:t>
       </w:r>
       <w:r>
         <w:rPr>
@@ -551,7 +461,7 @@
           <w:color w:val="3A3A3A"/>
           <w:sz w:val="22"/>
         </w:rPr>
-        <w:t>Lan? Mời chị Lan?</w:t>
+        <w:t>Cảm ơn chị đã xác nhận điều đó.</w:t>
       </w:r>
     </w:p>
     <w:p>
@@ -572,7 +482,7 @@
           <w:rFonts w:ascii="Calibri" w:hAnsi="Calibri"/>
           <w:sz w:val="22"/>
         </w:rPr>
-        <w:t xml:space="preserve">Yes, that is me. I am here.  </w:t>
+        <w:t xml:space="preserve">No problem at all, David.  </w:t>
       </w:r>
       <w:r>
         <w:rPr>
@@ -581,7 +491,7 @@
           <w:color w:val="3A3A3A"/>
           <w:sz w:val="22"/>
         </w:rPr>
-        <w:t>Vâng, tôi đây. Tôi ở đây.</w:t>
+        <w:t>Không sao cả, David.</w:t>
       </w:r>
     </w:p>
     <w:p>
@@ -602,7 +512,7 @@
           <w:rFonts w:ascii="Calibri" w:hAnsi="Calibri"/>
           <w:sz w:val="22"/>
         </w:rPr>
-        <w:t xml:space="preserve">Thank you for waiting, Lan. Please come this way.  </w:t>
+        <w:t xml:space="preserve">Hello. Is your name Lam?  </w:t>
       </w:r>
       <w:r>
         <w:rPr>
@@ -611,7 +521,7 @@
           <w:color w:val="3A3A3A"/>
           <w:sz w:val="22"/>
         </w:rPr>
-        <w:t>Cảm ơn chị đã chờ, chị Lan. Mời chị đi lối này.</w:t>
+        <w:t>Chào chị. Tên chị có phải là Lam không?</w:t>
       </w:r>
     </w:p>
     <w:p>
@@ -632,7 +542,7 @@
           <w:rFonts w:ascii="Calibri" w:hAnsi="Calibri"/>
           <w:sz w:val="22"/>
         </w:rPr>
-        <w:t xml:space="preserve">Thank you very much.  </w:t>
+        <w:t xml:space="preserve">Not quite. It is Lan, not Lam.  </w:t>
       </w:r>
       <w:r>
         <w:rPr>
@@ -641,7 +551,7 @@
           <w:color w:val="3A3A3A"/>
           <w:sz w:val="22"/>
         </w:rPr>
-        <w:t>Cảm ơn anh nhiều.</w:t>
+        <w:t>Chưa đúng lắm. Là Lan, không phải Lam.</w:t>
       </w:r>
     </w:p>
     <w:p>
@@ -662,7 +572,7 @@
           <w:rFonts w:ascii="Calibri" w:hAnsi="Calibri"/>
           <w:sz w:val="22"/>
         </w:rPr>
-        <w:t xml:space="preserve">You are welcome, Lan. The doctor is ready for you now.  </w:t>
+        <w:t xml:space="preserve">I see. Lan. Thank you for telling me again.  </w:t>
       </w:r>
       <w:r>
         <w:rPr>
@@ -671,7 +581,7 @@
           <w:color w:val="3A3A3A"/>
           <w:sz w:val="22"/>
         </w:rPr>
-        <w:t>Không có gì đâu, chị Lan. Bác sĩ đã sẵn sàng gặp chị rồi.</w:t>
+        <w:t>Tôi hiểu rồi. Lan. Cảm ơn chị đã nói lại lần nữa.</w:t>
       </w:r>
     </w:p>
     <w:p>
@@ -692,7 +602,7 @@
           <w:rFonts w:ascii="Calibri" w:hAnsi="Calibri"/>
           <w:sz w:val="22"/>
         </w:rPr>
-        <w:t xml:space="preserve">Wonderful. I am ready too.  </w:t>
+        <w:t xml:space="preserve">That is all right. Names are not always easy to remember.  </w:t>
       </w:r>
       <w:r>
         <w:rPr>
@@ -701,7 +611,7 @@
           <w:color w:val="3A3A3A"/>
           <w:sz w:val="22"/>
         </w:rPr>
-        <w:t>Tuyệt quá. Tôi cũng sẵn sàng rồi.</w:t>
+        <w:t>Không sao đâu. Tên gọi không phải lúc nào cũng dễ nhớ.</w:t>
       </w:r>
     </w:p>
     <w:p>
@@ -722,7 +632,7 @@
           <w:rFonts w:ascii="Calibri" w:hAnsi="Calibri"/>
           <w:sz w:val="22"/>
         </w:rPr>
-        <w:t xml:space="preserve">The doctor is in Room Two, on your left.  </w:t>
+        <w:t xml:space="preserve">Good morning, Lan! I remembered your name correctly today.  </w:t>
       </w:r>
       <w:r>
         <w:rPr>
@@ -731,7 +641,7 @@
           <w:color w:val="3A3A3A"/>
           <w:sz w:val="22"/>
         </w:rPr>
-        <w:t>Bác sĩ đang ở Phòng số Hai, phía bên trái chị đó.</w:t>
+        <w:t>Chào buổi sáng, Lan! Hôm nay tôi nhớ đúng tên chị rồi đó.</w:t>
       </w:r>
     </w:p>
     <w:p>
@@ -752,7 +662,7 @@
           <w:rFonts w:ascii="Calibri" w:hAnsi="Calibri"/>
           <w:sz w:val="22"/>
         </w:rPr>
-        <w:t xml:space="preserve">Room Two. Thank you for your help today.  </w:t>
+        <w:t xml:space="preserve">Well done, David! That is exactly right.  </w:t>
       </w:r>
       <w:r>
         <w:rPr>
@@ -761,7 +671,7 @@
           <w:color w:val="3A3A3A"/>
           <w:sz w:val="22"/>
         </w:rPr>
-        <w:t>Phòng số Hai. Cảm ơn anh đã giúp tôi hôm nay.</w:t>
+        <w:t>Giỏi lắm, David! Đúng chính xác luôn đó.</w:t>
       </w:r>
     </w:p>
     <w:p>
@@ -782,7 +692,7 @@
           <w:rFonts w:ascii="Calibri" w:hAnsi="Calibri"/>
           <w:sz w:val="22"/>
         </w:rPr>
-        <w:t xml:space="preserve">My pleasure, Lan. Have a good appointment.  </w:t>
+        <w:t xml:space="preserve">I am glad I remembered it now.  </w:t>
       </w:r>
       <w:r>
         <w:rPr>
@@ -791,7 +701,37 @@
           <w:color w:val="3A3A3A"/>
           <w:sz w:val="22"/>
         </w:rPr>
-        <w:t>Không có gì đâu, chị Lan. Chúc chị buổi khám tốt đẹp.</w:t>
+        <w:t>Tôi mừng vì giờ đã nhớ được rồi.</w:t>
+      </w:r>
+    </w:p>
+    <w:p>
+      <w:pPr>
+        <w:spacing w:after="160" w:line="312" w:lineRule="auto"/>
+      </w:pPr>
+      <w:r>
+        <w:rPr>
+          <w:rFonts w:ascii="Calibri" w:hAnsi="Calibri"/>
+          <w:b/>
+          <w:color w:val="1F3864"/>
+          <w:sz w:val="22"/>
+        </w:rPr>
+        <w:t xml:space="preserve">Ms Lan: </w:t>
+      </w:r>
+      <w:r>
+        <w:rPr>
+          <w:rFonts w:ascii="Calibri" w:hAnsi="Calibri"/>
+          <w:sz w:val="22"/>
+        </w:rPr>
+        <w:t xml:space="preserve">Me too. Thank you for trying.  </w:t>
+      </w:r>
+      <w:r>
+        <w:rPr>
+          <w:rFonts w:ascii="Calibri" w:hAnsi="Calibri"/>
+          <w:i/>
+          <w:color w:val="3A3A3A"/>
+          <w:sz w:val="22"/>
+        </w:rPr>
+        <w:t>Tôi cũng vậy. Cảm ơn anh đã cố gắng.</w:t>
       </w:r>
     </w:p>
     <w:p>
@@ -925,7 +865,7 @@
           <w:color w:val="555555"/>
           <w:sz w:val="19"/>
         </w:rPr>
-        <w:t>Ms Lan is walking to work in the morning. She sees her neighbour, Ms Emma, outside their building.</w:t>
+        <w:t>Ms Lan sees her neighbour, Ms Emma, twice in one day: once in the morning, and once again, by surprise, later on.</w:t>
       </w:r>
       <w:r>
         <w:rPr>
@@ -934,7 +874,7 @@
           <w:color w:val="777777"/>
           <w:sz w:val="19"/>
         </w:rPr>
-        <w:t xml:space="preserve">  Chị Lan đang đi bộ đến chỗ làm vào buổi sáng. Chị gặp Emma, hàng xóm của mình, ở ngoài tòa nhà.</w:t>
+        <w:t xml:space="preserve">  Chị Lan gặp Emma, hàng xóm của mình, hai lần trong một ngày: một lần vào buổi sáng, và một lần nữa, khá bất ngờ, sau đó.</w:t>
       </w:r>
     </w:p>
     <w:p>
@@ -985,7 +925,7 @@
           <w:rFonts w:ascii="Calibri" w:hAnsi="Calibri"/>
           <w:sz w:val="22"/>
         </w:rPr>
-        <w:t xml:space="preserve">Good morning, Lan! It is a lovely day today.  </w:t>
+        <w:t xml:space="preserve">Good morning, Lan!  </w:t>
       </w:r>
       <w:r>
         <w:rPr>
@@ -994,7 +934,7 @@
           <w:color w:val="3A3A3A"/>
           <w:sz w:val="22"/>
         </w:rPr>
-        <w:t>Chào buổi sáng, Lan! Hôm nay trời đẹp quá.</w:t>
+        <w:t>Chào buổi sáng, Lan!</w:t>
       </w:r>
     </w:p>
     <w:p>
@@ -1015,7 +955,7 @@
           <w:rFonts w:ascii="Calibri" w:hAnsi="Calibri"/>
           <w:sz w:val="22"/>
         </w:rPr>
-        <w:t xml:space="preserve">Yes, it is. The weather is very nice for a walk.  </w:t>
+        <w:t xml:space="preserve">How are you today?  </w:t>
       </w:r>
       <w:r>
         <w:rPr>
@@ -1024,7 +964,7 @@
           <w:color w:val="3A3A3A"/>
           <w:sz w:val="22"/>
         </w:rPr>
-        <w:t>Vâng, đúng vậy. Thời tiết thế này đi bộ rất thích.</w:t>
+        <w:t>Hôm nay chị khỏe không?</w:t>
       </w:r>
     </w:p>
     <w:p>
@@ -1045,67 +985,7 @@
           <w:rFonts w:ascii="Calibri" w:hAnsi="Calibri"/>
           <w:sz w:val="22"/>
         </w:rPr>
-        <w:t xml:space="preserve">I agree. I love mornings like this.  </w:t>
-      </w:r>
-      <w:r>
-        <w:rPr>
-          <w:rFonts w:ascii="Calibri" w:hAnsi="Calibri"/>
-          <w:i/>
-          <w:color w:val="3A3A3A"/>
-          <w:sz w:val="22"/>
-        </w:rPr>
-        <w:t>Tôi cũng thấy vậy. Tôi thích những buổi sáng như thế này.</w:t>
-      </w:r>
-    </w:p>
-    <w:p>
-      <w:pPr>
-        <w:spacing w:after="160" w:line="312" w:lineRule="auto"/>
-      </w:pPr>
-      <w:r>
-        <w:rPr>
-          <w:rFonts w:ascii="Calibri" w:hAnsi="Calibri"/>
-          <w:b/>
-          <w:color w:val="1F3864"/>
-          <w:sz w:val="22"/>
-        </w:rPr>
-        <w:t xml:space="preserve">Ms Lan: </w:t>
-      </w:r>
-      <w:r>
-        <w:rPr>
-          <w:rFonts w:ascii="Calibri" w:hAnsi="Calibri"/>
-          <w:sz w:val="22"/>
-        </w:rPr>
-        <w:t xml:space="preserve">How are you this morning?  </w:t>
-      </w:r>
-      <w:r>
-        <w:rPr>
-          <w:rFonts w:ascii="Calibri" w:hAnsi="Calibri"/>
-          <w:i/>
-          <w:color w:val="3A3A3A"/>
-          <w:sz w:val="22"/>
-        </w:rPr>
-        <w:t>Sáng nay chị khỏe không?</w:t>
-      </w:r>
-    </w:p>
-    <w:p>
-      <w:pPr>
-        <w:spacing w:after="160" w:line="312" w:lineRule="auto"/>
-      </w:pPr>
-      <w:r>
-        <w:rPr>
-          <w:rFonts w:ascii="Calibri" w:hAnsi="Calibri"/>
-          <w:b/>
-          <w:color w:val="1F3864"/>
-          <w:sz w:val="22"/>
-        </w:rPr>
-        <w:t xml:space="preserve">Ms Emma: </w:t>
-      </w:r>
-      <w:r>
-        <w:rPr>
-          <w:rFonts w:ascii="Calibri" w:hAnsi="Calibri"/>
-          <w:sz w:val="22"/>
-        </w:rPr>
-        <w:t xml:space="preserve">I am very well, thank you. And how are you?  </w:t>
+        <w:t xml:space="preserve">I am fine, thank you. And you?  </w:t>
       </w:r>
       <w:r>
         <w:rPr>
@@ -1135,7 +1015,7 @@
           <w:rFonts w:ascii="Calibri" w:hAnsi="Calibri"/>
           <w:sz w:val="22"/>
         </w:rPr>
-        <w:t xml:space="preserve">I am fine too, thank you. I am a little tired, but fine.  </w:t>
+        <w:t xml:space="preserve">I am fine too, thank you.  </w:t>
       </w:r>
       <w:r>
         <w:rPr>
@@ -1144,7 +1024,7 @@
           <w:color w:val="3A3A3A"/>
           <w:sz w:val="22"/>
         </w:rPr>
-        <w:t>Tôi cũng khỏe, cảm ơn chị. Tôi hơi mệt một chút, nhưng vẫn ổn.</w:t>
+        <w:t>Tôi cũng khỏe, cảm ơn chị.</w:t>
       </w:r>
     </w:p>
     <w:p>
@@ -1165,7 +1045,7 @@
           <w:rFonts w:ascii="Calibri" w:hAnsi="Calibri"/>
           <w:sz w:val="22"/>
         </w:rPr>
-        <w:t xml:space="preserve">Oh dear. Are you going to work now?  </w:t>
+        <w:t xml:space="preserve">Good. See you again later, Lan.  </w:t>
       </w:r>
       <w:r>
         <w:rPr>
@@ -1174,7 +1054,7 @@
           <w:color w:val="3A3A3A"/>
           <w:sz w:val="22"/>
         </w:rPr>
-        <w:t>Ôi vậy à. Chị đang đi làm bây giờ à?</w:t>
+        <w:t>Tốt rồi. Lát nữa gặp lại chị nhé, Lan.</w:t>
       </w:r>
     </w:p>
     <w:p>
@@ -1195,7 +1075,7 @@
           <w:rFonts w:ascii="Calibri" w:hAnsi="Calibri"/>
           <w:sz w:val="22"/>
         </w:rPr>
-        <w:t xml:space="preserve">Yes, I am. Are you going to work too?  </w:t>
+        <w:t xml:space="preserve">See you later, Emma.  </w:t>
       </w:r>
       <w:r>
         <w:rPr>
@@ -1204,7 +1084,7 @@
           <w:color w:val="3A3A3A"/>
           <w:sz w:val="22"/>
         </w:rPr>
-        <w:t>Vâng, đúng vậy. Chị cũng đang đi làm à?</w:t>
+        <w:t>Lát nữa gặp lại, Emma.</w:t>
       </w:r>
     </w:p>
     <w:p>
@@ -1225,7 +1105,7 @@
           <w:rFonts w:ascii="Calibri" w:hAnsi="Calibri"/>
           <w:sz w:val="22"/>
         </w:rPr>
-        <w:t xml:space="preserve">Yes, I am. My office is not far from here.  </w:t>
+        <w:t xml:space="preserve">Hi, Lan! I did not expect to see you again so soon.  </w:t>
       </w:r>
       <w:r>
         <w:rPr>
@@ -1234,7 +1114,7 @@
           <w:color w:val="3A3A3A"/>
           <w:sz w:val="22"/>
         </w:rPr>
-        <w:t>Vâng. Văn phòng tôi không xa đây lắm.</w:t>
+        <w:t>Ơ, chào chị! Tôi không ngờ lại gặp chị sớm vậy.</w:t>
       </w:r>
     </w:p>
     <w:p>
@@ -1255,7 +1135,7 @@
           <w:rFonts w:ascii="Calibri" w:hAnsi="Calibri"/>
           <w:sz w:val="22"/>
         </w:rPr>
-        <w:t xml:space="preserve">That is good. Mine is a little further away, near the station.  </w:t>
+        <w:t xml:space="preserve">Hi, Emma! Yes, what a nice surprise.  </w:t>
       </w:r>
       <w:r>
         <w:rPr>
@@ -1264,7 +1144,7 @@
           <w:color w:val="3A3A3A"/>
           <w:sz w:val="22"/>
         </w:rPr>
-        <w:t>Vậy tốt quá. Của tôi thì xa hơn một chút, gần ga tàu.</w:t>
+        <w:t>Chào chị! Vâng, bất ngờ quá đi.</w:t>
       </w:r>
     </w:p>
     <w:p>
@@ -1285,7 +1165,7 @@
           <w:rFonts w:ascii="Calibri" w:hAnsi="Calibri"/>
           <w:sz w:val="22"/>
         </w:rPr>
-        <w:t xml:space="preserve">I see. Well, I must go now. Have a good day at work, Lan.  </w:t>
+        <w:t xml:space="preserve">Hello again. It is good to see you.  </w:t>
       </w:r>
       <w:r>
         <w:rPr>
@@ -1294,7 +1174,7 @@
           <w:color w:val="3A3A3A"/>
           <w:sz w:val="22"/>
         </w:rPr>
-        <w:t>Ra vậy. Thôi, tôi phải đi đây. Chúc chị một ngày làm việc tốt lành, Lan.</w:t>
+        <w:t>Lại chào chị lần nữa. Vui vì gặp lại chị.</w:t>
       </w:r>
     </w:p>
     <w:p>
@@ -1315,7 +1195,7 @@
           <w:rFonts w:ascii="Calibri" w:hAnsi="Calibri"/>
           <w:sz w:val="22"/>
         </w:rPr>
-        <w:t xml:space="preserve">Thank you, Emma. Have a good day too.  </w:t>
+        <w:t xml:space="preserve">It is good to see you too.  </w:t>
       </w:r>
       <w:r>
         <w:rPr>
@@ -1324,7 +1204,7 @@
           <w:color w:val="3A3A3A"/>
           <w:sz w:val="22"/>
         </w:rPr>
-        <w:t>Cảm ơn Emma. Chúc chị cũng có một ngày tốt lành.</w:t>
+        <w:t>Tôi cũng vậy.</w:t>
       </w:r>
     </w:p>
     <w:p>
@@ -1345,7 +1225,7 @@
           <w:rFonts w:ascii="Calibri" w:hAnsi="Calibri"/>
           <w:sz w:val="22"/>
         </w:rPr>
-        <w:t xml:space="preserve">Thank you. See you tomorrow morning, maybe.  </w:t>
+        <w:t xml:space="preserve">Twice in one day! That does not happen often.  </w:t>
       </w:r>
       <w:r>
         <w:rPr>
@@ -1354,7 +1234,7 @@
           <w:color w:val="3A3A3A"/>
           <w:sz w:val="22"/>
         </w:rPr>
-        <w:t>Cảm ơn chị. Có khi mai gặp lại chị nhé.</w:t>
+        <w:t>Gặp hai lần trong một ngày luôn! Chuyện này đâu có thường xảy ra.</w:t>
       </w:r>
     </w:p>
     <w:p>
@@ -1375,7 +1255,7 @@
           <w:rFonts w:ascii="Calibri" w:hAnsi="Calibri"/>
           <w:sz w:val="22"/>
         </w:rPr>
-        <w:t xml:space="preserve">Yes, see you tomorrow. Goodbye, Emma!  </w:t>
+        <w:t xml:space="preserve">No, it does not. What a lucky day.  </w:t>
       </w:r>
       <w:r>
         <w:rPr>
@@ -1384,7 +1264,7 @@
           <w:color w:val="3A3A3A"/>
           <w:sz w:val="22"/>
         </w:rPr>
-        <w:t>Vâng, hẹn gặp lại. Tạm biệt Emma!</w:t>
+        <w:t>Đúng vậy đó. Hôm nay may mắn ghê.</w:t>
       </w:r>
     </w:p>
     <w:p>
@@ -1405,7 +1285,7 @@
           <w:rFonts w:ascii="Calibri" w:hAnsi="Calibri"/>
           <w:sz w:val="22"/>
         </w:rPr>
-        <w:t xml:space="preserve">Goodbye, Lan! Take care.  </w:t>
+        <w:t xml:space="preserve">It really is. Take care, Lan.  </w:t>
       </w:r>
       <w:r>
         <w:rPr>
@@ -1414,7 +1294,7 @@
           <w:color w:val="3A3A3A"/>
           <w:sz w:val="22"/>
         </w:rPr>
-        <w:t>Tạm biệt Lan! Chị đi cẩn thận nhé.</w:t>
+        <w:t>Đúng thật. Chị đi cẩn thận nhé, Lan.</w:t>
       </w:r>
     </w:p>
     <w:p>
@@ -1435,7 +1315,7 @@
           <w:rFonts w:ascii="Calibri" w:hAnsi="Calibri"/>
           <w:sz w:val="22"/>
         </w:rPr>
-        <w:t xml:space="preserve">Hi, Emma! I did not expect to see you again today.  </w:t>
+        <w:t xml:space="preserve">You too, Emma.  </w:t>
       </w:r>
       <w:r>
         <w:rPr>
@@ -1444,187 +1324,7 @@
           <w:color w:val="3A3A3A"/>
           <w:sz w:val="22"/>
         </w:rPr>
-        <w:t>Ơ, Emma! Chị không nghĩ là gặp lại chị hôm nay đó.</w:t>
-      </w:r>
-    </w:p>
-    <w:p>
-      <w:pPr>
-        <w:spacing w:after="160" w:line="312" w:lineRule="auto"/>
-      </w:pPr>
-      <w:r>
-        <w:rPr>
-          <w:rFonts w:ascii="Calibri" w:hAnsi="Calibri"/>
-          <w:b/>
-          <w:color w:val="1F3864"/>
-          <w:sz w:val="22"/>
-        </w:rPr>
-        <w:t xml:space="preserve">Ms Emma: </w:t>
-      </w:r>
-      <w:r>
-        <w:rPr>
-          <w:rFonts w:ascii="Calibri" w:hAnsi="Calibri"/>
-          <w:sz w:val="22"/>
-        </w:rPr>
-        <w:t xml:space="preserve">Oh, hi, Lan! Good evening. I am just walking home.  </w:t>
-      </w:r>
-      <w:r>
-        <w:rPr>
-          <w:rFonts w:ascii="Calibri" w:hAnsi="Calibri"/>
-          <w:i/>
-          <w:color w:val="3A3A3A"/>
-          <w:sz w:val="22"/>
-        </w:rPr>
-        <w:t>Ơ, chào chị! Chào buổi tối. Tôi đang đi bộ về nhà thôi.</w:t>
-      </w:r>
-    </w:p>
-    <w:p>
-      <w:pPr>
-        <w:spacing w:after="160" w:line="312" w:lineRule="auto"/>
-      </w:pPr>
-      <w:r>
-        <w:rPr>
-          <w:rFonts w:ascii="Calibri" w:hAnsi="Calibri"/>
-          <w:b/>
-          <w:color w:val="1F3864"/>
-          <w:sz w:val="22"/>
-        </w:rPr>
-        <w:t xml:space="preserve">Ms Lan: </w:t>
-      </w:r>
-      <w:r>
-        <w:rPr>
-          <w:rFonts w:ascii="Calibri" w:hAnsi="Calibri"/>
-          <w:sz w:val="22"/>
-        </w:rPr>
-        <w:t xml:space="preserve">Good evening. How was your day at work?  </w:t>
-      </w:r>
-      <w:r>
-        <w:rPr>
-          <w:rFonts w:ascii="Calibri" w:hAnsi="Calibri"/>
-          <w:i/>
-          <w:color w:val="3A3A3A"/>
-          <w:sz w:val="22"/>
-        </w:rPr>
-        <w:t>Chào buổi tối chị. Ngày làm việc của chị thế nào?</w:t>
-      </w:r>
-    </w:p>
-    <w:p>
-      <w:pPr>
-        <w:spacing w:after="160" w:line="312" w:lineRule="auto"/>
-      </w:pPr>
-      <w:r>
-        <w:rPr>
-          <w:rFonts w:ascii="Calibri" w:hAnsi="Calibri"/>
-          <w:b/>
-          <w:color w:val="1F3864"/>
-          <w:sz w:val="22"/>
-        </w:rPr>
-        <w:t xml:space="preserve">Ms Emma: </w:t>
-      </w:r>
-      <w:r>
-        <w:rPr>
-          <w:rFonts w:ascii="Calibri" w:hAnsi="Calibri"/>
-          <w:sz w:val="22"/>
-        </w:rPr>
-        <w:t xml:space="preserve">It was busy, but good, thank you. And yours?  </w:t>
-      </w:r>
-      <w:r>
-        <w:rPr>
-          <w:rFonts w:ascii="Calibri" w:hAnsi="Calibri"/>
-          <w:i/>
-          <w:color w:val="3A3A3A"/>
-          <w:sz w:val="22"/>
-        </w:rPr>
-        <w:t>Cũng bận, nhưng ổn, cảm ơn chị. Còn chị thì sao?</w:t>
-      </w:r>
-    </w:p>
-    <w:p>
-      <w:pPr>
-        <w:spacing w:after="160" w:line="312" w:lineRule="auto"/>
-      </w:pPr>
-      <w:r>
-        <w:rPr>
-          <w:rFonts w:ascii="Calibri" w:hAnsi="Calibri"/>
-          <w:b/>
-          <w:color w:val="1F3864"/>
-          <w:sz w:val="22"/>
-        </w:rPr>
-        <w:t xml:space="preserve">Ms Lan: </w:t>
-      </w:r>
-      <w:r>
-        <w:rPr>
-          <w:rFonts w:ascii="Calibri" w:hAnsi="Calibri"/>
-          <w:sz w:val="22"/>
-        </w:rPr>
-        <w:t xml:space="preserve">Mine was good too. I am glad it is the evening now.  </w:t>
-      </w:r>
-      <w:r>
-        <w:rPr>
-          <w:rFonts w:ascii="Calibri" w:hAnsi="Calibri"/>
-          <w:i/>
-          <w:color w:val="3A3A3A"/>
-          <w:sz w:val="22"/>
-        </w:rPr>
-        <w:t>Của tôi cũng ổn. Tôi mừng là đã đến buổi tối rồi.</w:t>
-      </w:r>
-    </w:p>
-    <w:p>
-      <w:pPr>
-        <w:spacing w:after="160" w:line="312" w:lineRule="auto"/>
-      </w:pPr>
-      <w:r>
-        <w:rPr>
-          <w:rFonts w:ascii="Calibri" w:hAnsi="Calibri"/>
-          <w:b/>
-          <w:color w:val="1F3864"/>
-          <w:sz w:val="22"/>
-        </w:rPr>
-        <w:t xml:space="preserve">Ms Emma: </w:t>
-      </w:r>
-      <w:r>
-        <w:rPr>
-          <w:rFonts w:ascii="Calibri" w:hAnsi="Calibri"/>
-          <w:sz w:val="22"/>
-        </w:rPr>
-        <w:t xml:space="preserve">Me too. Good night, Lan. Sleep well.  </w:t>
-      </w:r>
-      <w:r>
-        <w:rPr>
-          <w:rFonts w:ascii="Calibri" w:hAnsi="Calibri"/>
-          <w:i/>
-          <w:color w:val="3A3A3A"/>
-          <w:sz w:val="22"/>
-        </w:rPr>
-        <w:t>Tôi cũng vậy. Chúc chị ngủ ngon, Lan.</w:t>
-      </w:r>
-    </w:p>
-    <w:p>
-      <w:pPr>
-        <w:spacing w:after="160" w:line="312" w:lineRule="auto"/>
-      </w:pPr>
-      <w:r>
-        <w:rPr>
-          <w:rFonts w:ascii="Calibri" w:hAnsi="Calibri"/>
-          <w:b/>
-          <w:color w:val="1F3864"/>
-          <w:sz w:val="22"/>
-        </w:rPr>
-        <w:t xml:space="preserve">Ms Lan: </w:t>
-      </w:r>
-      <w:r>
-        <w:rPr>
-          <w:rFonts w:ascii="Calibri" w:hAnsi="Calibri"/>
-          <w:sz w:val="22"/>
-        </w:rPr>
-        <w:t xml:space="preserve">Good night, Emma. See you soon.  </w:t>
-      </w:r>
-      <w:r>
-        <w:rPr>
-          <w:rFonts w:ascii="Calibri" w:hAnsi="Calibri"/>
-          <w:i/>
-          <w:color w:val="3A3A3A"/>
-          <w:sz w:val="22"/>
-        </w:rPr>
-        <w:t>Chúc chị ngủ ngon, Emma. Hẹn gặp lại sớm nhé.</w:t>
+        <w:t>Chị cũng vậy, Emma.</w:t>
       </w:r>
     </w:p>
     <w:sectPr>

--- a/practical-everyday-english/restart/manuscript/EVERYDAY_ENGLISH_REFLEX_BOOK.docx
+++ b/practical-everyday-english/restart/manuscript/EVERYDAY_ENGLISH_REFLEX_BOOK.docx
@@ -122,7 +122,7 @@
           <w:color w:val="555555"/>
           <w:sz w:val="19"/>
         </w:rPr>
-        <w:t>Mr David, a neighbour, is not yet sure of Ms Lan's name. Over a few short moments, he checks it, mishears it again, and finally gets it right.</w:t>
+        <w:t>Mr David, a neighbour, checks Ms Lan's name. A little later, he calls her name from across the street.</w:t>
       </w:r>
       <w:r>
         <w:rPr>
@@ -131,7 +131,7 @@
           <w:color w:val="777777"/>
           <w:sz w:val="19"/>
         </w:rPr>
-        <w:t xml:space="preserve">  Anh David, một người hàng xóm, chưa chắc tên của chị Lan. Qua vài lần gặp ngắn, anh hỏi lại, nghe nhầm thêm một lần nữa, rồi cuối cùng cũng nhớ đúng.</w:t>
+        <w:t xml:space="preserve">  Anh David, một người hàng xóm, hỏi lại tên của chị Lan. Một lúc sau, anh gọi tên chị từ bên kia đường.</w:t>
       </w:r>
     </w:p>
     <w:p>
@@ -182,7 +182,7 @@
           <w:rFonts w:ascii="Calibri" w:hAnsi="Calibri"/>
           <w:sz w:val="22"/>
         </w:rPr>
-        <w:t xml:space="preserve">No, that is not right. My name is Lan.  </w:t>
+        <w:t xml:space="preserve">No. My name is Lan.  </w:t>
       </w:r>
       <w:r>
         <w:rPr>
@@ -191,7 +191,7 @@
           <w:color w:val="3A3A3A"/>
           <w:sz w:val="22"/>
         </w:rPr>
-        <w:t>Không phải đâu ạ. Tên tôi là Lan.</w:t>
+        <w:t>Không phải. Tên tôi là Lan.</w:t>
       </w:r>
     </w:p>
     <w:p>
@@ -212,7 +212,7 @@
           <w:rFonts w:ascii="Calibri" w:hAnsi="Calibri"/>
           <w:sz w:val="22"/>
         </w:rPr>
-        <w:t xml:space="preserve">Oh, sorry. Lan, not Nan.  </w:t>
+        <w:t xml:space="preserve">Oh, sorry. Lan.  </w:t>
       </w:r>
       <w:r>
         <w:rPr>
@@ -221,7 +221,7 @@
           <w:color w:val="3A3A3A"/>
           <w:sz w:val="22"/>
         </w:rPr>
-        <w:t>À, xin lỗi. Là Lan, không phải Nan.</w:t>
+        <w:t>À, xin lỗi. Lan.</w:t>
       </w:r>
     </w:p>
     <w:p>
@@ -242,7 +242,7 @@
           <w:rFonts w:ascii="Calibri" w:hAnsi="Calibri"/>
           <w:sz w:val="22"/>
         </w:rPr>
-        <w:t xml:space="preserve">Yes, that is right. Lan.  </w:t>
+        <w:t xml:space="preserve">Yes, that is right.  </w:t>
       </w:r>
       <w:r>
         <w:rPr>
@@ -251,7 +251,7 @@
           <w:color w:val="3A3A3A"/>
           <w:sz w:val="22"/>
         </w:rPr>
-        <w:t>Vâng, đúng vậy. Lan.</w:t>
+        <w:t>Vâng, đúng rồi.</w:t>
       </w:r>
     </w:p>
     <w:p>
@@ -272,7 +272,7 @@
           <w:rFonts w:ascii="Calibri" w:hAnsi="Calibri"/>
           <w:sz w:val="22"/>
         </w:rPr>
-        <w:t xml:space="preserve">Thank you, Lan. I understand now.  </w:t>
+        <w:t xml:space="preserve">Thank you, Lan.  </w:t>
       </w:r>
       <w:r>
         <w:rPr>
@@ -281,7 +281,7 @@
           <w:color w:val="3A3A3A"/>
           <w:sz w:val="22"/>
         </w:rPr>
-        <w:t>Cảm ơn chị Lan. Giờ tôi hiểu rồi.</w:t>
+        <w:t>Cảm ơn chị Lan.</w:t>
       </w:r>
     </w:p>
     <w:p>
@@ -392,7 +392,7 @@
           <w:rFonts w:ascii="Calibri" w:hAnsi="Calibri"/>
           <w:sz w:val="22"/>
         </w:rPr>
-        <w:t xml:space="preserve">Sorry to call so loudly. Are you Lan?  </w:t>
+        <w:t xml:space="preserve">Are you Lan?  </w:t>
       </w:r>
       <w:r>
         <w:rPr>
@@ -401,7 +401,7 @@
           <w:color w:val="3A3A3A"/>
           <w:sz w:val="22"/>
         </w:rPr>
-        <w:t>Xin lỗi vì tôi gọi to vậy. Chị có phải là Lan không?</w:t>
+        <w:t>Chị có phải là Lan không?</w:t>
       </w:r>
     </w:p>
     <w:p>
@@ -422,7 +422,7 @@
           <w:rFonts w:ascii="Calibri" w:hAnsi="Calibri"/>
           <w:sz w:val="22"/>
         </w:rPr>
-        <w:t xml:space="preserve">Yes, I am. Lan is my name.  </w:t>
+        <w:t xml:space="preserve">Yes, I am.  </w:t>
       </w:r>
       <w:r>
         <w:rPr>
@@ -431,307 +431,7 @@
           <w:color w:val="3A3A3A"/>
           <w:sz w:val="22"/>
         </w:rPr>
-        <w:t>Vâng, đúng vậy. Lan là tên tôi.</w:t>
-      </w:r>
-    </w:p>
-    <w:p>
-      <w:pPr>
-        <w:spacing w:after="160" w:line="312" w:lineRule="auto"/>
-      </w:pPr>
-      <w:r>
-        <w:rPr>
-          <w:rFonts w:ascii="Calibri" w:hAnsi="Calibri"/>
-          <w:b/>
-          <w:color w:val="1F3864"/>
-          <w:sz w:val="22"/>
-        </w:rPr>
-        <w:t xml:space="preserve">Mr David: </w:t>
-      </w:r>
-      <w:r>
-        <w:rPr>
-          <w:rFonts w:ascii="Calibri" w:hAnsi="Calibri"/>
-          <w:sz w:val="22"/>
-        </w:rPr>
-        <w:t xml:space="preserve">Thank you for confirming that.  </w:t>
-      </w:r>
-      <w:r>
-        <w:rPr>
-          <w:rFonts w:ascii="Calibri" w:hAnsi="Calibri"/>
-          <w:i/>
-          <w:color w:val="3A3A3A"/>
-          <w:sz w:val="22"/>
-        </w:rPr>
-        <w:t>Cảm ơn chị đã xác nhận điều đó.</w:t>
-      </w:r>
-    </w:p>
-    <w:p>
-      <w:pPr>
-        <w:spacing w:after="160" w:line="312" w:lineRule="auto"/>
-      </w:pPr>
-      <w:r>
-        <w:rPr>
-          <w:rFonts w:ascii="Calibri" w:hAnsi="Calibri"/>
-          <w:b/>
-          <w:color w:val="1F3864"/>
-          <w:sz w:val="22"/>
-        </w:rPr>
-        <w:t xml:space="preserve">Ms Lan: </w:t>
-      </w:r>
-      <w:r>
-        <w:rPr>
-          <w:rFonts w:ascii="Calibri" w:hAnsi="Calibri"/>
-          <w:sz w:val="22"/>
-        </w:rPr>
-        <w:t xml:space="preserve">No problem at all, David.  </w:t>
-      </w:r>
-      <w:r>
-        <w:rPr>
-          <w:rFonts w:ascii="Calibri" w:hAnsi="Calibri"/>
-          <w:i/>
-          <w:color w:val="3A3A3A"/>
-          <w:sz w:val="22"/>
-        </w:rPr>
-        <w:t>Không sao cả, David.</w:t>
-      </w:r>
-    </w:p>
-    <w:p>
-      <w:pPr>
-        <w:spacing w:after="160" w:line="312" w:lineRule="auto"/>
-      </w:pPr>
-      <w:r>
-        <w:rPr>
-          <w:rFonts w:ascii="Calibri" w:hAnsi="Calibri"/>
-          <w:b/>
-          <w:color w:val="1F3864"/>
-          <w:sz w:val="22"/>
-        </w:rPr>
-        <w:t xml:space="preserve">Mr David: </w:t>
-      </w:r>
-      <w:r>
-        <w:rPr>
-          <w:rFonts w:ascii="Calibri" w:hAnsi="Calibri"/>
-          <w:sz w:val="22"/>
-        </w:rPr>
-        <w:t xml:space="preserve">Hello. Is your name Lam?  </w:t>
-      </w:r>
-      <w:r>
-        <w:rPr>
-          <w:rFonts w:ascii="Calibri" w:hAnsi="Calibri"/>
-          <w:i/>
-          <w:color w:val="3A3A3A"/>
-          <w:sz w:val="22"/>
-        </w:rPr>
-        <w:t>Chào chị. Tên chị có phải là Lam không?</w:t>
-      </w:r>
-    </w:p>
-    <w:p>
-      <w:pPr>
-        <w:spacing w:after="160" w:line="312" w:lineRule="auto"/>
-      </w:pPr>
-      <w:r>
-        <w:rPr>
-          <w:rFonts w:ascii="Calibri" w:hAnsi="Calibri"/>
-          <w:b/>
-          <w:color w:val="1F3864"/>
-          <w:sz w:val="22"/>
-        </w:rPr>
-        <w:t xml:space="preserve">Ms Lan: </w:t>
-      </w:r>
-      <w:r>
-        <w:rPr>
-          <w:rFonts w:ascii="Calibri" w:hAnsi="Calibri"/>
-          <w:sz w:val="22"/>
-        </w:rPr>
-        <w:t xml:space="preserve">Not quite. It is Lan, not Lam.  </w:t>
-      </w:r>
-      <w:r>
-        <w:rPr>
-          <w:rFonts w:ascii="Calibri" w:hAnsi="Calibri"/>
-          <w:i/>
-          <w:color w:val="3A3A3A"/>
-          <w:sz w:val="22"/>
-        </w:rPr>
-        <w:t>Chưa đúng lắm. Là Lan, không phải Lam.</w:t>
-      </w:r>
-    </w:p>
-    <w:p>
-      <w:pPr>
-        <w:spacing w:after="160" w:line="312" w:lineRule="auto"/>
-      </w:pPr>
-      <w:r>
-        <w:rPr>
-          <w:rFonts w:ascii="Calibri" w:hAnsi="Calibri"/>
-          <w:b/>
-          <w:color w:val="1F3864"/>
-          <w:sz w:val="22"/>
-        </w:rPr>
-        <w:t xml:space="preserve">Mr David: </w:t>
-      </w:r>
-      <w:r>
-        <w:rPr>
-          <w:rFonts w:ascii="Calibri" w:hAnsi="Calibri"/>
-          <w:sz w:val="22"/>
-        </w:rPr>
-        <w:t xml:space="preserve">I see. Lan. Thank you for telling me again.  </w:t>
-      </w:r>
-      <w:r>
-        <w:rPr>
-          <w:rFonts w:ascii="Calibri" w:hAnsi="Calibri"/>
-          <w:i/>
-          <w:color w:val="3A3A3A"/>
-          <w:sz w:val="22"/>
-        </w:rPr>
-        <w:t>Tôi hiểu rồi. Lan. Cảm ơn chị đã nói lại lần nữa.</w:t>
-      </w:r>
-    </w:p>
-    <w:p>
-      <w:pPr>
-        <w:spacing w:after="160" w:line="312" w:lineRule="auto"/>
-      </w:pPr>
-      <w:r>
-        <w:rPr>
-          <w:rFonts w:ascii="Calibri" w:hAnsi="Calibri"/>
-          <w:b/>
-          <w:color w:val="1F3864"/>
-          <w:sz w:val="22"/>
-        </w:rPr>
-        <w:t xml:space="preserve">Ms Lan: </w:t>
-      </w:r>
-      <w:r>
-        <w:rPr>
-          <w:rFonts w:ascii="Calibri" w:hAnsi="Calibri"/>
-          <w:sz w:val="22"/>
-        </w:rPr>
-        <w:t xml:space="preserve">That is all right. Names are not always easy to remember.  </w:t>
-      </w:r>
-      <w:r>
-        <w:rPr>
-          <w:rFonts w:ascii="Calibri" w:hAnsi="Calibri"/>
-          <w:i/>
-          <w:color w:val="3A3A3A"/>
-          <w:sz w:val="22"/>
-        </w:rPr>
-        <w:t>Không sao đâu. Tên gọi không phải lúc nào cũng dễ nhớ.</w:t>
-      </w:r>
-    </w:p>
-    <w:p>
-      <w:pPr>
-        <w:spacing w:after="160" w:line="312" w:lineRule="auto"/>
-      </w:pPr>
-      <w:r>
-        <w:rPr>
-          <w:rFonts w:ascii="Calibri" w:hAnsi="Calibri"/>
-          <w:b/>
-          <w:color w:val="1F3864"/>
-          <w:sz w:val="22"/>
-        </w:rPr>
-        <w:t xml:space="preserve">Mr David: </w:t>
-      </w:r>
-      <w:r>
-        <w:rPr>
-          <w:rFonts w:ascii="Calibri" w:hAnsi="Calibri"/>
-          <w:sz w:val="22"/>
-        </w:rPr>
-        <w:t xml:space="preserve">Good morning, Lan! I remembered your name correctly today.  </w:t>
-      </w:r>
-      <w:r>
-        <w:rPr>
-          <w:rFonts w:ascii="Calibri" w:hAnsi="Calibri"/>
-          <w:i/>
-          <w:color w:val="3A3A3A"/>
-          <w:sz w:val="22"/>
-        </w:rPr>
-        <w:t>Chào buổi sáng, Lan! Hôm nay tôi nhớ đúng tên chị rồi đó.</w:t>
-      </w:r>
-    </w:p>
-    <w:p>
-      <w:pPr>
-        <w:spacing w:after="160" w:line="312" w:lineRule="auto"/>
-      </w:pPr>
-      <w:r>
-        <w:rPr>
-          <w:rFonts w:ascii="Calibri" w:hAnsi="Calibri"/>
-          <w:b/>
-          <w:color w:val="1F3864"/>
-          <w:sz w:val="22"/>
-        </w:rPr>
-        <w:t xml:space="preserve">Ms Lan: </w:t>
-      </w:r>
-      <w:r>
-        <w:rPr>
-          <w:rFonts w:ascii="Calibri" w:hAnsi="Calibri"/>
-          <w:sz w:val="22"/>
-        </w:rPr>
-        <w:t xml:space="preserve">Well done, David! That is exactly right.  </w:t>
-      </w:r>
-      <w:r>
-        <w:rPr>
-          <w:rFonts w:ascii="Calibri" w:hAnsi="Calibri"/>
-          <w:i/>
-          <w:color w:val="3A3A3A"/>
-          <w:sz w:val="22"/>
-        </w:rPr>
-        <w:t>Giỏi lắm, David! Đúng chính xác luôn đó.</w:t>
-      </w:r>
-    </w:p>
-    <w:p>
-      <w:pPr>
-        <w:spacing w:after="160" w:line="312" w:lineRule="auto"/>
-      </w:pPr>
-      <w:r>
-        <w:rPr>
-          <w:rFonts w:ascii="Calibri" w:hAnsi="Calibri"/>
-          <w:b/>
-          <w:color w:val="1F3864"/>
-          <w:sz w:val="22"/>
-        </w:rPr>
-        <w:t xml:space="preserve">Mr David: </w:t>
-      </w:r>
-      <w:r>
-        <w:rPr>
-          <w:rFonts w:ascii="Calibri" w:hAnsi="Calibri"/>
-          <w:sz w:val="22"/>
-        </w:rPr>
-        <w:t xml:space="preserve">I am glad I remembered it now.  </w:t>
-      </w:r>
-      <w:r>
-        <w:rPr>
-          <w:rFonts w:ascii="Calibri" w:hAnsi="Calibri"/>
-          <w:i/>
-          <w:color w:val="3A3A3A"/>
-          <w:sz w:val="22"/>
-        </w:rPr>
-        <w:t>Tôi mừng vì giờ đã nhớ được rồi.</w:t>
-      </w:r>
-    </w:p>
-    <w:p>
-      <w:pPr>
-        <w:spacing w:after="160" w:line="312" w:lineRule="auto"/>
-      </w:pPr>
-      <w:r>
-        <w:rPr>
-          <w:rFonts w:ascii="Calibri" w:hAnsi="Calibri"/>
-          <w:b/>
-          <w:color w:val="1F3864"/>
-          <w:sz w:val="22"/>
-        </w:rPr>
-        <w:t xml:space="preserve">Ms Lan: </w:t>
-      </w:r>
-      <w:r>
-        <w:rPr>
-          <w:rFonts w:ascii="Calibri" w:hAnsi="Calibri"/>
-          <w:sz w:val="22"/>
-        </w:rPr>
-        <w:t xml:space="preserve">Me too. Thank you for trying.  </w:t>
-      </w:r>
-      <w:r>
-        <w:rPr>
-          <w:rFonts w:ascii="Calibri" w:hAnsi="Calibri"/>
-          <w:i/>
-          <w:color w:val="3A3A3A"/>
-          <w:sz w:val="22"/>
-        </w:rPr>
-        <w:t>Tôi cũng vậy. Cảm ơn anh đã cố gắng.</w:t>
+        <w:t>Vâng, đúng vậy.</w:t>
       </w:r>
     </w:p>
     <w:p>
@@ -865,7 +565,7 @@
           <w:color w:val="555555"/>
           <w:sz w:val="19"/>
         </w:rPr>
-        <w:t>Ms Lan sees her neighbour, Ms Emma, twice in one day: once in the morning, and once again, by surprise, later on.</w:t>
+        <w:t>Ms Lan sees her neighbour, Ms Emma, in the morning, and again a little later the same day.</w:t>
       </w:r>
       <w:r>
         <w:rPr>
@@ -874,7 +574,7 @@
           <w:color w:val="777777"/>
           <w:sz w:val="19"/>
         </w:rPr>
-        <w:t xml:space="preserve">  Chị Lan gặp Emma, hàng xóm của mình, hai lần trong một ngày: một lần vào buổi sáng, và một lần nữa, khá bất ngờ, sau đó.</w:t>
+        <w:t xml:space="preserve">  Chị Lan gặp Emma, hàng xóm của mình, vào buổi sáng, và gặp lại một lúc sau đó trong cùng ngày.</w:t>
       </w:r>
     </w:p>
     <w:p>
@@ -955,7 +655,7 @@
           <w:rFonts w:ascii="Calibri" w:hAnsi="Calibri"/>
           <w:sz w:val="22"/>
         </w:rPr>
-        <w:t xml:space="preserve">How are you today?  </w:t>
+        <w:t xml:space="preserve">How are you?  </w:t>
       </w:r>
       <w:r>
         <w:rPr>
@@ -964,7 +664,7 @@
           <w:color w:val="3A3A3A"/>
           <w:sz w:val="22"/>
         </w:rPr>
-        <w:t>Hôm nay chị khỏe không?</w:t>
+        <w:t>Chị khỏe không?</w:t>
       </w:r>
     </w:p>
     <w:p>
@@ -985,7 +685,7 @@
           <w:rFonts w:ascii="Calibri" w:hAnsi="Calibri"/>
           <w:sz w:val="22"/>
         </w:rPr>
-        <w:t xml:space="preserve">I am fine, thank you. And you?  </w:t>
+        <w:t xml:space="preserve">I am fine, thank you.  </w:t>
       </w:r>
       <w:r>
         <w:rPr>
@@ -994,7 +694,7 @@
           <w:color w:val="3A3A3A"/>
           <w:sz w:val="22"/>
         </w:rPr>
-        <w:t>Tôi khỏe, cảm ơn chị. Còn chị thì sao?</w:t>
+        <w:t>Tôi khỏe, cảm ơn chị.</w:t>
       </w:r>
     </w:p>
     <w:p>
@@ -1015,7 +715,7 @@
           <w:rFonts w:ascii="Calibri" w:hAnsi="Calibri"/>
           <w:sz w:val="22"/>
         </w:rPr>
-        <w:t xml:space="preserve">I am fine too, thank you.  </w:t>
+        <w:t xml:space="preserve">Good. Goodbye, Emma.  </w:t>
       </w:r>
       <w:r>
         <w:rPr>
@@ -1024,7 +724,7 @@
           <w:color w:val="3A3A3A"/>
           <w:sz w:val="22"/>
         </w:rPr>
-        <w:t>Tôi cũng khỏe, cảm ơn chị.</w:t>
+        <w:t>Tốt rồi. Tạm biệt Emma.</w:t>
       </w:r>
     </w:p>
     <w:p>
@@ -1045,7 +745,7 @@
           <w:rFonts w:ascii="Calibri" w:hAnsi="Calibri"/>
           <w:sz w:val="22"/>
         </w:rPr>
-        <w:t xml:space="preserve">Good. See you again later, Lan.  </w:t>
+        <w:t xml:space="preserve">Goodbye, Lan.  </w:t>
       </w:r>
       <w:r>
         <w:rPr>
@@ -1054,7 +754,7 @@
           <w:color w:val="3A3A3A"/>
           <w:sz w:val="22"/>
         </w:rPr>
-        <w:t>Tốt rồi. Lát nữa gặp lại chị nhé, Lan.</w:t>
+        <w:t>Tạm biệt Lan.</w:t>
       </w:r>
     </w:p>
     <w:p>
@@ -1075,7 +775,7 @@
           <w:rFonts w:ascii="Calibri" w:hAnsi="Calibri"/>
           <w:sz w:val="22"/>
         </w:rPr>
-        <w:t xml:space="preserve">See you later, Emma.  </w:t>
+        <w:t xml:space="preserve">Hi, Emma.  </w:t>
       </w:r>
       <w:r>
         <w:rPr>
@@ -1084,7 +784,7 @@
           <w:color w:val="3A3A3A"/>
           <w:sz w:val="22"/>
         </w:rPr>
-        <w:t>Lát nữa gặp lại, Emma.</w:t>
+        <w:t>Chào chị Emma.</w:t>
       </w:r>
     </w:p>
     <w:p>
@@ -1105,7 +805,7 @@
           <w:rFonts w:ascii="Calibri" w:hAnsi="Calibri"/>
           <w:sz w:val="22"/>
         </w:rPr>
-        <w:t xml:space="preserve">Hi, Lan! I did not expect to see you again so soon.  </w:t>
+        <w:t xml:space="preserve">Hi, Lan.  </w:t>
       </w:r>
       <w:r>
         <w:rPr>
@@ -1114,7 +814,7 @@
           <w:color w:val="3A3A3A"/>
           <w:sz w:val="22"/>
         </w:rPr>
-        <w:t>Ơ, chào chị! Tôi không ngờ lại gặp chị sớm vậy.</w:t>
+        <w:t>Chào chị Lan.</w:t>
       </w:r>
     </w:p>
     <w:p>
@@ -1135,7 +835,7 @@
           <w:rFonts w:ascii="Calibri" w:hAnsi="Calibri"/>
           <w:sz w:val="22"/>
         </w:rPr>
-        <w:t xml:space="preserve">Hi, Emma! Yes, what a nice surprise.  </w:t>
+        <w:t xml:space="preserve">Goodbye again.  </w:t>
       </w:r>
       <w:r>
         <w:rPr>
@@ -1144,7 +844,7 @@
           <w:color w:val="3A3A3A"/>
           <w:sz w:val="22"/>
         </w:rPr>
-        <w:t>Chào chị! Vâng, bất ngờ quá đi.</w:t>
+        <w:t>Tạm biệt lần nữa nhé.</w:t>
       </w:r>
     </w:p>
     <w:p>
@@ -1165,7 +865,7 @@
           <w:rFonts w:ascii="Calibri" w:hAnsi="Calibri"/>
           <w:sz w:val="22"/>
         </w:rPr>
-        <w:t xml:space="preserve">Hello again. It is good to see you.  </w:t>
+        <w:t xml:space="preserve">Goodbye.  </w:t>
       </w:r>
       <w:r>
         <w:rPr>
@@ -1174,157 +874,7 @@
           <w:color w:val="3A3A3A"/>
           <w:sz w:val="22"/>
         </w:rPr>
-        <w:t>Lại chào chị lần nữa. Vui vì gặp lại chị.</w:t>
-      </w:r>
-    </w:p>
-    <w:p>
-      <w:pPr>
-        <w:spacing w:after="160" w:line="312" w:lineRule="auto"/>
-      </w:pPr>
-      <w:r>
-        <w:rPr>
-          <w:rFonts w:ascii="Calibri" w:hAnsi="Calibri"/>
-          <w:b/>
-          <w:color w:val="1F3864"/>
-          <w:sz w:val="22"/>
-        </w:rPr>
-        <w:t xml:space="preserve">Ms Lan: </w:t>
-      </w:r>
-      <w:r>
-        <w:rPr>
-          <w:rFonts w:ascii="Calibri" w:hAnsi="Calibri"/>
-          <w:sz w:val="22"/>
-        </w:rPr>
-        <w:t xml:space="preserve">It is good to see you too.  </w:t>
-      </w:r>
-      <w:r>
-        <w:rPr>
-          <w:rFonts w:ascii="Calibri" w:hAnsi="Calibri"/>
-          <w:i/>
-          <w:color w:val="3A3A3A"/>
-          <w:sz w:val="22"/>
-        </w:rPr>
-        <w:t>Tôi cũng vậy.</w:t>
-      </w:r>
-    </w:p>
-    <w:p>
-      <w:pPr>
-        <w:spacing w:after="160" w:line="312" w:lineRule="auto"/>
-      </w:pPr>
-      <w:r>
-        <w:rPr>
-          <w:rFonts w:ascii="Calibri" w:hAnsi="Calibri"/>
-          <w:b/>
-          <w:color w:val="1F3864"/>
-          <w:sz w:val="22"/>
-        </w:rPr>
-        <w:t xml:space="preserve">Ms Emma: </w:t>
-      </w:r>
-      <w:r>
-        <w:rPr>
-          <w:rFonts w:ascii="Calibri" w:hAnsi="Calibri"/>
-          <w:sz w:val="22"/>
-        </w:rPr>
-        <w:t xml:space="preserve">Twice in one day! That does not happen often.  </w:t>
-      </w:r>
-      <w:r>
-        <w:rPr>
-          <w:rFonts w:ascii="Calibri" w:hAnsi="Calibri"/>
-          <w:i/>
-          <w:color w:val="3A3A3A"/>
-          <w:sz w:val="22"/>
-        </w:rPr>
-        <w:t>Gặp hai lần trong một ngày luôn! Chuyện này đâu có thường xảy ra.</w:t>
-      </w:r>
-    </w:p>
-    <w:p>
-      <w:pPr>
-        <w:spacing w:after="160" w:line="312" w:lineRule="auto"/>
-      </w:pPr>
-      <w:r>
-        <w:rPr>
-          <w:rFonts w:ascii="Calibri" w:hAnsi="Calibri"/>
-          <w:b/>
-          <w:color w:val="1F3864"/>
-          <w:sz w:val="22"/>
-        </w:rPr>
-        <w:t xml:space="preserve">Ms Lan: </w:t>
-      </w:r>
-      <w:r>
-        <w:rPr>
-          <w:rFonts w:ascii="Calibri" w:hAnsi="Calibri"/>
-          <w:sz w:val="22"/>
-        </w:rPr>
-        <w:t xml:space="preserve">No, it does not. What a lucky day.  </w:t>
-      </w:r>
-      <w:r>
-        <w:rPr>
-          <w:rFonts w:ascii="Calibri" w:hAnsi="Calibri"/>
-          <w:i/>
-          <w:color w:val="3A3A3A"/>
-          <w:sz w:val="22"/>
-        </w:rPr>
-        <w:t>Đúng vậy đó. Hôm nay may mắn ghê.</w:t>
-      </w:r>
-    </w:p>
-    <w:p>
-      <w:pPr>
-        <w:spacing w:after="160" w:line="312" w:lineRule="auto"/>
-      </w:pPr>
-      <w:r>
-        <w:rPr>
-          <w:rFonts w:ascii="Calibri" w:hAnsi="Calibri"/>
-          <w:b/>
-          <w:color w:val="1F3864"/>
-          <w:sz w:val="22"/>
-        </w:rPr>
-        <w:t xml:space="preserve">Ms Emma: </w:t>
-      </w:r>
-      <w:r>
-        <w:rPr>
-          <w:rFonts w:ascii="Calibri" w:hAnsi="Calibri"/>
-          <w:sz w:val="22"/>
-        </w:rPr>
-        <w:t xml:space="preserve">It really is. Take care, Lan.  </w:t>
-      </w:r>
-      <w:r>
-        <w:rPr>
-          <w:rFonts w:ascii="Calibri" w:hAnsi="Calibri"/>
-          <w:i/>
-          <w:color w:val="3A3A3A"/>
-          <w:sz w:val="22"/>
-        </w:rPr>
-        <w:t>Đúng thật. Chị đi cẩn thận nhé, Lan.</w:t>
-      </w:r>
-    </w:p>
-    <w:p>
-      <w:pPr>
-        <w:spacing w:after="160" w:line="312" w:lineRule="auto"/>
-      </w:pPr>
-      <w:r>
-        <w:rPr>
-          <w:rFonts w:ascii="Calibri" w:hAnsi="Calibri"/>
-          <w:b/>
-          <w:color w:val="1F3864"/>
-          <w:sz w:val="22"/>
-        </w:rPr>
-        <w:t xml:space="preserve">Ms Lan: </w:t>
-      </w:r>
-      <w:r>
-        <w:rPr>
-          <w:rFonts w:ascii="Calibri" w:hAnsi="Calibri"/>
-          <w:sz w:val="22"/>
-        </w:rPr>
-        <w:t xml:space="preserve">You too, Emma.  </w:t>
-      </w:r>
-      <w:r>
-        <w:rPr>
-          <w:rFonts w:ascii="Calibri" w:hAnsi="Calibri"/>
-          <w:i/>
-          <w:color w:val="3A3A3A"/>
-          <w:sz w:val="22"/>
-        </w:rPr>
-        <w:t>Chị cũng vậy, Emma.</w:t>
+        <w:t>Tạm biệt.</w:t>
       </w:r>
     </w:p>
     <w:sectPr>

--- a/practical-everyday-english/restart/manuscript/EVERYDAY_ENGLISH_REFLEX_BOOK.docx
+++ b/practical-everyday-english/restart/manuscript/EVERYDAY_ENGLISH_REFLEX_BOOK.docx
@@ -182,7 +182,7 @@
           <w:rFonts w:ascii="Calibri" w:hAnsi="Calibri"/>
           <w:sz w:val="22"/>
         </w:rPr>
-        <w:t xml:space="preserve">No. My name is Lan.  </w:t>
+        <w:t xml:space="preserve">No, my name is Lan.  </w:t>
       </w:r>
       <w:r>
         <w:rPr>
@@ -191,7 +191,7 @@
           <w:color w:val="3A3A3A"/>
           <w:sz w:val="22"/>
         </w:rPr>
-        <w:t>Không phải. Tên tôi là Lan.</w:t>
+        <w:t>Không phải đâu. Tên tôi là Lan.</w:t>
       </w:r>
     </w:p>
     <w:p>
@@ -565,7 +565,7 @@
           <w:color w:val="555555"/>
           <w:sz w:val="19"/>
         </w:rPr>
-        <w:t>Ms Lan sees her neighbour, Ms Emma, in the morning, and again a little later the same day.</w:t>
+        <w:t>Ms Lan sees her neighbour, Ms Emma, in the morning.</w:t>
       </w:r>
       <w:r>
         <w:rPr>
@@ -574,7 +574,7 @@
           <w:color w:val="777777"/>
           <w:sz w:val="19"/>
         </w:rPr>
-        <w:t xml:space="preserve">  Chị Lan gặp Emma, hàng xóm của mình, vào buổi sáng, và gặp lại một lúc sau đó trong cùng ngày.</w:t>
+        <w:t xml:space="preserve">  Chị Lan gặp Emma, hàng xóm của mình, vào buổi sáng.</w:t>
       </w:r>
     </w:p>
     <w:p>
@@ -755,126 +755,6 @@
           <w:sz w:val="22"/>
         </w:rPr>
         <w:t>Tạm biệt Lan.</w:t>
-      </w:r>
-    </w:p>
-    <w:p>
-      <w:pPr>
-        <w:spacing w:after="160" w:line="312" w:lineRule="auto"/>
-      </w:pPr>
-      <w:r>
-        <w:rPr>
-          <w:rFonts w:ascii="Calibri" w:hAnsi="Calibri"/>
-          <w:b/>
-          <w:color w:val="1F3864"/>
-          <w:sz w:val="22"/>
-        </w:rPr>
-        <w:t xml:space="preserve">Ms Lan: </w:t>
-      </w:r>
-      <w:r>
-        <w:rPr>
-          <w:rFonts w:ascii="Calibri" w:hAnsi="Calibri"/>
-          <w:sz w:val="22"/>
-        </w:rPr>
-        <w:t xml:space="preserve">Hi, Emma.  </w:t>
-      </w:r>
-      <w:r>
-        <w:rPr>
-          <w:rFonts w:ascii="Calibri" w:hAnsi="Calibri"/>
-          <w:i/>
-          <w:color w:val="3A3A3A"/>
-          <w:sz w:val="22"/>
-        </w:rPr>
-        <w:t>Chào chị Emma.</w:t>
-      </w:r>
-    </w:p>
-    <w:p>
-      <w:pPr>
-        <w:spacing w:after="160" w:line="312" w:lineRule="auto"/>
-      </w:pPr>
-      <w:r>
-        <w:rPr>
-          <w:rFonts w:ascii="Calibri" w:hAnsi="Calibri"/>
-          <w:b/>
-          <w:color w:val="1F3864"/>
-          <w:sz w:val="22"/>
-        </w:rPr>
-        <w:t xml:space="preserve">Ms Emma: </w:t>
-      </w:r>
-      <w:r>
-        <w:rPr>
-          <w:rFonts w:ascii="Calibri" w:hAnsi="Calibri"/>
-          <w:sz w:val="22"/>
-        </w:rPr>
-        <w:t xml:space="preserve">Hi, Lan.  </w:t>
-      </w:r>
-      <w:r>
-        <w:rPr>
-          <w:rFonts w:ascii="Calibri" w:hAnsi="Calibri"/>
-          <w:i/>
-          <w:color w:val="3A3A3A"/>
-          <w:sz w:val="22"/>
-        </w:rPr>
-        <w:t>Chào chị Lan.</w:t>
-      </w:r>
-    </w:p>
-    <w:p>
-      <w:pPr>
-        <w:spacing w:after="160" w:line="312" w:lineRule="auto"/>
-      </w:pPr>
-      <w:r>
-        <w:rPr>
-          <w:rFonts w:ascii="Calibri" w:hAnsi="Calibri"/>
-          <w:b/>
-          <w:color w:val="1F3864"/>
-          <w:sz w:val="22"/>
-        </w:rPr>
-        <w:t xml:space="preserve">Ms Lan: </w:t>
-      </w:r>
-      <w:r>
-        <w:rPr>
-          <w:rFonts w:ascii="Calibri" w:hAnsi="Calibri"/>
-          <w:sz w:val="22"/>
-        </w:rPr>
-        <w:t xml:space="preserve">Goodbye again.  </w:t>
-      </w:r>
-      <w:r>
-        <w:rPr>
-          <w:rFonts w:ascii="Calibri" w:hAnsi="Calibri"/>
-          <w:i/>
-          <w:color w:val="3A3A3A"/>
-          <w:sz w:val="22"/>
-        </w:rPr>
-        <w:t>Tạm biệt lần nữa nhé.</w:t>
-      </w:r>
-    </w:p>
-    <w:p>
-      <w:pPr>
-        <w:spacing w:after="160" w:line="312" w:lineRule="auto"/>
-      </w:pPr>
-      <w:r>
-        <w:rPr>
-          <w:rFonts w:ascii="Calibri" w:hAnsi="Calibri"/>
-          <w:b/>
-          <w:color w:val="1F3864"/>
-          <w:sz w:val="22"/>
-        </w:rPr>
-        <w:t xml:space="preserve">Ms Emma: </w:t>
-      </w:r>
-      <w:r>
-        <w:rPr>
-          <w:rFonts w:ascii="Calibri" w:hAnsi="Calibri"/>
-          <w:sz w:val="22"/>
-        </w:rPr>
-        <w:t xml:space="preserve">Goodbye.  </w:t>
-      </w:r>
-      <w:r>
-        <w:rPr>
-          <w:rFonts w:ascii="Calibri" w:hAnsi="Calibri"/>
-          <w:i/>
-          <w:color w:val="3A3A3A"/>
-          <w:sz w:val="22"/>
-        </w:rPr>
-        <w:t>Tạm biệt.</w:t>
       </w:r>
     </w:p>
     <w:sectPr>

--- a/practical-everyday-english/restart/manuscript/EVERYDAY_ENGLISH_REFLEX_BOOK.docx
+++ b/practical-everyday-english/restart/manuscript/EVERYDAY_ENGLISH_REFLEX_BOOK.docx
@@ -757,8 +757,331 @@
         <w:t>Tạm biệt Lan.</w:t>
       </w:r>
     </w:p>
+    <w:p>
+      <w:pPr>
+        <w:sectPr>
+          <w:footerReference w:type="default" r:id="rId10"/>
+          <w:pgSz w:w="11906" w:h="16838"/>
+          <w:pgMar w:top="1020" w:right="1134" w:bottom="1020" w:left="1134" w:header="720" w:footer="720" w:gutter="0"/>
+          <w:cols w:space="720"/>
+          <w:docGrid w:linePitch="360"/>
+        </w:sectPr>
+      </w:pPr>
+    </w:p>
+    <w:p>
+      <w:pPr>
+        <w:jc w:val="center"/>
+      </w:pPr>
+      <w:r>
+        <w:rPr>
+          <w:rFonts w:ascii="Arial" w:hAnsi="Arial"/>
+          <w:b/>
+          <w:color w:val="1F3864"/>
+          <w:sz w:val="24"/>
+        </w:rPr>
+        <w:t>EVERYDAY ENGLISH REFLEX</w:t>
+      </w:r>
+    </w:p>
+    <w:p>
+      <w:pPr>
+        <w:spacing w:after="160"/>
+        <w:jc w:val="center"/>
+      </w:pPr>
+      <w:r>
+        <w:rPr>
+          <w:rFonts w:ascii="Arial" w:hAnsi="Arial"/>
+          <w:i/>
+          <w:color w:val="444444"/>
+          <w:sz w:val="19"/>
+        </w:rPr>
+        <w:t>GIAO TIẾP PHẢN XẠ THỰC TẾ</w:t>
+      </w:r>
+    </w:p>
+    <w:tbl>
+      <w:tblPr>
+        <w:tblW w:type="auto" w:w="0"/>
+        <w:jc w:val="center"/>
+        <w:tblLayout w:type="fixed"/>
+        <w:tblLook w:firstColumn="1" w:firstRow="1" w:lastColumn="0" w:lastRow="0" w:noHBand="0" w:noVBand="1" w:val="04A0"/>
+      </w:tblPr>
+      <w:tblGrid>
+        <w:gridCol w:w="4819"/>
+        <w:gridCol w:w="4819"/>
+      </w:tblGrid>
+      <w:tr>
+        <w:tc>
+          <w:tcPr>
+            <w:tcW w:type="dxa" w:w="1814"/>
+            <w:shd w:val="clear" w:color="auto" w:fill="1F3864"/>
+          </w:tcPr>
+          <w:p>
+            <w:pPr>
+              <w:jc w:val="center"/>
+            </w:pPr>
+            <w:r>
+              <w:rPr>
+                <w:rFonts w:ascii="Arial" w:hAnsi="Arial"/>
+                <w:b/>
+                <w:color w:val="FFFFFF"/>
+                <w:sz w:val="24"/>
+              </w:rPr>
+              <w:t>A0 / Pre-A1</w:t>
+            </w:r>
+          </w:p>
+          <w:p>
+            <w:pPr>
+              <w:jc w:val="center"/>
+            </w:pPr>
+            <w:r>
+              <w:rPr>
+                <w:rFonts w:ascii="Arial" w:hAnsi="Arial"/>
+                <w:color w:val="FFFFFF"/>
+                <w:sz w:val="16"/>
+              </w:rPr>
+              <w:t>LESSON 0003</w:t>
+            </w:r>
+          </w:p>
+        </w:tc>
+        <w:tc>
+          <w:tcPr>
+            <w:tcW w:type="dxa" w:w="7824"/>
+            <w:shd w:val="clear" w:color="auto" w:fill="D9E2F3"/>
+          </w:tcPr>
+          <w:p>
+            <w:r>
+              <w:rPr>
+                <w:rFonts w:ascii="Arial" w:hAnsi="Arial"/>
+                <w:b/>
+                <w:color w:val="1F3864"/>
+                <w:sz w:val="30"/>
+              </w:rPr>
+              <w:t>Recognising and Responding to Numbers 0-20</w:t>
+            </w:r>
+          </w:p>
+          <w:p>
+            <w:r>
+              <w:rPr>
+                <w:rFonts w:ascii="Arial" w:hAnsi="Arial"/>
+                <w:i/>
+                <w:color w:val="333333"/>
+                <w:sz w:val="22"/>
+              </w:rPr>
+              <w:t>Giao tiếp nền tảng: numbers, dates &amp; time — numbers 0-20</w:t>
+            </w:r>
+          </w:p>
+        </w:tc>
+      </w:tr>
+    </w:tbl>
+    <w:p>
+      <w:pPr>
+        <w:spacing w:after="40"/>
+      </w:pPr>
+    </w:p>
+    <w:p>
+      <w:pPr>
+        <w:spacing w:after="160"/>
+      </w:pPr>
+      <w:r>
+        <w:rPr>
+          <w:rFonts w:ascii="Calibri" w:hAnsi="Calibri"/>
+          <w:i/>
+          <w:color w:val="555555"/>
+          <w:sz w:val="19"/>
+        </w:rPr>
+        <w:t>Mr James cannot find all his keys. Ms Lan, a neighbour, helps him count them.</w:t>
+      </w:r>
+      <w:r>
+        <w:rPr>
+          <w:rFonts w:ascii="Calibri" w:hAnsi="Calibri"/>
+          <w:i/>
+          <w:color w:val="777777"/>
+          <w:sz w:val="19"/>
+        </w:rPr>
+        <w:t xml:space="preserve">  Anh James không tìm thấy hết chìa khóa của mình. Chị Lan, hàng xóm của anh, giúp anh đếm lại.</w:t>
+      </w:r>
+    </w:p>
+    <w:p>
+      <w:pPr>
+        <w:spacing w:after="160" w:line="312" w:lineRule="auto"/>
+      </w:pPr>
+      <w:r>
+        <w:rPr>
+          <w:rFonts w:ascii="Calibri" w:hAnsi="Calibri"/>
+          <w:b/>
+          <w:color w:val="1F3864"/>
+          <w:sz w:val="22"/>
+        </w:rPr>
+        <w:t xml:space="preserve">Mr James: </w:t>
+      </w:r>
+      <w:r>
+        <w:rPr>
+          <w:rFonts w:ascii="Calibri" w:hAnsi="Calibri"/>
+          <w:sz w:val="22"/>
+        </w:rPr>
+        <w:t xml:space="preserve">Excuse me, Lan. Can you help me count these keys?  </w:t>
+      </w:r>
+      <w:r>
+        <w:rPr>
+          <w:rFonts w:ascii="Calibri" w:hAnsi="Calibri"/>
+          <w:i/>
+          <w:color w:val="3A3A3A"/>
+          <w:sz w:val="22"/>
+        </w:rPr>
+        <w:t>Xin lỗi chị Lan. Chị giúp tôi đếm mấy cái chìa khóa này được không?</w:t>
+      </w:r>
+    </w:p>
+    <w:p>
+      <w:pPr>
+        <w:spacing w:after="160" w:line="312" w:lineRule="auto"/>
+      </w:pPr>
+      <w:r>
+        <w:rPr>
+          <w:rFonts w:ascii="Calibri" w:hAnsi="Calibri"/>
+          <w:b/>
+          <w:color w:val="1F3864"/>
+          <w:sz w:val="22"/>
+        </w:rPr>
+        <w:t xml:space="preserve">Ms Lan: </w:t>
+      </w:r>
+      <w:r>
+        <w:rPr>
+          <w:rFonts w:ascii="Calibri" w:hAnsi="Calibri"/>
+          <w:sz w:val="22"/>
+        </w:rPr>
+        <w:t xml:space="preserve">Of course. Let me count them. There are nine keys here.  </w:t>
+      </w:r>
+      <w:r>
+        <w:rPr>
+          <w:rFonts w:ascii="Calibri" w:hAnsi="Calibri"/>
+          <w:i/>
+          <w:color w:val="3A3A3A"/>
+          <w:sz w:val="22"/>
+        </w:rPr>
+        <w:t>Được chứ. Để tôi đếm thử. Có chín cái chìa khóa ở đây.</w:t>
+      </w:r>
+    </w:p>
+    <w:p>
+      <w:pPr>
+        <w:spacing w:after="160" w:line="312" w:lineRule="auto"/>
+      </w:pPr>
+      <w:r>
+        <w:rPr>
+          <w:rFonts w:ascii="Calibri" w:hAnsi="Calibri"/>
+          <w:b/>
+          <w:color w:val="1F3864"/>
+          <w:sz w:val="22"/>
+        </w:rPr>
+        <w:t xml:space="preserve">Mr James: </w:t>
+      </w:r>
+      <w:r>
+        <w:rPr>
+          <w:rFonts w:ascii="Calibri" w:hAnsi="Calibri"/>
+          <w:sz w:val="22"/>
+        </w:rPr>
+        <w:t xml:space="preserve">Nine keys. And how many keys are in that box?  </w:t>
+      </w:r>
+      <w:r>
+        <w:rPr>
+          <w:rFonts w:ascii="Calibri" w:hAnsi="Calibri"/>
+          <w:i/>
+          <w:color w:val="3A3A3A"/>
+          <w:sz w:val="22"/>
+        </w:rPr>
+        <w:t>Chín cái. Còn trong cái hộp kia có bao nhiêu cái?</w:t>
+      </w:r>
+    </w:p>
+    <w:p>
+      <w:pPr>
+        <w:spacing w:after="160" w:line="312" w:lineRule="auto"/>
+      </w:pPr>
+      <w:r>
+        <w:rPr>
+          <w:rFonts w:ascii="Calibri" w:hAnsi="Calibri"/>
+          <w:b/>
+          <w:color w:val="1F3864"/>
+          <w:sz w:val="22"/>
+        </w:rPr>
+        <w:t xml:space="preserve">Ms Lan: </w:t>
+      </w:r>
+      <w:r>
+        <w:rPr>
+          <w:rFonts w:ascii="Calibri" w:hAnsi="Calibri"/>
+          <w:sz w:val="22"/>
+        </w:rPr>
+        <w:t xml:space="preserve">There are six keys in the box.  </w:t>
+      </w:r>
+      <w:r>
+        <w:rPr>
+          <w:rFonts w:ascii="Calibri" w:hAnsi="Calibri"/>
+          <w:i/>
+          <w:color w:val="3A3A3A"/>
+          <w:sz w:val="22"/>
+        </w:rPr>
+        <w:t>Có sáu cái chìa khóa trong hộp.</w:t>
+      </w:r>
+    </w:p>
+    <w:p>
+      <w:pPr>
+        <w:spacing w:after="160" w:line="312" w:lineRule="auto"/>
+      </w:pPr>
+      <w:r>
+        <w:rPr>
+          <w:rFonts w:ascii="Calibri" w:hAnsi="Calibri"/>
+          <w:b/>
+          <w:color w:val="1F3864"/>
+          <w:sz w:val="22"/>
+        </w:rPr>
+        <w:t xml:space="preserve">Mr James: </w:t>
+      </w:r>
+      <w:r>
+        <w:rPr>
+          <w:rFonts w:ascii="Calibri" w:hAnsi="Calibri"/>
+          <w:sz w:val="22"/>
+        </w:rPr>
+        <w:t xml:space="preserve">Nine and six. Thank you for counting.  </w:t>
+      </w:r>
+      <w:r>
+        <w:rPr>
+          <w:rFonts w:ascii="Calibri" w:hAnsi="Calibri"/>
+          <w:i/>
+          <w:color w:val="3A3A3A"/>
+          <w:sz w:val="22"/>
+        </w:rPr>
+        <w:t>Chín với sáu. Cảm ơn chị đã đếm giúp.</w:t>
+      </w:r>
+    </w:p>
+    <w:p>
+      <w:pPr>
+        <w:spacing w:after="160" w:line="312" w:lineRule="auto"/>
+      </w:pPr>
+      <w:r>
+        <w:rPr>
+          <w:rFonts w:ascii="Calibri" w:hAnsi="Calibri"/>
+          <w:b/>
+          <w:color w:val="1F3864"/>
+          <w:sz w:val="22"/>
+        </w:rPr>
+        <w:t xml:space="preserve">Ms Lan: </w:t>
+      </w:r>
+      <w:r>
+        <w:rPr>
+          <w:rFonts w:ascii="Calibri" w:hAnsi="Calibri"/>
+          <w:sz w:val="22"/>
+        </w:rPr>
+        <w:t xml:space="preserve">You are welcome.  </w:t>
+      </w:r>
+      <w:r>
+        <w:rPr>
+          <w:rFonts w:ascii="Calibri" w:hAnsi="Calibri"/>
+          <w:i/>
+          <w:color w:val="3A3A3A"/>
+          <w:sz w:val="22"/>
+        </w:rPr>
+        <w:t>Không có gì.</w:t>
+      </w:r>
+    </w:p>
     <w:sectPr>
-      <w:footerReference w:type="default" r:id="rId10"/>
+      <w:footerReference w:type="default" r:id="rId11"/>
       <w:pgSz w:w="11906" w:h="16838"/>
       <w:pgMar w:top="1020" w:right="1134" w:bottom="1020" w:left="1134" w:header="720" w:footer="720" w:gutter="0"/>
       <w:cols w:space="720"/>
@@ -806,6 +1129,30 @@
         <w:sz w:val="16"/>
       </w:rPr>
       <w:t xml:space="preserve">EVERYDAY ENGLISH REFLEX  •  Social Basics  •  page </w:t>
+    </w:r>
+    <w:r>
+      <w:fldChar w:fldCharType="begin"/>
+      <w:instrText xml:space="preserve">PAGE</w:instrText>
+      <w:fldChar w:fldCharType="end"/>
+    </w:r>
+  </w:p>
+</w:ftr>
+</file>
+
+<file path=word/footer3.xml><?xml version="1.0" encoding="utf-8"?>
+<w:ftr xmlns:m="http://schemas.openxmlformats.org/officeDocument/2006/math" xmlns:mc="http://schemas.openxmlformats.org/markup-compatibility/2006" xmlns:mo="http://schemas.microsoft.com/office/mac/office/2008/main" xmlns:mv="urn:schemas-microsoft-com:mac:vml" xmlns:o="urn:schemas-microsoft-com:office:office" xmlns:r="http://schemas.openxmlformats.org/officeDocument/2006/relationships" xmlns:v="urn:schemas-microsoft-com:vml" xmlns:w10="urn:schemas-microsoft-com:office:word" xmlns:w14="http://schemas.microsoft.com/office/word/2010/wordml" xmlns:w="http://schemas.openxmlformats.org/wordprocessingml/2006/main" xmlns:wne="http://schemas.microsoft.com/office/word/2006/wordml" xmlns:wp14="http://schemas.microsoft.com/office/word/2010/wordprocessingDrawing" xmlns:wp="http://schemas.openxmlformats.org/drawingml/2006/wordprocessingDrawing" xmlns:wpc="http://schemas.microsoft.com/office/word/2010/wordprocessingCanvas" xmlns:wpg="http://schemas.microsoft.com/office/word/2010/wordprocessingGroup" xmlns:wpi="http://schemas.microsoft.com/office/word/2010/wordprocessingInk" xmlns:wps="http://schemas.microsoft.com/office/word/2010/wordprocessingShape" mc:Ignorable="w14 wp14">
+  <w:p>
+    <w:pPr>
+      <w:pStyle w:val="Footer"/>
+      <w:jc w:val="center"/>
+    </w:pPr>
+    <w:r/>
+    <w:r>
+      <w:rPr>
+        <w:color w:val="666666"/>
+        <w:sz w:val="16"/>
+      </w:rPr>
+      <w:t xml:space="preserve">EVERYDAY ENGLISH REFLEX  •  Numbers and Time  •  page </w:t>
     </w:r>
     <w:r>
       <w:fldChar w:fldCharType="begin"/>

--- a/practical-everyday-english/restart/manuscript/EVERYDAY_ENGLISH_REFLEX_BOOK.docx
+++ b/practical-everyday-english/restart/manuscript/EVERYDAY_ENGLISH_REFLEX_BOOK.docx
@@ -888,7 +888,7 @@
           <w:color w:val="555555"/>
           <w:sz w:val="19"/>
         </w:rPr>
-        <w:t>Mr James cannot find all his keys. Ms Lan, a neighbour, helps him count them.</w:t>
+        <w:t>Ms Lan sees some apples on the table at Mr James's home.</w:t>
       </w:r>
       <w:r>
         <w:rPr>
@@ -897,7 +897,37 @@
           <w:color w:val="777777"/>
           <w:sz w:val="19"/>
         </w:rPr>
-        <w:t xml:space="preserve">  Anh James không tìm thấy hết chìa khóa của mình. Chị Lan, hàng xóm của anh, giúp anh đếm lại.</w:t>
+        <w:t xml:space="preserve">  Chị Lan nhìn thấy vài quả táo trên bàn ở nhà anh James.</w:t>
+      </w:r>
+    </w:p>
+    <w:p>
+      <w:pPr>
+        <w:spacing w:after="160" w:line="312" w:lineRule="auto"/>
+      </w:pPr>
+      <w:r>
+        <w:rPr>
+          <w:rFonts w:ascii="Calibri" w:hAnsi="Calibri"/>
+          <w:b/>
+          <w:color w:val="1F3864"/>
+          <w:sz w:val="22"/>
+        </w:rPr>
+        <w:t xml:space="preserve">Ms Lan: </w:t>
+      </w:r>
+      <w:r>
+        <w:rPr>
+          <w:rFonts w:ascii="Calibri" w:hAnsi="Calibri"/>
+          <w:sz w:val="22"/>
+        </w:rPr>
+        <w:t xml:space="preserve">How many apples are there?  </w:t>
+      </w:r>
+      <w:r>
+        <w:rPr>
+          <w:rFonts w:ascii="Calibri" w:hAnsi="Calibri"/>
+          <w:i/>
+          <w:color w:val="3A3A3A"/>
+          <w:sz w:val="22"/>
+        </w:rPr>
+        <w:t>Có bao nhiêu quả táo vậy anh?</w:t>
       </w:r>
     </w:p>
     <w:p>
@@ -918,7 +948,7 @@
           <w:rFonts w:ascii="Calibri" w:hAnsi="Calibri"/>
           <w:sz w:val="22"/>
         </w:rPr>
-        <w:t xml:space="preserve">Excuse me, Lan. Can you help me count these keys?  </w:t>
+        <w:t xml:space="preserve">There are seven apples.  </w:t>
       </w:r>
       <w:r>
         <w:rPr>
@@ -927,7 +957,7 @@
           <w:color w:val="3A3A3A"/>
           <w:sz w:val="22"/>
         </w:rPr>
-        <w:t>Xin lỗi chị Lan. Chị giúp tôi đếm mấy cái chìa khóa này được không?</w:t>
+        <w:t>Có bảy quả táo.</w:t>
       </w:r>
     </w:p>
     <w:p>
@@ -948,7 +978,7 @@
           <w:rFonts w:ascii="Calibri" w:hAnsi="Calibri"/>
           <w:sz w:val="22"/>
         </w:rPr>
-        <w:t xml:space="preserve">Of course. Let me count them. There are nine keys here.  </w:t>
+        <w:t xml:space="preserve">Seven apples. Thank you.  </w:t>
       </w:r>
       <w:r>
         <w:rPr>
@@ -957,7 +987,7 @@
           <w:color w:val="3A3A3A"/>
           <w:sz w:val="22"/>
         </w:rPr>
-        <w:t>Được chứ. Để tôi đếm thử. Có chín cái chìa khóa ở đây.</w:t>
+        <w:t>Bảy quả táo. Cảm ơn anh.</w:t>
       </w:r>
     </w:p>
     <w:p>
@@ -972,96 +1002,6 @@
           <w:sz w:val="22"/>
         </w:rPr>
         <w:t xml:space="preserve">Mr James: </w:t>
-      </w:r>
-      <w:r>
-        <w:rPr>
-          <w:rFonts w:ascii="Calibri" w:hAnsi="Calibri"/>
-          <w:sz w:val="22"/>
-        </w:rPr>
-        <w:t xml:space="preserve">Nine keys. And how many keys are in that box?  </w:t>
-      </w:r>
-      <w:r>
-        <w:rPr>
-          <w:rFonts w:ascii="Calibri" w:hAnsi="Calibri"/>
-          <w:i/>
-          <w:color w:val="3A3A3A"/>
-          <w:sz w:val="22"/>
-        </w:rPr>
-        <w:t>Chín cái. Còn trong cái hộp kia có bao nhiêu cái?</w:t>
-      </w:r>
-    </w:p>
-    <w:p>
-      <w:pPr>
-        <w:spacing w:after="160" w:line="312" w:lineRule="auto"/>
-      </w:pPr>
-      <w:r>
-        <w:rPr>
-          <w:rFonts w:ascii="Calibri" w:hAnsi="Calibri"/>
-          <w:b/>
-          <w:color w:val="1F3864"/>
-          <w:sz w:val="22"/>
-        </w:rPr>
-        <w:t xml:space="preserve">Ms Lan: </w:t>
-      </w:r>
-      <w:r>
-        <w:rPr>
-          <w:rFonts w:ascii="Calibri" w:hAnsi="Calibri"/>
-          <w:sz w:val="22"/>
-        </w:rPr>
-        <w:t xml:space="preserve">There are six keys in the box.  </w:t>
-      </w:r>
-      <w:r>
-        <w:rPr>
-          <w:rFonts w:ascii="Calibri" w:hAnsi="Calibri"/>
-          <w:i/>
-          <w:color w:val="3A3A3A"/>
-          <w:sz w:val="22"/>
-        </w:rPr>
-        <w:t>Có sáu cái chìa khóa trong hộp.</w:t>
-      </w:r>
-    </w:p>
-    <w:p>
-      <w:pPr>
-        <w:spacing w:after="160" w:line="312" w:lineRule="auto"/>
-      </w:pPr>
-      <w:r>
-        <w:rPr>
-          <w:rFonts w:ascii="Calibri" w:hAnsi="Calibri"/>
-          <w:b/>
-          <w:color w:val="1F3864"/>
-          <w:sz w:val="22"/>
-        </w:rPr>
-        <w:t xml:space="preserve">Mr James: </w:t>
-      </w:r>
-      <w:r>
-        <w:rPr>
-          <w:rFonts w:ascii="Calibri" w:hAnsi="Calibri"/>
-          <w:sz w:val="22"/>
-        </w:rPr>
-        <w:t xml:space="preserve">Nine and six. Thank you for counting.  </w:t>
-      </w:r>
-      <w:r>
-        <w:rPr>
-          <w:rFonts w:ascii="Calibri" w:hAnsi="Calibri"/>
-          <w:i/>
-          <w:color w:val="3A3A3A"/>
-          <w:sz w:val="22"/>
-        </w:rPr>
-        <w:t>Chín với sáu. Cảm ơn chị đã đếm giúp.</w:t>
-      </w:r>
-    </w:p>
-    <w:p>
-      <w:pPr>
-        <w:spacing w:after="160" w:line="312" w:lineRule="auto"/>
-      </w:pPr>
-      <w:r>
-        <w:rPr>
-          <w:rFonts w:ascii="Calibri" w:hAnsi="Calibri"/>
-          <w:b/>
-          <w:color w:val="1F3864"/>
-          <w:sz w:val="22"/>
-        </w:rPr>
-        <w:t xml:space="preserve">Ms Lan: </w:t>
       </w:r>
       <w:r>
         <w:rPr>

--- a/practical-everyday-english/restart/manuscript/EVERYDAY_ENGLISH_REFLEX_BOOK.docx
+++ b/practical-everyday-english/restart/manuscript/EVERYDAY_ENGLISH_REFLEX_BOOK.docx
@@ -1020,8 +1020,271 @@
         <w:t>Không có gì.</w:t>
       </w:r>
     </w:p>
+    <w:p>
+      <w:pPr>
+        <w:sectPr>
+          <w:footerReference w:type="default" r:id="rId11"/>
+          <w:pgSz w:w="11906" w:h="16838"/>
+          <w:pgMar w:top="1020" w:right="1134" w:bottom="1020" w:left="1134" w:header="720" w:footer="720" w:gutter="0"/>
+          <w:cols w:space="720"/>
+          <w:docGrid w:linePitch="360"/>
+        </w:sectPr>
+      </w:pPr>
+    </w:p>
+    <w:p>
+      <w:pPr>
+        <w:jc w:val="center"/>
+      </w:pPr>
+      <w:r>
+        <w:rPr>
+          <w:rFonts w:ascii="Arial" w:hAnsi="Arial"/>
+          <w:b/>
+          <w:color w:val="1F3864"/>
+          <w:sz w:val="24"/>
+        </w:rPr>
+        <w:t>EVERYDAY ENGLISH REFLEX</w:t>
+      </w:r>
+    </w:p>
+    <w:p>
+      <w:pPr>
+        <w:spacing w:after="160"/>
+        <w:jc w:val="center"/>
+      </w:pPr>
+      <w:r>
+        <w:rPr>
+          <w:rFonts w:ascii="Arial" w:hAnsi="Arial"/>
+          <w:i/>
+          <w:color w:val="444444"/>
+          <w:sz w:val="19"/>
+        </w:rPr>
+        <w:t>GIAO TIẾP PHẢN XẠ THỰC TẾ</w:t>
+      </w:r>
+    </w:p>
+    <w:tbl>
+      <w:tblPr>
+        <w:tblW w:type="auto" w:w="0"/>
+        <w:jc w:val="center"/>
+        <w:tblLayout w:type="fixed"/>
+        <w:tblLook w:firstColumn="1" w:firstRow="1" w:lastColumn="0" w:lastRow="0" w:noHBand="0" w:noVBand="1" w:val="04A0"/>
+      </w:tblPr>
+      <w:tblGrid>
+        <w:gridCol w:w="4819"/>
+        <w:gridCol w:w="4819"/>
+      </w:tblGrid>
+      <w:tr>
+        <w:tc>
+          <w:tcPr>
+            <w:tcW w:type="dxa" w:w="1814"/>
+            <w:shd w:val="clear" w:color="auto" w:fill="1F3864"/>
+          </w:tcPr>
+          <w:p>
+            <w:pPr>
+              <w:jc w:val="center"/>
+            </w:pPr>
+            <w:r>
+              <w:rPr>
+                <w:rFonts w:ascii="Arial" w:hAnsi="Arial"/>
+                <w:b/>
+                <w:color w:val="FFFFFF"/>
+                <w:sz w:val="24"/>
+              </w:rPr>
+              <w:t>A0 / Pre-A1</w:t>
+            </w:r>
+          </w:p>
+          <w:p>
+            <w:pPr>
+              <w:jc w:val="center"/>
+            </w:pPr>
+            <w:r>
+              <w:rPr>
+                <w:rFonts w:ascii="Arial" w:hAnsi="Arial"/>
+                <w:color w:val="FFFFFF"/>
+                <w:sz w:val="16"/>
+              </w:rPr>
+              <w:t>LESSON 0004</w:t>
+            </w:r>
+          </w:p>
+        </w:tc>
+        <w:tc>
+          <w:tcPr>
+            <w:tcW w:type="dxa" w:w="7824"/>
+            <w:shd w:val="clear" w:color="auto" w:fill="D9E2F3"/>
+          </w:tcPr>
+          <w:p>
+            <w:r>
+              <w:rPr>
+                <w:rFonts w:ascii="Arial" w:hAnsi="Arial"/>
+                <w:b/>
+                <w:color w:val="1F3864"/>
+                <w:sz w:val="30"/>
+              </w:rPr>
+              <w:t>Recognising and Responding to a Room in the Home</w:t>
+            </w:r>
+          </w:p>
+          <w:p>
+            <w:r>
+              <w:rPr>
+                <w:rFonts w:ascii="Arial" w:hAnsi="Arial"/>
+                <w:i/>
+                <w:color w:val="333333"/>
+                <w:sz w:val="22"/>
+              </w:rPr>
+              <w:t>Giao tiếp nền tảng: home &amp; household — a room in the home</w:t>
+            </w:r>
+          </w:p>
+        </w:tc>
+      </w:tr>
+    </w:tbl>
+    <w:p>
+      <w:pPr>
+        <w:spacing w:after="40"/>
+      </w:pPr>
+    </w:p>
+    <w:p>
+      <w:pPr>
+        <w:spacing w:after="160"/>
+      </w:pPr>
+      <w:r>
+        <w:rPr>
+          <w:rFonts w:ascii="Calibri" w:hAnsi="Calibri"/>
+          <w:i/>
+          <w:color w:val="555555"/>
+          <w:sz w:val="19"/>
+        </w:rPr>
+        <w:t>Ms Sarah is visiting Ms Lan's home for the first time.</w:t>
+      </w:r>
+      <w:r>
+        <w:rPr>
+          <w:rFonts w:ascii="Calibri" w:hAnsi="Calibri"/>
+          <w:i/>
+          <w:color w:val="777777"/>
+          <w:sz w:val="19"/>
+        </w:rPr>
+        <w:t xml:space="preserve">  Chị Sarah đến nhà chị Lan chơi lần đầu tiên.</w:t>
+      </w:r>
+    </w:p>
+    <w:p>
+      <w:pPr>
+        <w:spacing w:after="160" w:line="312" w:lineRule="auto"/>
+      </w:pPr>
+      <w:r>
+        <w:rPr>
+          <w:rFonts w:ascii="Calibri" w:hAnsi="Calibri"/>
+          <w:b/>
+          <w:color w:val="1F3864"/>
+          <w:sz w:val="22"/>
+        </w:rPr>
+        <w:t xml:space="preserve">Ms Sarah: </w:t>
+      </w:r>
+      <w:r>
+        <w:rPr>
+          <w:rFonts w:ascii="Calibri" w:hAnsi="Calibri"/>
+          <w:sz w:val="22"/>
+        </w:rPr>
+        <w:t xml:space="preserve">Excuse me, Lan. Is this the kitchen?  </w:t>
+      </w:r>
+      <w:r>
+        <w:rPr>
+          <w:rFonts w:ascii="Calibri" w:hAnsi="Calibri"/>
+          <w:i/>
+          <w:color w:val="3A3A3A"/>
+          <w:sz w:val="22"/>
+        </w:rPr>
+        <w:t>Xin lỗi chị Lan. Đây có phải là bếp không?</w:t>
+      </w:r>
+    </w:p>
+    <w:p>
+      <w:pPr>
+        <w:spacing w:after="160" w:line="312" w:lineRule="auto"/>
+      </w:pPr>
+      <w:r>
+        <w:rPr>
+          <w:rFonts w:ascii="Calibri" w:hAnsi="Calibri"/>
+          <w:b/>
+          <w:color w:val="1F3864"/>
+          <w:sz w:val="22"/>
+        </w:rPr>
+        <w:t xml:space="preserve">Ms Lan: </w:t>
+      </w:r>
+      <w:r>
+        <w:rPr>
+          <w:rFonts w:ascii="Calibri" w:hAnsi="Calibri"/>
+          <w:sz w:val="22"/>
+        </w:rPr>
+        <w:t xml:space="preserve">No, this is the living room.  </w:t>
+      </w:r>
+      <w:r>
+        <w:rPr>
+          <w:rFonts w:ascii="Calibri" w:hAnsi="Calibri"/>
+          <w:i/>
+          <w:color w:val="3A3A3A"/>
+          <w:sz w:val="22"/>
+        </w:rPr>
+        <w:t>Không phải. Đây là phòng khách.</w:t>
+      </w:r>
+    </w:p>
+    <w:p>
+      <w:pPr>
+        <w:spacing w:after="160" w:line="312" w:lineRule="auto"/>
+      </w:pPr>
+      <w:r>
+        <w:rPr>
+          <w:rFonts w:ascii="Calibri" w:hAnsi="Calibri"/>
+          <w:b/>
+          <w:color w:val="1F3864"/>
+          <w:sz w:val="22"/>
+        </w:rPr>
+        <w:t xml:space="preserve">Ms Sarah: </w:t>
+      </w:r>
+      <w:r>
+        <w:rPr>
+          <w:rFonts w:ascii="Calibri" w:hAnsi="Calibri"/>
+          <w:sz w:val="22"/>
+        </w:rPr>
+        <w:t xml:space="preserve">Oh, the living room. Thank you.  </w:t>
+      </w:r>
+      <w:r>
+        <w:rPr>
+          <w:rFonts w:ascii="Calibri" w:hAnsi="Calibri"/>
+          <w:i/>
+          <w:color w:val="3A3A3A"/>
+          <w:sz w:val="22"/>
+        </w:rPr>
+        <w:t>À, phòng khách. Cảm ơn chị.</w:t>
+      </w:r>
+    </w:p>
+    <w:p>
+      <w:pPr>
+        <w:spacing w:after="160" w:line="312" w:lineRule="auto"/>
+      </w:pPr>
+      <w:r>
+        <w:rPr>
+          <w:rFonts w:ascii="Calibri" w:hAnsi="Calibri"/>
+          <w:b/>
+          <w:color w:val="1F3864"/>
+          <w:sz w:val="22"/>
+        </w:rPr>
+        <w:t xml:space="preserve">Ms Lan: </w:t>
+      </w:r>
+      <w:r>
+        <w:rPr>
+          <w:rFonts w:ascii="Calibri" w:hAnsi="Calibri"/>
+          <w:sz w:val="22"/>
+        </w:rPr>
+        <w:t xml:space="preserve">No problem.  </w:t>
+      </w:r>
+      <w:r>
+        <w:rPr>
+          <w:rFonts w:ascii="Calibri" w:hAnsi="Calibri"/>
+          <w:i/>
+          <w:color w:val="3A3A3A"/>
+          <w:sz w:val="22"/>
+        </w:rPr>
+        <w:t>Không sao đâu.</w:t>
+      </w:r>
+    </w:p>
     <w:sectPr>
-      <w:footerReference w:type="default" r:id="rId11"/>
+      <w:footerReference w:type="default" r:id="rId12"/>
       <w:pgSz w:w="11906" w:h="16838"/>
       <w:pgMar w:top="1020" w:right="1134" w:bottom="1020" w:left="1134" w:header="720" w:footer="720" w:gutter="0"/>
       <w:cols w:space="720"/>
@@ -1093,6 +1356,30 @@
         <w:sz w:val="16"/>
       </w:rPr>
       <w:t xml:space="preserve">EVERYDAY ENGLISH REFLEX  •  Numbers and Time  •  page </w:t>
+    </w:r>
+    <w:r>
+      <w:fldChar w:fldCharType="begin"/>
+      <w:instrText xml:space="preserve">PAGE</w:instrText>
+      <w:fldChar w:fldCharType="end"/>
+    </w:r>
+  </w:p>
+</w:ftr>
+</file>
+
+<file path=word/footer4.xml><?xml version="1.0" encoding="utf-8"?>
+<w:ftr xmlns:m="http://schemas.openxmlformats.org/officeDocument/2006/math" xmlns:mc="http://schemas.openxmlformats.org/markup-compatibility/2006" xmlns:mo="http://schemas.microsoft.com/office/mac/office/2008/main" xmlns:mv="urn:schemas-microsoft-com:mac:vml" xmlns:o="urn:schemas-microsoft-com:office:office" xmlns:r="http://schemas.openxmlformats.org/officeDocument/2006/relationships" xmlns:v="urn:schemas-microsoft-com:vml" xmlns:w10="urn:schemas-microsoft-com:office:word" xmlns:w14="http://schemas.microsoft.com/office/word/2010/wordml" xmlns:w="http://schemas.openxmlformats.org/wordprocessingml/2006/main" xmlns:wne="http://schemas.microsoft.com/office/word/2006/wordml" xmlns:wp14="http://schemas.microsoft.com/office/word/2010/wordprocessingDrawing" xmlns:wp="http://schemas.openxmlformats.org/drawingml/2006/wordprocessingDrawing" xmlns:wpc="http://schemas.microsoft.com/office/word/2010/wordprocessingCanvas" xmlns:wpg="http://schemas.microsoft.com/office/word/2010/wordprocessingGroup" xmlns:wpi="http://schemas.microsoft.com/office/word/2010/wordprocessingInk" xmlns:wps="http://schemas.microsoft.com/office/word/2010/wordprocessingShape" mc:Ignorable="w14 wp14">
+  <w:p>
+    <w:pPr>
+      <w:pStyle w:val="Footer"/>
+      <w:jc w:val="center"/>
+    </w:pPr>
+    <w:r/>
+    <w:r>
+      <w:rPr>
+        <w:color w:val="666666"/>
+        <w:sz w:val="16"/>
+      </w:rPr>
+      <w:t xml:space="preserve">EVERYDAY ENGLISH REFLEX  •  Home  •  page </w:t>
     </w:r>
     <w:r>
       <w:fldChar w:fldCharType="begin"/>

--- a/practical-everyday-english/restart/manuscript/EVERYDAY_ENGLISH_REFLEX_BOOK.docx
+++ b/practical-everyday-english/restart/manuscript/EVERYDAY_ENGLISH_REFLEX_BOOK.docx
@@ -1283,8 +1283,797 @@
         <w:t>Không sao đâu.</w:t>
       </w:r>
     </w:p>
+    <w:p>
+      <w:pPr>
+        <w:sectPr>
+          <w:footerReference w:type="default" r:id="rId12"/>
+          <w:pgSz w:w="11906" w:h="16838"/>
+          <w:pgMar w:top="1020" w:right="1134" w:bottom="1020" w:left="1134" w:header="720" w:footer="720" w:gutter="0"/>
+          <w:cols w:space="720"/>
+          <w:docGrid w:linePitch="360"/>
+        </w:sectPr>
+      </w:pPr>
+    </w:p>
+    <w:p>
+      <w:pPr>
+        <w:jc w:val="center"/>
+      </w:pPr>
+      <w:r>
+        <w:rPr>
+          <w:rFonts w:ascii="Arial" w:hAnsi="Arial"/>
+          <w:b/>
+          <w:color w:val="1F3864"/>
+          <w:sz w:val="24"/>
+        </w:rPr>
+        <w:t>EVERYDAY ENGLISH REFLEX</w:t>
+      </w:r>
+    </w:p>
+    <w:p>
+      <w:pPr>
+        <w:spacing w:after="160"/>
+        <w:jc w:val="center"/>
+      </w:pPr>
+      <w:r>
+        <w:rPr>
+          <w:rFonts w:ascii="Arial" w:hAnsi="Arial"/>
+          <w:i/>
+          <w:color w:val="444444"/>
+          <w:sz w:val="19"/>
+        </w:rPr>
+        <w:t>GIAO TIẾP PHẢN XẠ THỰC TẾ</w:t>
+      </w:r>
+    </w:p>
+    <w:tbl>
+      <w:tblPr>
+        <w:tblW w:type="auto" w:w="0"/>
+        <w:jc w:val="center"/>
+        <w:tblLayout w:type="fixed"/>
+        <w:tblLook w:firstColumn="1" w:firstRow="1" w:lastColumn="0" w:lastRow="0" w:noHBand="0" w:noVBand="1" w:val="04A0"/>
+      </w:tblPr>
+      <w:tblGrid>
+        <w:gridCol w:w="4819"/>
+        <w:gridCol w:w="4819"/>
+      </w:tblGrid>
+      <w:tr>
+        <w:tc>
+          <w:tcPr>
+            <w:tcW w:type="dxa" w:w="1814"/>
+            <w:shd w:val="clear" w:color="auto" w:fill="1F3864"/>
+          </w:tcPr>
+          <w:p>
+            <w:pPr>
+              <w:jc w:val="center"/>
+            </w:pPr>
+            <w:r>
+              <w:rPr>
+                <w:rFonts w:ascii="Arial" w:hAnsi="Arial"/>
+                <w:b/>
+                <w:color w:val="FFFFFF"/>
+                <w:sz w:val="24"/>
+              </w:rPr>
+              <w:t>A0 / Pre-A1</w:t>
+            </w:r>
+          </w:p>
+          <w:p>
+            <w:pPr>
+              <w:jc w:val="center"/>
+            </w:pPr>
+            <w:r>
+              <w:rPr>
+                <w:rFonts w:ascii="Arial" w:hAnsi="Arial"/>
+                <w:color w:val="FFFFFF"/>
+                <w:sz w:val="16"/>
+              </w:rPr>
+              <w:t>LESSON 0005</w:t>
+            </w:r>
+          </w:p>
+        </w:tc>
+        <w:tc>
+          <w:tcPr>
+            <w:tcW w:type="dxa" w:w="7824"/>
+            <w:shd w:val="clear" w:color="auto" w:fill="D9E2F3"/>
+          </w:tcPr>
+          <w:p>
+            <w:r>
+              <w:rPr>
+                <w:rFonts w:ascii="Arial" w:hAnsi="Arial"/>
+                <w:b/>
+                <w:color w:val="1F3864"/>
+                <w:sz w:val="30"/>
+              </w:rPr>
+              <w:t>Recognising and Responding to Who a Family Member Is</w:t>
+            </w:r>
+          </w:p>
+          <w:p>
+            <w:r>
+              <w:rPr>
+                <w:rFonts w:ascii="Arial" w:hAnsi="Arial"/>
+                <w:i/>
+                <w:color w:val="333333"/>
+                <w:sz w:val="22"/>
+              </w:rPr>
+              <w:t>Giao tiếp nền tảng: family &amp; relationships — who a family member is</w:t>
+            </w:r>
+          </w:p>
+        </w:tc>
+      </w:tr>
+    </w:tbl>
+    <w:p>
+      <w:pPr>
+        <w:spacing w:after="40"/>
+      </w:pPr>
+    </w:p>
+    <w:p>
+      <w:pPr>
+        <w:spacing w:after="160"/>
+      </w:pPr>
+      <w:r>
+        <w:rPr>
+          <w:rFonts w:ascii="Calibri" w:hAnsi="Calibri"/>
+          <w:i/>
+          <w:color w:val="555555"/>
+          <w:sz w:val="19"/>
+        </w:rPr>
+        <w:t>Mr Daniel sees a photo at Ms Lan's home and asks who is in it.</w:t>
+      </w:r>
+      <w:r>
+        <w:rPr>
+          <w:rFonts w:ascii="Calibri" w:hAnsi="Calibri"/>
+          <w:i/>
+          <w:color w:val="777777"/>
+          <w:sz w:val="19"/>
+        </w:rPr>
+        <w:t xml:space="preserve">  Anh Daniel nhìn thấy một tấm ảnh ở nhà chị Lan và hỏi đó là ai.</w:t>
+      </w:r>
+    </w:p>
+    <w:p>
+      <w:pPr>
+        <w:spacing w:after="160" w:line="312" w:lineRule="auto"/>
+      </w:pPr>
+      <w:r>
+        <w:rPr>
+          <w:rFonts w:ascii="Calibri" w:hAnsi="Calibri"/>
+          <w:b/>
+          <w:color w:val="1F3864"/>
+          <w:sz w:val="22"/>
+        </w:rPr>
+        <w:t xml:space="preserve">Mr Daniel: </w:t>
+      </w:r>
+      <w:r>
+        <w:rPr>
+          <w:rFonts w:ascii="Calibri" w:hAnsi="Calibri"/>
+          <w:sz w:val="22"/>
+        </w:rPr>
+        <w:t xml:space="preserve">Excuse me, Lan. Who is this?  </w:t>
+      </w:r>
+      <w:r>
+        <w:rPr>
+          <w:rFonts w:ascii="Calibri" w:hAnsi="Calibri"/>
+          <w:i/>
+          <w:color w:val="3A3A3A"/>
+          <w:sz w:val="22"/>
+        </w:rPr>
+        <w:t>Xin lỗi chị Lan. Đây là ai vậy?</w:t>
+      </w:r>
+    </w:p>
+    <w:p>
+      <w:pPr>
+        <w:spacing w:after="160" w:line="312" w:lineRule="auto"/>
+      </w:pPr>
+      <w:r>
+        <w:rPr>
+          <w:rFonts w:ascii="Calibri" w:hAnsi="Calibri"/>
+          <w:b/>
+          <w:color w:val="1F3864"/>
+          <w:sz w:val="22"/>
+        </w:rPr>
+        <w:t xml:space="preserve">Ms Lan: </w:t>
+      </w:r>
+      <w:r>
+        <w:rPr>
+          <w:rFonts w:ascii="Calibri" w:hAnsi="Calibri"/>
+          <w:sz w:val="22"/>
+        </w:rPr>
+        <w:t xml:space="preserve">This is my brother.  </w:t>
+      </w:r>
+      <w:r>
+        <w:rPr>
+          <w:rFonts w:ascii="Calibri" w:hAnsi="Calibri"/>
+          <w:i/>
+          <w:color w:val="3A3A3A"/>
+          <w:sz w:val="22"/>
+        </w:rPr>
+        <w:t>Đây là em trai tôi.</w:t>
+      </w:r>
+    </w:p>
+    <w:p>
+      <w:pPr>
+        <w:spacing w:after="160" w:line="312" w:lineRule="auto"/>
+      </w:pPr>
+      <w:r>
+        <w:rPr>
+          <w:rFonts w:ascii="Calibri" w:hAnsi="Calibri"/>
+          <w:b/>
+          <w:color w:val="1F3864"/>
+          <w:sz w:val="22"/>
+        </w:rPr>
+        <w:t xml:space="preserve">Mr Daniel: </w:t>
+      </w:r>
+      <w:r>
+        <w:rPr>
+          <w:rFonts w:ascii="Calibri" w:hAnsi="Calibri"/>
+          <w:sz w:val="22"/>
+        </w:rPr>
+        <w:t xml:space="preserve">Oh, I see. Thank you.  </w:t>
+      </w:r>
+      <w:r>
+        <w:rPr>
+          <w:rFonts w:ascii="Calibri" w:hAnsi="Calibri"/>
+          <w:i/>
+          <w:color w:val="3A3A3A"/>
+          <w:sz w:val="22"/>
+        </w:rPr>
+        <w:t>À, ra vậy. Cảm ơn chị.</w:t>
+      </w:r>
+    </w:p>
+    <w:p>
+      <w:pPr>
+        <w:spacing w:after="160" w:line="312" w:lineRule="auto"/>
+      </w:pPr>
+      <w:r>
+        <w:rPr>
+          <w:rFonts w:ascii="Calibri" w:hAnsi="Calibri"/>
+          <w:b/>
+          <w:color w:val="1F3864"/>
+          <w:sz w:val="22"/>
+        </w:rPr>
+        <w:t xml:space="preserve">Ms Lan: </w:t>
+      </w:r>
+      <w:r>
+        <w:rPr>
+          <w:rFonts w:ascii="Calibri" w:hAnsi="Calibri"/>
+          <w:sz w:val="22"/>
+        </w:rPr>
+        <w:t xml:space="preserve">Not at all.  </w:t>
+      </w:r>
+      <w:r>
+        <w:rPr>
+          <w:rFonts w:ascii="Calibri" w:hAnsi="Calibri"/>
+          <w:i/>
+          <w:color w:val="3A3A3A"/>
+          <w:sz w:val="22"/>
+        </w:rPr>
+        <w:t>Có gì đâu.</w:t>
+      </w:r>
+    </w:p>
+    <w:p>
+      <w:pPr>
+        <w:sectPr>
+          <w:footerReference w:type="default" r:id="rId13"/>
+          <w:pgSz w:w="11906" w:h="16838"/>
+          <w:pgMar w:top="1020" w:right="1134" w:bottom="1020" w:left="1134" w:header="720" w:footer="720" w:gutter="0"/>
+          <w:cols w:space="720"/>
+          <w:docGrid w:linePitch="360"/>
+        </w:sectPr>
+      </w:pPr>
+    </w:p>
+    <w:p>
+      <w:pPr>
+        <w:jc w:val="center"/>
+      </w:pPr>
+      <w:r>
+        <w:rPr>
+          <w:rFonts w:ascii="Arial" w:hAnsi="Arial"/>
+          <w:b/>
+          <w:color w:val="1F3864"/>
+          <w:sz w:val="24"/>
+        </w:rPr>
+        <w:t>EVERYDAY ENGLISH REFLEX</w:t>
+      </w:r>
+    </w:p>
+    <w:p>
+      <w:pPr>
+        <w:spacing w:after="160"/>
+        <w:jc w:val="center"/>
+      </w:pPr>
+      <w:r>
+        <w:rPr>
+          <w:rFonts w:ascii="Arial" w:hAnsi="Arial"/>
+          <w:i/>
+          <w:color w:val="444444"/>
+          <w:sz w:val="19"/>
+        </w:rPr>
+        <w:t>GIAO TIẾP PHẢN XẠ THỰC TẾ</w:t>
+      </w:r>
+    </w:p>
+    <w:tbl>
+      <w:tblPr>
+        <w:tblW w:type="auto" w:w="0"/>
+        <w:jc w:val="center"/>
+        <w:tblLayout w:type="fixed"/>
+        <w:tblLook w:firstColumn="1" w:firstRow="1" w:lastColumn="0" w:lastRow="0" w:noHBand="0" w:noVBand="1" w:val="04A0"/>
+      </w:tblPr>
+      <w:tblGrid>
+        <w:gridCol w:w="4819"/>
+        <w:gridCol w:w="4819"/>
+      </w:tblGrid>
+      <w:tr>
+        <w:tc>
+          <w:tcPr>
+            <w:tcW w:type="dxa" w:w="1814"/>
+            <w:shd w:val="clear" w:color="auto" w:fill="1F3864"/>
+          </w:tcPr>
+          <w:p>
+            <w:pPr>
+              <w:jc w:val="center"/>
+            </w:pPr>
+            <w:r>
+              <w:rPr>
+                <w:rFonts w:ascii="Arial" w:hAnsi="Arial"/>
+                <w:b/>
+                <w:color w:val="FFFFFF"/>
+                <w:sz w:val="24"/>
+              </w:rPr>
+              <w:t>A0 / Pre-A1</w:t>
+            </w:r>
+          </w:p>
+          <w:p>
+            <w:pPr>
+              <w:jc w:val="center"/>
+            </w:pPr>
+            <w:r>
+              <w:rPr>
+                <w:rFonts w:ascii="Arial" w:hAnsi="Arial"/>
+                <w:color w:val="FFFFFF"/>
+                <w:sz w:val="16"/>
+              </w:rPr>
+              <w:t>LESSON 0006</w:t>
+            </w:r>
+          </w:p>
+        </w:tc>
+        <w:tc>
+          <w:tcPr>
+            <w:tcW w:type="dxa" w:w="7824"/>
+            <w:shd w:val="clear" w:color="auto" w:fill="D9E2F3"/>
+          </w:tcPr>
+          <w:p>
+            <w:r>
+              <w:rPr>
+                <w:rFonts w:ascii="Arial" w:hAnsi="Arial"/>
+                <w:b/>
+                <w:color w:val="1F3864"/>
+                <w:sz w:val="30"/>
+              </w:rPr>
+              <w:t>Recognising and Responding to Asking for Water</w:t>
+            </w:r>
+          </w:p>
+          <w:p>
+            <w:r>
+              <w:rPr>
+                <w:rFonts w:ascii="Arial" w:hAnsi="Arial"/>
+                <w:i/>
+                <w:color w:val="333333"/>
+                <w:sz w:val="22"/>
+              </w:rPr>
+              <w:t>Giao tiếp nền tảng: food &amp; drink — asking for water</w:t>
+            </w:r>
+          </w:p>
+        </w:tc>
+      </w:tr>
+    </w:tbl>
+    <w:p>
+      <w:pPr>
+        <w:spacing w:after="40"/>
+      </w:pPr>
+    </w:p>
+    <w:p>
+      <w:pPr>
+        <w:spacing w:after="160"/>
+      </w:pPr>
+      <w:r>
+        <w:rPr>
+          <w:rFonts w:ascii="Calibri" w:hAnsi="Calibri"/>
+          <w:i/>
+          <w:color w:val="555555"/>
+          <w:sz w:val="19"/>
+        </w:rPr>
+        <w:t>Ms Lan is thirsty and asks Ms Olivia for some water.</w:t>
+      </w:r>
+      <w:r>
+        <w:rPr>
+          <w:rFonts w:ascii="Calibri" w:hAnsi="Calibri"/>
+          <w:i/>
+          <w:color w:val="777777"/>
+          <w:sz w:val="19"/>
+        </w:rPr>
+        <w:t xml:space="preserve">  Chị Lan khát nước và xin chị Olivia một ít nước.</w:t>
+      </w:r>
+    </w:p>
+    <w:p>
+      <w:pPr>
+        <w:spacing w:after="160" w:line="312" w:lineRule="auto"/>
+      </w:pPr>
+      <w:r>
+        <w:rPr>
+          <w:rFonts w:ascii="Calibri" w:hAnsi="Calibri"/>
+          <w:b/>
+          <w:color w:val="1F3864"/>
+          <w:sz w:val="22"/>
+        </w:rPr>
+        <w:t xml:space="preserve">Ms Lan: </w:t>
+      </w:r>
+      <w:r>
+        <w:rPr>
+          <w:rFonts w:ascii="Calibri" w:hAnsi="Calibri"/>
+          <w:sz w:val="22"/>
+        </w:rPr>
+        <w:t xml:space="preserve">Excuse me, Olivia. Can I have some water, please?  </w:t>
+      </w:r>
+      <w:r>
+        <w:rPr>
+          <w:rFonts w:ascii="Calibri" w:hAnsi="Calibri"/>
+          <w:i/>
+          <w:color w:val="3A3A3A"/>
+          <w:sz w:val="22"/>
+        </w:rPr>
+        <w:t>Xin lỗi chị Olivia. Chị cho tôi xin ít nước được không?</w:t>
+      </w:r>
+    </w:p>
+    <w:p>
+      <w:pPr>
+        <w:spacing w:after="160" w:line="312" w:lineRule="auto"/>
+      </w:pPr>
+      <w:r>
+        <w:rPr>
+          <w:rFonts w:ascii="Calibri" w:hAnsi="Calibri"/>
+          <w:b/>
+          <w:color w:val="1F3864"/>
+          <w:sz w:val="22"/>
+        </w:rPr>
+        <w:t xml:space="preserve">Ms Olivia: </w:t>
+      </w:r>
+      <w:r>
+        <w:rPr>
+          <w:rFonts w:ascii="Calibri" w:hAnsi="Calibri"/>
+          <w:sz w:val="22"/>
+        </w:rPr>
+        <w:t xml:space="preserve">Of course. Here you are.  </w:t>
+      </w:r>
+      <w:r>
+        <w:rPr>
+          <w:rFonts w:ascii="Calibri" w:hAnsi="Calibri"/>
+          <w:i/>
+          <w:color w:val="3A3A3A"/>
+          <w:sz w:val="22"/>
+        </w:rPr>
+        <w:t>Được chứ. Đây, mời chị.</w:t>
+      </w:r>
+    </w:p>
+    <w:p>
+      <w:pPr>
+        <w:spacing w:after="160" w:line="312" w:lineRule="auto"/>
+      </w:pPr>
+      <w:r>
+        <w:rPr>
+          <w:rFonts w:ascii="Calibri" w:hAnsi="Calibri"/>
+          <w:b/>
+          <w:color w:val="1F3864"/>
+          <w:sz w:val="22"/>
+        </w:rPr>
+        <w:t xml:space="preserve">Ms Lan: </w:t>
+      </w:r>
+      <w:r>
+        <w:rPr>
+          <w:rFonts w:ascii="Calibri" w:hAnsi="Calibri"/>
+          <w:sz w:val="22"/>
+        </w:rPr>
+        <w:t xml:space="preserve">Thank you very much.  </w:t>
+      </w:r>
+      <w:r>
+        <w:rPr>
+          <w:rFonts w:ascii="Calibri" w:hAnsi="Calibri"/>
+          <w:i/>
+          <w:color w:val="3A3A3A"/>
+          <w:sz w:val="22"/>
+        </w:rPr>
+        <w:t>Cảm ơn chị nhiều.</w:t>
+      </w:r>
+    </w:p>
+    <w:p>
+      <w:pPr>
+        <w:spacing w:after="160" w:line="312" w:lineRule="auto"/>
+      </w:pPr>
+      <w:r>
+        <w:rPr>
+          <w:rFonts w:ascii="Calibri" w:hAnsi="Calibri"/>
+          <w:b/>
+          <w:color w:val="1F3864"/>
+          <w:sz w:val="22"/>
+        </w:rPr>
+        <w:t xml:space="preserve">Ms Olivia: </w:t>
+      </w:r>
+      <w:r>
+        <w:rPr>
+          <w:rFonts w:ascii="Calibri" w:hAnsi="Calibri"/>
+          <w:sz w:val="22"/>
+        </w:rPr>
+        <w:t xml:space="preserve">My pleasure.  </w:t>
+      </w:r>
+      <w:r>
+        <w:rPr>
+          <w:rFonts w:ascii="Calibri" w:hAnsi="Calibri"/>
+          <w:i/>
+          <w:color w:val="3A3A3A"/>
+          <w:sz w:val="22"/>
+        </w:rPr>
+        <w:t>Không có gì đâu.</w:t>
+      </w:r>
+    </w:p>
+    <w:p>
+      <w:pPr>
+        <w:sectPr>
+          <w:footerReference w:type="default" r:id="rId14"/>
+          <w:pgSz w:w="11906" w:h="16838"/>
+          <w:pgMar w:top="1020" w:right="1134" w:bottom="1020" w:left="1134" w:header="720" w:footer="720" w:gutter="0"/>
+          <w:cols w:space="720"/>
+          <w:docGrid w:linePitch="360"/>
+        </w:sectPr>
+      </w:pPr>
+    </w:p>
+    <w:p>
+      <w:pPr>
+        <w:jc w:val="center"/>
+      </w:pPr>
+      <w:r>
+        <w:rPr>
+          <w:rFonts w:ascii="Arial" w:hAnsi="Arial"/>
+          <w:b/>
+          <w:color w:val="1F3864"/>
+          <w:sz w:val="24"/>
+        </w:rPr>
+        <w:t>EVERYDAY ENGLISH REFLEX</w:t>
+      </w:r>
+    </w:p>
+    <w:p>
+      <w:pPr>
+        <w:spacing w:after="160"/>
+        <w:jc w:val="center"/>
+      </w:pPr>
+      <w:r>
+        <w:rPr>
+          <w:rFonts w:ascii="Arial" w:hAnsi="Arial"/>
+          <w:i/>
+          <w:color w:val="444444"/>
+          <w:sz w:val="19"/>
+        </w:rPr>
+        <w:t>GIAO TIẾP PHẢN XẠ THỰC TẾ</w:t>
+      </w:r>
+    </w:p>
+    <w:tbl>
+      <w:tblPr>
+        <w:tblW w:type="auto" w:w="0"/>
+        <w:jc w:val="center"/>
+        <w:tblLayout w:type="fixed"/>
+        <w:tblLook w:firstColumn="1" w:firstRow="1" w:lastColumn="0" w:lastRow="0" w:noHBand="0" w:noVBand="1" w:val="04A0"/>
+      </w:tblPr>
+      <w:tblGrid>
+        <w:gridCol w:w="4819"/>
+        <w:gridCol w:w="4819"/>
+      </w:tblGrid>
+      <w:tr>
+        <w:tc>
+          <w:tcPr>
+            <w:tcW w:type="dxa" w:w="1814"/>
+            <w:shd w:val="clear" w:color="auto" w:fill="1F3864"/>
+          </w:tcPr>
+          <w:p>
+            <w:pPr>
+              <w:jc w:val="center"/>
+            </w:pPr>
+            <w:r>
+              <w:rPr>
+                <w:rFonts w:ascii="Arial" w:hAnsi="Arial"/>
+                <w:b/>
+                <w:color w:val="FFFFFF"/>
+                <w:sz w:val="24"/>
+              </w:rPr>
+              <w:t>A0 / Pre-A1</w:t>
+            </w:r>
+          </w:p>
+          <w:p>
+            <w:pPr>
+              <w:jc w:val="center"/>
+            </w:pPr>
+            <w:r>
+              <w:rPr>
+                <w:rFonts w:ascii="Arial" w:hAnsi="Arial"/>
+                <w:color w:val="FFFFFF"/>
+                <w:sz w:val="16"/>
+              </w:rPr>
+              <w:t>LESSON 0007</w:t>
+            </w:r>
+          </w:p>
+        </w:tc>
+        <w:tc>
+          <w:tcPr>
+            <w:tcW w:type="dxa" w:w="7824"/>
+            <w:shd w:val="clear" w:color="auto" w:fill="D9E2F3"/>
+          </w:tcPr>
+          <w:p>
+            <w:r>
+              <w:rPr>
+                <w:rFonts w:ascii="Arial" w:hAnsi="Arial"/>
+                <w:b/>
+                <w:color w:val="1F3864"/>
+                <w:sz w:val="30"/>
+              </w:rPr>
+              <w:t>Recognising and Responding to the First Practical Exchange About Shopping and Payments</w:t>
+            </w:r>
+          </w:p>
+          <w:p>
+            <w:r>
+              <w:rPr>
+                <w:rFonts w:ascii="Arial" w:hAnsi="Arial"/>
+                <w:i/>
+                <w:color w:val="333333"/>
+                <w:sz w:val="22"/>
+              </w:rPr>
+              <w:t>Giao tiếp nền tảng: shopping &amp; payments — the first practical exchange about shopping &amp; payments</w:t>
+            </w:r>
+          </w:p>
+        </w:tc>
+      </w:tr>
+    </w:tbl>
+    <w:p>
+      <w:pPr>
+        <w:spacing w:after="40"/>
+      </w:pPr>
+    </w:p>
+    <w:p>
+      <w:pPr>
+        <w:spacing w:after="160"/>
+      </w:pPr>
+      <w:r>
+        <w:rPr>
+          <w:rFonts w:ascii="Calibri" w:hAnsi="Calibri"/>
+          <w:i/>
+          <w:color w:val="555555"/>
+          <w:sz w:val="19"/>
+        </w:rPr>
+        <w:t>Ms Lan buys a notebook from Mr Thomas at a small shop.</w:t>
+      </w:r>
+      <w:r>
+        <w:rPr>
+          <w:rFonts w:ascii="Calibri" w:hAnsi="Calibri"/>
+          <w:i/>
+          <w:color w:val="777777"/>
+          <w:sz w:val="19"/>
+        </w:rPr>
+        <w:t xml:space="preserve">  Chị Lan mua một cuốn tập từ anh Thomas tại một cửa hàng nhỏ.</w:t>
+      </w:r>
+    </w:p>
+    <w:p>
+      <w:pPr>
+        <w:spacing w:after="160" w:line="312" w:lineRule="auto"/>
+      </w:pPr>
+      <w:r>
+        <w:rPr>
+          <w:rFonts w:ascii="Calibri" w:hAnsi="Calibri"/>
+          <w:b/>
+          <w:color w:val="1F3864"/>
+          <w:sz w:val="22"/>
+        </w:rPr>
+        <w:t xml:space="preserve">Ms Lan: </w:t>
+      </w:r>
+      <w:r>
+        <w:rPr>
+          <w:rFonts w:ascii="Calibri" w:hAnsi="Calibri"/>
+          <w:sz w:val="22"/>
+        </w:rPr>
+        <w:t xml:space="preserve">Excuse me. I would like this notebook, please.  </w:t>
+      </w:r>
+      <w:r>
+        <w:rPr>
+          <w:rFonts w:ascii="Calibri" w:hAnsi="Calibri"/>
+          <w:i/>
+          <w:color w:val="3A3A3A"/>
+          <w:sz w:val="22"/>
+        </w:rPr>
+        <w:t>Xin lỗi anh. Cho tôi mua cuốn tập này với.</w:t>
+      </w:r>
+    </w:p>
+    <w:p>
+      <w:pPr>
+        <w:spacing w:after="160" w:line="312" w:lineRule="auto"/>
+      </w:pPr>
+      <w:r>
+        <w:rPr>
+          <w:rFonts w:ascii="Calibri" w:hAnsi="Calibri"/>
+          <w:b/>
+          <w:color w:val="1F3864"/>
+          <w:sz w:val="22"/>
+        </w:rPr>
+        <w:t xml:space="preserve">Mr Thomas: </w:t>
+      </w:r>
+      <w:r>
+        <w:rPr>
+          <w:rFonts w:ascii="Calibri" w:hAnsi="Calibri"/>
+          <w:sz w:val="22"/>
+        </w:rPr>
+        <w:t xml:space="preserve">Certainly. Here it is.  </w:t>
+      </w:r>
+      <w:r>
+        <w:rPr>
+          <w:rFonts w:ascii="Calibri" w:hAnsi="Calibri"/>
+          <w:i/>
+          <w:color w:val="3A3A3A"/>
+          <w:sz w:val="22"/>
+        </w:rPr>
+        <w:t>Được ạ. Đây, cuốn tập của chị.</w:t>
+      </w:r>
+    </w:p>
+    <w:p>
+      <w:pPr>
+        <w:spacing w:after="160" w:line="312" w:lineRule="auto"/>
+      </w:pPr>
+      <w:r>
+        <w:rPr>
+          <w:rFonts w:ascii="Calibri" w:hAnsi="Calibri"/>
+          <w:b/>
+          <w:color w:val="1F3864"/>
+          <w:sz w:val="22"/>
+        </w:rPr>
+        <w:t xml:space="preserve">Ms Lan: </w:t>
+      </w:r>
+      <w:r>
+        <w:rPr>
+          <w:rFonts w:ascii="Calibri" w:hAnsi="Calibri"/>
+          <w:sz w:val="22"/>
+        </w:rPr>
+        <w:t xml:space="preserve">Thank you. Here is the money.  </w:t>
+      </w:r>
+      <w:r>
+        <w:rPr>
+          <w:rFonts w:ascii="Calibri" w:hAnsi="Calibri"/>
+          <w:i/>
+          <w:color w:val="3A3A3A"/>
+          <w:sz w:val="22"/>
+        </w:rPr>
+        <w:t>Cảm ơn anh. Đây là tiền của tôi.</w:t>
+      </w:r>
+    </w:p>
+    <w:p>
+      <w:pPr>
+        <w:spacing w:after="160" w:line="312" w:lineRule="auto"/>
+      </w:pPr>
+      <w:r>
+        <w:rPr>
+          <w:rFonts w:ascii="Calibri" w:hAnsi="Calibri"/>
+          <w:b/>
+          <w:color w:val="1F3864"/>
+          <w:sz w:val="22"/>
+        </w:rPr>
+        <w:t xml:space="preserve">Mr Thomas: </w:t>
+      </w:r>
+      <w:r>
+        <w:rPr>
+          <w:rFonts w:ascii="Calibri" w:hAnsi="Calibri"/>
+          <w:sz w:val="22"/>
+        </w:rPr>
+        <w:t xml:space="preserve">Have a good day.  </w:t>
+      </w:r>
+      <w:r>
+        <w:rPr>
+          <w:rFonts w:ascii="Calibri" w:hAnsi="Calibri"/>
+          <w:i/>
+          <w:color w:val="3A3A3A"/>
+          <w:sz w:val="22"/>
+        </w:rPr>
+        <w:t>Chúc chị một ngày tốt lành.</w:t>
+      </w:r>
+    </w:p>
     <w:sectPr>
-      <w:footerReference w:type="default" r:id="rId12"/>
+      <w:footerReference w:type="default" r:id="rId15"/>
       <w:pgSz w:w="11906" w:h="16838"/>
       <w:pgMar w:top="1020" w:right="1134" w:bottom="1020" w:left="1134" w:header="720" w:footer="720" w:gutter="0"/>
       <w:cols w:space="720"/>
@@ -1380,6 +2169,78 @@
         <w:sz w:val="16"/>
       </w:rPr>
       <w:t xml:space="preserve">EVERYDAY ENGLISH REFLEX  •  Home  •  page </w:t>
+    </w:r>
+    <w:r>
+      <w:fldChar w:fldCharType="begin"/>
+      <w:instrText xml:space="preserve">PAGE</w:instrText>
+      <w:fldChar w:fldCharType="end"/>
+    </w:r>
+  </w:p>
+</w:ftr>
+</file>
+
+<file path=word/footer5.xml><?xml version="1.0" encoding="utf-8"?>
+<w:ftr xmlns:m="http://schemas.openxmlformats.org/officeDocument/2006/math" xmlns:mc="http://schemas.openxmlformats.org/markup-compatibility/2006" xmlns:mo="http://schemas.microsoft.com/office/mac/office/2008/main" xmlns:mv="urn:schemas-microsoft-com:mac:vml" xmlns:o="urn:schemas-microsoft-com:office:office" xmlns:r="http://schemas.openxmlformats.org/officeDocument/2006/relationships" xmlns:v="urn:schemas-microsoft-com:vml" xmlns:w10="urn:schemas-microsoft-com:office:word" xmlns:w14="http://schemas.microsoft.com/office/word/2010/wordml" xmlns:w="http://schemas.openxmlformats.org/wordprocessingml/2006/main" xmlns:wne="http://schemas.microsoft.com/office/word/2006/wordml" xmlns:wp14="http://schemas.microsoft.com/office/word/2010/wordprocessingDrawing" xmlns:wp="http://schemas.openxmlformats.org/drawingml/2006/wordprocessingDrawing" xmlns:wpc="http://schemas.microsoft.com/office/word/2010/wordprocessingCanvas" xmlns:wpg="http://schemas.microsoft.com/office/word/2010/wordprocessingGroup" xmlns:wpi="http://schemas.microsoft.com/office/word/2010/wordprocessingInk" xmlns:wps="http://schemas.microsoft.com/office/word/2010/wordprocessingShape" mc:Ignorable="w14 wp14">
+  <w:p>
+    <w:pPr>
+      <w:pStyle w:val="Footer"/>
+      <w:jc w:val="center"/>
+    </w:pPr>
+    <w:r/>
+    <w:r>
+      <w:rPr>
+        <w:color w:val="666666"/>
+        <w:sz w:val="16"/>
+      </w:rPr>
+      <w:t xml:space="preserve">EVERYDAY ENGLISH REFLEX  •  Family  •  page </w:t>
+    </w:r>
+    <w:r>
+      <w:fldChar w:fldCharType="begin"/>
+      <w:instrText xml:space="preserve">PAGE</w:instrText>
+      <w:fldChar w:fldCharType="end"/>
+    </w:r>
+  </w:p>
+</w:ftr>
+</file>
+
+<file path=word/footer6.xml><?xml version="1.0" encoding="utf-8"?>
+<w:ftr xmlns:m="http://schemas.openxmlformats.org/officeDocument/2006/math" xmlns:mc="http://schemas.openxmlformats.org/markup-compatibility/2006" xmlns:mo="http://schemas.microsoft.com/office/mac/office/2008/main" xmlns:mv="urn:schemas-microsoft-com:mac:vml" xmlns:o="urn:schemas-microsoft-com:office:office" xmlns:r="http://schemas.openxmlformats.org/officeDocument/2006/relationships" xmlns:v="urn:schemas-microsoft-com:vml" xmlns:w10="urn:schemas-microsoft-com:office:word" xmlns:w14="http://schemas.microsoft.com/office/word/2010/wordml" xmlns:w="http://schemas.openxmlformats.org/wordprocessingml/2006/main" xmlns:wne="http://schemas.microsoft.com/office/word/2006/wordml" xmlns:wp14="http://schemas.microsoft.com/office/word/2010/wordprocessingDrawing" xmlns:wp="http://schemas.openxmlformats.org/drawingml/2006/wordprocessingDrawing" xmlns:wpc="http://schemas.microsoft.com/office/word/2010/wordprocessingCanvas" xmlns:wpg="http://schemas.microsoft.com/office/word/2010/wordprocessingGroup" xmlns:wpi="http://schemas.microsoft.com/office/word/2010/wordprocessingInk" xmlns:wps="http://schemas.microsoft.com/office/word/2010/wordprocessingShape" mc:Ignorable="w14 wp14">
+  <w:p>
+    <w:pPr>
+      <w:pStyle w:val="Footer"/>
+      <w:jc w:val="center"/>
+    </w:pPr>
+    <w:r/>
+    <w:r>
+      <w:rPr>
+        <w:color w:val="666666"/>
+        <w:sz w:val="16"/>
+      </w:rPr>
+      <w:t xml:space="preserve">EVERYDAY ENGLISH REFLEX  •  Food  •  page </w:t>
+    </w:r>
+    <w:r>
+      <w:fldChar w:fldCharType="begin"/>
+      <w:instrText xml:space="preserve">PAGE</w:instrText>
+      <w:fldChar w:fldCharType="end"/>
+    </w:r>
+  </w:p>
+</w:ftr>
+</file>
+
+<file path=word/footer7.xml><?xml version="1.0" encoding="utf-8"?>
+<w:ftr xmlns:m="http://schemas.openxmlformats.org/officeDocument/2006/math" xmlns:mc="http://schemas.openxmlformats.org/markup-compatibility/2006" xmlns:mo="http://schemas.microsoft.com/office/mac/office/2008/main" xmlns:mv="urn:schemas-microsoft-com:mac:vml" xmlns:o="urn:schemas-microsoft-com:office:office" xmlns:r="http://schemas.openxmlformats.org/officeDocument/2006/relationships" xmlns:v="urn:schemas-microsoft-com:vml" xmlns:w10="urn:schemas-microsoft-com:office:word" xmlns:w14="http://schemas.microsoft.com/office/word/2010/wordml" xmlns:w="http://schemas.openxmlformats.org/wordprocessingml/2006/main" xmlns:wne="http://schemas.microsoft.com/office/word/2006/wordml" xmlns:wp14="http://schemas.microsoft.com/office/word/2010/wordprocessingDrawing" xmlns:wp="http://schemas.openxmlformats.org/drawingml/2006/wordprocessingDrawing" xmlns:wpc="http://schemas.microsoft.com/office/word/2010/wordprocessingCanvas" xmlns:wpg="http://schemas.microsoft.com/office/word/2010/wordprocessingGroup" xmlns:wpi="http://schemas.microsoft.com/office/word/2010/wordprocessingInk" xmlns:wps="http://schemas.microsoft.com/office/word/2010/wordprocessingShape" mc:Ignorable="w14 wp14">
+  <w:p>
+    <w:pPr>
+      <w:pStyle w:val="Footer"/>
+      <w:jc w:val="center"/>
+    </w:pPr>
+    <w:r/>
+    <w:r>
+      <w:rPr>
+        <w:color w:val="666666"/>
+        <w:sz w:val="16"/>
+      </w:rPr>
+      <w:t xml:space="preserve">EVERYDAY ENGLISH REFLEX  •  Shopping  •  page </w:t>
     </w:r>
     <w:r>
       <w:fldChar w:fldCharType="begin"/>

--- a/practical-everyday-english/restart/manuscript/EVERYDAY_ENGLISH_REFLEX_BOOK.docx
+++ b/practical-everyday-english/restart/manuscript/EVERYDAY_ENGLISH_REFLEX_BOOK.docx
@@ -2072,8 +2072,7898 @@
         <w:t>Chúc chị một ngày tốt lành.</w:t>
       </w:r>
     </w:p>
+    <w:p>
+      <w:pPr>
+        <w:sectPr>
+          <w:footerReference w:type="default" r:id="rId15"/>
+          <w:pgSz w:w="11906" w:h="16838"/>
+          <w:pgMar w:top="1020" w:right="1134" w:bottom="1020" w:left="1134" w:header="720" w:footer="720" w:gutter="0"/>
+          <w:cols w:space="720"/>
+          <w:docGrid w:linePitch="360"/>
+        </w:sectPr>
+      </w:pPr>
+    </w:p>
+    <w:p>
+      <w:pPr>
+        <w:jc w:val="center"/>
+      </w:pPr>
+      <w:r>
+        <w:rPr>
+          <w:rFonts w:ascii="Arial" w:hAnsi="Arial"/>
+          <w:b/>
+          <w:color w:val="1F3864"/>
+          <w:sz w:val="24"/>
+        </w:rPr>
+        <w:t>EVERYDAY ENGLISH REFLEX</w:t>
+      </w:r>
+    </w:p>
+    <w:p>
+      <w:pPr>
+        <w:spacing w:after="160"/>
+        <w:jc w:val="center"/>
+      </w:pPr>
+      <w:r>
+        <w:rPr>
+          <w:rFonts w:ascii="Arial" w:hAnsi="Arial"/>
+          <w:i/>
+          <w:color w:val="444444"/>
+          <w:sz w:val="19"/>
+        </w:rPr>
+        <w:t>GIAO TIẾP PHẢN XẠ THỰC TẾ</w:t>
+      </w:r>
+    </w:p>
+    <w:tbl>
+      <w:tblPr>
+        <w:tblW w:type="auto" w:w="0"/>
+        <w:jc w:val="center"/>
+        <w:tblLayout w:type="fixed"/>
+        <w:tblLook w:firstColumn="1" w:firstRow="1" w:lastColumn="0" w:lastRow="0" w:noHBand="0" w:noVBand="1" w:val="04A0"/>
+      </w:tblPr>
+      <w:tblGrid>
+        <w:gridCol w:w="4819"/>
+        <w:gridCol w:w="4819"/>
+      </w:tblGrid>
+      <w:tr>
+        <w:tc>
+          <w:tcPr>
+            <w:tcW w:type="dxa" w:w="1814"/>
+            <w:shd w:val="clear" w:color="auto" w:fill="1F3864"/>
+          </w:tcPr>
+          <w:p>
+            <w:pPr>
+              <w:jc w:val="center"/>
+            </w:pPr>
+            <w:r>
+              <w:rPr>
+                <w:rFonts w:ascii="Arial" w:hAnsi="Arial"/>
+                <w:b/>
+                <w:color w:val="FFFFFF"/>
+                <w:sz w:val="24"/>
+              </w:rPr>
+              <w:t>A0 / Pre-A1</w:t>
+            </w:r>
+          </w:p>
+          <w:p>
+            <w:pPr>
+              <w:jc w:val="center"/>
+            </w:pPr>
+            <w:r>
+              <w:rPr>
+                <w:rFonts w:ascii="Arial" w:hAnsi="Arial"/>
+                <w:color w:val="FFFFFF"/>
+                <w:sz w:val="16"/>
+              </w:rPr>
+              <w:t>LESSON 0008</w:t>
+            </w:r>
+          </w:p>
+        </w:tc>
+        <w:tc>
+          <w:tcPr>
+            <w:tcW w:type="dxa" w:w="7824"/>
+            <w:shd w:val="clear" w:color="auto" w:fill="D9E2F3"/>
+          </w:tcPr>
+          <w:p>
+            <w:r>
+              <w:rPr>
+                <w:rFonts w:ascii="Arial" w:hAnsi="Arial"/>
+                <w:b/>
+                <w:color w:val="1F3864"/>
+                <w:sz w:val="30"/>
+              </w:rPr>
+              <w:t>Recognising and Responding to the First Practical Exchange About Clothing and Personal Items</w:t>
+            </w:r>
+          </w:p>
+          <w:p>
+            <w:r>
+              <w:rPr>
+                <w:rFonts w:ascii="Arial" w:hAnsi="Arial"/>
+                <w:i/>
+                <w:color w:val="333333"/>
+                <w:sz w:val="22"/>
+              </w:rPr>
+              <w:t>Giao tiếp nền tảng: clothing &amp; personal items — the first practical exchange about clothing &amp; personal items</w:t>
+            </w:r>
+          </w:p>
+        </w:tc>
+      </w:tr>
+    </w:tbl>
+    <w:p>
+      <w:pPr>
+        <w:spacing w:after="40"/>
+      </w:pPr>
+    </w:p>
+    <w:p>
+      <w:pPr>
+        <w:spacing w:after="160"/>
+      </w:pPr>
+      <w:r>
+        <w:rPr>
+          <w:rFonts w:ascii="Calibri" w:hAnsi="Calibri"/>
+          <w:i/>
+          <w:color w:val="555555"/>
+          <w:sz w:val="19"/>
+        </w:rPr>
+        <w:t>Ms Lan cannot find her scarf. She asks Ms Sophie.</w:t>
+      </w:r>
+      <w:r>
+        <w:rPr>
+          <w:rFonts w:ascii="Calibri" w:hAnsi="Calibri"/>
+          <w:i/>
+          <w:color w:val="777777"/>
+          <w:sz w:val="19"/>
+        </w:rPr>
+        <w:t xml:space="preserve">  Chị Lan không tìm thấy khăn quàng của mình. Chị hỏi chị Sophie.</w:t>
+      </w:r>
+    </w:p>
+    <w:p>
+      <w:pPr>
+        <w:spacing w:after="160" w:line="312" w:lineRule="auto"/>
+      </w:pPr>
+      <w:r>
+        <w:rPr>
+          <w:rFonts w:ascii="Calibri" w:hAnsi="Calibri"/>
+          <w:b/>
+          <w:color w:val="1F3864"/>
+          <w:sz w:val="22"/>
+        </w:rPr>
+        <w:t xml:space="preserve">Ms Lan: </w:t>
+      </w:r>
+      <w:r>
+        <w:rPr>
+          <w:rFonts w:ascii="Calibri" w:hAnsi="Calibri"/>
+          <w:sz w:val="22"/>
+        </w:rPr>
+        <w:t xml:space="preserve">Sophie, where is my scarf?  </w:t>
+      </w:r>
+      <w:r>
+        <w:rPr>
+          <w:rFonts w:ascii="Calibri" w:hAnsi="Calibri"/>
+          <w:i/>
+          <w:color w:val="3A3A3A"/>
+          <w:sz w:val="22"/>
+        </w:rPr>
+        <w:t>Sophie ơi, khăn quàng của tôi đâu rồi?</w:t>
+      </w:r>
+    </w:p>
+    <w:p>
+      <w:pPr>
+        <w:spacing w:after="160" w:line="312" w:lineRule="auto"/>
+      </w:pPr>
+      <w:r>
+        <w:rPr>
+          <w:rFonts w:ascii="Calibri" w:hAnsi="Calibri"/>
+          <w:b/>
+          <w:color w:val="1F3864"/>
+          <w:sz w:val="22"/>
+        </w:rPr>
+        <w:t xml:space="preserve">Ms Sophie: </w:t>
+      </w:r>
+      <w:r>
+        <w:rPr>
+          <w:rFonts w:ascii="Calibri" w:hAnsi="Calibri"/>
+          <w:sz w:val="22"/>
+        </w:rPr>
+        <w:t xml:space="preserve">It is on the chair.  </w:t>
+      </w:r>
+      <w:r>
+        <w:rPr>
+          <w:rFonts w:ascii="Calibri" w:hAnsi="Calibri"/>
+          <w:i/>
+          <w:color w:val="3A3A3A"/>
+          <w:sz w:val="22"/>
+        </w:rPr>
+        <w:t>Nó ở trên ghế đó.</w:t>
+      </w:r>
+    </w:p>
+    <w:p>
+      <w:pPr>
+        <w:spacing w:after="160" w:line="312" w:lineRule="auto"/>
+      </w:pPr>
+      <w:r>
+        <w:rPr>
+          <w:rFonts w:ascii="Calibri" w:hAnsi="Calibri"/>
+          <w:b/>
+          <w:color w:val="1F3864"/>
+          <w:sz w:val="22"/>
+        </w:rPr>
+        <w:t xml:space="preserve">Ms Lan: </w:t>
+      </w:r>
+      <w:r>
+        <w:rPr>
+          <w:rFonts w:ascii="Calibri" w:hAnsi="Calibri"/>
+          <w:sz w:val="22"/>
+        </w:rPr>
+        <w:t xml:space="preserve">Oh, thank you.  </w:t>
+      </w:r>
+      <w:r>
+        <w:rPr>
+          <w:rFonts w:ascii="Calibri" w:hAnsi="Calibri"/>
+          <w:i/>
+          <w:color w:val="3A3A3A"/>
+          <w:sz w:val="22"/>
+        </w:rPr>
+        <w:t>À, cảm ơn chị.</w:t>
+      </w:r>
+    </w:p>
+    <w:p>
+      <w:pPr>
+        <w:spacing w:after="160" w:line="312" w:lineRule="auto"/>
+      </w:pPr>
+      <w:r>
+        <w:rPr>
+          <w:rFonts w:ascii="Calibri" w:hAnsi="Calibri"/>
+          <w:b/>
+          <w:color w:val="1F3864"/>
+          <w:sz w:val="22"/>
+        </w:rPr>
+        <w:t xml:space="preserve">Ms Sophie: </w:t>
+      </w:r>
+      <w:r>
+        <w:rPr>
+          <w:rFonts w:ascii="Calibri" w:hAnsi="Calibri"/>
+          <w:sz w:val="22"/>
+        </w:rPr>
+        <w:t xml:space="preserve">No worries.  </w:t>
+      </w:r>
+      <w:r>
+        <w:rPr>
+          <w:rFonts w:ascii="Calibri" w:hAnsi="Calibri"/>
+          <w:i/>
+          <w:color w:val="3A3A3A"/>
+          <w:sz w:val="22"/>
+        </w:rPr>
+        <w:t>Không sao đâu chị.</w:t>
+      </w:r>
+    </w:p>
+    <w:p>
+      <w:pPr>
+        <w:sectPr>
+          <w:footerReference w:type="default" r:id="rId16"/>
+          <w:pgSz w:w="11906" w:h="16838"/>
+          <w:pgMar w:top="1020" w:right="1134" w:bottom="1020" w:left="1134" w:header="720" w:footer="720" w:gutter="0"/>
+          <w:cols w:space="720"/>
+          <w:docGrid w:linePitch="360"/>
+        </w:sectPr>
+      </w:pPr>
+    </w:p>
+    <w:p>
+      <w:pPr>
+        <w:jc w:val="center"/>
+      </w:pPr>
+      <w:r>
+        <w:rPr>
+          <w:rFonts w:ascii="Arial" w:hAnsi="Arial"/>
+          <w:b/>
+          <w:color w:val="1F3864"/>
+          <w:sz w:val="24"/>
+        </w:rPr>
+        <w:t>EVERYDAY ENGLISH REFLEX</w:t>
+      </w:r>
+    </w:p>
+    <w:p>
+      <w:pPr>
+        <w:spacing w:after="160"/>
+        <w:jc w:val="center"/>
+      </w:pPr>
+      <w:r>
+        <w:rPr>
+          <w:rFonts w:ascii="Arial" w:hAnsi="Arial"/>
+          <w:i/>
+          <w:color w:val="444444"/>
+          <w:sz w:val="19"/>
+        </w:rPr>
+        <w:t>GIAO TIẾP PHẢN XẠ THỰC TẾ</w:t>
+      </w:r>
+    </w:p>
+    <w:tbl>
+      <w:tblPr>
+        <w:tblW w:type="auto" w:w="0"/>
+        <w:jc w:val="center"/>
+        <w:tblLayout w:type="fixed"/>
+        <w:tblLook w:firstColumn="1" w:firstRow="1" w:lastColumn="0" w:lastRow="0" w:noHBand="0" w:noVBand="1" w:val="04A0"/>
+      </w:tblPr>
+      <w:tblGrid>
+        <w:gridCol w:w="4819"/>
+        <w:gridCol w:w="4819"/>
+      </w:tblGrid>
+      <w:tr>
+        <w:tc>
+          <w:tcPr>
+            <w:tcW w:type="dxa" w:w="1814"/>
+            <w:shd w:val="clear" w:color="auto" w:fill="1F3864"/>
+          </w:tcPr>
+          <w:p>
+            <w:pPr>
+              <w:jc w:val="center"/>
+            </w:pPr>
+            <w:r>
+              <w:rPr>
+                <w:rFonts w:ascii="Arial" w:hAnsi="Arial"/>
+                <w:b/>
+                <w:color w:val="FFFFFF"/>
+                <w:sz w:val="24"/>
+              </w:rPr>
+              <w:t>A0 / Pre-A1</w:t>
+            </w:r>
+          </w:p>
+          <w:p>
+            <w:pPr>
+              <w:jc w:val="center"/>
+            </w:pPr>
+            <w:r>
+              <w:rPr>
+                <w:rFonts w:ascii="Arial" w:hAnsi="Arial"/>
+                <w:color w:val="FFFFFF"/>
+                <w:sz w:val="16"/>
+              </w:rPr>
+              <w:t>LESSON 0009</w:t>
+            </w:r>
+          </w:p>
+        </w:tc>
+        <w:tc>
+          <w:tcPr>
+            <w:tcW w:type="dxa" w:w="7824"/>
+            <w:shd w:val="clear" w:color="auto" w:fill="D9E2F3"/>
+          </w:tcPr>
+          <w:p>
+            <w:r>
+              <w:rPr>
+                <w:rFonts w:ascii="Arial" w:hAnsi="Arial"/>
+                <w:b/>
+                <w:color w:val="1F3864"/>
+                <w:sz w:val="30"/>
+              </w:rPr>
+              <w:t>Recognising and Responding to the First Practical Exchange About Neighbourhood and Directions</w:t>
+            </w:r>
+          </w:p>
+          <w:p>
+            <w:r>
+              <w:rPr>
+                <w:rFonts w:ascii="Arial" w:hAnsi="Arial"/>
+                <w:i/>
+                <w:color w:val="333333"/>
+                <w:sz w:val="22"/>
+              </w:rPr>
+              <w:t>Giao tiếp nền tảng: neighbourhood &amp; directions — the first practical exchange about neighbourhood &amp; directions</w:t>
+            </w:r>
+          </w:p>
+        </w:tc>
+      </w:tr>
+    </w:tbl>
+    <w:p>
+      <w:pPr>
+        <w:spacing w:after="40"/>
+      </w:pPr>
+    </w:p>
+    <w:p>
+      <w:pPr>
+        <w:spacing w:after="160"/>
+      </w:pPr>
+      <w:r>
+        <w:rPr>
+          <w:rFonts w:ascii="Calibri" w:hAnsi="Calibri"/>
+          <w:i/>
+          <w:color w:val="555555"/>
+          <w:sz w:val="19"/>
+        </w:rPr>
+        <w:t>Ms Lan asks Mr Michael where the bus stop is.</w:t>
+      </w:r>
+      <w:r>
+        <w:rPr>
+          <w:rFonts w:ascii="Calibri" w:hAnsi="Calibri"/>
+          <w:i/>
+          <w:color w:val="777777"/>
+          <w:sz w:val="19"/>
+        </w:rPr>
+        <w:t xml:space="preserve">  Chị Lan hỏi anh Michael trạm xe buýt ở đâu.</w:t>
+      </w:r>
+    </w:p>
+    <w:p>
+      <w:pPr>
+        <w:spacing w:after="160" w:line="312" w:lineRule="auto"/>
+      </w:pPr>
+      <w:r>
+        <w:rPr>
+          <w:rFonts w:ascii="Calibri" w:hAnsi="Calibri"/>
+          <w:b/>
+          <w:color w:val="1F3864"/>
+          <w:sz w:val="22"/>
+        </w:rPr>
+        <w:t xml:space="preserve">Ms Lan: </w:t>
+      </w:r>
+      <w:r>
+        <w:rPr>
+          <w:rFonts w:ascii="Calibri" w:hAnsi="Calibri"/>
+          <w:sz w:val="22"/>
+        </w:rPr>
+        <w:t xml:space="preserve">Excuse me, Michael. Where is the bus stop?  </w:t>
+      </w:r>
+      <w:r>
+        <w:rPr>
+          <w:rFonts w:ascii="Calibri" w:hAnsi="Calibri"/>
+          <w:i/>
+          <w:color w:val="3A3A3A"/>
+          <w:sz w:val="22"/>
+        </w:rPr>
+        <w:t>Xin lỗi anh Michael. Trạm xe buýt ở đâu vậy?</w:t>
+      </w:r>
+    </w:p>
+    <w:p>
+      <w:pPr>
+        <w:spacing w:after="160" w:line="312" w:lineRule="auto"/>
+      </w:pPr>
+      <w:r>
+        <w:rPr>
+          <w:rFonts w:ascii="Calibri" w:hAnsi="Calibri"/>
+          <w:b/>
+          <w:color w:val="1F3864"/>
+          <w:sz w:val="22"/>
+        </w:rPr>
+        <w:t xml:space="preserve">Mr Michael: </w:t>
+      </w:r>
+      <w:r>
+        <w:rPr>
+          <w:rFonts w:ascii="Calibri" w:hAnsi="Calibri"/>
+          <w:sz w:val="22"/>
+        </w:rPr>
+        <w:t xml:space="preserve">It is over there.  </w:t>
+      </w:r>
+      <w:r>
+        <w:rPr>
+          <w:rFonts w:ascii="Calibri" w:hAnsi="Calibri"/>
+          <w:i/>
+          <w:color w:val="3A3A3A"/>
+          <w:sz w:val="22"/>
+        </w:rPr>
+        <w:t>Nó ở đằng kia.</w:t>
+      </w:r>
+    </w:p>
+    <w:p>
+      <w:pPr>
+        <w:spacing w:after="160" w:line="312" w:lineRule="auto"/>
+      </w:pPr>
+      <w:r>
+        <w:rPr>
+          <w:rFonts w:ascii="Calibri" w:hAnsi="Calibri"/>
+          <w:b/>
+          <w:color w:val="1F3864"/>
+          <w:sz w:val="22"/>
+        </w:rPr>
+        <w:t xml:space="preserve">Ms Lan: </w:t>
+      </w:r>
+      <w:r>
+        <w:rPr>
+          <w:rFonts w:ascii="Calibri" w:hAnsi="Calibri"/>
+          <w:sz w:val="22"/>
+        </w:rPr>
+        <w:t xml:space="preserve">Thank you very much.  </w:t>
+      </w:r>
+      <w:r>
+        <w:rPr>
+          <w:rFonts w:ascii="Calibri" w:hAnsi="Calibri"/>
+          <w:i/>
+          <w:color w:val="3A3A3A"/>
+          <w:sz w:val="22"/>
+        </w:rPr>
+        <w:t>Cảm ơn anh nhiều.</w:t>
+      </w:r>
+    </w:p>
+    <w:p>
+      <w:pPr>
+        <w:spacing w:after="160" w:line="312" w:lineRule="auto"/>
+      </w:pPr>
+      <w:r>
+        <w:rPr>
+          <w:rFonts w:ascii="Calibri" w:hAnsi="Calibri"/>
+          <w:b/>
+          <w:color w:val="1F3864"/>
+          <w:sz w:val="22"/>
+        </w:rPr>
+        <w:t xml:space="preserve">Mr Michael: </w:t>
+      </w:r>
+      <w:r>
+        <w:rPr>
+          <w:rFonts w:ascii="Calibri" w:hAnsi="Calibri"/>
+          <w:sz w:val="22"/>
+        </w:rPr>
+        <w:t xml:space="preserve">Anytime.  </w:t>
+      </w:r>
+      <w:r>
+        <w:rPr>
+          <w:rFonts w:ascii="Calibri" w:hAnsi="Calibri"/>
+          <w:i/>
+          <w:color w:val="3A3A3A"/>
+          <w:sz w:val="22"/>
+        </w:rPr>
+        <w:t>Lúc nào cũng được.</w:t>
+      </w:r>
+    </w:p>
+    <w:p>
+      <w:pPr>
+        <w:sectPr>
+          <w:footerReference w:type="default" r:id="rId17"/>
+          <w:pgSz w:w="11906" w:h="16838"/>
+          <w:pgMar w:top="1020" w:right="1134" w:bottom="1020" w:left="1134" w:header="720" w:footer="720" w:gutter="0"/>
+          <w:cols w:space="720"/>
+          <w:docGrid w:linePitch="360"/>
+        </w:sectPr>
+      </w:pPr>
+    </w:p>
+    <w:p>
+      <w:pPr>
+        <w:jc w:val="center"/>
+      </w:pPr>
+      <w:r>
+        <w:rPr>
+          <w:rFonts w:ascii="Arial" w:hAnsi="Arial"/>
+          <w:b/>
+          <w:color w:val="1F3864"/>
+          <w:sz w:val="24"/>
+        </w:rPr>
+        <w:t>EVERYDAY ENGLISH REFLEX</w:t>
+      </w:r>
+    </w:p>
+    <w:p>
+      <w:pPr>
+        <w:spacing w:after="160"/>
+        <w:jc w:val="center"/>
+      </w:pPr>
+      <w:r>
+        <w:rPr>
+          <w:rFonts w:ascii="Arial" w:hAnsi="Arial"/>
+          <w:i/>
+          <w:color w:val="444444"/>
+          <w:sz w:val="19"/>
+        </w:rPr>
+        <w:t>GIAO TIẾP PHẢN XẠ THỰC TẾ</w:t>
+      </w:r>
+    </w:p>
+    <w:tbl>
+      <w:tblPr>
+        <w:tblW w:type="auto" w:w="0"/>
+        <w:jc w:val="center"/>
+        <w:tblLayout w:type="fixed"/>
+        <w:tblLook w:firstColumn="1" w:firstRow="1" w:lastColumn="0" w:lastRow="0" w:noHBand="0" w:noVBand="1" w:val="04A0"/>
+      </w:tblPr>
+      <w:tblGrid>
+        <w:gridCol w:w="4819"/>
+        <w:gridCol w:w="4819"/>
+      </w:tblGrid>
+      <w:tr>
+        <w:tc>
+          <w:tcPr>
+            <w:tcW w:type="dxa" w:w="1814"/>
+            <w:shd w:val="clear" w:color="auto" w:fill="1F3864"/>
+          </w:tcPr>
+          <w:p>
+            <w:pPr>
+              <w:jc w:val="center"/>
+            </w:pPr>
+            <w:r>
+              <w:rPr>
+                <w:rFonts w:ascii="Arial" w:hAnsi="Arial"/>
+                <w:b/>
+                <w:color w:val="FFFFFF"/>
+                <w:sz w:val="24"/>
+              </w:rPr>
+              <w:t>A0 / Pre-A1</w:t>
+            </w:r>
+          </w:p>
+          <w:p>
+            <w:pPr>
+              <w:jc w:val="center"/>
+            </w:pPr>
+            <w:r>
+              <w:rPr>
+                <w:rFonts w:ascii="Arial" w:hAnsi="Arial"/>
+                <w:color w:val="FFFFFF"/>
+                <w:sz w:val="16"/>
+              </w:rPr>
+              <w:t>LESSON 0010</w:t>
+            </w:r>
+          </w:p>
+        </w:tc>
+        <w:tc>
+          <w:tcPr>
+            <w:tcW w:type="dxa" w:w="7824"/>
+            <w:shd w:val="clear" w:color="auto" w:fill="D9E2F3"/>
+          </w:tcPr>
+          <w:p>
+            <w:r>
+              <w:rPr>
+                <w:rFonts w:ascii="Arial" w:hAnsi="Arial"/>
+                <w:b/>
+                <w:color w:val="1F3864"/>
+                <w:sz w:val="30"/>
+              </w:rPr>
+              <w:t>Recognising and Responding to the First Practical Exchange About Public Transport</w:t>
+            </w:r>
+          </w:p>
+          <w:p>
+            <w:r>
+              <w:rPr>
+                <w:rFonts w:ascii="Arial" w:hAnsi="Arial"/>
+                <w:i/>
+                <w:color w:val="333333"/>
+                <w:sz w:val="22"/>
+              </w:rPr>
+              <w:t>Giao tiếp nền tảng: public transport — the first practical exchange about public transport</w:t>
+            </w:r>
+          </w:p>
+        </w:tc>
+      </w:tr>
+    </w:tbl>
+    <w:p>
+      <w:pPr>
+        <w:spacing w:after="40"/>
+      </w:pPr>
+    </w:p>
+    <w:p>
+      <w:pPr>
+        <w:spacing w:after="160"/>
+      </w:pPr>
+      <w:r>
+        <w:rPr>
+          <w:rFonts w:ascii="Calibri" w:hAnsi="Calibri"/>
+          <w:i/>
+          <w:color w:val="555555"/>
+          <w:sz w:val="19"/>
+        </w:rPr>
+        <w:t>Ms Lan asks Ms Grace if a bus goes to the station.</w:t>
+      </w:r>
+      <w:r>
+        <w:rPr>
+          <w:rFonts w:ascii="Calibri" w:hAnsi="Calibri"/>
+          <w:i/>
+          <w:color w:val="777777"/>
+          <w:sz w:val="19"/>
+        </w:rPr>
+        <w:t xml:space="preserve">  Chị Lan hỏi chị Grace xe buýt này có đến ga không.</w:t>
+      </w:r>
+    </w:p>
+    <w:p>
+      <w:pPr>
+        <w:spacing w:after="160" w:line="312" w:lineRule="auto"/>
+      </w:pPr>
+      <w:r>
+        <w:rPr>
+          <w:rFonts w:ascii="Calibri" w:hAnsi="Calibri"/>
+          <w:b/>
+          <w:color w:val="1F3864"/>
+          <w:sz w:val="22"/>
+        </w:rPr>
+        <w:t xml:space="preserve">Ms Lan: </w:t>
+      </w:r>
+      <w:r>
+        <w:rPr>
+          <w:rFonts w:ascii="Calibri" w:hAnsi="Calibri"/>
+          <w:sz w:val="22"/>
+        </w:rPr>
+        <w:t xml:space="preserve">Excuse me, Grace. Does this bus go to the station?  </w:t>
+      </w:r>
+      <w:r>
+        <w:rPr>
+          <w:rFonts w:ascii="Calibri" w:hAnsi="Calibri"/>
+          <w:i/>
+          <w:color w:val="3A3A3A"/>
+          <w:sz w:val="22"/>
+        </w:rPr>
+        <w:t>Xin lỗi chị Grace. Xe buýt này có đến ga không?</w:t>
+      </w:r>
+    </w:p>
+    <w:p>
+      <w:pPr>
+        <w:spacing w:after="160" w:line="312" w:lineRule="auto"/>
+      </w:pPr>
+      <w:r>
+        <w:rPr>
+          <w:rFonts w:ascii="Calibri" w:hAnsi="Calibri"/>
+          <w:b/>
+          <w:color w:val="1F3864"/>
+          <w:sz w:val="22"/>
+        </w:rPr>
+        <w:t xml:space="preserve">Ms Grace: </w:t>
+      </w:r>
+      <w:r>
+        <w:rPr>
+          <w:rFonts w:ascii="Calibri" w:hAnsi="Calibri"/>
+          <w:sz w:val="22"/>
+        </w:rPr>
+        <w:t xml:space="preserve">Yes, it does.  </w:t>
+      </w:r>
+      <w:r>
+        <w:rPr>
+          <w:rFonts w:ascii="Calibri" w:hAnsi="Calibri"/>
+          <w:i/>
+          <w:color w:val="3A3A3A"/>
+          <w:sz w:val="22"/>
+        </w:rPr>
+        <w:t>Có đó chị.</w:t>
+      </w:r>
+    </w:p>
+    <w:p>
+      <w:pPr>
+        <w:spacing w:after="160" w:line="312" w:lineRule="auto"/>
+      </w:pPr>
+      <w:r>
+        <w:rPr>
+          <w:rFonts w:ascii="Calibri" w:hAnsi="Calibri"/>
+          <w:b/>
+          <w:color w:val="1F3864"/>
+          <w:sz w:val="22"/>
+        </w:rPr>
+        <w:t xml:space="preserve">Ms Lan: </w:t>
+      </w:r>
+      <w:r>
+        <w:rPr>
+          <w:rFonts w:ascii="Calibri" w:hAnsi="Calibri"/>
+          <w:sz w:val="22"/>
+        </w:rPr>
+        <w:t xml:space="preserve">Thank you.  </w:t>
+      </w:r>
+      <w:r>
+        <w:rPr>
+          <w:rFonts w:ascii="Calibri" w:hAnsi="Calibri"/>
+          <w:i/>
+          <w:color w:val="3A3A3A"/>
+          <w:sz w:val="22"/>
+        </w:rPr>
+        <w:t>Cảm ơn chị.</w:t>
+      </w:r>
+    </w:p>
+    <w:p>
+      <w:pPr>
+        <w:spacing w:after="160" w:line="312" w:lineRule="auto"/>
+      </w:pPr>
+      <w:r>
+        <w:rPr>
+          <w:rFonts w:ascii="Calibri" w:hAnsi="Calibri"/>
+          <w:b/>
+          <w:color w:val="1F3864"/>
+          <w:sz w:val="22"/>
+        </w:rPr>
+        <w:t xml:space="preserve">Ms Grace: </w:t>
+      </w:r>
+      <w:r>
+        <w:rPr>
+          <w:rFonts w:ascii="Calibri" w:hAnsi="Calibri"/>
+          <w:sz w:val="22"/>
+        </w:rPr>
+        <w:t xml:space="preserve">That is all right.  </w:t>
+      </w:r>
+      <w:r>
+        <w:rPr>
+          <w:rFonts w:ascii="Calibri" w:hAnsi="Calibri"/>
+          <w:i/>
+          <w:color w:val="3A3A3A"/>
+          <w:sz w:val="22"/>
+        </w:rPr>
+        <w:t>Không có chi đâu.</w:t>
+      </w:r>
+    </w:p>
+    <w:p>
+      <w:pPr>
+        <w:sectPr>
+          <w:footerReference w:type="default" r:id="rId18"/>
+          <w:pgSz w:w="11906" w:h="16838"/>
+          <w:pgMar w:top="1020" w:right="1134" w:bottom="1020" w:left="1134" w:header="720" w:footer="720" w:gutter="0"/>
+          <w:cols w:space="720"/>
+          <w:docGrid w:linePitch="360"/>
+        </w:sectPr>
+      </w:pPr>
+    </w:p>
+    <w:p>
+      <w:pPr>
+        <w:jc w:val="center"/>
+      </w:pPr>
+      <w:r>
+        <w:rPr>
+          <w:rFonts w:ascii="Arial" w:hAnsi="Arial"/>
+          <w:b/>
+          <w:color w:val="1F3864"/>
+          <w:sz w:val="24"/>
+        </w:rPr>
+        <w:t>EVERYDAY ENGLISH REFLEX</w:t>
+      </w:r>
+    </w:p>
+    <w:p>
+      <w:pPr>
+        <w:spacing w:after="160"/>
+        <w:jc w:val="center"/>
+      </w:pPr>
+      <w:r>
+        <w:rPr>
+          <w:rFonts w:ascii="Arial" w:hAnsi="Arial"/>
+          <w:i/>
+          <w:color w:val="444444"/>
+          <w:sz w:val="19"/>
+        </w:rPr>
+        <w:t>GIAO TIẾP PHẢN XẠ THỰC TẾ</w:t>
+      </w:r>
+    </w:p>
+    <w:tbl>
+      <w:tblPr>
+        <w:tblW w:type="auto" w:w="0"/>
+        <w:jc w:val="center"/>
+        <w:tblLayout w:type="fixed"/>
+        <w:tblLook w:firstColumn="1" w:firstRow="1" w:lastColumn="0" w:lastRow="0" w:noHBand="0" w:noVBand="1" w:val="04A0"/>
+      </w:tblPr>
+      <w:tblGrid>
+        <w:gridCol w:w="4819"/>
+        <w:gridCol w:w="4819"/>
+      </w:tblGrid>
+      <w:tr>
+        <w:tc>
+          <w:tcPr>
+            <w:tcW w:type="dxa" w:w="1814"/>
+            <w:shd w:val="clear" w:color="auto" w:fill="1F3864"/>
+          </w:tcPr>
+          <w:p>
+            <w:pPr>
+              <w:jc w:val="center"/>
+            </w:pPr>
+            <w:r>
+              <w:rPr>
+                <w:rFonts w:ascii="Arial" w:hAnsi="Arial"/>
+                <w:b/>
+                <w:color w:val="FFFFFF"/>
+                <w:sz w:val="24"/>
+              </w:rPr>
+              <w:t>A0 / Pre-A1</w:t>
+            </w:r>
+          </w:p>
+          <w:p>
+            <w:pPr>
+              <w:jc w:val="center"/>
+            </w:pPr>
+            <w:r>
+              <w:rPr>
+                <w:rFonts w:ascii="Arial" w:hAnsi="Arial"/>
+                <w:color w:val="FFFFFF"/>
+                <w:sz w:val="16"/>
+              </w:rPr>
+              <w:t>LESSON 0011</w:t>
+            </w:r>
+          </w:p>
+        </w:tc>
+        <w:tc>
+          <w:tcPr>
+            <w:tcW w:type="dxa" w:w="7824"/>
+            <w:shd w:val="clear" w:color="auto" w:fill="D9E2F3"/>
+          </w:tcPr>
+          <w:p>
+            <w:r>
+              <w:rPr>
+                <w:rFonts w:ascii="Arial" w:hAnsi="Arial"/>
+                <w:b/>
+                <w:color w:val="1F3864"/>
+                <w:sz w:val="30"/>
+              </w:rPr>
+              <w:t>Recognising and Responding to the First Practical Exchange About Taxi and Ride Services</w:t>
+            </w:r>
+          </w:p>
+          <w:p>
+            <w:r>
+              <w:rPr>
+                <w:rFonts w:ascii="Arial" w:hAnsi="Arial"/>
+                <w:i/>
+                <w:color w:val="333333"/>
+                <w:sz w:val="22"/>
+              </w:rPr>
+              <w:t>Giao tiếp nền tảng: taxi &amp; ride services — the first practical exchange about taxi &amp; ride services</w:t>
+            </w:r>
+          </w:p>
+        </w:tc>
+      </w:tr>
+    </w:tbl>
+    <w:p>
+      <w:pPr>
+        <w:spacing w:after="40"/>
+      </w:pPr>
+    </w:p>
+    <w:p>
+      <w:pPr>
+        <w:spacing w:after="160"/>
+      </w:pPr>
+      <w:r>
+        <w:rPr>
+          <w:rFonts w:ascii="Calibri" w:hAnsi="Calibri"/>
+          <w:i/>
+          <w:color w:val="555555"/>
+          <w:sz w:val="19"/>
+        </w:rPr>
+        <w:t>Ms Lan hails a taxi driven by Mr Henry.</w:t>
+      </w:r>
+      <w:r>
+        <w:rPr>
+          <w:rFonts w:ascii="Calibri" w:hAnsi="Calibri"/>
+          <w:i/>
+          <w:color w:val="777777"/>
+          <w:sz w:val="19"/>
+        </w:rPr>
+        <w:t xml:space="preserve">  Chị Lan gọi một chiếc taxi do anh Henry lái.</w:t>
+      </w:r>
+    </w:p>
+    <w:p>
+      <w:pPr>
+        <w:spacing w:after="160" w:line="312" w:lineRule="auto"/>
+      </w:pPr>
+      <w:r>
+        <w:rPr>
+          <w:rFonts w:ascii="Calibri" w:hAnsi="Calibri"/>
+          <w:b/>
+          <w:color w:val="1F3864"/>
+          <w:sz w:val="22"/>
+        </w:rPr>
+        <w:t xml:space="preserve">Ms Lan: </w:t>
+      </w:r>
+      <w:r>
+        <w:rPr>
+          <w:rFonts w:ascii="Calibri" w:hAnsi="Calibri"/>
+          <w:sz w:val="22"/>
+        </w:rPr>
+        <w:t xml:space="preserve">Excuse me. Is this taxi free?  </w:t>
+      </w:r>
+      <w:r>
+        <w:rPr>
+          <w:rFonts w:ascii="Calibri" w:hAnsi="Calibri"/>
+          <w:i/>
+          <w:color w:val="3A3A3A"/>
+          <w:sz w:val="22"/>
+        </w:rPr>
+        <w:t>Xin lỗi anh. Xe này có đang rảnh không?</w:t>
+      </w:r>
+    </w:p>
+    <w:p>
+      <w:pPr>
+        <w:spacing w:after="160" w:line="312" w:lineRule="auto"/>
+      </w:pPr>
+      <w:r>
+        <w:rPr>
+          <w:rFonts w:ascii="Calibri" w:hAnsi="Calibri"/>
+          <w:b/>
+          <w:color w:val="1F3864"/>
+          <w:sz w:val="22"/>
+        </w:rPr>
+        <w:t xml:space="preserve">Mr Henry: </w:t>
+      </w:r>
+      <w:r>
+        <w:rPr>
+          <w:rFonts w:ascii="Calibri" w:hAnsi="Calibri"/>
+          <w:sz w:val="22"/>
+        </w:rPr>
+        <w:t xml:space="preserve">Yes, it is. Where would you like to go?  </w:t>
+      </w:r>
+      <w:r>
+        <w:rPr>
+          <w:rFonts w:ascii="Calibri" w:hAnsi="Calibri"/>
+          <w:i/>
+          <w:color w:val="3A3A3A"/>
+          <w:sz w:val="22"/>
+        </w:rPr>
+        <w:t>Có ạ. Chị muốn đi đâu?</w:t>
+      </w:r>
+    </w:p>
+    <w:p>
+      <w:pPr>
+        <w:spacing w:after="160" w:line="312" w:lineRule="auto"/>
+      </w:pPr>
+      <w:r>
+        <w:rPr>
+          <w:rFonts w:ascii="Calibri" w:hAnsi="Calibri"/>
+          <w:b/>
+          <w:color w:val="1F3864"/>
+          <w:sz w:val="22"/>
+        </w:rPr>
+        <w:t xml:space="preserve">Ms Lan: </w:t>
+      </w:r>
+      <w:r>
+        <w:rPr>
+          <w:rFonts w:ascii="Calibri" w:hAnsi="Calibri"/>
+          <w:sz w:val="22"/>
+        </w:rPr>
+        <w:t xml:space="preserve">To the station, please.  </w:t>
+      </w:r>
+      <w:r>
+        <w:rPr>
+          <w:rFonts w:ascii="Calibri" w:hAnsi="Calibri"/>
+          <w:i/>
+          <w:color w:val="3A3A3A"/>
+          <w:sz w:val="22"/>
+        </w:rPr>
+        <w:t>Cho tôi đến ga, làm ơn.</w:t>
+      </w:r>
+    </w:p>
+    <w:p>
+      <w:pPr>
+        <w:spacing w:after="160" w:line="312" w:lineRule="auto"/>
+      </w:pPr>
+      <w:r>
+        <w:rPr>
+          <w:rFonts w:ascii="Calibri" w:hAnsi="Calibri"/>
+          <w:b/>
+          <w:color w:val="1F3864"/>
+          <w:sz w:val="22"/>
+        </w:rPr>
+        <w:t xml:space="preserve">Mr Henry: </w:t>
+      </w:r>
+      <w:r>
+        <w:rPr>
+          <w:rFonts w:ascii="Calibri" w:hAnsi="Calibri"/>
+          <w:sz w:val="22"/>
+        </w:rPr>
+        <w:t xml:space="preserve">Of course. Please get in.  </w:t>
+      </w:r>
+      <w:r>
+        <w:rPr>
+          <w:rFonts w:ascii="Calibri" w:hAnsi="Calibri"/>
+          <w:i/>
+          <w:color w:val="3A3A3A"/>
+          <w:sz w:val="22"/>
+        </w:rPr>
+        <w:t>Được ạ. Mời chị lên xe.</w:t>
+      </w:r>
+    </w:p>
+    <w:p>
+      <w:pPr>
+        <w:sectPr>
+          <w:footerReference w:type="default" r:id="rId19"/>
+          <w:pgSz w:w="11906" w:h="16838"/>
+          <w:pgMar w:top="1020" w:right="1134" w:bottom="1020" w:left="1134" w:header="720" w:footer="720" w:gutter="0"/>
+          <w:cols w:space="720"/>
+          <w:docGrid w:linePitch="360"/>
+        </w:sectPr>
+      </w:pPr>
+    </w:p>
+    <w:p>
+      <w:pPr>
+        <w:jc w:val="center"/>
+      </w:pPr>
+      <w:r>
+        <w:rPr>
+          <w:rFonts w:ascii="Arial" w:hAnsi="Arial"/>
+          <w:b/>
+          <w:color w:val="1F3864"/>
+          <w:sz w:val="24"/>
+        </w:rPr>
+        <w:t>EVERYDAY ENGLISH REFLEX</w:t>
+      </w:r>
+    </w:p>
+    <w:p>
+      <w:pPr>
+        <w:spacing w:after="160"/>
+        <w:jc w:val="center"/>
+      </w:pPr>
+      <w:r>
+        <w:rPr>
+          <w:rFonts w:ascii="Arial" w:hAnsi="Arial"/>
+          <w:i/>
+          <w:color w:val="444444"/>
+          <w:sz w:val="19"/>
+        </w:rPr>
+        <w:t>GIAO TIẾP PHẢN XẠ THỰC TẾ</w:t>
+      </w:r>
+    </w:p>
+    <w:tbl>
+      <w:tblPr>
+        <w:tblW w:type="auto" w:w="0"/>
+        <w:jc w:val="center"/>
+        <w:tblLayout w:type="fixed"/>
+        <w:tblLook w:firstColumn="1" w:firstRow="1" w:lastColumn="0" w:lastRow="0" w:noHBand="0" w:noVBand="1" w:val="04A0"/>
+      </w:tblPr>
+      <w:tblGrid>
+        <w:gridCol w:w="4819"/>
+        <w:gridCol w:w="4819"/>
+      </w:tblGrid>
+      <w:tr>
+        <w:tc>
+          <w:tcPr>
+            <w:tcW w:type="dxa" w:w="1814"/>
+            <w:shd w:val="clear" w:color="auto" w:fill="1F3864"/>
+          </w:tcPr>
+          <w:p>
+            <w:pPr>
+              <w:jc w:val="center"/>
+            </w:pPr>
+            <w:r>
+              <w:rPr>
+                <w:rFonts w:ascii="Arial" w:hAnsi="Arial"/>
+                <w:b/>
+                <w:color w:val="FFFFFF"/>
+                <w:sz w:val="24"/>
+              </w:rPr>
+              <w:t>A0 / Pre-A1</w:t>
+            </w:r>
+          </w:p>
+          <w:p>
+            <w:pPr>
+              <w:jc w:val="center"/>
+            </w:pPr>
+            <w:r>
+              <w:rPr>
+                <w:rFonts w:ascii="Arial" w:hAnsi="Arial"/>
+                <w:color w:val="FFFFFF"/>
+                <w:sz w:val="16"/>
+              </w:rPr>
+              <w:t>LESSON 0012</w:t>
+            </w:r>
+          </w:p>
+        </w:tc>
+        <w:tc>
+          <w:tcPr>
+            <w:tcW w:type="dxa" w:w="7824"/>
+            <w:shd w:val="clear" w:color="auto" w:fill="D9E2F3"/>
+          </w:tcPr>
+          <w:p>
+            <w:r>
+              <w:rPr>
+                <w:rFonts w:ascii="Arial" w:hAnsi="Arial"/>
+                <w:b/>
+                <w:color w:val="1F3864"/>
+                <w:sz w:val="30"/>
+              </w:rPr>
+              <w:t>Recognising and Responding to the First Practical Exchange About Walking and Getting Around</w:t>
+            </w:r>
+          </w:p>
+          <w:p>
+            <w:r>
+              <w:rPr>
+                <w:rFonts w:ascii="Arial" w:hAnsi="Arial"/>
+                <w:i/>
+                <w:color w:val="333333"/>
+                <w:sz w:val="22"/>
+              </w:rPr>
+              <w:t>Giao tiếp nền tảng: walking &amp; getting around — the first practical exchange about walking &amp; getting around</w:t>
+            </w:r>
+          </w:p>
+        </w:tc>
+      </w:tr>
+    </w:tbl>
+    <w:p>
+      <w:pPr>
+        <w:spacing w:after="40"/>
+      </w:pPr>
+    </w:p>
+    <w:p>
+      <w:pPr>
+        <w:spacing w:after="160"/>
+      </w:pPr>
+      <w:r>
+        <w:rPr>
+          <w:rFonts w:ascii="Calibri" w:hAnsi="Calibri"/>
+          <w:i/>
+          <w:color w:val="555555"/>
+          <w:sz w:val="19"/>
+        </w:rPr>
+        <w:t>Ms Lan asks Ms Anna if the park is far.</w:t>
+      </w:r>
+      <w:r>
+        <w:rPr>
+          <w:rFonts w:ascii="Calibri" w:hAnsi="Calibri"/>
+          <w:i/>
+          <w:color w:val="777777"/>
+          <w:sz w:val="19"/>
+        </w:rPr>
+        <w:t xml:space="preserve">  Chị Lan hỏi chị Anna công viên có xa không.</w:t>
+      </w:r>
+    </w:p>
+    <w:p>
+      <w:pPr>
+        <w:spacing w:after="160" w:line="312" w:lineRule="auto"/>
+      </w:pPr>
+      <w:r>
+        <w:rPr>
+          <w:rFonts w:ascii="Calibri" w:hAnsi="Calibri"/>
+          <w:b/>
+          <w:color w:val="1F3864"/>
+          <w:sz w:val="22"/>
+        </w:rPr>
+        <w:t xml:space="preserve">Ms Lan: </w:t>
+      </w:r>
+      <w:r>
+        <w:rPr>
+          <w:rFonts w:ascii="Calibri" w:hAnsi="Calibri"/>
+          <w:sz w:val="22"/>
+        </w:rPr>
+        <w:t xml:space="preserve">Excuse me, Anna. Is the park far from here?  </w:t>
+      </w:r>
+      <w:r>
+        <w:rPr>
+          <w:rFonts w:ascii="Calibri" w:hAnsi="Calibri"/>
+          <w:i/>
+          <w:color w:val="3A3A3A"/>
+          <w:sz w:val="22"/>
+        </w:rPr>
+        <w:t>Xin lỗi chị Anna. Công viên có xa đây không?</w:t>
+      </w:r>
+    </w:p>
+    <w:p>
+      <w:pPr>
+        <w:spacing w:after="160" w:line="312" w:lineRule="auto"/>
+      </w:pPr>
+      <w:r>
+        <w:rPr>
+          <w:rFonts w:ascii="Calibri" w:hAnsi="Calibri"/>
+          <w:b/>
+          <w:color w:val="1F3864"/>
+          <w:sz w:val="22"/>
+        </w:rPr>
+        <w:t xml:space="preserve">Ms Anna: </w:t>
+      </w:r>
+      <w:r>
+        <w:rPr>
+          <w:rFonts w:ascii="Calibri" w:hAnsi="Calibri"/>
+          <w:sz w:val="22"/>
+        </w:rPr>
+        <w:t xml:space="preserve">No, it is very close.  </w:t>
+      </w:r>
+      <w:r>
+        <w:rPr>
+          <w:rFonts w:ascii="Calibri" w:hAnsi="Calibri"/>
+          <w:i/>
+          <w:color w:val="3A3A3A"/>
+          <w:sz w:val="22"/>
+        </w:rPr>
+        <w:t>Không, nó gần đây lắm.</w:t>
+      </w:r>
+    </w:p>
+    <w:p>
+      <w:pPr>
+        <w:spacing w:after="160" w:line="312" w:lineRule="auto"/>
+      </w:pPr>
+      <w:r>
+        <w:rPr>
+          <w:rFonts w:ascii="Calibri" w:hAnsi="Calibri"/>
+          <w:b/>
+          <w:color w:val="1F3864"/>
+          <w:sz w:val="22"/>
+        </w:rPr>
+        <w:t xml:space="preserve">Ms Lan: </w:t>
+      </w:r>
+      <w:r>
+        <w:rPr>
+          <w:rFonts w:ascii="Calibri" w:hAnsi="Calibri"/>
+          <w:sz w:val="22"/>
+        </w:rPr>
+        <w:t xml:space="preserve">That is good. Thank you.  </w:t>
+      </w:r>
+      <w:r>
+        <w:rPr>
+          <w:rFonts w:ascii="Calibri" w:hAnsi="Calibri"/>
+          <w:i/>
+          <w:color w:val="3A3A3A"/>
+          <w:sz w:val="22"/>
+        </w:rPr>
+        <w:t>Vậy thì tốt quá. Cảm ơn chị.</w:t>
+      </w:r>
+    </w:p>
+    <w:p>
+      <w:pPr>
+        <w:spacing w:after="160" w:line="312" w:lineRule="auto"/>
+      </w:pPr>
+      <w:r>
+        <w:rPr>
+          <w:rFonts w:ascii="Calibri" w:hAnsi="Calibri"/>
+          <w:b/>
+          <w:color w:val="1F3864"/>
+          <w:sz w:val="22"/>
+        </w:rPr>
+        <w:t xml:space="preserve">Ms Anna: </w:t>
+      </w:r>
+      <w:r>
+        <w:rPr>
+          <w:rFonts w:ascii="Calibri" w:hAnsi="Calibri"/>
+          <w:sz w:val="22"/>
+        </w:rPr>
+        <w:t xml:space="preserve">You are welcome.  </w:t>
+      </w:r>
+      <w:r>
+        <w:rPr>
+          <w:rFonts w:ascii="Calibri" w:hAnsi="Calibri"/>
+          <w:i/>
+          <w:color w:val="3A3A3A"/>
+          <w:sz w:val="22"/>
+        </w:rPr>
+        <w:t>Không có gì.</w:t>
+      </w:r>
+    </w:p>
+    <w:p>
+      <w:pPr>
+        <w:sectPr>
+          <w:footerReference w:type="default" r:id="rId20"/>
+          <w:pgSz w:w="11906" w:h="16838"/>
+          <w:pgMar w:top="1020" w:right="1134" w:bottom="1020" w:left="1134" w:header="720" w:footer="720" w:gutter="0"/>
+          <w:cols w:space="720"/>
+          <w:docGrid w:linePitch="360"/>
+        </w:sectPr>
+      </w:pPr>
+    </w:p>
+    <w:p>
+      <w:pPr>
+        <w:jc w:val="center"/>
+      </w:pPr>
+      <w:r>
+        <w:rPr>
+          <w:rFonts w:ascii="Arial" w:hAnsi="Arial"/>
+          <w:b/>
+          <w:color w:val="1F3864"/>
+          <w:sz w:val="24"/>
+        </w:rPr>
+        <w:t>EVERYDAY ENGLISH REFLEX</w:t>
+      </w:r>
+    </w:p>
+    <w:p>
+      <w:pPr>
+        <w:spacing w:after="160"/>
+        <w:jc w:val="center"/>
+      </w:pPr>
+      <w:r>
+        <w:rPr>
+          <w:rFonts w:ascii="Arial" w:hAnsi="Arial"/>
+          <w:i/>
+          <w:color w:val="444444"/>
+          <w:sz w:val="19"/>
+        </w:rPr>
+        <w:t>GIAO TIẾP PHẢN XẠ THỰC TẾ</w:t>
+      </w:r>
+    </w:p>
+    <w:tbl>
+      <w:tblPr>
+        <w:tblW w:type="auto" w:w="0"/>
+        <w:jc w:val="center"/>
+        <w:tblLayout w:type="fixed"/>
+        <w:tblLook w:firstColumn="1" w:firstRow="1" w:lastColumn="0" w:lastRow="0" w:noHBand="0" w:noVBand="1" w:val="04A0"/>
+      </w:tblPr>
+      <w:tblGrid>
+        <w:gridCol w:w="4819"/>
+        <w:gridCol w:w="4819"/>
+      </w:tblGrid>
+      <w:tr>
+        <w:tc>
+          <w:tcPr>
+            <w:tcW w:type="dxa" w:w="1814"/>
+            <w:shd w:val="clear" w:color="auto" w:fill="1F3864"/>
+          </w:tcPr>
+          <w:p>
+            <w:pPr>
+              <w:jc w:val="center"/>
+            </w:pPr>
+            <w:r>
+              <w:rPr>
+                <w:rFonts w:ascii="Arial" w:hAnsi="Arial"/>
+                <w:b/>
+                <w:color w:val="FFFFFF"/>
+                <w:sz w:val="24"/>
+              </w:rPr>
+              <w:t>A0 / Pre-A1</w:t>
+            </w:r>
+          </w:p>
+          <w:p>
+            <w:pPr>
+              <w:jc w:val="center"/>
+            </w:pPr>
+            <w:r>
+              <w:rPr>
+                <w:rFonts w:ascii="Arial" w:hAnsi="Arial"/>
+                <w:color w:val="FFFFFF"/>
+                <w:sz w:val="16"/>
+              </w:rPr>
+              <w:t>LESSON 0013</w:t>
+            </w:r>
+          </w:p>
+        </w:tc>
+        <w:tc>
+          <w:tcPr>
+            <w:tcW w:type="dxa" w:w="7824"/>
+            <w:shd w:val="clear" w:color="auto" w:fill="D9E2F3"/>
+          </w:tcPr>
+          <w:p>
+            <w:r>
+              <w:rPr>
+                <w:rFonts w:ascii="Arial" w:hAnsi="Arial"/>
+                <w:b/>
+                <w:color w:val="1F3864"/>
+                <w:sz w:val="30"/>
+              </w:rPr>
+              <w:t>Recognising and Responding to the First Practical Exchange About Weather and Daily Plans</w:t>
+            </w:r>
+          </w:p>
+          <w:p>
+            <w:r>
+              <w:rPr>
+                <w:rFonts w:ascii="Arial" w:hAnsi="Arial"/>
+                <w:i/>
+                <w:color w:val="333333"/>
+                <w:sz w:val="22"/>
+              </w:rPr>
+              <w:t>Giao tiếp nền tảng: weather &amp; daily plans — the first practical exchange about weather &amp; daily plans</w:t>
+            </w:r>
+          </w:p>
+        </w:tc>
+      </w:tr>
+    </w:tbl>
+    <w:p>
+      <w:pPr>
+        <w:spacing w:after="40"/>
+      </w:pPr>
+    </w:p>
+    <w:p>
+      <w:pPr>
+        <w:spacing w:after="160"/>
+      </w:pPr>
+      <w:r>
+        <w:rPr>
+          <w:rFonts w:ascii="Calibri" w:hAnsi="Calibri"/>
+          <w:i/>
+          <w:color w:val="555555"/>
+          <w:sz w:val="19"/>
+        </w:rPr>
+        <w:t>Mr David comments on the cold weather to Ms Lan.</w:t>
+      </w:r>
+      <w:r>
+        <w:rPr>
+          <w:rFonts w:ascii="Calibri" w:hAnsi="Calibri"/>
+          <w:i/>
+          <w:color w:val="777777"/>
+          <w:sz w:val="19"/>
+        </w:rPr>
+        <w:t xml:space="preserve">  Anh David nhận xét về thời tiết lạnh với chị Lan.</w:t>
+      </w:r>
+    </w:p>
+    <w:p>
+      <w:pPr>
+        <w:spacing w:after="160" w:line="312" w:lineRule="auto"/>
+      </w:pPr>
+      <w:r>
+        <w:rPr>
+          <w:rFonts w:ascii="Calibri" w:hAnsi="Calibri"/>
+          <w:b/>
+          <w:color w:val="1F3864"/>
+          <w:sz w:val="22"/>
+        </w:rPr>
+        <w:t xml:space="preserve">Mr David: </w:t>
+      </w:r>
+      <w:r>
+        <w:rPr>
+          <w:rFonts w:ascii="Calibri" w:hAnsi="Calibri"/>
+          <w:sz w:val="22"/>
+        </w:rPr>
+        <w:t xml:space="preserve">Good morning, Lan. It is very cold today.  </w:t>
+      </w:r>
+      <w:r>
+        <w:rPr>
+          <w:rFonts w:ascii="Calibri" w:hAnsi="Calibri"/>
+          <w:i/>
+          <w:color w:val="3A3A3A"/>
+          <w:sz w:val="22"/>
+        </w:rPr>
+        <w:t>Chào buổi sáng, Lan. Hôm nay lạnh quá.</w:t>
+      </w:r>
+    </w:p>
+    <w:p>
+      <w:pPr>
+        <w:spacing w:after="160" w:line="312" w:lineRule="auto"/>
+      </w:pPr>
+      <w:r>
+        <w:rPr>
+          <w:rFonts w:ascii="Calibri" w:hAnsi="Calibri"/>
+          <w:b/>
+          <w:color w:val="1F3864"/>
+          <w:sz w:val="22"/>
+        </w:rPr>
+        <w:t xml:space="preserve">Ms Lan: </w:t>
+      </w:r>
+      <w:r>
+        <w:rPr>
+          <w:rFonts w:ascii="Calibri" w:hAnsi="Calibri"/>
+          <w:sz w:val="22"/>
+        </w:rPr>
+        <w:t xml:space="preserve">Yes, it is. I need a warm coat.  </w:t>
+      </w:r>
+      <w:r>
+        <w:rPr>
+          <w:rFonts w:ascii="Calibri" w:hAnsi="Calibri"/>
+          <w:i/>
+          <w:color w:val="3A3A3A"/>
+          <w:sz w:val="22"/>
+        </w:rPr>
+        <w:t>Vâng, đúng vậy. Tôi cần một cái áo khoác ấm.</w:t>
+      </w:r>
+    </w:p>
+    <w:p>
+      <w:pPr>
+        <w:spacing w:after="160" w:line="312" w:lineRule="auto"/>
+      </w:pPr>
+      <w:r>
+        <w:rPr>
+          <w:rFonts w:ascii="Calibri" w:hAnsi="Calibri"/>
+          <w:b/>
+          <w:color w:val="1F3864"/>
+          <w:sz w:val="22"/>
+        </w:rPr>
+        <w:t xml:space="preserve">Mr David: </w:t>
+      </w:r>
+      <w:r>
+        <w:rPr>
+          <w:rFonts w:ascii="Calibri" w:hAnsi="Calibri"/>
+          <w:sz w:val="22"/>
+        </w:rPr>
+        <w:t xml:space="preserve">Me too. Have a good day.  </w:t>
+      </w:r>
+      <w:r>
+        <w:rPr>
+          <w:rFonts w:ascii="Calibri" w:hAnsi="Calibri"/>
+          <w:i/>
+          <w:color w:val="3A3A3A"/>
+          <w:sz w:val="22"/>
+        </w:rPr>
+        <w:t>Tôi cũng vậy. Chúc chị một ngày tốt lành.</w:t>
+      </w:r>
+    </w:p>
+    <w:p>
+      <w:pPr>
+        <w:spacing w:after="160" w:line="312" w:lineRule="auto"/>
+      </w:pPr>
+      <w:r>
+        <w:rPr>
+          <w:rFonts w:ascii="Calibri" w:hAnsi="Calibri"/>
+          <w:b/>
+          <w:color w:val="1F3864"/>
+          <w:sz w:val="22"/>
+        </w:rPr>
+        <w:t xml:space="preserve">Ms Lan: </w:t>
+      </w:r>
+      <w:r>
+        <w:rPr>
+          <w:rFonts w:ascii="Calibri" w:hAnsi="Calibri"/>
+          <w:sz w:val="22"/>
+        </w:rPr>
+        <w:t xml:space="preserve">You too, David.  </w:t>
+      </w:r>
+      <w:r>
+        <w:rPr>
+          <w:rFonts w:ascii="Calibri" w:hAnsi="Calibri"/>
+          <w:i/>
+          <w:color w:val="3A3A3A"/>
+          <w:sz w:val="22"/>
+        </w:rPr>
+        <w:t>Anh cũng vậy, David.</w:t>
+      </w:r>
+    </w:p>
+    <w:p>
+      <w:pPr>
+        <w:sectPr>
+          <w:footerReference w:type="default" r:id="rId21"/>
+          <w:pgSz w:w="11906" w:h="16838"/>
+          <w:pgMar w:top="1020" w:right="1134" w:bottom="1020" w:left="1134" w:header="720" w:footer="720" w:gutter="0"/>
+          <w:cols w:space="720"/>
+          <w:docGrid w:linePitch="360"/>
+        </w:sectPr>
+      </w:pPr>
+    </w:p>
+    <w:p>
+      <w:pPr>
+        <w:jc w:val="center"/>
+      </w:pPr>
+      <w:r>
+        <w:rPr>
+          <w:rFonts w:ascii="Arial" w:hAnsi="Arial"/>
+          <w:b/>
+          <w:color w:val="1F3864"/>
+          <w:sz w:val="24"/>
+        </w:rPr>
+        <w:t>EVERYDAY ENGLISH REFLEX</w:t>
+      </w:r>
+    </w:p>
+    <w:p>
+      <w:pPr>
+        <w:spacing w:after="160"/>
+        <w:jc w:val="center"/>
+      </w:pPr>
+      <w:r>
+        <w:rPr>
+          <w:rFonts w:ascii="Arial" w:hAnsi="Arial"/>
+          <w:i/>
+          <w:color w:val="444444"/>
+          <w:sz w:val="19"/>
+        </w:rPr>
+        <w:t>GIAO TIẾP PHẢN XẠ THỰC TẾ</w:t>
+      </w:r>
+    </w:p>
+    <w:tbl>
+      <w:tblPr>
+        <w:tblW w:type="auto" w:w="0"/>
+        <w:jc w:val="center"/>
+        <w:tblLayout w:type="fixed"/>
+        <w:tblLook w:firstColumn="1" w:firstRow="1" w:lastColumn="0" w:lastRow="0" w:noHBand="0" w:noVBand="1" w:val="04A0"/>
+      </w:tblPr>
+      <w:tblGrid>
+        <w:gridCol w:w="4819"/>
+        <w:gridCol w:w="4819"/>
+      </w:tblGrid>
+      <w:tr>
+        <w:tc>
+          <w:tcPr>
+            <w:tcW w:type="dxa" w:w="1814"/>
+            <w:shd w:val="clear" w:color="auto" w:fill="1F3864"/>
+          </w:tcPr>
+          <w:p>
+            <w:pPr>
+              <w:jc w:val="center"/>
+            </w:pPr>
+            <w:r>
+              <w:rPr>
+                <w:rFonts w:ascii="Arial" w:hAnsi="Arial"/>
+                <w:b/>
+                <w:color w:val="FFFFFF"/>
+                <w:sz w:val="24"/>
+              </w:rPr>
+              <w:t>A0 / Pre-A1</w:t>
+            </w:r>
+          </w:p>
+          <w:p>
+            <w:pPr>
+              <w:jc w:val="center"/>
+            </w:pPr>
+            <w:r>
+              <w:rPr>
+                <w:rFonts w:ascii="Arial" w:hAnsi="Arial"/>
+                <w:color w:val="FFFFFF"/>
+                <w:sz w:val="16"/>
+              </w:rPr>
+              <w:t>LESSON 0014</w:t>
+            </w:r>
+          </w:p>
+        </w:tc>
+        <w:tc>
+          <w:tcPr>
+            <w:tcW w:type="dxa" w:w="7824"/>
+            <w:shd w:val="clear" w:color="auto" w:fill="D9E2F3"/>
+          </w:tcPr>
+          <w:p>
+            <w:r>
+              <w:rPr>
+                <w:rFonts w:ascii="Arial" w:hAnsi="Arial"/>
+                <w:b/>
+                <w:color w:val="1F3864"/>
+                <w:sz w:val="30"/>
+              </w:rPr>
+              <w:t>Recognising and Responding to the First Practical Exchange About Daily Routines</w:t>
+            </w:r>
+          </w:p>
+          <w:p>
+            <w:r>
+              <w:rPr>
+                <w:rFonts w:ascii="Arial" w:hAnsi="Arial"/>
+                <w:i/>
+                <w:color w:val="333333"/>
+                <w:sz w:val="22"/>
+              </w:rPr>
+              <w:t>Giao tiếp nền tảng: daily routines — the first practical exchange about daily routines</w:t>
+            </w:r>
+          </w:p>
+        </w:tc>
+      </w:tr>
+    </w:tbl>
+    <w:p>
+      <w:pPr>
+        <w:spacing w:after="40"/>
+      </w:pPr>
+    </w:p>
+    <w:p>
+      <w:pPr>
+        <w:spacing w:after="160"/>
+      </w:pPr>
+      <w:r>
+        <w:rPr>
+          <w:rFonts w:ascii="Calibri" w:hAnsi="Calibri"/>
+          <w:i/>
+          <w:color w:val="555555"/>
+          <w:sz w:val="19"/>
+        </w:rPr>
+        <w:t>Ms Emma asks Ms Lan what time she usually gets up.</w:t>
+      </w:r>
+      <w:r>
+        <w:rPr>
+          <w:rFonts w:ascii="Calibri" w:hAnsi="Calibri"/>
+          <w:i/>
+          <w:color w:val="777777"/>
+          <w:sz w:val="19"/>
+        </w:rPr>
+        <w:t xml:space="preserve">  Chị Emma hỏi chị Lan thường dậy lúc mấy giờ.</w:t>
+      </w:r>
+    </w:p>
+    <w:p>
+      <w:pPr>
+        <w:spacing w:after="160" w:line="312" w:lineRule="auto"/>
+      </w:pPr>
+      <w:r>
+        <w:rPr>
+          <w:rFonts w:ascii="Calibri" w:hAnsi="Calibri"/>
+          <w:b/>
+          <w:color w:val="1F3864"/>
+          <w:sz w:val="22"/>
+        </w:rPr>
+        <w:t xml:space="preserve">Ms Emma: </w:t>
+      </w:r>
+      <w:r>
+        <w:rPr>
+          <w:rFonts w:ascii="Calibri" w:hAnsi="Calibri"/>
+          <w:sz w:val="22"/>
+        </w:rPr>
+        <w:t xml:space="preserve">Lan, what time do you usually get up?  </w:t>
+      </w:r>
+      <w:r>
+        <w:rPr>
+          <w:rFonts w:ascii="Calibri" w:hAnsi="Calibri"/>
+          <w:i/>
+          <w:color w:val="3A3A3A"/>
+          <w:sz w:val="22"/>
+        </w:rPr>
+        <w:t>Lan này, chị thường dậy lúc mấy giờ vậy?</w:t>
+      </w:r>
+    </w:p>
+    <w:p>
+      <w:pPr>
+        <w:spacing w:after="160" w:line="312" w:lineRule="auto"/>
+      </w:pPr>
+      <w:r>
+        <w:rPr>
+          <w:rFonts w:ascii="Calibri" w:hAnsi="Calibri"/>
+          <w:b/>
+          <w:color w:val="1F3864"/>
+          <w:sz w:val="22"/>
+        </w:rPr>
+        <w:t xml:space="preserve">Ms Lan: </w:t>
+      </w:r>
+      <w:r>
+        <w:rPr>
+          <w:rFonts w:ascii="Calibri" w:hAnsi="Calibri"/>
+          <w:sz w:val="22"/>
+        </w:rPr>
+        <w:t xml:space="preserve">I usually get up at six o'clock.  </w:t>
+      </w:r>
+      <w:r>
+        <w:rPr>
+          <w:rFonts w:ascii="Calibri" w:hAnsi="Calibri"/>
+          <w:i/>
+          <w:color w:val="3A3A3A"/>
+          <w:sz w:val="22"/>
+        </w:rPr>
+        <w:t>Tôi thường dậy lúc sáu giờ.</w:t>
+      </w:r>
+    </w:p>
+    <w:p>
+      <w:pPr>
+        <w:spacing w:after="160" w:line="312" w:lineRule="auto"/>
+      </w:pPr>
+      <w:r>
+        <w:rPr>
+          <w:rFonts w:ascii="Calibri" w:hAnsi="Calibri"/>
+          <w:b/>
+          <w:color w:val="1F3864"/>
+          <w:sz w:val="22"/>
+        </w:rPr>
+        <w:t xml:space="preserve">Ms Emma: </w:t>
+      </w:r>
+      <w:r>
+        <w:rPr>
+          <w:rFonts w:ascii="Calibri" w:hAnsi="Calibri"/>
+          <w:sz w:val="22"/>
+        </w:rPr>
+        <w:t xml:space="preserve">Six o'clock. That is early.  </w:t>
+      </w:r>
+      <w:r>
+        <w:rPr>
+          <w:rFonts w:ascii="Calibri" w:hAnsi="Calibri"/>
+          <w:i/>
+          <w:color w:val="3A3A3A"/>
+          <w:sz w:val="22"/>
+        </w:rPr>
+        <w:t>Sáu giờ à. Vậy là sớm đó.</w:t>
+      </w:r>
+    </w:p>
+    <w:p>
+      <w:pPr>
+        <w:spacing w:after="160" w:line="312" w:lineRule="auto"/>
+      </w:pPr>
+      <w:r>
+        <w:rPr>
+          <w:rFonts w:ascii="Calibri" w:hAnsi="Calibri"/>
+          <w:b/>
+          <w:color w:val="1F3864"/>
+          <w:sz w:val="22"/>
+        </w:rPr>
+        <w:t xml:space="preserve">Ms Lan: </w:t>
+      </w:r>
+      <w:r>
+        <w:rPr>
+          <w:rFonts w:ascii="Calibri" w:hAnsi="Calibri"/>
+          <w:sz w:val="22"/>
+        </w:rPr>
+        <w:t xml:space="preserve">Yes, it is.  </w:t>
+      </w:r>
+      <w:r>
+        <w:rPr>
+          <w:rFonts w:ascii="Calibri" w:hAnsi="Calibri"/>
+          <w:i/>
+          <w:color w:val="3A3A3A"/>
+          <w:sz w:val="22"/>
+        </w:rPr>
+        <w:t>Vâng, đúng vậy.</w:t>
+      </w:r>
+    </w:p>
+    <w:p>
+      <w:pPr>
+        <w:sectPr>
+          <w:footerReference w:type="default" r:id="rId22"/>
+          <w:pgSz w:w="11906" w:h="16838"/>
+          <w:pgMar w:top="1020" w:right="1134" w:bottom="1020" w:left="1134" w:header="720" w:footer="720" w:gutter="0"/>
+          <w:cols w:space="720"/>
+          <w:docGrid w:linePitch="360"/>
+        </w:sectPr>
+      </w:pPr>
+    </w:p>
+    <w:p>
+      <w:pPr>
+        <w:jc w:val="center"/>
+      </w:pPr>
+      <w:r>
+        <w:rPr>
+          <w:rFonts w:ascii="Arial" w:hAnsi="Arial"/>
+          <w:b/>
+          <w:color w:val="1F3864"/>
+          <w:sz w:val="24"/>
+        </w:rPr>
+        <w:t>EVERYDAY ENGLISH REFLEX</w:t>
+      </w:r>
+    </w:p>
+    <w:p>
+      <w:pPr>
+        <w:spacing w:after="160"/>
+        <w:jc w:val="center"/>
+      </w:pPr>
+      <w:r>
+        <w:rPr>
+          <w:rFonts w:ascii="Arial" w:hAnsi="Arial"/>
+          <w:i/>
+          <w:color w:val="444444"/>
+          <w:sz w:val="19"/>
+        </w:rPr>
+        <w:t>GIAO TIẾP PHẢN XẠ THỰC TẾ</w:t>
+      </w:r>
+    </w:p>
+    <w:tbl>
+      <w:tblPr>
+        <w:tblW w:type="auto" w:w="0"/>
+        <w:jc w:val="center"/>
+        <w:tblLayout w:type="fixed"/>
+        <w:tblLook w:firstColumn="1" w:firstRow="1" w:lastColumn="0" w:lastRow="0" w:noHBand="0" w:noVBand="1" w:val="04A0"/>
+      </w:tblPr>
+      <w:tblGrid>
+        <w:gridCol w:w="4819"/>
+        <w:gridCol w:w="4819"/>
+      </w:tblGrid>
+      <w:tr>
+        <w:tc>
+          <w:tcPr>
+            <w:tcW w:type="dxa" w:w="1814"/>
+            <w:shd w:val="clear" w:color="auto" w:fill="1F3864"/>
+          </w:tcPr>
+          <w:p>
+            <w:pPr>
+              <w:jc w:val="center"/>
+            </w:pPr>
+            <w:r>
+              <w:rPr>
+                <w:rFonts w:ascii="Arial" w:hAnsi="Arial"/>
+                <w:b/>
+                <w:color w:val="FFFFFF"/>
+                <w:sz w:val="24"/>
+              </w:rPr>
+              <w:t>A0 / Pre-A1</w:t>
+            </w:r>
+          </w:p>
+          <w:p>
+            <w:pPr>
+              <w:jc w:val="center"/>
+            </w:pPr>
+            <w:r>
+              <w:rPr>
+                <w:rFonts w:ascii="Arial" w:hAnsi="Arial"/>
+                <w:color w:val="FFFFFF"/>
+                <w:sz w:val="16"/>
+              </w:rPr>
+              <w:t>LESSON 0015</w:t>
+            </w:r>
+          </w:p>
+        </w:tc>
+        <w:tc>
+          <w:tcPr>
+            <w:tcW w:type="dxa" w:w="7824"/>
+            <w:shd w:val="clear" w:color="auto" w:fill="D9E2F3"/>
+          </w:tcPr>
+          <w:p>
+            <w:r>
+              <w:rPr>
+                <w:rFonts w:ascii="Arial" w:hAnsi="Arial"/>
+                <w:b/>
+                <w:color w:val="1F3864"/>
+                <w:sz w:val="30"/>
+              </w:rPr>
+              <w:t>Recognising and Responding to the First Practical Exchange About School and Learning</w:t>
+            </w:r>
+          </w:p>
+          <w:p>
+            <w:r>
+              <w:rPr>
+                <w:rFonts w:ascii="Arial" w:hAnsi="Arial"/>
+                <w:i/>
+                <w:color w:val="333333"/>
+                <w:sz w:val="22"/>
+              </w:rPr>
+              <w:t>Giao tiếp nền tảng: school &amp; learning — the first practical exchange about school &amp; learning</w:t>
+            </w:r>
+          </w:p>
+        </w:tc>
+      </w:tr>
+    </w:tbl>
+    <w:p>
+      <w:pPr>
+        <w:spacing w:after="40"/>
+      </w:pPr>
+    </w:p>
+    <w:p>
+      <w:pPr>
+        <w:spacing w:after="160"/>
+      </w:pPr>
+      <w:r>
+        <w:rPr>
+          <w:rFonts w:ascii="Calibri" w:hAnsi="Calibri"/>
+          <w:i/>
+          <w:color w:val="555555"/>
+          <w:sz w:val="19"/>
+        </w:rPr>
+        <w:t>Mr James asks Ms Lan if she is studying English now.</w:t>
+      </w:r>
+      <w:r>
+        <w:rPr>
+          <w:rFonts w:ascii="Calibri" w:hAnsi="Calibri"/>
+          <w:i/>
+          <w:color w:val="777777"/>
+          <w:sz w:val="19"/>
+        </w:rPr>
+        <w:t xml:space="preserve">  Anh James hỏi chị Lan có đang học tiếng Anh không.</w:t>
+      </w:r>
+    </w:p>
+    <w:p>
+      <w:pPr>
+        <w:spacing w:after="160" w:line="312" w:lineRule="auto"/>
+      </w:pPr>
+      <w:r>
+        <w:rPr>
+          <w:rFonts w:ascii="Calibri" w:hAnsi="Calibri"/>
+          <w:b/>
+          <w:color w:val="1F3864"/>
+          <w:sz w:val="22"/>
+        </w:rPr>
+        <w:t xml:space="preserve">Mr James: </w:t>
+      </w:r>
+      <w:r>
+        <w:rPr>
+          <w:rFonts w:ascii="Calibri" w:hAnsi="Calibri"/>
+          <w:sz w:val="22"/>
+        </w:rPr>
+        <w:t xml:space="preserve">Lan, are you studying English now?  </w:t>
+      </w:r>
+      <w:r>
+        <w:rPr>
+          <w:rFonts w:ascii="Calibri" w:hAnsi="Calibri"/>
+          <w:i/>
+          <w:color w:val="3A3A3A"/>
+          <w:sz w:val="22"/>
+        </w:rPr>
+        <w:t>Lan này, chị đang học tiếng Anh à?</w:t>
+      </w:r>
+    </w:p>
+    <w:p>
+      <w:pPr>
+        <w:spacing w:after="160" w:line="312" w:lineRule="auto"/>
+      </w:pPr>
+      <w:r>
+        <w:rPr>
+          <w:rFonts w:ascii="Calibri" w:hAnsi="Calibri"/>
+          <w:b/>
+          <w:color w:val="1F3864"/>
+          <w:sz w:val="22"/>
+        </w:rPr>
+        <w:t xml:space="preserve">Ms Lan: </w:t>
+      </w:r>
+      <w:r>
+        <w:rPr>
+          <w:rFonts w:ascii="Calibri" w:hAnsi="Calibri"/>
+          <w:sz w:val="22"/>
+        </w:rPr>
+        <w:t xml:space="preserve">Yes, I am. I have a class today.  </w:t>
+      </w:r>
+      <w:r>
+        <w:rPr>
+          <w:rFonts w:ascii="Calibri" w:hAnsi="Calibri"/>
+          <w:i/>
+          <w:color w:val="3A3A3A"/>
+          <w:sz w:val="22"/>
+        </w:rPr>
+        <w:t>Vâng, đúng vậy. Hôm nay tôi có một buổi học.</w:t>
+      </w:r>
+    </w:p>
+    <w:p>
+      <w:pPr>
+        <w:spacing w:after="160" w:line="312" w:lineRule="auto"/>
+      </w:pPr>
+      <w:r>
+        <w:rPr>
+          <w:rFonts w:ascii="Calibri" w:hAnsi="Calibri"/>
+          <w:b/>
+          <w:color w:val="1F3864"/>
+          <w:sz w:val="22"/>
+        </w:rPr>
+        <w:t xml:space="preserve">Mr James: </w:t>
+      </w:r>
+      <w:r>
+        <w:rPr>
+          <w:rFonts w:ascii="Calibri" w:hAnsi="Calibri"/>
+          <w:sz w:val="22"/>
+        </w:rPr>
+        <w:t xml:space="preserve">That is great. Good luck.  </w:t>
+      </w:r>
+      <w:r>
+        <w:rPr>
+          <w:rFonts w:ascii="Calibri" w:hAnsi="Calibri"/>
+          <w:i/>
+          <w:color w:val="3A3A3A"/>
+          <w:sz w:val="22"/>
+        </w:rPr>
+        <w:t>Vậy hay quá. Chúc chị may mắn.</w:t>
+      </w:r>
+    </w:p>
+    <w:p>
+      <w:pPr>
+        <w:spacing w:after="160" w:line="312" w:lineRule="auto"/>
+      </w:pPr>
+      <w:r>
+        <w:rPr>
+          <w:rFonts w:ascii="Calibri" w:hAnsi="Calibri"/>
+          <w:b/>
+          <w:color w:val="1F3864"/>
+          <w:sz w:val="22"/>
+        </w:rPr>
+        <w:t xml:space="preserve">Ms Lan: </w:t>
+      </w:r>
+      <w:r>
+        <w:rPr>
+          <w:rFonts w:ascii="Calibri" w:hAnsi="Calibri"/>
+          <w:sz w:val="22"/>
+        </w:rPr>
+        <w:t xml:space="preserve">Thank you, James.  </w:t>
+      </w:r>
+      <w:r>
+        <w:rPr>
+          <w:rFonts w:ascii="Calibri" w:hAnsi="Calibri"/>
+          <w:i/>
+          <w:color w:val="3A3A3A"/>
+          <w:sz w:val="22"/>
+        </w:rPr>
+        <w:t>Cảm ơn anh, James.</w:t>
+      </w:r>
+    </w:p>
+    <w:p>
+      <w:pPr>
+        <w:sectPr>
+          <w:footerReference w:type="default" r:id="rId23"/>
+          <w:pgSz w:w="11906" w:h="16838"/>
+          <w:pgMar w:top="1020" w:right="1134" w:bottom="1020" w:left="1134" w:header="720" w:footer="720" w:gutter="0"/>
+          <w:cols w:space="720"/>
+          <w:docGrid w:linePitch="360"/>
+        </w:sectPr>
+      </w:pPr>
+    </w:p>
+    <w:p>
+      <w:pPr>
+        <w:jc w:val="center"/>
+      </w:pPr>
+      <w:r>
+        <w:rPr>
+          <w:rFonts w:ascii="Arial" w:hAnsi="Arial"/>
+          <w:b/>
+          <w:color w:val="1F3864"/>
+          <w:sz w:val="24"/>
+        </w:rPr>
+        <w:t>EVERYDAY ENGLISH REFLEX</w:t>
+      </w:r>
+    </w:p>
+    <w:p>
+      <w:pPr>
+        <w:spacing w:after="160"/>
+        <w:jc w:val="center"/>
+      </w:pPr>
+      <w:r>
+        <w:rPr>
+          <w:rFonts w:ascii="Arial" w:hAnsi="Arial"/>
+          <w:i/>
+          <w:color w:val="444444"/>
+          <w:sz w:val="19"/>
+        </w:rPr>
+        <w:t>GIAO TIẾP PHẢN XẠ THỰC TẾ</w:t>
+      </w:r>
+    </w:p>
+    <w:tbl>
+      <w:tblPr>
+        <w:tblW w:type="auto" w:w="0"/>
+        <w:jc w:val="center"/>
+        <w:tblLayout w:type="fixed"/>
+        <w:tblLook w:firstColumn="1" w:firstRow="1" w:lastColumn="0" w:lastRow="0" w:noHBand="0" w:noVBand="1" w:val="04A0"/>
+      </w:tblPr>
+      <w:tblGrid>
+        <w:gridCol w:w="4819"/>
+        <w:gridCol w:w="4819"/>
+      </w:tblGrid>
+      <w:tr>
+        <w:tc>
+          <w:tcPr>
+            <w:tcW w:type="dxa" w:w="1814"/>
+            <w:shd w:val="clear" w:color="auto" w:fill="1F3864"/>
+          </w:tcPr>
+          <w:p>
+            <w:pPr>
+              <w:jc w:val="center"/>
+            </w:pPr>
+            <w:r>
+              <w:rPr>
+                <w:rFonts w:ascii="Arial" w:hAnsi="Arial"/>
+                <w:b/>
+                <w:color w:val="FFFFFF"/>
+                <w:sz w:val="24"/>
+              </w:rPr>
+              <w:t>A0 / Pre-A1</w:t>
+            </w:r>
+          </w:p>
+          <w:p>
+            <w:pPr>
+              <w:jc w:val="center"/>
+            </w:pPr>
+            <w:r>
+              <w:rPr>
+                <w:rFonts w:ascii="Arial" w:hAnsi="Arial"/>
+                <w:color w:val="FFFFFF"/>
+                <w:sz w:val="16"/>
+              </w:rPr>
+              <w:t>LESSON 0016</w:t>
+            </w:r>
+          </w:p>
+        </w:tc>
+        <w:tc>
+          <w:tcPr>
+            <w:tcW w:type="dxa" w:w="7824"/>
+            <w:shd w:val="clear" w:color="auto" w:fill="D9E2F3"/>
+          </w:tcPr>
+          <w:p>
+            <w:r>
+              <w:rPr>
+                <w:rFonts w:ascii="Arial" w:hAnsi="Arial"/>
+                <w:b/>
+                <w:color w:val="1F3864"/>
+                <w:sz w:val="30"/>
+              </w:rPr>
+              <w:t>Recognising and Responding to the First Practical Exchange About Workplace Everyday Communication</w:t>
+            </w:r>
+          </w:p>
+          <w:p>
+            <w:r>
+              <w:rPr>
+                <w:rFonts w:ascii="Arial" w:hAnsi="Arial"/>
+                <w:i/>
+                <w:color w:val="333333"/>
+                <w:sz w:val="22"/>
+              </w:rPr>
+              <w:t>Giao tiếp nền tảng: workplace everyday communication — the first practical exchange about workplace everyday communication</w:t>
+            </w:r>
+          </w:p>
+        </w:tc>
+      </w:tr>
+    </w:tbl>
+    <w:p>
+      <w:pPr>
+        <w:spacing w:after="40"/>
+      </w:pPr>
+    </w:p>
+    <w:p>
+      <w:pPr>
+        <w:spacing w:after="160"/>
+      </w:pPr>
+      <w:r>
+        <w:rPr>
+          <w:rFonts w:ascii="Calibri" w:hAnsi="Calibri"/>
+          <w:i/>
+          <w:color w:val="555555"/>
+          <w:sz w:val="19"/>
+        </w:rPr>
+        <w:t>Ms Sarah asks Ms Lan if she is ready to start work.</w:t>
+      </w:r>
+      <w:r>
+        <w:rPr>
+          <w:rFonts w:ascii="Calibri" w:hAnsi="Calibri"/>
+          <w:i/>
+          <w:color w:val="777777"/>
+          <w:sz w:val="19"/>
+        </w:rPr>
+        <w:t xml:space="preserve">  Chị Sarah hỏi chị Lan đã sẵn sàng bắt đầu làm việc chưa.</w:t>
+      </w:r>
+    </w:p>
+    <w:p>
+      <w:pPr>
+        <w:spacing w:after="160" w:line="312" w:lineRule="auto"/>
+      </w:pPr>
+      <w:r>
+        <w:rPr>
+          <w:rFonts w:ascii="Calibri" w:hAnsi="Calibri"/>
+          <w:b/>
+          <w:color w:val="1F3864"/>
+          <w:sz w:val="22"/>
+        </w:rPr>
+        <w:t xml:space="preserve">Ms Sarah: </w:t>
+      </w:r>
+      <w:r>
+        <w:rPr>
+          <w:rFonts w:ascii="Calibri" w:hAnsi="Calibri"/>
+          <w:sz w:val="22"/>
+        </w:rPr>
+        <w:t xml:space="preserve">Good morning, Lan. Are you ready to start?  </w:t>
+      </w:r>
+      <w:r>
+        <w:rPr>
+          <w:rFonts w:ascii="Calibri" w:hAnsi="Calibri"/>
+          <w:i/>
+          <w:color w:val="3A3A3A"/>
+          <w:sz w:val="22"/>
+        </w:rPr>
+        <w:t>Chào buổi sáng, Lan. Chị sẵn sàng bắt đầu chưa?</w:t>
+      </w:r>
+    </w:p>
+    <w:p>
+      <w:pPr>
+        <w:spacing w:after="160" w:line="312" w:lineRule="auto"/>
+      </w:pPr>
+      <w:r>
+        <w:rPr>
+          <w:rFonts w:ascii="Calibri" w:hAnsi="Calibri"/>
+          <w:b/>
+          <w:color w:val="1F3864"/>
+          <w:sz w:val="22"/>
+        </w:rPr>
+        <w:t xml:space="preserve">Ms Lan: </w:t>
+      </w:r>
+      <w:r>
+        <w:rPr>
+          <w:rFonts w:ascii="Calibri" w:hAnsi="Calibri"/>
+          <w:sz w:val="22"/>
+        </w:rPr>
+        <w:t xml:space="preserve">Yes, I am ready.  </w:t>
+      </w:r>
+      <w:r>
+        <w:rPr>
+          <w:rFonts w:ascii="Calibri" w:hAnsi="Calibri"/>
+          <w:i/>
+          <w:color w:val="3A3A3A"/>
+          <w:sz w:val="22"/>
+        </w:rPr>
+        <w:t>Vâng, tôi sẵn sàng rồi.</w:t>
+      </w:r>
+    </w:p>
+    <w:p>
+      <w:pPr>
+        <w:spacing w:after="160" w:line="312" w:lineRule="auto"/>
+      </w:pPr>
+      <w:r>
+        <w:rPr>
+          <w:rFonts w:ascii="Calibri" w:hAnsi="Calibri"/>
+          <w:b/>
+          <w:color w:val="1F3864"/>
+          <w:sz w:val="22"/>
+        </w:rPr>
+        <w:t xml:space="preserve">Ms Sarah: </w:t>
+      </w:r>
+      <w:r>
+        <w:rPr>
+          <w:rFonts w:ascii="Calibri" w:hAnsi="Calibri"/>
+          <w:sz w:val="22"/>
+        </w:rPr>
+        <w:t xml:space="preserve">Great. Let us begin.  </w:t>
+      </w:r>
+      <w:r>
+        <w:rPr>
+          <w:rFonts w:ascii="Calibri" w:hAnsi="Calibri"/>
+          <w:i/>
+          <w:color w:val="3A3A3A"/>
+          <w:sz w:val="22"/>
+        </w:rPr>
+        <w:t>Tốt. Mình bắt đầu thôi.</w:t>
+      </w:r>
+    </w:p>
+    <w:p>
+      <w:pPr>
+        <w:spacing w:after="160" w:line="312" w:lineRule="auto"/>
+      </w:pPr>
+      <w:r>
+        <w:rPr>
+          <w:rFonts w:ascii="Calibri" w:hAnsi="Calibri"/>
+          <w:b/>
+          <w:color w:val="1F3864"/>
+          <w:sz w:val="22"/>
+        </w:rPr>
+        <w:t xml:space="preserve">Ms Lan: </w:t>
+      </w:r>
+      <w:r>
+        <w:rPr>
+          <w:rFonts w:ascii="Calibri" w:hAnsi="Calibri"/>
+          <w:sz w:val="22"/>
+        </w:rPr>
+        <w:t xml:space="preserve">Yes, let us begin.  </w:t>
+      </w:r>
+      <w:r>
+        <w:rPr>
+          <w:rFonts w:ascii="Calibri" w:hAnsi="Calibri"/>
+          <w:i/>
+          <w:color w:val="3A3A3A"/>
+          <w:sz w:val="22"/>
+        </w:rPr>
+        <w:t>Vâng, bắt đầu thôi.</w:t>
+      </w:r>
+    </w:p>
+    <w:p>
+      <w:pPr>
+        <w:sectPr>
+          <w:footerReference w:type="default" r:id="rId24"/>
+          <w:pgSz w:w="11906" w:h="16838"/>
+          <w:pgMar w:top="1020" w:right="1134" w:bottom="1020" w:left="1134" w:header="720" w:footer="720" w:gutter="0"/>
+          <w:cols w:space="720"/>
+          <w:docGrid w:linePitch="360"/>
+        </w:sectPr>
+      </w:pPr>
+    </w:p>
+    <w:p>
+      <w:pPr>
+        <w:jc w:val="center"/>
+      </w:pPr>
+      <w:r>
+        <w:rPr>
+          <w:rFonts w:ascii="Arial" w:hAnsi="Arial"/>
+          <w:b/>
+          <w:color w:val="1F3864"/>
+          <w:sz w:val="24"/>
+        </w:rPr>
+        <w:t>EVERYDAY ENGLISH REFLEX</w:t>
+      </w:r>
+    </w:p>
+    <w:p>
+      <w:pPr>
+        <w:spacing w:after="160"/>
+        <w:jc w:val="center"/>
+      </w:pPr>
+      <w:r>
+        <w:rPr>
+          <w:rFonts w:ascii="Arial" w:hAnsi="Arial"/>
+          <w:i/>
+          <w:color w:val="444444"/>
+          <w:sz w:val="19"/>
+        </w:rPr>
+        <w:t>GIAO TIẾP PHẢN XẠ THỰC TẾ</w:t>
+      </w:r>
+    </w:p>
+    <w:tbl>
+      <w:tblPr>
+        <w:tblW w:type="auto" w:w="0"/>
+        <w:jc w:val="center"/>
+        <w:tblLayout w:type="fixed"/>
+        <w:tblLook w:firstColumn="1" w:firstRow="1" w:lastColumn="0" w:lastRow="0" w:noHBand="0" w:noVBand="1" w:val="04A0"/>
+      </w:tblPr>
+      <w:tblGrid>
+        <w:gridCol w:w="4819"/>
+        <w:gridCol w:w="4819"/>
+      </w:tblGrid>
+      <w:tr>
+        <w:tc>
+          <w:tcPr>
+            <w:tcW w:type="dxa" w:w="1814"/>
+            <w:shd w:val="clear" w:color="auto" w:fill="1F3864"/>
+          </w:tcPr>
+          <w:p>
+            <w:pPr>
+              <w:jc w:val="center"/>
+            </w:pPr>
+            <w:r>
+              <w:rPr>
+                <w:rFonts w:ascii="Arial" w:hAnsi="Arial"/>
+                <w:b/>
+                <w:color w:val="FFFFFF"/>
+                <w:sz w:val="24"/>
+              </w:rPr>
+              <w:t>A0 / Pre-A1</w:t>
+            </w:r>
+          </w:p>
+          <w:p>
+            <w:pPr>
+              <w:jc w:val="center"/>
+            </w:pPr>
+            <w:r>
+              <w:rPr>
+                <w:rFonts w:ascii="Arial" w:hAnsi="Arial"/>
+                <w:color w:val="FFFFFF"/>
+                <w:sz w:val="16"/>
+              </w:rPr>
+              <w:t>LESSON 0017</w:t>
+            </w:r>
+          </w:p>
+        </w:tc>
+        <w:tc>
+          <w:tcPr>
+            <w:tcW w:type="dxa" w:w="7824"/>
+            <w:shd w:val="clear" w:color="auto" w:fill="D9E2F3"/>
+          </w:tcPr>
+          <w:p>
+            <w:r>
+              <w:rPr>
+                <w:rFonts w:ascii="Arial" w:hAnsi="Arial"/>
+                <w:b/>
+                <w:color w:val="1F3864"/>
+                <w:sz w:val="30"/>
+              </w:rPr>
+              <w:t>Recognising and Responding to the First Practical Exchange About Phone Calls</w:t>
+            </w:r>
+          </w:p>
+          <w:p>
+            <w:r>
+              <w:rPr>
+                <w:rFonts w:ascii="Arial" w:hAnsi="Arial"/>
+                <w:i/>
+                <w:color w:val="333333"/>
+                <w:sz w:val="22"/>
+              </w:rPr>
+              <w:t>Giao tiếp nền tảng: phone calls — the first practical exchange about phone calls</w:t>
+            </w:r>
+          </w:p>
+        </w:tc>
+      </w:tr>
+    </w:tbl>
+    <w:p>
+      <w:pPr>
+        <w:spacing w:after="40"/>
+      </w:pPr>
+    </w:p>
+    <w:p>
+      <w:pPr>
+        <w:spacing w:after="160"/>
+      </w:pPr>
+      <w:r>
+        <w:rPr>
+          <w:rFonts w:ascii="Calibri" w:hAnsi="Calibri"/>
+          <w:i/>
+          <w:color w:val="555555"/>
+          <w:sz w:val="19"/>
+        </w:rPr>
+        <w:t>Mr Daniel calls Ms Lan on the phone.</w:t>
+      </w:r>
+      <w:r>
+        <w:rPr>
+          <w:rFonts w:ascii="Calibri" w:hAnsi="Calibri"/>
+          <w:i/>
+          <w:color w:val="777777"/>
+          <w:sz w:val="19"/>
+        </w:rPr>
+        <w:t xml:space="preserve">  Anh Daniel gọi điện thoại cho chị Lan.</w:t>
+      </w:r>
+    </w:p>
+    <w:p>
+      <w:pPr>
+        <w:spacing w:after="160" w:line="312" w:lineRule="auto"/>
+      </w:pPr>
+      <w:r>
+        <w:rPr>
+          <w:rFonts w:ascii="Calibri" w:hAnsi="Calibri"/>
+          <w:b/>
+          <w:color w:val="1F3864"/>
+          <w:sz w:val="22"/>
+        </w:rPr>
+        <w:t xml:space="preserve">Mr Daniel: </w:t>
+      </w:r>
+      <w:r>
+        <w:rPr>
+          <w:rFonts w:ascii="Calibri" w:hAnsi="Calibri"/>
+          <w:sz w:val="22"/>
+        </w:rPr>
+        <w:t xml:space="preserve">Hello, is this Lan?  </w:t>
+      </w:r>
+      <w:r>
+        <w:rPr>
+          <w:rFonts w:ascii="Calibri" w:hAnsi="Calibri"/>
+          <w:i/>
+          <w:color w:val="3A3A3A"/>
+          <w:sz w:val="22"/>
+        </w:rPr>
+        <w:t>Alô, có phải là Lan không?</w:t>
+      </w:r>
+    </w:p>
+    <w:p>
+      <w:pPr>
+        <w:spacing w:after="160" w:line="312" w:lineRule="auto"/>
+      </w:pPr>
+      <w:r>
+        <w:rPr>
+          <w:rFonts w:ascii="Calibri" w:hAnsi="Calibri"/>
+          <w:b/>
+          <w:color w:val="1F3864"/>
+          <w:sz w:val="22"/>
+        </w:rPr>
+        <w:t xml:space="preserve">Ms Lan: </w:t>
+      </w:r>
+      <w:r>
+        <w:rPr>
+          <w:rFonts w:ascii="Calibri" w:hAnsi="Calibri"/>
+          <w:sz w:val="22"/>
+        </w:rPr>
+        <w:t xml:space="preserve">Yes, this is Lan speaking.  </w:t>
+      </w:r>
+      <w:r>
+        <w:rPr>
+          <w:rFonts w:ascii="Calibri" w:hAnsi="Calibri"/>
+          <w:i/>
+          <w:color w:val="3A3A3A"/>
+          <w:sz w:val="22"/>
+        </w:rPr>
+        <w:t>Vâng, Lan nghe đây.</w:t>
+      </w:r>
+    </w:p>
+    <w:p>
+      <w:pPr>
+        <w:spacing w:after="160" w:line="312" w:lineRule="auto"/>
+      </w:pPr>
+      <w:r>
+        <w:rPr>
+          <w:rFonts w:ascii="Calibri" w:hAnsi="Calibri"/>
+          <w:b/>
+          <w:color w:val="1F3864"/>
+          <w:sz w:val="22"/>
+        </w:rPr>
+        <w:t xml:space="preserve">Mr Daniel: </w:t>
+      </w:r>
+      <w:r>
+        <w:rPr>
+          <w:rFonts w:ascii="Calibri" w:hAnsi="Calibri"/>
+          <w:sz w:val="22"/>
+        </w:rPr>
+        <w:t xml:space="preserve">Hello, Lan. This is Daniel.  </w:t>
+      </w:r>
+      <w:r>
+        <w:rPr>
+          <w:rFonts w:ascii="Calibri" w:hAnsi="Calibri"/>
+          <w:i/>
+          <w:color w:val="3A3A3A"/>
+          <w:sz w:val="22"/>
+        </w:rPr>
+        <w:t>Chào Lan. Đây là Daniel.</w:t>
+      </w:r>
+    </w:p>
+    <w:p>
+      <w:pPr>
+        <w:spacing w:after="160" w:line="312" w:lineRule="auto"/>
+      </w:pPr>
+      <w:r>
+        <w:rPr>
+          <w:rFonts w:ascii="Calibri" w:hAnsi="Calibri"/>
+          <w:b/>
+          <w:color w:val="1F3864"/>
+          <w:sz w:val="22"/>
+        </w:rPr>
+        <w:t xml:space="preserve">Ms Lan: </w:t>
+      </w:r>
+      <w:r>
+        <w:rPr>
+          <w:rFonts w:ascii="Calibri" w:hAnsi="Calibri"/>
+          <w:sz w:val="22"/>
+        </w:rPr>
+        <w:t xml:space="preserve">Hello, Daniel.  </w:t>
+      </w:r>
+      <w:r>
+        <w:rPr>
+          <w:rFonts w:ascii="Calibri" w:hAnsi="Calibri"/>
+          <w:i/>
+          <w:color w:val="3A3A3A"/>
+          <w:sz w:val="22"/>
+        </w:rPr>
+        <w:t>Chào anh Daniel.</w:t>
+      </w:r>
+    </w:p>
+    <w:p>
+      <w:pPr>
+        <w:sectPr>
+          <w:footerReference w:type="default" r:id="rId25"/>
+          <w:pgSz w:w="11906" w:h="16838"/>
+          <w:pgMar w:top="1020" w:right="1134" w:bottom="1020" w:left="1134" w:header="720" w:footer="720" w:gutter="0"/>
+          <w:cols w:space="720"/>
+          <w:docGrid w:linePitch="360"/>
+        </w:sectPr>
+      </w:pPr>
+    </w:p>
+    <w:p>
+      <w:pPr>
+        <w:jc w:val="center"/>
+      </w:pPr>
+      <w:r>
+        <w:rPr>
+          <w:rFonts w:ascii="Arial" w:hAnsi="Arial"/>
+          <w:b/>
+          <w:color w:val="1F3864"/>
+          <w:sz w:val="24"/>
+        </w:rPr>
+        <w:t>EVERYDAY ENGLISH REFLEX</w:t>
+      </w:r>
+    </w:p>
+    <w:p>
+      <w:pPr>
+        <w:spacing w:after="160"/>
+        <w:jc w:val="center"/>
+      </w:pPr>
+      <w:r>
+        <w:rPr>
+          <w:rFonts w:ascii="Arial" w:hAnsi="Arial"/>
+          <w:i/>
+          <w:color w:val="444444"/>
+          <w:sz w:val="19"/>
+        </w:rPr>
+        <w:t>GIAO TIẾP PHẢN XẠ THỰC TẾ</w:t>
+      </w:r>
+    </w:p>
+    <w:tbl>
+      <w:tblPr>
+        <w:tblW w:type="auto" w:w="0"/>
+        <w:jc w:val="center"/>
+        <w:tblLayout w:type="fixed"/>
+        <w:tblLook w:firstColumn="1" w:firstRow="1" w:lastColumn="0" w:lastRow="0" w:noHBand="0" w:noVBand="1" w:val="04A0"/>
+      </w:tblPr>
+      <w:tblGrid>
+        <w:gridCol w:w="4819"/>
+        <w:gridCol w:w="4819"/>
+      </w:tblGrid>
+      <w:tr>
+        <w:tc>
+          <w:tcPr>
+            <w:tcW w:type="dxa" w:w="1814"/>
+            <w:shd w:val="clear" w:color="auto" w:fill="1F3864"/>
+          </w:tcPr>
+          <w:p>
+            <w:pPr>
+              <w:jc w:val="center"/>
+            </w:pPr>
+            <w:r>
+              <w:rPr>
+                <w:rFonts w:ascii="Arial" w:hAnsi="Arial"/>
+                <w:b/>
+                <w:color w:val="FFFFFF"/>
+                <w:sz w:val="24"/>
+              </w:rPr>
+              <w:t>A0 / Pre-A1</w:t>
+            </w:r>
+          </w:p>
+          <w:p>
+            <w:pPr>
+              <w:jc w:val="center"/>
+            </w:pPr>
+            <w:r>
+              <w:rPr>
+                <w:rFonts w:ascii="Arial" w:hAnsi="Arial"/>
+                <w:color w:val="FFFFFF"/>
+                <w:sz w:val="16"/>
+              </w:rPr>
+              <w:t>LESSON 0018</w:t>
+            </w:r>
+          </w:p>
+        </w:tc>
+        <w:tc>
+          <w:tcPr>
+            <w:tcW w:type="dxa" w:w="7824"/>
+            <w:shd w:val="clear" w:color="auto" w:fill="D9E2F3"/>
+          </w:tcPr>
+          <w:p>
+            <w:r>
+              <w:rPr>
+                <w:rFonts w:ascii="Arial" w:hAnsi="Arial"/>
+                <w:b/>
+                <w:color w:val="1F3864"/>
+                <w:sz w:val="30"/>
+              </w:rPr>
+              <w:t>Recognising and Responding to the First Practical Exchange About Messages and Everyday Digital Communication</w:t>
+            </w:r>
+          </w:p>
+          <w:p>
+            <w:r>
+              <w:rPr>
+                <w:rFonts w:ascii="Arial" w:hAnsi="Arial"/>
+                <w:i/>
+                <w:color w:val="333333"/>
+                <w:sz w:val="22"/>
+              </w:rPr>
+              <w:t>Giao tiếp nền tảng: messages &amp; everyday digital communication — the first practical exchange about messages &amp; everyday digital communication</w:t>
+            </w:r>
+          </w:p>
+        </w:tc>
+      </w:tr>
+    </w:tbl>
+    <w:p>
+      <w:pPr>
+        <w:spacing w:after="40"/>
+      </w:pPr>
+    </w:p>
+    <w:p>
+      <w:pPr>
+        <w:spacing w:after="160"/>
+      </w:pPr>
+      <w:r>
+        <w:rPr>
+          <w:rFonts w:ascii="Calibri" w:hAnsi="Calibri"/>
+          <w:i/>
+          <w:color w:val="555555"/>
+          <w:sz w:val="19"/>
+        </w:rPr>
+        <w:t>Ms Olivia tells Ms Lan she has a message for her.</w:t>
+      </w:r>
+      <w:r>
+        <w:rPr>
+          <w:rFonts w:ascii="Calibri" w:hAnsi="Calibri"/>
+          <w:i/>
+          <w:color w:val="777777"/>
+          <w:sz w:val="19"/>
+        </w:rPr>
+        <w:t xml:space="preserve">  Chị Olivia báo cho chị Lan biết có tin nhắn cho chị.</w:t>
+      </w:r>
+    </w:p>
+    <w:p>
+      <w:pPr>
+        <w:spacing w:after="160" w:line="312" w:lineRule="auto"/>
+      </w:pPr>
+      <w:r>
+        <w:rPr>
+          <w:rFonts w:ascii="Calibri" w:hAnsi="Calibri"/>
+          <w:b/>
+          <w:color w:val="1F3864"/>
+          <w:sz w:val="22"/>
+        </w:rPr>
+        <w:t xml:space="preserve">Ms Olivia: </w:t>
+      </w:r>
+      <w:r>
+        <w:rPr>
+          <w:rFonts w:ascii="Calibri" w:hAnsi="Calibri"/>
+          <w:sz w:val="22"/>
+        </w:rPr>
+        <w:t xml:space="preserve">Lan, please check your phone. I have a message for you.  </w:t>
+      </w:r>
+      <w:r>
+        <w:rPr>
+          <w:rFonts w:ascii="Calibri" w:hAnsi="Calibri"/>
+          <w:i/>
+          <w:color w:val="3A3A3A"/>
+          <w:sz w:val="22"/>
+        </w:rPr>
+        <w:t>Lan ơi, chị xem điện thoại giúp tôi với. Tôi có nhắn tin cho chị đó.</w:t>
+      </w:r>
+    </w:p>
+    <w:p>
+      <w:pPr>
+        <w:spacing w:after="160" w:line="312" w:lineRule="auto"/>
+      </w:pPr>
+      <w:r>
+        <w:rPr>
+          <w:rFonts w:ascii="Calibri" w:hAnsi="Calibri"/>
+          <w:b/>
+          <w:color w:val="1F3864"/>
+          <w:sz w:val="22"/>
+        </w:rPr>
+        <w:t xml:space="preserve">Ms Lan: </w:t>
+      </w:r>
+      <w:r>
+        <w:rPr>
+          <w:rFonts w:ascii="Calibri" w:hAnsi="Calibri"/>
+          <w:sz w:val="22"/>
+        </w:rPr>
+        <w:t xml:space="preserve">Just a moment. Yes, I see it now.  </w:t>
+      </w:r>
+      <w:r>
+        <w:rPr>
+          <w:rFonts w:ascii="Calibri" w:hAnsi="Calibri"/>
+          <w:i/>
+          <w:color w:val="3A3A3A"/>
+          <w:sz w:val="22"/>
+        </w:rPr>
+        <w:t>Chờ một chút. Vâng, tôi thấy rồi.</w:t>
+      </w:r>
+    </w:p>
+    <w:p>
+      <w:pPr>
+        <w:spacing w:after="160" w:line="312" w:lineRule="auto"/>
+      </w:pPr>
+      <w:r>
+        <w:rPr>
+          <w:rFonts w:ascii="Calibri" w:hAnsi="Calibri"/>
+          <w:b/>
+          <w:color w:val="1F3864"/>
+          <w:sz w:val="22"/>
+        </w:rPr>
+        <w:t xml:space="preserve">Ms Olivia: </w:t>
+      </w:r>
+      <w:r>
+        <w:rPr>
+          <w:rFonts w:ascii="Calibri" w:hAnsi="Calibri"/>
+          <w:sz w:val="22"/>
+        </w:rPr>
+        <w:t xml:space="preserve">Good. Thank you for checking.  </w:t>
+      </w:r>
+      <w:r>
+        <w:rPr>
+          <w:rFonts w:ascii="Calibri" w:hAnsi="Calibri"/>
+          <w:i/>
+          <w:color w:val="3A3A3A"/>
+          <w:sz w:val="22"/>
+        </w:rPr>
+        <w:t>Tốt rồi. Cảm ơn chị đã xem.</w:t>
+      </w:r>
+    </w:p>
+    <w:p>
+      <w:pPr>
+        <w:spacing w:after="160" w:line="312" w:lineRule="auto"/>
+      </w:pPr>
+      <w:r>
+        <w:rPr>
+          <w:rFonts w:ascii="Calibri" w:hAnsi="Calibri"/>
+          <w:b/>
+          <w:color w:val="1F3864"/>
+          <w:sz w:val="22"/>
+        </w:rPr>
+        <w:t xml:space="preserve">Ms Lan: </w:t>
+      </w:r>
+      <w:r>
+        <w:rPr>
+          <w:rFonts w:ascii="Calibri" w:hAnsi="Calibri"/>
+          <w:sz w:val="22"/>
+        </w:rPr>
+        <w:t xml:space="preserve">No problem.  </w:t>
+      </w:r>
+      <w:r>
+        <w:rPr>
+          <w:rFonts w:ascii="Calibri" w:hAnsi="Calibri"/>
+          <w:i/>
+          <w:color w:val="3A3A3A"/>
+          <w:sz w:val="22"/>
+        </w:rPr>
+        <w:t>Không sao đâu.</w:t>
+      </w:r>
+    </w:p>
+    <w:p>
+      <w:pPr>
+        <w:sectPr>
+          <w:footerReference w:type="default" r:id="rId26"/>
+          <w:pgSz w:w="11906" w:h="16838"/>
+          <w:pgMar w:top="1020" w:right="1134" w:bottom="1020" w:left="1134" w:header="720" w:footer="720" w:gutter="0"/>
+          <w:cols w:space="720"/>
+          <w:docGrid w:linePitch="360"/>
+        </w:sectPr>
+      </w:pPr>
+    </w:p>
+    <w:p>
+      <w:pPr>
+        <w:jc w:val="center"/>
+      </w:pPr>
+      <w:r>
+        <w:rPr>
+          <w:rFonts w:ascii="Arial" w:hAnsi="Arial"/>
+          <w:b/>
+          <w:color w:val="1F3864"/>
+          <w:sz w:val="24"/>
+        </w:rPr>
+        <w:t>EVERYDAY ENGLISH REFLEX</w:t>
+      </w:r>
+    </w:p>
+    <w:p>
+      <w:pPr>
+        <w:spacing w:after="160"/>
+        <w:jc w:val="center"/>
+      </w:pPr>
+      <w:r>
+        <w:rPr>
+          <w:rFonts w:ascii="Arial" w:hAnsi="Arial"/>
+          <w:i/>
+          <w:color w:val="444444"/>
+          <w:sz w:val="19"/>
+        </w:rPr>
+        <w:t>GIAO TIẾP PHẢN XẠ THỰC TẾ</w:t>
+      </w:r>
+    </w:p>
+    <w:tbl>
+      <w:tblPr>
+        <w:tblW w:type="auto" w:w="0"/>
+        <w:jc w:val="center"/>
+        <w:tblLayout w:type="fixed"/>
+        <w:tblLook w:firstColumn="1" w:firstRow="1" w:lastColumn="0" w:lastRow="0" w:noHBand="0" w:noVBand="1" w:val="04A0"/>
+      </w:tblPr>
+      <w:tblGrid>
+        <w:gridCol w:w="4819"/>
+        <w:gridCol w:w="4819"/>
+      </w:tblGrid>
+      <w:tr>
+        <w:tc>
+          <w:tcPr>
+            <w:tcW w:type="dxa" w:w="1814"/>
+            <w:shd w:val="clear" w:color="auto" w:fill="1F3864"/>
+          </w:tcPr>
+          <w:p>
+            <w:pPr>
+              <w:jc w:val="center"/>
+            </w:pPr>
+            <w:r>
+              <w:rPr>
+                <w:rFonts w:ascii="Arial" w:hAnsi="Arial"/>
+                <w:b/>
+                <w:color w:val="FFFFFF"/>
+                <w:sz w:val="24"/>
+              </w:rPr>
+              <w:t>A0 / Pre-A1</w:t>
+            </w:r>
+          </w:p>
+          <w:p>
+            <w:pPr>
+              <w:jc w:val="center"/>
+            </w:pPr>
+            <w:r>
+              <w:rPr>
+                <w:rFonts w:ascii="Arial" w:hAnsi="Arial"/>
+                <w:color w:val="FFFFFF"/>
+                <w:sz w:val="16"/>
+              </w:rPr>
+              <w:t>LESSON 0019</w:t>
+            </w:r>
+          </w:p>
+        </w:tc>
+        <w:tc>
+          <w:tcPr>
+            <w:tcW w:type="dxa" w:w="7824"/>
+            <w:shd w:val="clear" w:color="auto" w:fill="D9E2F3"/>
+          </w:tcPr>
+          <w:p>
+            <w:r>
+              <w:rPr>
+                <w:rFonts w:ascii="Arial" w:hAnsi="Arial"/>
+                <w:b/>
+                <w:color w:val="1F3864"/>
+                <w:sz w:val="30"/>
+              </w:rPr>
+              <w:t>Recognising and Responding to How to Spell Your Name</w:t>
+            </w:r>
+          </w:p>
+          <w:p>
+            <w:r>
+              <w:rPr>
+                <w:rFonts w:ascii="Arial" w:hAnsi="Arial"/>
+                <w:i/>
+                <w:color w:val="333333"/>
+                <w:sz w:val="22"/>
+              </w:rPr>
+              <w:t>Giao tiếp nền tảng: personal identity &amp; introductions — how to spell your name</w:t>
+            </w:r>
+          </w:p>
+        </w:tc>
+      </w:tr>
+    </w:tbl>
+    <w:p>
+      <w:pPr>
+        <w:spacing w:after="40"/>
+      </w:pPr>
+    </w:p>
+    <w:p>
+      <w:pPr>
+        <w:spacing w:after="160"/>
+      </w:pPr>
+      <w:r>
+        <w:rPr>
+          <w:rFonts w:ascii="Calibri" w:hAnsi="Calibri"/>
+          <w:i/>
+          <w:color w:val="555555"/>
+          <w:sz w:val="19"/>
+        </w:rPr>
+        <w:t>Mr Thomas asks Ms Lan how to spell her name.</w:t>
+      </w:r>
+      <w:r>
+        <w:rPr>
+          <w:rFonts w:ascii="Calibri" w:hAnsi="Calibri"/>
+          <w:i/>
+          <w:color w:val="777777"/>
+          <w:sz w:val="19"/>
+        </w:rPr>
+        <w:t xml:space="preserve">  Anh Thomas hỏi chị Lan tên đánh vần thế nào.</w:t>
+      </w:r>
+    </w:p>
+    <w:p>
+      <w:pPr>
+        <w:spacing w:after="160" w:line="312" w:lineRule="auto"/>
+      </w:pPr>
+      <w:r>
+        <w:rPr>
+          <w:rFonts w:ascii="Calibri" w:hAnsi="Calibri"/>
+          <w:b/>
+          <w:color w:val="1F3864"/>
+          <w:sz w:val="22"/>
+        </w:rPr>
+        <w:t xml:space="preserve">Mr Thomas: </w:t>
+      </w:r>
+      <w:r>
+        <w:rPr>
+          <w:rFonts w:ascii="Calibri" w:hAnsi="Calibri"/>
+          <w:sz w:val="22"/>
+        </w:rPr>
+        <w:t xml:space="preserve">Lan, how do you spell your name?  </w:t>
+      </w:r>
+      <w:r>
+        <w:rPr>
+          <w:rFonts w:ascii="Calibri" w:hAnsi="Calibri"/>
+          <w:i/>
+          <w:color w:val="3A3A3A"/>
+          <w:sz w:val="22"/>
+        </w:rPr>
+        <w:t>Lan này, tên chị đánh vần thế nào?</w:t>
+      </w:r>
+    </w:p>
+    <w:p>
+      <w:pPr>
+        <w:spacing w:after="160" w:line="312" w:lineRule="auto"/>
+      </w:pPr>
+      <w:r>
+        <w:rPr>
+          <w:rFonts w:ascii="Calibri" w:hAnsi="Calibri"/>
+          <w:b/>
+          <w:color w:val="1F3864"/>
+          <w:sz w:val="22"/>
+        </w:rPr>
+        <w:t xml:space="preserve">Ms Lan: </w:t>
+      </w:r>
+      <w:r>
+        <w:rPr>
+          <w:rFonts w:ascii="Calibri" w:hAnsi="Calibri"/>
+          <w:sz w:val="22"/>
+        </w:rPr>
+        <w:t xml:space="preserve">L, A, N.  </w:t>
+      </w:r>
+      <w:r>
+        <w:rPr>
+          <w:rFonts w:ascii="Calibri" w:hAnsi="Calibri"/>
+          <w:i/>
+          <w:color w:val="3A3A3A"/>
+          <w:sz w:val="22"/>
+        </w:rPr>
+        <w:t>L, A, N.</w:t>
+      </w:r>
+    </w:p>
+    <w:p>
+      <w:pPr>
+        <w:spacing w:after="160" w:line="312" w:lineRule="auto"/>
+      </w:pPr>
+      <w:r>
+        <w:rPr>
+          <w:rFonts w:ascii="Calibri" w:hAnsi="Calibri"/>
+          <w:b/>
+          <w:color w:val="1F3864"/>
+          <w:sz w:val="22"/>
+        </w:rPr>
+        <w:t xml:space="preserve">Mr Thomas: </w:t>
+      </w:r>
+      <w:r>
+        <w:rPr>
+          <w:rFonts w:ascii="Calibri" w:hAnsi="Calibri"/>
+          <w:sz w:val="22"/>
+        </w:rPr>
+        <w:t xml:space="preserve">L, A, N. Thank you.  </w:t>
+      </w:r>
+      <w:r>
+        <w:rPr>
+          <w:rFonts w:ascii="Calibri" w:hAnsi="Calibri"/>
+          <w:i/>
+          <w:color w:val="3A3A3A"/>
+          <w:sz w:val="22"/>
+        </w:rPr>
+        <w:t>L, A, N. Cảm ơn chị.</w:t>
+      </w:r>
+    </w:p>
+    <w:p>
+      <w:pPr>
+        <w:spacing w:after="160" w:line="312" w:lineRule="auto"/>
+      </w:pPr>
+      <w:r>
+        <w:rPr>
+          <w:rFonts w:ascii="Calibri" w:hAnsi="Calibri"/>
+          <w:b/>
+          <w:color w:val="1F3864"/>
+          <w:sz w:val="22"/>
+        </w:rPr>
+        <w:t xml:space="preserve">Ms Lan: </w:t>
+      </w:r>
+      <w:r>
+        <w:rPr>
+          <w:rFonts w:ascii="Calibri" w:hAnsi="Calibri"/>
+          <w:sz w:val="22"/>
+        </w:rPr>
+        <w:t xml:space="preserve">You are welcome.  </w:t>
+      </w:r>
+      <w:r>
+        <w:rPr>
+          <w:rFonts w:ascii="Calibri" w:hAnsi="Calibri"/>
+          <w:i/>
+          <w:color w:val="3A3A3A"/>
+          <w:sz w:val="22"/>
+        </w:rPr>
+        <w:t>Không có gì.</w:t>
+      </w:r>
+    </w:p>
+    <w:p>
+      <w:pPr>
+        <w:sectPr>
+          <w:footerReference w:type="default" r:id="rId27"/>
+          <w:pgSz w:w="11906" w:h="16838"/>
+          <w:pgMar w:top="1020" w:right="1134" w:bottom="1020" w:left="1134" w:header="720" w:footer="720" w:gutter="0"/>
+          <w:cols w:space="720"/>
+          <w:docGrid w:linePitch="360"/>
+        </w:sectPr>
+      </w:pPr>
+    </w:p>
+    <w:p>
+      <w:pPr>
+        <w:jc w:val="center"/>
+      </w:pPr>
+      <w:r>
+        <w:rPr>
+          <w:rFonts w:ascii="Arial" w:hAnsi="Arial"/>
+          <w:b/>
+          <w:color w:val="1F3864"/>
+          <w:sz w:val="24"/>
+        </w:rPr>
+        <w:t>EVERYDAY ENGLISH REFLEX</w:t>
+      </w:r>
+    </w:p>
+    <w:p>
+      <w:pPr>
+        <w:spacing w:after="160"/>
+        <w:jc w:val="center"/>
+      </w:pPr>
+      <w:r>
+        <w:rPr>
+          <w:rFonts w:ascii="Arial" w:hAnsi="Arial"/>
+          <w:i/>
+          <w:color w:val="444444"/>
+          <w:sz w:val="19"/>
+        </w:rPr>
+        <w:t>GIAO TIẾP PHẢN XẠ THỰC TẾ</w:t>
+      </w:r>
+    </w:p>
+    <w:tbl>
+      <w:tblPr>
+        <w:tblW w:type="auto" w:w="0"/>
+        <w:jc w:val="center"/>
+        <w:tblLayout w:type="fixed"/>
+        <w:tblLook w:firstColumn="1" w:firstRow="1" w:lastColumn="0" w:lastRow="0" w:noHBand="0" w:noVBand="1" w:val="04A0"/>
+      </w:tblPr>
+      <w:tblGrid>
+        <w:gridCol w:w="4819"/>
+        <w:gridCol w:w="4819"/>
+      </w:tblGrid>
+      <w:tr>
+        <w:tc>
+          <w:tcPr>
+            <w:tcW w:type="dxa" w:w="1814"/>
+            <w:shd w:val="clear" w:color="auto" w:fill="1F3864"/>
+          </w:tcPr>
+          <w:p>
+            <w:pPr>
+              <w:jc w:val="center"/>
+            </w:pPr>
+            <w:r>
+              <w:rPr>
+                <w:rFonts w:ascii="Arial" w:hAnsi="Arial"/>
+                <w:b/>
+                <w:color w:val="FFFFFF"/>
+                <w:sz w:val="24"/>
+              </w:rPr>
+              <w:t>A0 / Pre-A1</w:t>
+            </w:r>
+          </w:p>
+          <w:p>
+            <w:pPr>
+              <w:jc w:val="center"/>
+            </w:pPr>
+            <w:r>
+              <w:rPr>
+                <w:rFonts w:ascii="Arial" w:hAnsi="Arial"/>
+                <w:color w:val="FFFFFF"/>
+                <w:sz w:val="16"/>
+              </w:rPr>
+              <w:t>LESSON 0020</w:t>
+            </w:r>
+          </w:p>
+        </w:tc>
+        <w:tc>
+          <w:tcPr>
+            <w:tcW w:type="dxa" w:w="7824"/>
+            <w:shd w:val="clear" w:color="auto" w:fill="D9E2F3"/>
+          </w:tcPr>
+          <w:p>
+            <w:r>
+              <w:rPr>
+                <w:rFonts w:ascii="Arial" w:hAnsi="Arial"/>
+                <w:b/>
+                <w:color w:val="1F3864"/>
+                <w:sz w:val="30"/>
+              </w:rPr>
+              <w:t>Recognising and Responding to Responding to a Greeting</w:t>
+            </w:r>
+          </w:p>
+          <w:p>
+            <w:r>
+              <w:rPr>
+                <w:rFonts w:ascii="Arial" w:hAnsi="Arial"/>
+                <w:i/>
+                <w:color w:val="333333"/>
+                <w:sz w:val="22"/>
+              </w:rPr>
+              <w:t>Giao tiếp nền tảng: greetings &amp; basic social contact — responding to a greeting</w:t>
+            </w:r>
+          </w:p>
+        </w:tc>
+      </w:tr>
+    </w:tbl>
+    <w:p>
+      <w:pPr>
+        <w:spacing w:after="40"/>
+      </w:pPr>
+    </w:p>
+    <w:p>
+      <w:pPr>
+        <w:spacing w:after="160"/>
+      </w:pPr>
+      <w:r>
+        <w:rPr>
+          <w:rFonts w:ascii="Calibri" w:hAnsi="Calibri"/>
+          <w:i/>
+          <w:color w:val="555555"/>
+          <w:sz w:val="19"/>
+        </w:rPr>
+        <w:t>Ms Sophie greets Ms Lan casually.</w:t>
+      </w:r>
+      <w:r>
+        <w:rPr>
+          <w:rFonts w:ascii="Calibri" w:hAnsi="Calibri"/>
+          <w:i/>
+          <w:color w:val="777777"/>
+          <w:sz w:val="19"/>
+        </w:rPr>
+        <w:t xml:space="preserve">  Chị Sophie chào chị Lan một cách thân mật.</w:t>
+      </w:r>
+    </w:p>
+    <w:p>
+      <w:pPr>
+        <w:spacing w:after="160" w:line="312" w:lineRule="auto"/>
+      </w:pPr>
+      <w:r>
+        <w:rPr>
+          <w:rFonts w:ascii="Calibri" w:hAnsi="Calibri"/>
+          <w:b/>
+          <w:color w:val="1F3864"/>
+          <w:sz w:val="22"/>
+        </w:rPr>
+        <w:t xml:space="preserve">Ms Sophie: </w:t>
+      </w:r>
+      <w:r>
+        <w:rPr>
+          <w:rFonts w:ascii="Calibri" w:hAnsi="Calibri"/>
+          <w:sz w:val="22"/>
+        </w:rPr>
+        <w:t xml:space="preserve">Hi, Lan. How is it going?  </w:t>
+      </w:r>
+      <w:r>
+        <w:rPr>
+          <w:rFonts w:ascii="Calibri" w:hAnsi="Calibri"/>
+          <w:i/>
+          <w:color w:val="3A3A3A"/>
+          <w:sz w:val="22"/>
+        </w:rPr>
+        <w:t>Chào Lan. Dạo này sao rồi?</w:t>
+      </w:r>
+    </w:p>
+    <w:p>
+      <w:pPr>
+        <w:spacing w:after="160" w:line="312" w:lineRule="auto"/>
+      </w:pPr>
+      <w:r>
+        <w:rPr>
+          <w:rFonts w:ascii="Calibri" w:hAnsi="Calibri"/>
+          <w:b/>
+          <w:color w:val="1F3864"/>
+          <w:sz w:val="22"/>
+        </w:rPr>
+        <w:t xml:space="preserve">Ms Lan: </w:t>
+      </w:r>
+      <w:r>
+        <w:rPr>
+          <w:rFonts w:ascii="Calibri" w:hAnsi="Calibri"/>
+          <w:sz w:val="22"/>
+        </w:rPr>
+        <w:t xml:space="preserve">It is going well, thanks. And you?  </w:t>
+      </w:r>
+      <w:r>
+        <w:rPr>
+          <w:rFonts w:ascii="Calibri" w:hAnsi="Calibri"/>
+          <w:i/>
+          <w:color w:val="3A3A3A"/>
+          <w:sz w:val="22"/>
+        </w:rPr>
+        <w:t>Cũng ổn, cảm ơn chị. Còn chị thì sao?</w:t>
+      </w:r>
+    </w:p>
+    <w:p>
+      <w:pPr>
+        <w:spacing w:after="160" w:line="312" w:lineRule="auto"/>
+      </w:pPr>
+      <w:r>
+        <w:rPr>
+          <w:rFonts w:ascii="Calibri" w:hAnsi="Calibri"/>
+          <w:b/>
+          <w:color w:val="1F3864"/>
+          <w:sz w:val="22"/>
+        </w:rPr>
+        <w:t xml:space="preserve">Ms Sophie: </w:t>
+      </w:r>
+      <w:r>
+        <w:rPr>
+          <w:rFonts w:ascii="Calibri" w:hAnsi="Calibri"/>
+          <w:sz w:val="22"/>
+        </w:rPr>
+        <w:t xml:space="preserve">Good, thanks.  </w:t>
+      </w:r>
+      <w:r>
+        <w:rPr>
+          <w:rFonts w:ascii="Calibri" w:hAnsi="Calibri"/>
+          <w:i/>
+          <w:color w:val="3A3A3A"/>
+          <w:sz w:val="22"/>
+        </w:rPr>
+        <w:t>Cũng tốt, cảm ơn chị.</w:t>
+      </w:r>
+    </w:p>
+    <w:p>
+      <w:pPr>
+        <w:spacing w:after="160" w:line="312" w:lineRule="auto"/>
+      </w:pPr>
+      <w:r>
+        <w:rPr>
+          <w:rFonts w:ascii="Calibri" w:hAnsi="Calibri"/>
+          <w:b/>
+          <w:color w:val="1F3864"/>
+          <w:sz w:val="22"/>
+        </w:rPr>
+        <w:t xml:space="preserve">Ms Lan: </w:t>
+      </w:r>
+      <w:r>
+        <w:rPr>
+          <w:rFonts w:ascii="Calibri" w:hAnsi="Calibri"/>
+          <w:sz w:val="22"/>
+        </w:rPr>
+        <w:t xml:space="preserve">Glad to hear that.  </w:t>
+      </w:r>
+      <w:r>
+        <w:rPr>
+          <w:rFonts w:ascii="Calibri" w:hAnsi="Calibri"/>
+          <w:i/>
+          <w:color w:val="3A3A3A"/>
+          <w:sz w:val="22"/>
+        </w:rPr>
+        <w:t>Vui khi nghe vậy.</w:t>
+      </w:r>
+    </w:p>
+    <w:p>
+      <w:pPr>
+        <w:sectPr>
+          <w:footerReference w:type="default" r:id="rId28"/>
+          <w:pgSz w:w="11906" w:h="16838"/>
+          <w:pgMar w:top="1020" w:right="1134" w:bottom="1020" w:left="1134" w:header="720" w:footer="720" w:gutter="0"/>
+          <w:cols w:space="720"/>
+          <w:docGrid w:linePitch="360"/>
+        </w:sectPr>
+      </w:pPr>
+    </w:p>
+    <w:p>
+      <w:pPr>
+        <w:jc w:val="center"/>
+      </w:pPr>
+      <w:r>
+        <w:rPr>
+          <w:rFonts w:ascii="Arial" w:hAnsi="Arial"/>
+          <w:b/>
+          <w:color w:val="1F3864"/>
+          <w:sz w:val="24"/>
+        </w:rPr>
+        <w:t>EVERYDAY ENGLISH REFLEX</w:t>
+      </w:r>
+    </w:p>
+    <w:p>
+      <w:pPr>
+        <w:spacing w:after="160"/>
+        <w:jc w:val="center"/>
+      </w:pPr>
+      <w:r>
+        <w:rPr>
+          <w:rFonts w:ascii="Arial" w:hAnsi="Arial"/>
+          <w:i/>
+          <w:color w:val="444444"/>
+          <w:sz w:val="19"/>
+        </w:rPr>
+        <w:t>GIAO TIẾP PHẢN XẠ THỰC TẾ</w:t>
+      </w:r>
+    </w:p>
+    <w:tbl>
+      <w:tblPr>
+        <w:tblW w:type="auto" w:w="0"/>
+        <w:jc w:val="center"/>
+        <w:tblLayout w:type="fixed"/>
+        <w:tblLook w:firstColumn="1" w:firstRow="1" w:lastColumn="0" w:lastRow="0" w:noHBand="0" w:noVBand="1" w:val="04A0"/>
+      </w:tblPr>
+      <w:tblGrid>
+        <w:gridCol w:w="4819"/>
+        <w:gridCol w:w="4819"/>
+      </w:tblGrid>
+      <w:tr>
+        <w:tc>
+          <w:tcPr>
+            <w:tcW w:type="dxa" w:w="1814"/>
+            <w:shd w:val="clear" w:color="auto" w:fill="1F3864"/>
+          </w:tcPr>
+          <w:p>
+            <w:pPr>
+              <w:jc w:val="center"/>
+            </w:pPr>
+            <w:r>
+              <w:rPr>
+                <w:rFonts w:ascii="Arial" w:hAnsi="Arial"/>
+                <w:b/>
+                <w:color w:val="FFFFFF"/>
+                <w:sz w:val="24"/>
+              </w:rPr>
+              <w:t>A0 / Pre-A1</w:t>
+            </w:r>
+          </w:p>
+          <w:p>
+            <w:pPr>
+              <w:jc w:val="center"/>
+            </w:pPr>
+            <w:r>
+              <w:rPr>
+                <w:rFonts w:ascii="Arial" w:hAnsi="Arial"/>
+                <w:color w:val="FFFFFF"/>
+                <w:sz w:val="16"/>
+              </w:rPr>
+              <w:t>LESSON 0021</w:t>
+            </w:r>
+          </w:p>
+        </w:tc>
+        <w:tc>
+          <w:tcPr>
+            <w:tcW w:type="dxa" w:w="7824"/>
+            <w:shd w:val="clear" w:color="auto" w:fill="D9E2F3"/>
+          </w:tcPr>
+          <w:p>
+            <w:r>
+              <w:rPr>
+                <w:rFonts w:ascii="Arial" w:hAnsi="Arial"/>
+                <w:b/>
+                <w:color w:val="1F3864"/>
+                <w:sz w:val="30"/>
+              </w:rPr>
+              <w:t>Recognising and Responding to a Phone Number</w:t>
+            </w:r>
+          </w:p>
+          <w:p>
+            <w:r>
+              <w:rPr>
+                <w:rFonts w:ascii="Arial" w:hAnsi="Arial"/>
+                <w:i/>
+                <w:color w:val="333333"/>
+                <w:sz w:val="22"/>
+              </w:rPr>
+              <w:t>Giao tiếp nền tảng: numbers, dates &amp; time — a phone number</w:t>
+            </w:r>
+          </w:p>
+        </w:tc>
+      </w:tr>
+    </w:tbl>
+    <w:p>
+      <w:pPr>
+        <w:spacing w:after="40"/>
+      </w:pPr>
+    </w:p>
+    <w:p>
+      <w:pPr>
+        <w:spacing w:after="160"/>
+      </w:pPr>
+      <w:r>
+        <w:rPr>
+          <w:rFonts w:ascii="Calibri" w:hAnsi="Calibri"/>
+          <w:i/>
+          <w:color w:val="555555"/>
+          <w:sz w:val="19"/>
+        </w:rPr>
+        <w:t>Mr Michael asks Ms Lan for her phone number.</w:t>
+      </w:r>
+      <w:r>
+        <w:rPr>
+          <w:rFonts w:ascii="Calibri" w:hAnsi="Calibri"/>
+          <w:i/>
+          <w:color w:val="777777"/>
+          <w:sz w:val="19"/>
+        </w:rPr>
+        <w:t xml:space="preserve">  Anh Michael hỏi số điện thoại của chị Lan.</w:t>
+      </w:r>
+    </w:p>
+    <w:p>
+      <w:pPr>
+        <w:spacing w:after="160" w:line="312" w:lineRule="auto"/>
+      </w:pPr>
+      <w:r>
+        <w:rPr>
+          <w:rFonts w:ascii="Calibri" w:hAnsi="Calibri"/>
+          <w:b/>
+          <w:color w:val="1F3864"/>
+          <w:sz w:val="22"/>
+        </w:rPr>
+        <w:t xml:space="preserve">Mr Michael: </w:t>
+      </w:r>
+      <w:r>
+        <w:rPr>
+          <w:rFonts w:ascii="Calibri" w:hAnsi="Calibri"/>
+          <w:sz w:val="22"/>
+        </w:rPr>
+        <w:t xml:space="preserve">Lan, what is your phone number?  </w:t>
+      </w:r>
+      <w:r>
+        <w:rPr>
+          <w:rFonts w:ascii="Calibri" w:hAnsi="Calibri"/>
+          <w:i/>
+          <w:color w:val="3A3A3A"/>
+          <w:sz w:val="22"/>
+        </w:rPr>
+        <w:t>Lan này, số điện thoại của chị là gì vậy?</w:t>
+      </w:r>
+    </w:p>
+    <w:p>
+      <w:pPr>
+        <w:spacing w:after="160" w:line="312" w:lineRule="auto"/>
+      </w:pPr>
+      <w:r>
+        <w:rPr>
+          <w:rFonts w:ascii="Calibri" w:hAnsi="Calibri"/>
+          <w:b/>
+          <w:color w:val="1F3864"/>
+          <w:sz w:val="22"/>
+        </w:rPr>
+        <w:t xml:space="preserve">Ms Lan: </w:t>
+      </w:r>
+      <w:r>
+        <w:rPr>
+          <w:rFonts w:ascii="Calibri" w:hAnsi="Calibri"/>
+          <w:sz w:val="22"/>
+        </w:rPr>
+        <w:t xml:space="preserve">It is zero, nine, one, two, three.  </w:t>
+      </w:r>
+      <w:r>
+        <w:rPr>
+          <w:rFonts w:ascii="Calibri" w:hAnsi="Calibri"/>
+          <w:i/>
+          <w:color w:val="3A3A3A"/>
+          <w:sz w:val="22"/>
+        </w:rPr>
+        <w:t>Là không, chín, một, hai, ba.</w:t>
+      </w:r>
+    </w:p>
+    <w:p>
+      <w:pPr>
+        <w:spacing w:after="160" w:line="312" w:lineRule="auto"/>
+      </w:pPr>
+      <w:r>
+        <w:rPr>
+          <w:rFonts w:ascii="Calibri" w:hAnsi="Calibri"/>
+          <w:b/>
+          <w:color w:val="1F3864"/>
+          <w:sz w:val="22"/>
+        </w:rPr>
+        <w:t xml:space="preserve">Mr Michael: </w:t>
+      </w:r>
+      <w:r>
+        <w:rPr>
+          <w:rFonts w:ascii="Calibri" w:hAnsi="Calibri"/>
+          <w:sz w:val="22"/>
+        </w:rPr>
+        <w:t xml:space="preserve">Zero, nine, one, two, three. Thank you.  </w:t>
+      </w:r>
+      <w:r>
+        <w:rPr>
+          <w:rFonts w:ascii="Calibri" w:hAnsi="Calibri"/>
+          <w:i/>
+          <w:color w:val="3A3A3A"/>
+          <w:sz w:val="22"/>
+        </w:rPr>
+        <w:t>Không, chín, một, hai, ba. Cảm ơn chị.</w:t>
+      </w:r>
+    </w:p>
+    <w:p>
+      <w:pPr>
+        <w:spacing w:after="160" w:line="312" w:lineRule="auto"/>
+      </w:pPr>
+      <w:r>
+        <w:rPr>
+          <w:rFonts w:ascii="Calibri" w:hAnsi="Calibri"/>
+          <w:b/>
+          <w:color w:val="1F3864"/>
+          <w:sz w:val="22"/>
+        </w:rPr>
+        <w:t xml:space="preserve">Ms Lan: </w:t>
+      </w:r>
+      <w:r>
+        <w:rPr>
+          <w:rFonts w:ascii="Calibri" w:hAnsi="Calibri"/>
+          <w:sz w:val="22"/>
+        </w:rPr>
+        <w:t xml:space="preserve">You are welcome.  </w:t>
+      </w:r>
+      <w:r>
+        <w:rPr>
+          <w:rFonts w:ascii="Calibri" w:hAnsi="Calibri"/>
+          <w:i/>
+          <w:color w:val="3A3A3A"/>
+          <w:sz w:val="22"/>
+        </w:rPr>
+        <w:t>Không có gì.</w:t>
+      </w:r>
+    </w:p>
+    <w:p>
+      <w:pPr>
+        <w:sectPr>
+          <w:footerReference w:type="default" r:id="rId29"/>
+          <w:pgSz w:w="11906" w:h="16838"/>
+          <w:pgMar w:top="1020" w:right="1134" w:bottom="1020" w:left="1134" w:header="720" w:footer="720" w:gutter="0"/>
+          <w:cols w:space="720"/>
+          <w:docGrid w:linePitch="360"/>
+        </w:sectPr>
+      </w:pPr>
+    </w:p>
+    <w:p>
+      <w:pPr>
+        <w:jc w:val="center"/>
+      </w:pPr>
+      <w:r>
+        <w:rPr>
+          <w:rFonts w:ascii="Arial" w:hAnsi="Arial"/>
+          <w:b/>
+          <w:color w:val="1F3864"/>
+          <w:sz w:val="24"/>
+        </w:rPr>
+        <w:t>EVERYDAY ENGLISH REFLEX</w:t>
+      </w:r>
+    </w:p>
+    <w:p>
+      <w:pPr>
+        <w:spacing w:after="160"/>
+        <w:jc w:val="center"/>
+      </w:pPr>
+      <w:r>
+        <w:rPr>
+          <w:rFonts w:ascii="Arial" w:hAnsi="Arial"/>
+          <w:i/>
+          <w:color w:val="444444"/>
+          <w:sz w:val="19"/>
+        </w:rPr>
+        <w:t>GIAO TIẾP PHẢN XẠ THỰC TẾ</w:t>
+      </w:r>
+    </w:p>
+    <w:tbl>
+      <w:tblPr>
+        <w:tblW w:type="auto" w:w="0"/>
+        <w:jc w:val="center"/>
+        <w:tblLayout w:type="fixed"/>
+        <w:tblLook w:firstColumn="1" w:firstRow="1" w:lastColumn="0" w:lastRow="0" w:noHBand="0" w:noVBand="1" w:val="04A0"/>
+      </w:tblPr>
+      <w:tblGrid>
+        <w:gridCol w:w="4819"/>
+        <w:gridCol w:w="4819"/>
+      </w:tblGrid>
+      <w:tr>
+        <w:tc>
+          <w:tcPr>
+            <w:tcW w:type="dxa" w:w="1814"/>
+            <w:shd w:val="clear" w:color="auto" w:fill="1F3864"/>
+          </w:tcPr>
+          <w:p>
+            <w:pPr>
+              <w:jc w:val="center"/>
+            </w:pPr>
+            <w:r>
+              <w:rPr>
+                <w:rFonts w:ascii="Arial" w:hAnsi="Arial"/>
+                <w:b/>
+                <w:color w:val="FFFFFF"/>
+                <w:sz w:val="24"/>
+              </w:rPr>
+              <w:t>A0 / Pre-A1</w:t>
+            </w:r>
+          </w:p>
+          <w:p>
+            <w:pPr>
+              <w:jc w:val="center"/>
+            </w:pPr>
+            <w:r>
+              <w:rPr>
+                <w:rFonts w:ascii="Arial" w:hAnsi="Arial"/>
+                <w:color w:val="FFFFFF"/>
+                <w:sz w:val="16"/>
+              </w:rPr>
+              <w:t>LESSON 0022</w:t>
+            </w:r>
+          </w:p>
+        </w:tc>
+        <w:tc>
+          <w:tcPr>
+            <w:tcW w:type="dxa" w:w="7824"/>
+            <w:shd w:val="clear" w:color="auto" w:fill="D9E2F3"/>
+          </w:tcPr>
+          <w:p>
+            <w:r>
+              <w:rPr>
+                <w:rFonts w:ascii="Arial" w:hAnsi="Arial"/>
+                <w:b/>
+                <w:color w:val="1F3864"/>
+                <w:sz w:val="30"/>
+              </w:rPr>
+              <w:t>Recognising and Responding to a Common Household Object</w:t>
+            </w:r>
+          </w:p>
+          <w:p>
+            <w:r>
+              <w:rPr>
+                <w:rFonts w:ascii="Arial" w:hAnsi="Arial"/>
+                <w:i/>
+                <w:color w:val="333333"/>
+                <w:sz w:val="22"/>
+              </w:rPr>
+              <w:t>Giao tiếp nền tảng: home &amp; household — a common household object</w:t>
+            </w:r>
+          </w:p>
+        </w:tc>
+      </w:tr>
+    </w:tbl>
+    <w:p>
+      <w:pPr>
+        <w:spacing w:after="40"/>
+      </w:pPr>
+    </w:p>
+    <w:p>
+      <w:pPr>
+        <w:spacing w:after="160"/>
+      </w:pPr>
+      <w:r>
+        <w:rPr>
+          <w:rFonts w:ascii="Calibri" w:hAnsi="Calibri"/>
+          <w:i/>
+          <w:color w:val="555555"/>
+          <w:sz w:val="19"/>
+        </w:rPr>
+        <w:t>Ms Grace asks Ms Lan what an object on the table is.</w:t>
+      </w:r>
+      <w:r>
+        <w:rPr>
+          <w:rFonts w:ascii="Calibri" w:hAnsi="Calibri"/>
+          <w:i/>
+          <w:color w:val="777777"/>
+          <w:sz w:val="19"/>
+        </w:rPr>
+        <w:t xml:space="preserve">  Chị Grace hỏi chị Lan một món đồ trên bàn là gì.</w:t>
+      </w:r>
+    </w:p>
+    <w:p>
+      <w:pPr>
+        <w:spacing w:after="160" w:line="312" w:lineRule="auto"/>
+      </w:pPr>
+      <w:r>
+        <w:rPr>
+          <w:rFonts w:ascii="Calibri" w:hAnsi="Calibri"/>
+          <w:b/>
+          <w:color w:val="1F3864"/>
+          <w:sz w:val="22"/>
+        </w:rPr>
+        <w:t xml:space="preserve">Ms Grace: </w:t>
+      </w:r>
+      <w:r>
+        <w:rPr>
+          <w:rFonts w:ascii="Calibri" w:hAnsi="Calibri"/>
+          <w:sz w:val="22"/>
+        </w:rPr>
+        <w:t xml:space="preserve">Lan, what is this?  </w:t>
+      </w:r>
+      <w:r>
+        <w:rPr>
+          <w:rFonts w:ascii="Calibri" w:hAnsi="Calibri"/>
+          <w:i/>
+          <w:color w:val="3A3A3A"/>
+          <w:sz w:val="22"/>
+        </w:rPr>
+        <w:t>Lan này, đây là cái gì vậy?</w:t>
+      </w:r>
+    </w:p>
+    <w:p>
+      <w:pPr>
+        <w:spacing w:after="160" w:line="312" w:lineRule="auto"/>
+      </w:pPr>
+      <w:r>
+        <w:rPr>
+          <w:rFonts w:ascii="Calibri" w:hAnsi="Calibri"/>
+          <w:b/>
+          <w:color w:val="1F3864"/>
+          <w:sz w:val="22"/>
+        </w:rPr>
+        <w:t xml:space="preserve">Ms Lan: </w:t>
+      </w:r>
+      <w:r>
+        <w:rPr>
+          <w:rFonts w:ascii="Calibri" w:hAnsi="Calibri"/>
+          <w:sz w:val="22"/>
+        </w:rPr>
+        <w:t xml:space="preserve">It is a lamp.  </w:t>
+      </w:r>
+      <w:r>
+        <w:rPr>
+          <w:rFonts w:ascii="Calibri" w:hAnsi="Calibri"/>
+          <w:i/>
+          <w:color w:val="3A3A3A"/>
+          <w:sz w:val="22"/>
+        </w:rPr>
+        <w:t>Đây là cái đèn.</w:t>
+      </w:r>
+    </w:p>
+    <w:p>
+      <w:pPr>
+        <w:spacing w:after="160" w:line="312" w:lineRule="auto"/>
+      </w:pPr>
+      <w:r>
+        <w:rPr>
+          <w:rFonts w:ascii="Calibri" w:hAnsi="Calibri"/>
+          <w:b/>
+          <w:color w:val="1F3864"/>
+          <w:sz w:val="22"/>
+        </w:rPr>
+        <w:t xml:space="preserve">Ms Grace: </w:t>
+      </w:r>
+      <w:r>
+        <w:rPr>
+          <w:rFonts w:ascii="Calibri" w:hAnsi="Calibri"/>
+          <w:sz w:val="22"/>
+        </w:rPr>
+        <w:t xml:space="preserve">Oh, a lamp. Thank you.  </w:t>
+      </w:r>
+      <w:r>
+        <w:rPr>
+          <w:rFonts w:ascii="Calibri" w:hAnsi="Calibri"/>
+          <w:i/>
+          <w:color w:val="3A3A3A"/>
+          <w:sz w:val="22"/>
+        </w:rPr>
+        <w:t>À, cái đèn. Cảm ơn chị.</w:t>
+      </w:r>
+    </w:p>
+    <w:p>
+      <w:pPr>
+        <w:spacing w:after="160" w:line="312" w:lineRule="auto"/>
+      </w:pPr>
+      <w:r>
+        <w:rPr>
+          <w:rFonts w:ascii="Calibri" w:hAnsi="Calibri"/>
+          <w:b/>
+          <w:color w:val="1F3864"/>
+          <w:sz w:val="22"/>
+        </w:rPr>
+        <w:t xml:space="preserve">Ms Lan: </w:t>
+      </w:r>
+      <w:r>
+        <w:rPr>
+          <w:rFonts w:ascii="Calibri" w:hAnsi="Calibri"/>
+          <w:sz w:val="22"/>
+        </w:rPr>
+        <w:t xml:space="preserve">Glad to help.  </w:t>
+      </w:r>
+      <w:r>
+        <w:rPr>
+          <w:rFonts w:ascii="Calibri" w:hAnsi="Calibri"/>
+          <w:i/>
+          <w:color w:val="3A3A3A"/>
+          <w:sz w:val="22"/>
+        </w:rPr>
+        <w:t>Rất vui vì giúp được chị.</w:t>
+      </w:r>
+    </w:p>
+    <w:p>
+      <w:pPr>
+        <w:sectPr>
+          <w:footerReference w:type="default" r:id="rId30"/>
+          <w:pgSz w:w="11906" w:h="16838"/>
+          <w:pgMar w:top="1020" w:right="1134" w:bottom="1020" w:left="1134" w:header="720" w:footer="720" w:gutter="0"/>
+          <w:cols w:space="720"/>
+          <w:docGrid w:linePitch="360"/>
+        </w:sectPr>
+      </w:pPr>
+    </w:p>
+    <w:p>
+      <w:pPr>
+        <w:jc w:val="center"/>
+      </w:pPr>
+      <w:r>
+        <w:rPr>
+          <w:rFonts w:ascii="Arial" w:hAnsi="Arial"/>
+          <w:b/>
+          <w:color w:val="1F3864"/>
+          <w:sz w:val="24"/>
+        </w:rPr>
+        <w:t>EVERYDAY ENGLISH REFLEX</w:t>
+      </w:r>
+    </w:p>
+    <w:p>
+      <w:pPr>
+        <w:spacing w:after="160"/>
+        <w:jc w:val="center"/>
+      </w:pPr>
+      <w:r>
+        <w:rPr>
+          <w:rFonts w:ascii="Arial" w:hAnsi="Arial"/>
+          <w:i/>
+          <w:color w:val="444444"/>
+          <w:sz w:val="19"/>
+        </w:rPr>
+        <w:t>GIAO TIẾP PHẢN XẠ THỰC TẾ</w:t>
+      </w:r>
+    </w:p>
+    <w:tbl>
+      <w:tblPr>
+        <w:tblW w:type="auto" w:w="0"/>
+        <w:jc w:val="center"/>
+        <w:tblLayout w:type="fixed"/>
+        <w:tblLook w:firstColumn="1" w:firstRow="1" w:lastColumn="0" w:lastRow="0" w:noHBand="0" w:noVBand="1" w:val="04A0"/>
+      </w:tblPr>
+      <w:tblGrid>
+        <w:gridCol w:w="4819"/>
+        <w:gridCol w:w="4819"/>
+      </w:tblGrid>
+      <w:tr>
+        <w:tc>
+          <w:tcPr>
+            <w:tcW w:type="dxa" w:w="1814"/>
+            <w:shd w:val="clear" w:color="auto" w:fill="1F3864"/>
+          </w:tcPr>
+          <w:p>
+            <w:pPr>
+              <w:jc w:val="center"/>
+            </w:pPr>
+            <w:r>
+              <w:rPr>
+                <w:rFonts w:ascii="Arial" w:hAnsi="Arial"/>
+                <w:b/>
+                <w:color w:val="FFFFFF"/>
+                <w:sz w:val="24"/>
+              </w:rPr>
+              <w:t>A0 / Pre-A1</w:t>
+            </w:r>
+          </w:p>
+          <w:p>
+            <w:pPr>
+              <w:jc w:val="center"/>
+            </w:pPr>
+            <w:r>
+              <w:rPr>
+                <w:rFonts w:ascii="Arial" w:hAnsi="Arial"/>
+                <w:color w:val="FFFFFF"/>
+                <w:sz w:val="16"/>
+              </w:rPr>
+              <w:t>LESSON 0023</w:t>
+            </w:r>
+          </w:p>
+        </w:tc>
+        <w:tc>
+          <w:tcPr>
+            <w:tcW w:type="dxa" w:w="7824"/>
+            <w:shd w:val="clear" w:color="auto" w:fill="D9E2F3"/>
+          </w:tcPr>
+          <w:p>
+            <w:r>
+              <w:rPr>
+                <w:rFonts w:ascii="Arial" w:hAnsi="Arial"/>
+                <w:b/>
+                <w:color w:val="1F3864"/>
+                <w:sz w:val="30"/>
+              </w:rPr>
+              <w:t>Recognising and Responding to a Family Member's Name</w:t>
+            </w:r>
+          </w:p>
+          <w:p>
+            <w:r>
+              <w:rPr>
+                <w:rFonts w:ascii="Arial" w:hAnsi="Arial"/>
+                <w:i/>
+                <w:color w:val="333333"/>
+                <w:sz w:val="22"/>
+              </w:rPr>
+              <w:t>Giao tiếp nền tảng: family &amp; relationships — a family member's name</w:t>
+            </w:r>
+          </w:p>
+        </w:tc>
+      </w:tr>
+    </w:tbl>
+    <w:p>
+      <w:pPr>
+        <w:spacing w:after="40"/>
+      </w:pPr>
+    </w:p>
+    <w:p>
+      <w:pPr>
+        <w:spacing w:after="160"/>
+      </w:pPr>
+      <w:r>
+        <w:rPr>
+          <w:rFonts w:ascii="Calibri" w:hAnsi="Calibri"/>
+          <w:i/>
+          <w:color w:val="555555"/>
+          <w:sz w:val="19"/>
+        </w:rPr>
+        <w:t>Mr Henry asks Ms Lan for her sister's name.</w:t>
+      </w:r>
+      <w:r>
+        <w:rPr>
+          <w:rFonts w:ascii="Calibri" w:hAnsi="Calibri"/>
+          <w:i/>
+          <w:color w:val="777777"/>
+          <w:sz w:val="19"/>
+        </w:rPr>
+        <w:t xml:space="preserve">  Anh Henry hỏi tên chị gái của chị Lan.</w:t>
+      </w:r>
+    </w:p>
+    <w:p>
+      <w:pPr>
+        <w:spacing w:after="160" w:line="312" w:lineRule="auto"/>
+      </w:pPr>
+      <w:r>
+        <w:rPr>
+          <w:rFonts w:ascii="Calibri" w:hAnsi="Calibri"/>
+          <w:b/>
+          <w:color w:val="1F3864"/>
+          <w:sz w:val="22"/>
+        </w:rPr>
+        <w:t xml:space="preserve">Mr Henry: </w:t>
+      </w:r>
+      <w:r>
+        <w:rPr>
+          <w:rFonts w:ascii="Calibri" w:hAnsi="Calibri"/>
+          <w:sz w:val="22"/>
+        </w:rPr>
+        <w:t xml:space="preserve">Lan, what is your sister's name?  </w:t>
+      </w:r>
+      <w:r>
+        <w:rPr>
+          <w:rFonts w:ascii="Calibri" w:hAnsi="Calibri"/>
+          <w:i/>
+          <w:color w:val="3A3A3A"/>
+          <w:sz w:val="22"/>
+        </w:rPr>
+        <w:t>Lan này, tên chị gái của chị là gì vậy?</w:t>
+      </w:r>
+    </w:p>
+    <w:p>
+      <w:pPr>
+        <w:spacing w:after="160" w:line="312" w:lineRule="auto"/>
+      </w:pPr>
+      <w:r>
+        <w:rPr>
+          <w:rFonts w:ascii="Calibri" w:hAnsi="Calibri"/>
+          <w:b/>
+          <w:color w:val="1F3864"/>
+          <w:sz w:val="22"/>
+        </w:rPr>
+        <w:t xml:space="preserve">Ms Lan: </w:t>
+      </w:r>
+      <w:r>
+        <w:rPr>
+          <w:rFonts w:ascii="Calibri" w:hAnsi="Calibri"/>
+          <w:sz w:val="22"/>
+        </w:rPr>
+        <w:t xml:space="preserve">Her name is Mai.  </w:t>
+      </w:r>
+      <w:r>
+        <w:rPr>
+          <w:rFonts w:ascii="Calibri" w:hAnsi="Calibri"/>
+          <w:i/>
+          <w:color w:val="3A3A3A"/>
+          <w:sz w:val="22"/>
+        </w:rPr>
+        <w:t>Tên chị ấy là Mai.</w:t>
+      </w:r>
+    </w:p>
+    <w:p>
+      <w:pPr>
+        <w:spacing w:after="160" w:line="312" w:lineRule="auto"/>
+      </w:pPr>
+      <w:r>
+        <w:rPr>
+          <w:rFonts w:ascii="Calibri" w:hAnsi="Calibri"/>
+          <w:b/>
+          <w:color w:val="1F3864"/>
+          <w:sz w:val="22"/>
+        </w:rPr>
+        <w:t xml:space="preserve">Mr Henry: </w:t>
+      </w:r>
+      <w:r>
+        <w:rPr>
+          <w:rFonts w:ascii="Calibri" w:hAnsi="Calibri"/>
+          <w:sz w:val="22"/>
+        </w:rPr>
+        <w:t xml:space="preserve">Mai. That is a nice name.  </w:t>
+      </w:r>
+      <w:r>
+        <w:rPr>
+          <w:rFonts w:ascii="Calibri" w:hAnsi="Calibri"/>
+          <w:i/>
+          <w:color w:val="3A3A3A"/>
+          <w:sz w:val="22"/>
+        </w:rPr>
+        <w:t>Mai à. Tên hay đó.</w:t>
+      </w:r>
+    </w:p>
+    <w:p>
+      <w:pPr>
+        <w:spacing w:after="160" w:line="312" w:lineRule="auto"/>
+      </w:pPr>
+      <w:r>
+        <w:rPr>
+          <w:rFonts w:ascii="Calibri" w:hAnsi="Calibri"/>
+          <w:b/>
+          <w:color w:val="1F3864"/>
+          <w:sz w:val="22"/>
+        </w:rPr>
+        <w:t xml:space="preserve">Ms Lan: </w:t>
+      </w:r>
+      <w:r>
+        <w:rPr>
+          <w:rFonts w:ascii="Calibri" w:hAnsi="Calibri"/>
+          <w:sz w:val="22"/>
+        </w:rPr>
+        <w:t xml:space="preserve">Thank you, Henry.  </w:t>
+      </w:r>
+      <w:r>
+        <w:rPr>
+          <w:rFonts w:ascii="Calibri" w:hAnsi="Calibri"/>
+          <w:i/>
+          <w:color w:val="3A3A3A"/>
+          <w:sz w:val="22"/>
+        </w:rPr>
+        <w:t>Cảm ơn anh, Henry.</w:t>
+      </w:r>
+    </w:p>
+    <w:p>
+      <w:pPr>
+        <w:sectPr>
+          <w:footerReference w:type="default" r:id="rId31"/>
+          <w:pgSz w:w="11906" w:h="16838"/>
+          <w:pgMar w:top="1020" w:right="1134" w:bottom="1020" w:left="1134" w:header="720" w:footer="720" w:gutter="0"/>
+          <w:cols w:space="720"/>
+          <w:docGrid w:linePitch="360"/>
+        </w:sectPr>
+      </w:pPr>
+    </w:p>
+    <w:p>
+      <w:pPr>
+        <w:jc w:val="center"/>
+      </w:pPr>
+      <w:r>
+        <w:rPr>
+          <w:rFonts w:ascii="Arial" w:hAnsi="Arial"/>
+          <w:b/>
+          <w:color w:val="1F3864"/>
+          <w:sz w:val="24"/>
+        </w:rPr>
+        <w:t>EVERYDAY ENGLISH REFLEX</w:t>
+      </w:r>
+    </w:p>
+    <w:p>
+      <w:pPr>
+        <w:spacing w:after="160"/>
+        <w:jc w:val="center"/>
+      </w:pPr>
+      <w:r>
+        <w:rPr>
+          <w:rFonts w:ascii="Arial" w:hAnsi="Arial"/>
+          <w:i/>
+          <w:color w:val="444444"/>
+          <w:sz w:val="19"/>
+        </w:rPr>
+        <w:t>GIAO TIẾP PHẢN XẠ THỰC TẾ</w:t>
+      </w:r>
+    </w:p>
+    <w:tbl>
+      <w:tblPr>
+        <w:tblW w:type="auto" w:w="0"/>
+        <w:jc w:val="center"/>
+        <w:tblLayout w:type="fixed"/>
+        <w:tblLook w:firstColumn="1" w:firstRow="1" w:lastColumn="0" w:lastRow="0" w:noHBand="0" w:noVBand="1" w:val="04A0"/>
+      </w:tblPr>
+      <w:tblGrid>
+        <w:gridCol w:w="4819"/>
+        <w:gridCol w:w="4819"/>
+      </w:tblGrid>
+      <w:tr>
+        <w:tc>
+          <w:tcPr>
+            <w:tcW w:type="dxa" w:w="1814"/>
+            <w:shd w:val="clear" w:color="auto" w:fill="1F3864"/>
+          </w:tcPr>
+          <w:p>
+            <w:pPr>
+              <w:jc w:val="center"/>
+            </w:pPr>
+            <w:r>
+              <w:rPr>
+                <w:rFonts w:ascii="Arial" w:hAnsi="Arial"/>
+                <w:b/>
+                <w:color w:val="FFFFFF"/>
+                <w:sz w:val="24"/>
+              </w:rPr>
+              <w:t>A0 / Pre-A1</w:t>
+            </w:r>
+          </w:p>
+          <w:p>
+            <w:pPr>
+              <w:jc w:val="center"/>
+            </w:pPr>
+            <w:r>
+              <w:rPr>
+                <w:rFonts w:ascii="Arial" w:hAnsi="Arial"/>
+                <w:color w:val="FFFFFF"/>
+                <w:sz w:val="16"/>
+              </w:rPr>
+              <w:t>LESSON 0024</w:t>
+            </w:r>
+          </w:p>
+        </w:tc>
+        <w:tc>
+          <w:tcPr>
+            <w:tcW w:type="dxa" w:w="7824"/>
+            <w:shd w:val="clear" w:color="auto" w:fill="D9E2F3"/>
+          </w:tcPr>
+          <w:p>
+            <w:r>
+              <w:rPr>
+                <w:rFonts w:ascii="Arial" w:hAnsi="Arial"/>
+                <w:b/>
+                <w:color w:val="1F3864"/>
+                <w:sz w:val="30"/>
+              </w:rPr>
+              <w:t>Recognising and Responding to Choosing a Drink</w:t>
+            </w:r>
+          </w:p>
+          <w:p>
+            <w:r>
+              <w:rPr>
+                <w:rFonts w:ascii="Arial" w:hAnsi="Arial"/>
+                <w:i/>
+                <w:color w:val="333333"/>
+                <w:sz w:val="22"/>
+              </w:rPr>
+              <w:t>Giao tiếp nền tảng: food &amp; drink — choosing a drink</w:t>
+            </w:r>
+          </w:p>
+        </w:tc>
+      </w:tr>
+    </w:tbl>
+    <w:p>
+      <w:pPr>
+        <w:spacing w:after="40"/>
+      </w:pPr>
+    </w:p>
+    <w:p>
+      <w:pPr>
+        <w:spacing w:after="160"/>
+      </w:pPr>
+      <w:r>
+        <w:rPr>
+          <w:rFonts w:ascii="Calibri" w:hAnsi="Calibri"/>
+          <w:i/>
+          <w:color w:val="555555"/>
+          <w:sz w:val="19"/>
+        </w:rPr>
+        <w:t>Ms Anna offers Ms Lan a choice between tea and coffee.</w:t>
+      </w:r>
+      <w:r>
+        <w:rPr>
+          <w:rFonts w:ascii="Calibri" w:hAnsi="Calibri"/>
+          <w:i/>
+          <w:color w:val="777777"/>
+          <w:sz w:val="19"/>
+        </w:rPr>
+        <w:t xml:space="preserve">  Chị Anna mời chị Lan chọn giữa trà và cà phê.</w:t>
+      </w:r>
+    </w:p>
+    <w:p>
+      <w:pPr>
+        <w:spacing w:after="160" w:line="312" w:lineRule="auto"/>
+      </w:pPr>
+      <w:r>
+        <w:rPr>
+          <w:rFonts w:ascii="Calibri" w:hAnsi="Calibri"/>
+          <w:b/>
+          <w:color w:val="1F3864"/>
+          <w:sz w:val="22"/>
+        </w:rPr>
+        <w:t xml:space="preserve">Ms Anna: </w:t>
+      </w:r>
+      <w:r>
+        <w:rPr>
+          <w:rFonts w:ascii="Calibri" w:hAnsi="Calibri"/>
+          <w:sz w:val="22"/>
+        </w:rPr>
+        <w:t xml:space="preserve">Lan, would you like tea or coffee?  </w:t>
+      </w:r>
+      <w:r>
+        <w:rPr>
+          <w:rFonts w:ascii="Calibri" w:hAnsi="Calibri"/>
+          <w:i/>
+          <w:color w:val="3A3A3A"/>
+          <w:sz w:val="22"/>
+        </w:rPr>
+        <w:t>Lan này, chị muốn trà hay cà phê?</w:t>
+      </w:r>
+    </w:p>
+    <w:p>
+      <w:pPr>
+        <w:spacing w:after="160" w:line="312" w:lineRule="auto"/>
+      </w:pPr>
+      <w:r>
+        <w:rPr>
+          <w:rFonts w:ascii="Calibri" w:hAnsi="Calibri"/>
+          <w:b/>
+          <w:color w:val="1F3864"/>
+          <w:sz w:val="22"/>
+        </w:rPr>
+        <w:t xml:space="preserve">Ms Lan: </w:t>
+      </w:r>
+      <w:r>
+        <w:rPr>
+          <w:rFonts w:ascii="Calibri" w:hAnsi="Calibri"/>
+          <w:sz w:val="22"/>
+        </w:rPr>
+        <w:t xml:space="preserve">Tea, please.  </w:t>
+      </w:r>
+      <w:r>
+        <w:rPr>
+          <w:rFonts w:ascii="Calibri" w:hAnsi="Calibri"/>
+          <w:i/>
+          <w:color w:val="3A3A3A"/>
+          <w:sz w:val="22"/>
+        </w:rPr>
+        <w:t>Cho tôi trà nhé.</w:t>
+      </w:r>
+    </w:p>
+    <w:p>
+      <w:pPr>
+        <w:spacing w:after="160" w:line="312" w:lineRule="auto"/>
+      </w:pPr>
+      <w:r>
+        <w:rPr>
+          <w:rFonts w:ascii="Calibri" w:hAnsi="Calibri"/>
+          <w:b/>
+          <w:color w:val="1F3864"/>
+          <w:sz w:val="22"/>
+        </w:rPr>
+        <w:t xml:space="preserve">Ms Anna: </w:t>
+      </w:r>
+      <w:r>
+        <w:rPr>
+          <w:rFonts w:ascii="Calibri" w:hAnsi="Calibri"/>
+          <w:sz w:val="22"/>
+        </w:rPr>
+        <w:t xml:space="preserve">Tea. Coming right up.  </w:t>
+      </w:r>
+      <w:r>
+        <w:rPr>
+          <w:rFonts w:ascii="Calibri" w:hAnsi="Calibri"/>
+          <w:i/>
+          <w:color w:val="3A3A3A"/>
+          <w:sz w:val="22"/>
+        </w:rPr>
+        <w:t>Trà nhé. Để tôi lấy ngay.</w:t>
+      </w:r>
+    </w:p>
+    <w:p>
+      <w:pPr>
+        <w:spacing w:after="160" w:line="312" w:lineRule="auto"/>
+      </w:pPr>
+      <w:r>
+        <w:rPr>
+          <w:rFonts w:ascii="Calibri" w:hAnsi="Calibri"/>
+          <w:b/>
+          <w:color w:val="1F3864"/>
+          <w:sz w:val="22"/>
+        </w:rPr>
+        <w:t xml:space="preserve">Ms Lan: </w:t>
+      </w:r>
+      <w:r>
+        <w:rPr>
+          <w:rFonts w:ascii="Calibri" w:hAnsi="Calibri"/>
+          <w:sz w:val="22"/>
+        </w:rPr>
+        <w:t xml:space="preserve">Thank you, Anna.  </w:t>
+      </w:r>
+      <w:r>
+        <w:rPr>
+          <w:rFonts w:ascii="Calibri" w:hAnsi="Calibri"/>
+          <w:i/>
+          <w:color w:val="3A3A3A"/>
+          <w:sz w:val="22"/>
+        </w:rPr>
+        <w:t>Cảm ơn chị, Anna.</w:t>
+      </w:r>
+    </w:p>
+    <w:p>
+      <w:pPr>
+        <w:sectPr>
+          <w:footerReference w:type="default" r:id="rId32"/>
+          <w:pgSz w:w="11906" w:h="16838"/>
+          <w:pgMar w:top="1020" w:right="1134" w:bottom="1020" w:left="1134" w:header="720" w:footer="720" w:gutter="0"/>
+          <w:cols w:space="720"/>
+          <w:docGrid w:linePitch="360"/>
+        </w:sectPr>
+      </w:pPr>
+    </w:p>
+    <w:p>
+      <w:pPr>
+        <w:jc w:val="center"/>
+      </w:pPr>
+      <w:r>
+        <w:rPr>
+          <w:rFonts w:ascii="Arial" w:hAnsi="Arial"/>
+          <w:b/>
+          <w:color w:val="1F3864"/>
+          <w:sz w:val="24"/>
+        </w:rPr>
+        <w:t>EVERYDAY ENGLISH REFLEX</w:t>
+      </w:r>
+    </w:p>
+    <w:p>
+      <w:pPr>
+        <w:spacing w:after="160"/>
+        <w:jc w:val="center"/>
+      </w:pPr>
+      <w:r>
+        <w:rPr>
+          <w:rFonts w:ascii="Arial" w:hAnsi="Arial"/>
+          <w:i/>
+          <w:color w:val="444444"/>
+          <w:sz w:val="19"/>
+        </w:rPr>
+        <w:t>GIAO TIẾP PHẢN XẠ THỰC TẾ</w:t>
+      </w:r>
+    </w:p>
+    <w:tbl>
+      <w:tblPr>
+        <w:tblW w:type="auto" w:w="0"/>
+        <w:jc w:val="center"/>
+        <w:tblLayout w:type="fixed"/>
+        <w:tblLook w:firstColumn="1" w:firstRow="1" w:lastColumn="0" w:lastRow="0" w:noHBand="0" w:noVBand="1" w:val="04A0"/>
+      </w:tblPr>
+      <w:tblGrid>
+        <w:gridCol w:w="4819"/>
+        <w:gridCol w:w="4819"/>
+      </w:tblGrid>
+      <w:tr>
+        <w:tc>
+          <w:tcPr>
+            <w:tcW w:type="dxa" w:w="1814"/>
+            <w:shd w:val="clear" w:color="auto" w:fill="1F3864"/>
+          </w:tcPr>
+          <w:p>
+            <w:pPr>
+              <w:jc w:val="center"/>
+            </w:pPr>
+            <w:r>
+              <w:rPr>
+                <w:rFonts w:ascii="Arial" w:hAnsi="Arial"/>
+                <w:b/>
+                <w:color w:val="FFFFFF"/>
+                <w:sz w:val="24"/>
+              </w:rPr>
+              <w:t>A0 / Pre-A1</w:t>
+            </w:r>
+          </w:p>
+          <w:p>
+            <w:pPr>
+              <w:jc w:val="center"/>
+            </w:pPr>
+            <w:r>
+              <w:rPr>
+                <w:rFonts w:ascii="Arial" w:hAnsi="Arial"/>
+                <w:color w:val="FFFFFF"/>
+                <w:sz w:val="16"/>
+              </w:rPr>
+              <w:t>LESSON 0025</w:t>
+            </w:r>
+          </w:p>
+        </w:tc>
+        <w:tc>
+          <w:tcPr>
+            <w:tcW w:type="dxa" w:w="7824"/>
+            <w:shd w:val="clear" w:color="auto" w:fill="D9E2F3"/>
+          </w:tcPr>
+          <w:p>
+            <w:r>
+              <w:rPr>
+                <w:rFonts w:ascii="Arial" w:hAnsi="Arial"/>
+                <w:b/>
+                <w:color w:val="1F3864"/>
+                <w:sz w:val="30"/>
+              </w:rPr>
+              <w:t>Recognising and Responding to a Routine Everyday Need Involving Shopping and Payments</w:t>
+            </w:r>
+          </w:p>
+          <w:p>
+            <w:r>
+              <w:rPr>
+                <w:rFonts w:ascii="Arial" w:hAnsi="Arial"/>
+                <w:i/>
+                <w:color w:val="333333"/>
+                <w:sz w:val="22"/>
+              </w:rPr>
+              <w:t>Giao tiếp nền tảng: shopping &amp; payments — a routine everyday need involving shopping &amp; payments</w:t>
+            </w:r>
+          </w:p>
+        </w:tc>
+      </w:tr>
+    </w:tbl>
+    <w:p>
+      <w:pPr>
+        <w:spacing w:after="40"/>
+      </w:pPr>
+    </w:p>
+    <w:p>
+      <w:pPr>
+        <w:spacing w:after="160"/>
+      </w:pPr>
+      <w:r>
+        <w:rPr>
+          <w:rFonts w:ascii="Calibri" w:hAnsi="Calibri"/>
+          <w:i/>
+          <w:color w:val="555555"/>
+          <w:sz w:val="19"/>
+        </w:rPr>
+        <w:t>Ms Lan asks Mr David if his shop accepts card payments.</w:t>
+      </w:r>
+      <w:r>
+        <w:rPr>
+          <w:rFonts w:ascii="Calibri" w:hAnsi="Calibri"/>
+          <w:i/>
+          <w:color w:val="777777"/>
+          <w:sz w:val="19"/>
+        </w:rPr>
+        <w:t xml:space="preserve">  Chị Lan hỏi anh David cửa hàng có nhận thanh toán bằng thẻ không.</w:t>
+      </w:r>
+    </w:p>
+    <w:p>
+      <w:pPr>
+        <w:spacing w:after="160" w:line="312" w:lineRule="auto"/>
+      </w:pPr>
+      <w:r>
+        <w:rPr>
+          <w:rFonts w:ascii="Calibri" w:hAnsi="Calibri"/>
+          <w:b/>
+          <w:color w:val="1F3864"/>
+          <w:sz w:val="22"/>
+        </w:rPr>
+        <w:t xml:space="preserve">Ms Lan: </w:t>
+      </w:r>
+      <w:r>
+        <w:rPr>
+          <w:rFonts w:ascii="Calibri" w:hAnsi="Calibri"/>
+          <w:sz w:val="22"/>
+        </w:rPr>
+        <w:t xml:space="preserve">Excuse me, David. Do you accept card payments?  </w:t>
+      </w:r>
+      <w:r>
+        <w:rPr>
+          <w:rFonts w:ascii="Calibri" w:hAnsi="Calibri"/>
+          <w:i/>
+          <w:color w:val="3A3A3A"/>
+          <w:sz w:val="22"/>
+        </w:rPr>
+        <w:t>Xin lỗi anh David. Ở đây có nhận thanh toán bằng thẻ không?</w:t>
+      </w:r>
+    </w:p>
+    <w:p>
+      <w:pPr>
+        <w:spacing w:after="160" w:line="312" w:lineRule="auto"/>
+      </w:pPr>
+      <w:r>
+        <w:rPr>
+          <w:rFonts w:ascii="Calibri" w:hAnsi="Calibri"/>
+          <w:b/>
+          <w:color w:val="1F3864"/>
+          <w:sz w:val="22"/>
+        </w:rPr>
+        <w:t xml:space="preserve">Mr David: </w:t>
+      </w:r>
+      <w:r>
+        <w:rPr>
+          <w:rFonts w:ascii="Calibri" w:hAnsi="Calibri"/>
+          <w:sz w:val="22"/>
+        </w:rPr>
+        <w:t xml:space="preserve">Yes, we do.  </w:t>
+      </w:r>
+      <w:r>
+        <w:rPr>
+          <w:rFonts w:ascii="Calibri" w:hAnsi="Calibri"/>
+          <w:i/>
+          <w:color w:val="3A3A3A"/>
+          <w:sz w:val="22"/>
+        </w:rPr>
+        <w:t>Có ạ.</w:t>
+      </w:r>
+    </w:p>
+    <w:p>
+      <w:pPr>
+        <w:spacing w:after="160" w:line="312" w:lineRule="auto"/>
+      </w:pPr>
+      <w:r>
+        <w:rPr>
+          <w:rFonts w:ascii="Calibri" w:hAnsi="Calibri"/>
+          <w:b/>
+          <w:color w:val="1F3864"/>
+          <w:sz w:val="22"/>
+        </w:rPr>
+        <w:t xml:space="preserve">Ms Lan: </w:t>
+      </w:r>
+      <w:r>
+        <w:rPr>
+          <w:rFonts w:ascii="Calibri" w:hAnsi="Calibri"/>
+          <w:sz w:val="22"/>
+        </w:rPr>
+        <w:t xml:space="preserve">Great, thank you.  </w:t>
+      </w:r>
+      <w:r>
+        <w:rPr>
+          <w:rFonts w:ascii="Calibri" w:hAnsi="Calibri"/>
+          <w:i/>
+          <w:color w:val="3A3A3A"/>
+          <w:sz w:val="22"/>
+        </w:rPr>
+        <w:t>Tuyệt quá, cảm ơn anh.</w:t>
+      </w:r>
+    </w:p>
+    <w:p>
+      <w:pPr>
+        <w:spacing w:after="160" w:line="312" w:lineRule="auto"/>
+      </w:pPr>
+      <w:r>
+        <w:rPr>
+          <w:rFonts w:ascii="Calibri" w:hAnsi="Calibri"/>
+          <w:b/>
+          <w:color w:val="1F3864"/>
+          <w:sz w:val="22"/>
+        </w:rPr>
+        <w:t xml:space="preserve">Mr David: </w:t>
+      </w:r>
+      <w:r>
+        <w:rPr>
+          <w:rFonts w:ascii="Calibri" w:hAnsi="Calibri"/>
+          <w:sz w:val="22"/>
+        </w:rPr>
+        <w:t xml:space="preserve">It is nothing.  </w:t>
+      </w:r>
+      <w:r>
+        <w:rPr>
+          <w:rFonts w:ascii="Calibri" w:hAnsi="Calibri"/>
+          <w:i/>
+          <w:color w:val="3A3A3A"/>
+          <w:sz w:val="22"/>
+        </w:rPr>
+        <w:t>Có gì đâu ạ.</w:t>
+      </w:r>
+    </w:p>
+    <w:p>
+      <w:pPr>
+        <w:sectPr>
+          <w:footerReference w:type="default" r:id="rId33"/>
+          <w:pgSz w:w="11906" w:h="16838"/>
+          <w:pgMar w:top="1020" w:right="1134" w:bottom="1020" w:left="1134" w:header="720" w:footer="720" w:gutter="0"/>
+          <w:cols w:space="720"/>
+          <w:docGrid w:linePitch="360"/>
+        </w:sectPr>
+      </w:pPr>
+    </w:p>
+    <w:p>
+      <w:pPr>
+        <w:jc w:val="center"/>
+      </w:pPr>
+      <w:r>
+        <w:rPr>
+          <w:rFonts w:ascii="Arial" w:hAnsi="Arial"/>
+          <w:b/>
+          <w:color w:val="1F3864"/>
+          <w:sz w:val="24"/>
+        </w:rPr>
+        <w:t>EVERYDAY ENGLISH REFLEX</w:t>
+      </w:r>
+    </w:p>
+    <w:p>
+      <w:pPr>
+        <w:spacing w:after="160"/>
+        <w:jc w:val="center"/>
+      </w:pPr>
+      <w:r>
+        <w:rPr>
+          <w:rFonts w:ascii="Arial" w:hAnsi="Arial"/>
+          <w:i/>
+          <w:color w:val="444444"/>
+          <w:sz w:val="19"/>
+        </w:rPr>
+        <w:t>GIAO TIẾP PHẢN XẠ THỰC TẾ</w:t>
+      </w:r>
+    </w:p>
+    <w:tbl>
+      <w:tblPr>
+        <w:tblW w:type="auto" w:w="0"/>
+        <w:jc w:val="center"/>
+        <w:tblLayout w:type="fixed"/>
+        <w:tblLook w:firstColumn="1" w:firstRow="1" w:lastColumn="0" w:lastRow="0" w:noHBand="0" w:noVBand="1" w:val="04A0"/>
+      </w:tblPr>
+      <w:tblGrid>
+        <w:gridCol w:w="4819"/>
+        <w:gridCol w:w="4819"/>
+      </w:tblGrid>
+      <w:tr>
+        <w:tc>
+          <w:tcPr>
+            <w:tcW w:type="dxa" w:w="1814"/>
+            <w:shd w:val="clear" w:color="auto" w:fill="1F3864"/>
+          </w:tcPr>
+          <w:p>
+            <w:pPr>
+              <w:jc w:val="center"/>
+            </w:pPr>
+            <w:r>
+              <w:rPr>
+                <w:rFonts w:ascii="Arial" w:hAnsi="Arial"/>
+                <w:b/>
+                <w:color w:val="FFFFFF"/>
+                <w:sz w:val="24"/>
+              </w:rPr>
+              <w:t>A0 / Pre-A1</w:t>
+            </w:r>
+          </w:p>
+          <w:p>
+            <w:pPr>
+              <w:jc w:val="center"/>
+            </w:pPr>
+            <w:r>
+              <w:rPr>
+                <w:rFonts w:ascii="Arial" w:hAnsi="Arial"/>
+                <w:color w:val="FFFFFF"/>
+                <w:sz w:val="16"/>
+              </w:rPr>
+              <w:t>LESSON 0026</w:t>
+            </w:r>
+          </w:p>
+        </w:tc>
+        <w:tc>
+          <w:tcPr>
+            <w:tcW w:type="dxa" w:w="7824"/>
+            <w:shd w:val="clear" w:color="auto" w:fill="D9E2F3"/>
+          </w:tcPr>
+          <w:p>
+            <w:r>
+              <w:rPr>
+                <w:rFonts w:ascii="Arial" w:hAnsi="Arial"/>
+                <w:b/>
+                <w:color w:val="1F3864"/>
+                <w:sz w:val="30"/>
+              </w:rPr>
+              <w:t>Recognising and Responding to a Routine Everyday Need Involving Clothing and Personal Items</w:t>
+            </w:r>
+          </w:p>
+          <w:p>
+            <w:r>
+              <w:rPr>
+                <w:rFonts w:ascii="Arial" w:hAnsi="Arial"/>
+                <w:i/>
+                <w:color w:val="333333"/>
+                <w:sz w:val="22"/>
+              </w:rPr>
+              <w:t>Giao tiếp nền tảng: clothing &amp; personal items — a routine everyday need involving clothing &amp; personal items</w:t>
+            </w:r>
+          </w:p>
+        </w:tc>
+      </w:tr>
+    </w:tbl>
+    <w:p>
+      <w:pPr>
+        <w:spacing w:after="40"/>
+      </w:pPr>
+    </w:p>
+    <w:p>
+      <w:pPr>
+        <w:spacing w:after="160"/>
+      </w:pPr>
+      <w:r>
+        <w:rPr>
+          <w:rFonts w:ascii="Calibri" w:hAnsi="Calibri"/>
+          <w:i/>
+          <w:color w:val="555555"/>
+          <w:sz w:val="19"/>
+        </w:rPr>
+        <w:t>Ms Lan asks Ms Emma if she can try on a jacket.</w:t>
+      </w:r>
+      <w:r>
+        <w:rPr>
+          <w:rFonts w:ascii="Calibri" w:hAnsi="Calibri"/>
+          <w:i/>
+          <w:color w:val="777777"/>
+          <w:sz w:val="19"/>
+        </w:rPr>
+        <w:t xml:space="preserve">  Chị Lan hỏi chị Emma có thể thử áo khoác được không.</w:t>
+      </w:r>
+    </w:p>
+    <w:p>
+      <w:pPr>
+        <w:spacing w:after="160" w:line="312" w:lineRule="auto"/>
+      </w:pPr>
+      <w:r>
+        <w:rPr>
+          <w:rFonts w:ascii="Calibri" w:hAnsi="Calibri"/>
+          <w:b/>
+          <w:color w:val="1F3864"/>
+          <w:sz w:val="22"/>
+        </w:rPr>
+        <w:t xml:space="preserve">Ms Lan: </w:t>
+      </w:r>
+      <w:r>
+        <w:rPr>
+          <w:rFonts w:ascii="Calibri" w:hAnsi="Calibri"/>
+          <w:sz w:val="22"/>
+        </w:rPr>
+        <w:t xml:space="preserve">Excuse me, Emma. Can I try this on?  </w:t>
+      </w:r>
+      <w:r>
+        <w:rPr>
+          <w:rFonts w:ascii="Calibri" w:hAnsi="Calibri"/>
+          <w:i/>
+          <w:color w:val="3A3A3A"/>
+          <w:sz w:val="22"/>
+        </w:rPr>
+        <w:t>Xin lỗi chị Emma. Tôi thử cái này được không?</w:t>
+      </w:r>
+    </w:p>
+    <w:p>
+      <w:pPr>
+        <w:spacing w:after="160" w:line="312" w:lineRule="auto"/>
+      </w:pPr>
+      <w:r>
+        <w:rPr>
+          <w:rFonts w:ascii="Calibri" w:hAnsi="Calibri"/>
+          <w:b/>
+          <w:color w:val="1F3864"/>
+          <w:sz w:val="22"/>
+        </w:rPr>
+        <w:t xml:space="preserve">Ms Emma: </w:t>
+      </w:r>
+      <w:r>
+        <w:rPr>
+          <w:rFonts w:ascii="Calibri" w:hAnsi="Calibri"/>
+          <w:sz w:val="22"/>
+        </w:rPr>
+        <w:t xml:space="preserve">Yes, of course.  </w:t>
+      </w:r>
+      <w:r>
+        <w:rPr>
+          <w:rFonts w:ascii="Calibri" w:hAnsi="Calibri"/>
+          <w:i/>
+          <w:color w:val="3A3A3A"/>
+          <w:sz w:val="22"/>
+        </w:rPr>
+        <w:t>Được chứ ạ.</w:t>
+      </w:r>
+    </w:p>
+    <w:p>
+      <w:pPr>
+        <w:spacing w:after="160" w:line="312" w:lineRule="auto"/>
+      </w:pPr>
+      <w:r>
+        <w:rPr>
+          <w:rFonts w:ascii="Calibri" w:hAnsi="Calibri"/>
+          <w:b/>
+          <w:color w:val="1F3864"/>
+          <w:sz w:val="22"/>
+        </w:rPr>
+        <w:t xml:space="preserve">Ms Lan: </w:t>
+      </w:r>
+      <w:r>
+        <w:rPr>
+          <w:rFonts w:ascii="Calibri" w:hAnsi="Calibri"/>
+          <w:sz w:val="22"/>
+        </w:rPr>
+        <w:t xml:space="preserve">Thank you.  </w:t>
+      </w:r>
+      <w:r>
+        <w:rPr>
+          <w:rFonts w:ascii="Calibri" w:hAnsi="Calibri"/>
+          <w:i/>
+          <w:color w:val="3A3A3A"/>
+          <w:sz w:val="22"/>
+        </w:rPr>
+        <w:t>Cảm ơn chị.</w:t>
+      </w:r>
+    </w:p>
+    <w:p>
+      <w:pPr>
+        <w:spacing w:after="160" w:line="312" w:lineRule="auto"/>
+      </w:pPr>
+      <w:r>
+        <w:rPr>
+          <w:rFonts w:ascii="Calibri" w:hAnsi="Calibri"/>
+          <w:b/>
+          <w:color w:val="1F3864"/>
+          <w:sz w:val="22"/>
+        </w:rPr>
+        <w:t xml:space="preserve">Ms Emma: </w:t>
+      </w:r>
+      <w:r>
+        <w:rPr>
+          <w:rFonts w:ascii="Calibri" w:hAnsi="Calibri"/>
+          <w:sz w:val="22"/>
+        </w:rPr>
+        <w:t xml:space="preserve">Not at all.  </w:t>
+      </w:r>
+      <w:r>
+        <w:rPr>
+          <w:rFonts w:ascii="Calibri" w:hAnsi="Calibri"/>
+          <w:i/>
+          <w:color w:val="3A3A3A"/>
+          <w:sz w:val="22"/>
+        </w:rPr>
+        <w:t>Có gì đâu.</w:t>
+      </w:r>
+    </w:p>
+    <w:p>
+      <w:pPr>
+        <w:sectPr>
+          <w:footerReference w:type="default" r:id="rId34"/>
+          <w:pgSz w:w="11906" w:h="16838"/>
+          <w:pgMar w:top="1020" w:right="1134" w:bottom="1020" w:left="1134" w:header="720" w:footer="720" w:gutter="0"/>
+          <w:cols w:space="720"/>
+          <w:docGrid w:linePitch="360"/>
+        </w:sectPr>
+      </w:pPr>
+    </w:p>
+    <w:p>
+      <w:pPr>
+        <w:jc w:val="center"/>
+      </w:pPr>
+      <w:r>
+        <w:rPr>
+          <w:rFonts w:ascii="Arial" w:hAnsi="Arial"/>
+          <w:b/>
+          <w:color w:val="1F3864"/>
+          <w:sz w:val="24"/>
+        </w:rPr>
+        <w:t>EVERYDAY ENGLISH REFLEX</w:t>
+      </w:r>
+    </w:p>
+    <w:p>
+      <w:pPr>
+        <w:spacing w:after="160"/>
+        <w:jc w:val="center"/>
+      </w:pPr>
+      <w:r>
+        <w:rPr>
+          <w:rFonts w:ascii="Arial" w:hAnsi="Arial"/>
+          <w:i/>
+          <w:color w:val="444444"/>
+          <w:sz w:val="19"/>
+        </w:rPr>
+        <w:t>GIAO TIẾP PHẢN XẠ THỰC TẾ</w:t>
+      </w:r>
+    </w:p>
+    <w:tbl>
+      <w:tblPr>
+        <w:tblW w:type="auto" w:w="0"/>
+        <w:jc w:val="center"/>
+        <w:tblLayout w:type="fixed"/>
+        <w:tblLook w:firstColumn="1" w:firstRow="1" w:lastColumn="0" w:lastRow="0" w:noHBand="0" w:noVBand="1" w:val="04A0"/>
+      </w:tblPr>
+      <w:tblGrid>
+        <w:gridCol w:w="4819"/>
+        <w:gridCol w:w="4819"/>
+      </w:tblGrid>
+      <w:tr>
+        <w:tc>
+          <w:tcPr>
+            <w:tcW w:type="dxa" w:w="1814"/>
+            <w:shd w:val="clear" w:color="auto" w:fill="1F3864"/>
+          </w:tcPr>
+          <w:p>
+            <w:pPr>
+              <w:jc w:val="center"/>
+            </w:pPr>
+            <w:r>
+              <w:rPr>
+                <w:rFonts w:ascii="Arial" w:hAnsi="Arial"/>
+                <w:b/>
+                <w:color w:val="FFFFFF"/>
+                <w:sz w:val="24"/>
+              </w:rPr>
+              <w:t>A0 / Pre-A1</w:t>
+            </w:r>
+          </w:p>
+          <w:p>
+            <w:pPr>
+              <w:jc w:val="center"/>
+            </w:pPr>
+            <w:r>
+              <w:rPr>
+                <w:rFonts w:ascii="Arial" w:hAnsi="Arial"/>
+                <w:color w:val="FFFFFF"/>
+                <w:sz w:val="16"/>
+              </w:rPr>
+              <w:t>LESSON 0027</w:t>
+            </w:r>
+          </w:p>
+        </w:tc>
+        <w:tc>
+          <w:tcPr>
+            <w:tcW w:type="dxa" w:w="7824"/>
+            <w:shd w:val="clear" w:color="auto" w:fill="D9E2F3"/>
+          </w:tcPr>
+          <w:p>
+            <w:r>
+              <w:rPr>
+                <w:rFonts w:ascii="Arial" w:hAnsi="Arial"/>
+                <w:b/>
+                <w:color w:val="1F3864"/>
+                <w:sz w:val="30"/>
+              </w:rPr>
+              <w:t>Recognising and Responding to a Routine Everyday Need Involving Neighbourhood and Directions</w:t>
+            </w:r>
+          </w:p>
+          <w:p>
+            <w:r>
+              <w:rPr>
+                <w:rFonts w:ascii="Arial" w:hAnsi="Arial"/>
+                <w:i/>
+                <w:color w:val="333333"/>
+                <w:sz w:val="22"/>
+              </w:rPr>
+              <w:t>Giao tiếp nền tảng: neighbourhood &amp; directions — a routine everyday need involving neighbourhood &amp; directions</w:t>
+            </w:r>
+          </w:p>
+        </w:tc>
+      </w:tr>
+    </w:tbl>
+    <w:p>
+      <w:pPr>
+        <w:spacing w:after="40"/>
+      </w:pPr>
+    </w:p>
+    <w:p>
+      <w:pPr>
+        <w:spacing w:after="160"/>
+      </w:pPr>
+      <w:r>
+        <w:rPr>
+          <w:rFonts w:ascii="Calibri" w:hAnsi="Calibri"/>
+          <w:i/>
+          <w:color w:val="555555"/>
+          <w:sz w:val="19"/>
+        </w:rPr>
+        <w:t>Ms Lan asks Mr James if the shop is open now.</w:t>
+      </w:r>
+      <w:r>
+        <w:rPr>
+          <w:rFonts w:ascii="Calibri" w:hAnsi="Calibri"/>
+          <w:i/>
+          <w:color w:val="777777"/>
+          <w:sz w:val="19"/>
+        </w:rPr>
+        <w:t xml:space="preserve">  Chị Lan hỏi anh James cửa hàng có đang mở cửa không.</w:t>
+      </w:r>
+    </w:p>
+    <w:p>
+      <w:pPr>
+        <w:spacing w:after="160" w:line="312" w:lineRule="auto"/>
+      </w:pPr>
+      <w:r>
+        <w:rPr>
+          <w:rFonts w:ascii="Calibri" w:hAnsi="Calibri"/>
+          <w:b/>
+          <w:color w:val="1F3864"/>
+          <w:sz w:val="22"/>
+        </w:rPr>
+        <w:t xml:space="preserve">Ms Lan: </w:t>
+      </w:r>
+      <w:r>
+        <w:rPr>
+          <w:rFonts w:ascii="Calibri" w:hAnsi="Calibri"/>
+          <w:sz w:val="22"/>
+        </w:rPr>
+        <w:t xml:space="preserve">Excuse me, James. Is the shop open now?  </w:t>
+      </w:r>
+      <w:r>
+        <w:rPr>
+          <w:rFonts w:ascii="Calibri" w:hAnsi="Calibri"/>
+          <w:i/>
+          <w:color w:val="3A3A3A"/>
+          <w:sz w:val="22"/>
+        </w:rPr>
+        <w:t>Xin lỗi anh James. Cửa hàng có mở cửa bây giờ không?</w:t>
+      </w:r>
+    </w:p>
+    <w:p>
+      <w:pPr>
+        <w:spacing w:after="160" w:line="312" w:lineRule="auto"/>
+      </w:pPr>
+      <w:r>
+        <w:rPr>
+          <w:rFonts w:ascii="Calibri" w:hAnsi="Calibri"/>
+          <w:b/>
+          <w:color w:val="1F3864"/>
+          <w:sz w:val="22"/>
+        </w:rPr>
+        <w:t xml:space="preserve">Mr James: </w:t>
+      </w:r>
+      <w:r>
+        <w:rPr>
+          <w:rFonts w:ascii="Calibri" w:hAnsi="Calibri"/>
+          <w:sz w:val="22"/>
+        </w:rPr>
+        <w:t xml:space="preserve">Yes, it is open.  </w:t>
+      </w:r>
+      <w:r>
+        <w:rPr>
+          <w:rFonts w:ascii="Calibri" w:hAnsi="Calibri"/>
+          <w:i/>
+          <w:color w:val="3A3A3A"/>
+          <w:sz w:val="22"/>
+        </w:rPr>
+        <w:t>Có, đang mở đó.</w:t>
+      </w:r>
+    </w:p>
+    <w:p>
+      <w:pPr>
+        <w:spacing w:after="160" w:line="312" w:lineRule="auto"/>
+      </w:pPr>
+      <w:r>
+        <w:rPr>
+          <w:rFonts w:ascii="Calibri" w:hAnsi="Calibri"/>
+          <w:b/>
+          <w:color w:val="1F3864"/>
+          <w:sz w:val="22"/>
+        </w:rPr>
+        <w:t xml:space="preserve">Ms Lan: </w:t>
+      </w:r>
+      <w:r>
+        <w:rPr>
+          <w:rFonts w:ascii="Calibri" w:hAnsi="Calibri"/>
+          <w:sz w:val="22"/>
+        </w:rPr>
+        <w:t xml:space="preserve">Good, thank you.  </w:t>
+      </w:r>
+      <w:r>
+        <w:rPr>
+          <w:rFonts w:ascii="Calibri" w:hAnsi="Calibri"/>
+          <w:i/>
+          <w:color w:val="3A3A3A"/>
+          <w:sz w:val="22"/>
+        </w:rPr>
+        <w:t>Tốt quá, cảm ơn anh.</w:t>
+      </w:r>
+    </w:p>
+    <w:p>
+      <w:pPr>
+        <w:spacing w:after="160" w:line="312" w:lineRule="auto"/>
+      </w:pPr>
+      <w:r>
+        <w:rPr>
+          <w:rFonts w:ascii="Calibri" w:hAnsi="Calibri"/>
+          <w:b/>
+          <w:color w:val="1F3864"/>
+          <w:sz w:val="22"/>
+        </w:rPr>
+        <w:t xml:space="preserve">Mr James: </w:t>
+      </w:r>
+      <w:r>
+        <w:rPr>
+          <w:rFonts w:ascii="Calibri" w:hAnsi="Calibri"/>
+          <w:sz w:val="22"/>
+        </w:rPr>
+        <w:t xml:space="preserve">No trouble at all.  </w:t>
+      </w:r>
+      <w:r>
+        <w:rPr>
+          <w:rFonts w:ascii="Calibri" w:hAnsi="Calibri"/>
+          <w:i/>
+          <w:color w:val="3A3A3A"/>
+          <w:sz w:val="22"/>
+        </w:rPr>
+        <w:t>Không phiền gì đâu.</w:t>
+      </w:r>
+    </w:p>
+    <w:p>
+      <w:pPr>
+        <w:sectPr>
+          <w:footerReference w:type="default" r:id="rId35"/>
+          <w:pgSz w:w="11906" w:h="16838"/>
+          <w:pgMar w:top="1020" w:right="1134" w:bottom="1020" w:left="1134" w:header="720" w:footer="720" w:gutter="0"/>
+          <w:cols w:space="720"/>
+          <w:docGrid w:linePitch="360"/>
+        </w:sectPr>
+      </w:pPr>
+    </w:p>
+    <w:p>
+      <w:pPr>
+        <w:jc w:val="center"/>
+      </w:pPr>
+      <w:r>
+        <w:rPr>
+          <w:rFonts w:ascii="Arial" w:hAnsi="Arial"/>
+          <w:b/>
+          <w:color w:val="1F3864"/>
+          <w:sz w:val="24"/>
+        </w:rPr>
+        <w:t>EVERYDAY ENGLISH REFLEX</w:t>
+      </w:r>
+    </w:p>
+    <w:p>
+      <w:pPr>
+        <w:spacing w:after="160"/>
+        <w:jc w:val="center"/>
+      </w:pPr>
+      <w:r>
+        <w:rPr>
+          <w:rFonts w:ascii="Arial" w:hAnsi="Arial"/>
+          <w:i/>
+          <w:color w:val="444444"/>
+          <w:sz w:val="19"/>
+        </w:rPr>
+        <w:t>GIAO TIẾP PHẢN XẠ THỰC TẾ</w:t>
+      </w:r>
+    </w:p>
+    <w:tbl>
+      <w:tblPr>
+        <w:tblW w:type="auto" w:w="0"/>
+        <w:jc w:val="center"/>
+        <w:tblLayout w:type="fixed"/>
+        <w:tblLook w:firstColumn="1" w:firstRow="1" w:lastColumn="0" w:lastRow="0" w:noHBand="0" w:noVBand="1" w:val="04A0"/>
+      </w:tblPr>
+      <w:tblGrid>
+        <w:gridCol w:w="4819"/>
+        <w:gridCol w:w="4819"/>
+      </w:tblGrid>
+      <w:tr>
+        <w:tc>
+          <w:tcPr>
+            <w:tcW w:type="dxa" w:w="1814"/>
+            <w:shd w:val="clear" w:color="auto" w:fill="1F3864"/>
+          </w:tcPr>
+          <w:p>
+            <w:pPr>
+              <w:jc w:val="center"/>
+            </w:pPr>
+            <w:r>
+              <w:rPr>
+                <w:rFonts w:ascii="Arial" w:hAnsi="Arial"/>
+                <w:b/>
+                <w:color w:val="FFFFFF"/>
+                <w:sz w:val="24"/>
+              </w:rPr>
+              <w:t>A0 / Pre-A1</w:t>
+            </w:r>
+          </w:p>
+          <w:p>
+            <w:pPr>
+              <w:jc w:val="center"/>
+            </w:pPr>
+            <w:r>
+              <w:rPr>
+                <w:rFonts w:ascii="Arial" w:hAnsi="Arial"/>
+                <w:color w:val="FFFFFF"/>
+                <w:sz w:val="16"/>
+              </w:rPr>
+              <w:t>LESSON 0028</w:t>
+            </w:r>
+          </w:p>
+        </w:tc>
+        <w:tc>
+          <w:tcPr>
+            <w:tcW w:type="dxa" w:w="7824"/>
+            <w:shd w:val="clear" w:color="auto" w:fill="D9E2F3"/>
+          </w:tcPr>
+          <w:p>
+            <w:r>
+              <w:rPr>
+                <w:rFonts w:ascii="Arial" w:hAnsi="Arial"/>
+                <w:b/>
+                <w:color w:val="1F3864"/>
+                <w:sz w:val="30"/>
+              </w:rPr>
+              <w:t>Recognising and Responding to a Routine Everyday Need Involving Public Transport</w:t>
+            </w:r>
+          </w:p>
+          <w:p>
+            <w:r>
+              <w:rPr>
+                <w:rFonts w:ascii="Arial" w:hAnsi="Arial"/>
+                <w:i/>
+                <w:color w:val="333333"/>
+                <w:sz w:val="22"/>
+              </w:rPr>
+              <w:t>Giao tiếp nền tảng: public transport — a routine everyday need involving public transport</w:t>
+            </w:r>
+          </w:p>
+        </w:tc>
+      </w:tr>
+    </w:tbl>
+    <w:p>
+      <w:pPr>
+        <w:spacing w:after="40"/>
+      </w:pPr>
+    </w:p>
+    <w:p>
+      <w:pPr>
+        <w:spacing w:after="160"/>
+      </w:pPr>
+      <w:r>
+        <w:rPr>
+          <w:rFonts w:ascii="Calibri" w:hAnsi="Calibri"/>
+          <w:i/>
+          <w:color w:val="555555"/>
+          <w:sz w:val="19"/>
+        </w:rPr>
+        <w:t>Ms Lan asks Ms Sarah where to buy a ticket.</w:t>
+      </w:r>
+      <w:r>
+        <w:rPr>
+          <w:rFonts w:ascii="Calibri" w:hAnsi="Calibri"/>
+          <w:i/>
+          <w:color w:val="777777"/>
+          <w:sz w:val="19"/>
+        </w:rPr>
+        <w:t xml:space="preserve">  Chị Lan hỏi chị Sarah mua vé ở đâu.</w:t>
+      </w:r>
+    </w:p>
+    <w:p>
+      <w:pPr>
+        <w:spacing w:after="160" w:line="312" w:lineRule="auto"/>
+      </w:pPr>
+      <w:r>
+        <w:rPr>
+          <w:rFonts w:ascii="Calibri" w:hAnsi="Calibri"/>
+          <w:b/>
+          <w:color w:val="1F3864"/>
+          <w:sz w:val="22"/>
+        </w:rPr>
+        <w:t xml:space="preserve">Ms Lan: </w:t>
+      </w:r>
+      <w:r>
+        <w:rPr>
+          <w:rFonts w:ascii="Calibri" w:hAnsi="Calibri"/>
+          <w:sz w:val="22"/>
+        </w:rPr>
+        <w:t xml:space="preserve">Excuse me, Sarah. Where can I buy a ticket?  </w:t>
+      </w:r>
+      <w:r>
+        <w:rPr>
+          <w:rFonts w:ascii="Calibri" w:hAnsi="Calibri"/>
+          <w:i/>
+          <w:color w:val="3A3A3A"/>
+          <w:sz w:val="22"/>
+        </w:rPr>
+        <w:t>Xin lỗi chị Sarah. Tôi mua vé ở đâu vậy?</w:t>
+      </w:r>
+    </w:p>
+    <w:p>
+      <w:pPr>
+        <w:spacing w:after="160" w:line="312" w:lineRule="auto"/>
+      </w:pPr>
+      <w:r>
+        <w:rPr>
+          <w:rFonts w:ascii="Calibri" w:hAnsi="Calibri"/>
+          <w:b/>
+          <w:color w:val="1F3864"/>
+          <w:sz w:val="22"/>
+        </w:rPr>
+        <w:t xml:space="preserve">Ms Sarah: </w:t>
+      </w:r>
+      <w:r>
+        <w:rPr>
+          <w:rFonts w:ascii="Calibri" w:hAnsi="Calibri"/>
+          <w:sz w:val="22"/>
+        </w:rPr>
+        <w:t xml:space="preserve">Over there, at the counter.  </w:t>
+      </w:r>
+      <w:r>
+        <w:rPr>
+          <w:rFonts w:ascii="Calibri" w:hAnsi="Calibri"/>
+          <w:i/>
+          <w:color w:val="3A3A3A"/>
+          <w:sz w:val="22"/>
+        </w:rPr>
+        <w:t>Ở đằng kia, tại quầy đó.</w:t>
+      </w:r>
+    </w:p>
+    <w:p>
+      <w:pPr>
+        <w:spacing w:after="160" w:line="312" w:lineRule="auto"/>
+      </w:pPr>
+      <w:r>
+        <w:rPr>
+          <w:rFonts w:ascii="Calibri" w:hAnsi="Calibri"/>
+          <w:b/>
+          <w:color w:val="1F3864"/>
+          <w:sz w:val="22"/>
+        </w:rPr>
+        <w:t xml:space="preserve">Ms Lan: </w:t>
+      </w:r>
+      <w:r>
+        <w:rPr>
+          <w:rFonts w:ascii="Calibri" w:hAnsi="Calibri"/>
+          <w:sz w:val="22"/>
+        </w:rPr>
+        <w:t xml:space="preserve">Thank you very much.  </w:t>
+      </w:r>
+      <w:r>
+        <w:rPr>
+          <w:rFonts w:ascii="Calibri" w:hAnsi="Calibri"/>
+          <w:i/>
+          <w:color w:val="3A3A3A"/>
+          <w:sz w:val="22"/>
+        </w:rPr>
+        <w:t>Cảm ơn chị nhiều.</w:t>
+      </w:r>
+    </w:p>
+    <w:p>
+      <w:pPr>
+        <w:spacing w:after="160" w:line="312" w:lineRule="auto"/>
+      </w:pPr>
+      <w:r>
+        <w:rPr>
+          <w:rFonts w:ascii="Calibri" w:hAnsi="Calibri"/>
+          <w:b/>
+          <w:color w:val="1F3864"/>
+          <w:sz w:val="22"/>
+        </w:rPr>
+        <w:t xml:space="preserve">Ms Sarah: </w:t>
+      </w:r>
+      <w:r>
+        <w:rPr>
+          <w:rFonts w:ascii="Calibri" w:hAnsi="Calibri"/>
+          <w:sz w:val="22"/>
+        </w:rPr>
+        <w:t xml:space="preserve">Happy to help.  </w:t>
+      </w:r>
+      <w:r>
+        <w:rPr>
+          <w:rFonts w:ascii="Calibri" w:hAnsi="Calibri"/>
+          <w:i/>
+          <w:color w:val="3A3A3A"/>
+          <w:sz w:val="22"/>
+        </w:rPr>
+        <w:t>Rất vui được giúp chị.</w:t>
+      </w:r>
+    </w:p>
+    <w:p>
+      <w:pPr>
+        <w:sectPr>
+          <w:footerReference w:type="default" r:id="rId36"/>
+          <w:pgSz w:w="11906" w:h="16838"/>
+          <w:pgMar w:top="1020" w:right="1134" w:bottom="1020" w:left="1134" w:header="720" w:footer="720" w:gutter="0"/>
+          <w:cols w:space="720"/>
+          <w:docGrid w:linePitch="360"/>
+        </w:sectPr>
+      </w:pPr>
+    </w:p>
+    <w:p>
+      <w:pPr>
+        <w:jc w:val="center"/>
+      </w:pPr>
+      <w:r>
+        <w:rPr>
+          <w:rFonts w:ascii="Arial" w:hAnsi="Arial"/>
+          <w:b/>
+          <w:color w:val="1F3864"/>
+          <w:sz w:val="24"/>
+        </w:rPr>
+        <w:t>EVERYDAY ENGLISH REFLEX</w:t>
+      </w:r>
+    </w:p>
+    <w:p>
+      <w:pPr>
+        <w:spacing w:after="160"/>
+        <w:jc w:val="center"/>
+      </w:pPr>
+      <w:r>
+        <w:rPr>
+          <w:rFonts w:ascii="Arial" w:hAnsi="Arial"/>
+          <w:i/>
+          <w:color w:val="444444"/>
+          <w:sz w:val="19"/>
+        </w:rPr>
+        <w:t>GIAO TIẾP PHẢN XẠ THỰC TẾ</w:t>
+      </w:r>
+    </w:p>
+    <w:tbl>
+      <w:tblPr>
+        <w:tblW w:type="auto" w:w="0"/>
+        <w:jc w:val="center"/>
+        <w:tblLayout w:type="fixed"/>
+        <w:tblLook w:firstColumn="1" w:firstRow="1" w:lastColumn="0" w:lastRow="0" w:noHBand="0" w:noVBand="1" w:val="04A0"/>
+      </w:tblPr>
+      <w:tblGrid>
+        <w:gridCol w:w="4819"/>
+        <w:gridCol w:w="4819"/>
+      </w:tblGrid>
+      <w:tr>
+        <w:tc>
+          <w:tcPr>
+            <w:tcW w:type="dxa" w:w="1814"/>
+            <w:shd w:val="clear" w:color="auto" w:fill="1F3864"/>
+          </w:tcPr>
+          <w:p>
+            <w:pPr>
+              <w:jc w:val="center"/>
+            </w:pPr>
+            <w:r>
+              <w:rPr>
+                <w:rFonts w:ascii="Arial" w:hAnsi="Arial"/>
+                <w:b/>
+                <w:color w:val="FFFFFF"/>
+                <w:sz w:val="24"/>
+              </w:rPr>
+              <w:t>A0 / Pre-A1</w:t>
+            </w:r>
+          </w:p>
+          <w:p>
+            <w:pPr>
+              <w:jc w:val="center"/>
+            </w:pPr>
+            <w:r>
+              <w:rPr>
+                <w:rFonts w:ascii="Arial" w:hAnsi="Arial"/>
+                <w:color w:val="FFFFFF"/>
+                <w:sz w:val="16"/>
+              </w:rPr>
+              <w:t>LESSON 0029</w:t>
+            </w:r>
+          </w:p>
+        </w:tc>
+        <w:tc>
+          <w:tcPr>
+            <w:tcW w:type="dxa" w:w="7824"/>
+            <w:shd w:val="clear" w:color="auto" w:fill="D9E2F3"/>
+          </w:tcPr>
+          <w:p>
+            <w:r>
+              <w:rPr>
+                <w:rFonts w:ascii="Arial" w:hAnsi="Arial"/>
+                <w:b/>
+                <w:color w:val="1F3864"/>
+                <w:sz w:val="30"/>
+              </w:rPr>
+              <w:t>Recognising and Responding to a Routine Everyday Need Involving Taxi and Ride Services</w:t>
+            </w:r>
+          </w:p>
+          <w:p>
+            <w:r>
+              <w:rPr>
+                <w:rFonts w:ascii="Arial" w:hAnsi="Arial"/>
+                <w:i/>
+                <w:color w:val="333333"/>
+                <w:sz w:val="22"/>
+              </w:rPr>
+              <w:t>Giao tiếp nền tảng: taxi &amp; ride services — a routine everyday need involving taxi &amp; ride services</w:t>
+            </w:r>
+          </w:p>
+        </w:tc>
+      </w:tr>
+    </w:tbl>
+    <w:p>
+      <w:pPr>
+        <w:spacing w:after="40"/>
+      </w:pPr>
+    </w:p>
+    <w:p>
+      <w:pPr>
+        <w:spacing w:after="160"/>
+      </w:pPr>
+      <w:r>
+        <w:rPr>
+          <w:rFonts w:ascii="Calibri" w:hAnsi="Calibri"/>
+          <w:i/>
+          <w:color w:val="555555"/>
+          <w:sz w:val="19"/>
+        </w:rPr>
+        <w:t>Ms Lan asks Mr Daniel, a taxi driver, to wait for her.</w:t>
+      </w:r>
+      <w:r>
+        <w:rPr>
+          <w:rFonts w:ascii="Calibri" w:hAnsi="Calibri"/>
+          <w:i/>
+          <w:color w:val="777777"/>
+          <w:sz w:val="19"/>
+        </w:rPr>
+        <w:t xml:space="preserve">  Chị Lan nhờ anh Daniel, tài xế taxi, đợi mình một chút.</w:t>
+      </w:r>
+    </w:p>
+    <w:p>
+      <w:pPr>
+        <w:spacing w:after="160" w:line="312" w:lineRule="auto"/>
+      </w:pPr>
+      <w:r>
+        <w:rPr>
+          <w:rFonts w:ascii="Calibri" w:hAnsi="Calibri"/>
+          <w:b/>
+          <w:color w:val="1F3864"/>
+          <w:sz w:val="22"/>
+        </w:rPr>
+        <w:t xml:space="preserve">Ms Lan: </w:t>
+      </w:r>
+      <w:r>
+        <w:rPr>
+          <w:rFonts w:ascii="Calibri" w:hAnsi="Calibri"/>
+          <w:sz w:val="22"/>
+        </w:rPr>
+        <w:t xml:space="preserve">Daniel, can you wait here for a minute?  </w:t>
+      </w:r>
+      <w:r>
+        <w:rPr>
+          <w:rFonts w:ascii="Calibri" w:hAnsi="Calibri"/>
+          <w:i/>
+          <w:color w:val="3A3A3A"/>
+          <w:sz w:val="22"/>
+        </w:rPr>
+        <w:t>Daniel này, anh đợi ở đây một chút được không?</w:t>
+      </w:r>
+    </w:p>
+    <w:p>
+      <w:pPr>
+        <w:spacing w:after="160" w:line="312" w:lineRule="auto"/>
+      </w:pPr>
+      <w:r>
+        <w:rPr>
+          <w:rFonts w:ascii="Calibri" w:hAnsi="Calibri"/>
+          <w:b/>
+          <w:color w:val="1F3864"/>
+          <w:sz w:val="22"/>
+        </w:rPr>
+        <w:t xml:space="preserve">Mr Daniel: </w:t>
+      </w:r>
+      <w:r>
+        <w:rPr>
+          <w:rFonts w:ascii="Calibri" w:hAnsi="Calibri"/>
+          <w:sz w:val="22"/>
+        </w:rPr>
+        <w:t xml:space="preserve">Yes, of course.  </w:t>
+      </w:r>
+      <w:r>
+        <w:rPr>
+          <w:rFonts w:ascii="Calibri" w:hAnsi="Calibri"/>
+          <w:i/>
+          <w:color w:val="3A3A3A"/>
+          <w:sz w:val="22"/>
+        </w:rPr>
+        <w:t>Được chứ ạ.</w:t>
+      </w:r>
+    </w:p>
+    <w:p>
+      <w:pPr>
+        <w:spacing w:after="160" w:line="312" w:lineRule="auto"/>
+      </w:pPr>
+      <w:r>
+        <w:rPr>
+          <w:rFonts w:ascii="Calibri" w:hAnsi="Calibri"/>
+          <w:b/>
+          <w:color w:val="1F3864"/>
+          <w:sz w:val="22"/>
+        </w:rPr>
+        <w:t xml:space="preserve">Ms Lan: </w:t>
+      </w:r>
+      <w:r>
+        <w:rPr>
+          <w:rFonts w:ascii="Calibri" w:hAnsi="Calibri"/>
+          <w:sz w:val="22"/>
+        </w:rPr>
+        <w:t xml:space="preserve">Thank you.  </w:t>
+      </w:r>
+      <w:r>
+        <w:rPr>
+          <w:rFonts w:ascii="Calibri" w:hAnsi="Calibri"/>
+          <w:i/>
+          <w:color w:val="3A3A3A"/>
+          <w:sz w:val="22"/>
+        </w:rPr>
+        <w:t>Cảm ơn anh.</w:t>
+      </w:r>
+    </w:p>
+    <w:p>
+      <w:pPr>
+        <w:spacing w:after="160" w:line="312" w:lineRule="auto"/>
+      </w:pPr>
+      <w:r>
+        <w:rPr>
+          <w:rFonts w:ascii="Calibri" w:hAnsi="Calibri"/>
+          <w:b/>
+          <w:color w:val="1F3864"/>
+          <w:sz w:val="22"/>
+        </w:rPr>
+        <w:t xml:space="preserve">Mr Daniel: </w:t>
+      </w:r>
+      <w:r>
+        <w:rPr>
+          <w:rFonts w:ascii="Calibri" w:hAnsi="Calibri"/>
+          <w:sz w:val="22"/>
+        </w:rPr>
+        <w:t xml:space="preserve">No problem.  </w:t>
+      </w:r>
+      <w:r>
+        <w:rPr>
+          <w:rFonts w:ascii="Calibri" w:hAnsi="Calibri"/>
+          <w:i/>
+          <w:color w:val="3A3A3A"/>
+          <w:sz w:val="22"/>
+        </w:rPr>
+        <w:t>Không sao đâu.</w:t>
+      </w:r>
+    </w:p>
+    <w:p>
+      <w:pPr>
+        <w:sectPr>
+          <w:footerReference w:type="default" r:id="rId37"/>
+          <w:pgSz w:w="11906" w:h="16838"/>
+          <w:pgMar w:top="1020" w:right="1134" w:bottom="1020" w:left="1134" w:header="720" w:footer="720" w:gutter="0"/>
+          <w:cols w:space="720"/>
+          <w:docGrid w:linePitch="360"/>
+        </w:sectPr>
+      </w:pPr>
+    </w:p>
+    <w:p>
+      <w:pPr>
+        <w:jc w:val="center"/>
+      </w:pPr>
+      <w:r>
+        <w:rPr>
+          <w:rFonts w:ascii="Arial" w:hAnsi="Arial"/>
+          <w:b/>
+          <w:color w:val="1F3864"/>
+          <w:sz w:val="24"/>
+        </w:rPr>
+        <w:t>EVERYDAY ENGLISH REFLEX</w:t>
+      </w:r>
+    </w:p>
+    <w:p>
+      <w:pPr>
+        <w:spacing w:after="160"/>
+        <w:jc w:val="center"/>
+      </w:pPr>
+      <w:r>
+        <w:rPr>
+          <w:rFonts w:ascii="Arial" w:hAnsi="Arial"/>
+          <w:i/>
+          <w:color w:val="444444"/>
+          <w:sz w:val="19"/>
+        </w:rPr>
+        <w:t>GIAO TIẾP PHẢN XẠ THỰC TẾ</w:t>
+      </w:r>
+    </w:p>
+    <w:tbl>
+      <w:tblPr>
+        <w:tblW w:type="auto" w:w="0"/>
+        <w:jc w:val="center"/>
+        <w:tblLayout w:type="fixed"/>
+        <w:tblLook w:firstColumn="1" w:firstRow="1" w:lastColumn="0" w:lastRow="0" w:noHBand="0" w:noVBand="1" w:val="04A0"/>
+      </w:tblPr>
+      <w:tblGrid>
+        <w:gridCol w:w="4819"/>
+        <w:gridCol w:w="4819"/>
+      </w:tblGrid>
+      <w:tr>
+        <w:tc>
+          <w:tcPr>
+            <w:tcW w:type="dxa" w:w="1814"/>
+            <w:shd w:val="clear" w:color="auto" w:fill="1F3864"/>
+          </w:tcPr>
+          <w:p>
+            <w:pPr>
+              <w:jc w:val="center"/>
+            </w:pPr>
+            <w:r>
+              <w:rPr>
+                <w:rFonts w:ascii="Arial" w:hAnsi="Arial"/>
+                <w:b/>
+                <w:color w:val="FFFFFF"/>
+                <w:sz w:val="24"/>
+              </w:rPr>
+              <w:t>A0 / Pre-A1</w:t>
+            </w:r>
+          </w:p>
+          <w:p>
+            <w:pPr>
+              <w:jc w:val="center"/>
+            </w:pPr>
+            <w:r>
+              <w:rPr>
+                <w:rFonts w:ascii="Arial" w:hAnsi="Arial"/>
+                <w:color w:val="FFFFFF"/>
+                <w:sz w:val="16"/>
+              </w:rPr>
+              <w:t>LESSON 0030</w:t>
+            </w:r>
+          </w:p>
+        </w:tc>
+        <w:tc>
+          <w:tcPr>
+            <w:tcW w:type="dxa" w:w="7824"/>
+            <w:shd w:val="clear" w:color="auto" w:fill="D9E2F3"/>
+          </w:tcPr>
+          <w:p>
+            <w:r>
+              <w:rPr>
+                <w:rFonts w:ascii="Arial" w:hAnsi="Arial"/>
+                <w:b/>
+                <w:color w:val="1F3864"/>
+                <w:sz w:val="30"/>
+              </w:rPr>
+              <w:t>Recognising and Responding to a Routine Everyday Need Involving Walking and Getting Around</w:t>
+            </w:r>
+          </w:p>
+          <w:p>
+            <w:r>
+              <w:rPr>
+                <w:rFonts w:ascii="Arial" w:hAnsi="Arial"/>
+                <w:i/>
+                <w:color w:val="333333"/>
+                <w:sz w:val="22"/>
+              </w:rPr>
+              <w:t>Giao tiếp nền tảng: walking &amp; getting around — a routine everyday need involving walking &amp; getting around</w:t>
+            </w:r>
+          </w:p>
+        </w:tc>
+      </w:tr>
+    </w:tbl>
+    <w:p>
+      <w:pPr>
+        <w:spacing w:after="40"/>
+      </w:pPr>
+    </w:p>
+    <w:p>
+      <w:pPr>
+        <w:spacing w:after="160"/>
+      </w:pPr>
+      <w:r>
+        <w:rPr>
+          <w:rFonts w:ascii="Calibri" w:hAnsi="Calibri"/>
+          <w:i/>
+          <w:color w:val="555555"/>
+          <w:sz w:val="19"/>
+        </w:rPr>
+        <w:t>Ms Lan suggests walking together with Ms Olivia.</w:t>
+      </w:r>
+      <w:r>
+        <w:rPr>
+          <w:rFonts w:ascii="Calibri" w:hAnsi="Calibri"/>
+          <w:i/>
+          <w:color w:val="777777"/>
+          <w:sz w:val="19"/>
+        </w:rPr>
+        <w:t xml:space="preserve">  Chị Lan đề nghị đi bộ cùng chị Olivia.</w:t>
+      </w:r>
+    </w:p>
+    <w:p>
+      <w:pPr>
+        <w:spacing w:after="160" w:line="312" w:lineRule="auto"/>
+      </w:pPr>
+      <w:r>
+        <w:rPr>
+          <w:rFonts w:ascii="Calibri" w:hAnsi="Calibri"/>
+          <w:b/>
+          <w:color w:val="1F3864"/>
+          <w:sz w:val="22"/>
+        </w:rPr>
+        <w:t xml:space="preserve">Ms Lan: </w:t>
+      </w:r>
+      <w:r>
+        <w:rPr>
+          <w:rFonts w:ascii="Calibri" w:hAnsi="Calibri"/>
+          <w:sz w:val="22"/>
+        </w:rPr>
+        <w:t xml:space="preserve">Olivia, shall we walk together?  </w:t>
+      </w:r>
+      <w:r>
+        <w:rPr>
+          <w:rFonts w:ascii="Calibri" w:hAnsi="Calibri"/>
+          <w:i/>
+          <w:color w:val="3A3A3A"/>
+          <w:sz w:val="22"/>
+        </w:rPr>
+        <w:t>Olivia này, mình đi bộ cùng nhau nhé?</w:t>
+      </w:r>
+    </w:p>
+    <w:p>
+      <w:pPr>
+        <w:spacing w:after="160" w:line="312" w:lineRule="auto"/>
+      </w:pPr>
+      <w:r>
+        <w:rPr>
+          <w:rFonts w:ascii="Calibri" w:hAnsi="Calibri"/>
+          <w:b/>
+          <w:color w:val="1F3864"/>
+          <w:sz w:val="22"/>
+        </w:rPr>
+        <w:t xml:space="preserve">Ms Olivia: </w:t>
+      </w:r>
+      <w:r>
+        <w:rPr>
+          <w:rFonts w:ascii="Calibri" w:hAnsi="Calibri"/>
+          <w:sz w:val="22"/>
+        </w:rPr>
+        <w:t xml:space="preserve">Yes, let us walk together.  </w:t>
+      </w:r>
+      <w:r>
+        <w:rPr>
+          <w:rFonts w:ascii="Calibri" w:hAnsi="Calibri"/>
+          <w:i/>
+          <w:color w:val="3A3A3A"/>
+          <w:sz w:val="22"/>
+        </w:rPr>
+        <w:t>Được đó, mình đi cùng nhau nhé.</w:t>
+      </w:r>
+    </w:p>
+    <w:p>
+      <w:pPr>
+        <w:spacing w:after="160" w:line="312" w:lineRule="auto"/>
+      </w:pPr>
+      <w:r>
+        <w:rPr>
+          <w:rFonts w:ascii="Calibri" w:hAnsi="Calibri"/>
+          <w:b/>
+          <w:color w:val="1F3864"/>
+          <w:sz w:val="22"/>
+        </w:rPr>
+        <w:t xml:space="preserve">Ms Lan: </w:t>
+      </w:r>
+      <w:r>
+        <w:rPr>
+          <w:rFonts w:ascii="Calibri" w:hAnsi="Calibri"/>
+          <w:sz w:val="22"/>
+        </w:rPr>
+        <w:t xml:space="preserve">Great.  </w:t>
+      </w:r>
+      <w:r>
+        <w:rPr>
+          <w:rFonts w:ascii="Calibri" w:hAnsi="Calibri"/>
+          <w:i/>
+          <w:color w:val="3A3A3A"/>
+          <w:sz w:val="22"/>
+        </w:rPr>
+        <w:t>Tuyệt quá.</w:t>
+      </w:r>
+    </w:p>
+    <w:p>
+      <w:pPr>
+        <w:spacing w:after="160" w:line="312" w:lineRule="auto"/>
+      </w:pPr>
+      <w:r>
+        <w:rPr>
+          <w:rFonts w:ascii="Calibri" w:hAnsi="Calibri"/>
+          <w:b/>
+          <w:color w:val="1F3864"/>
+          <w:sz w:val="22"/>
+        </w:rPr>
+        <w:t xml:space="preserve">Ms Olivia: </w:t>
+      </w:r>
+      <w:r>
+        <w:rPr>
+          <w:rFonts w:ascii="Calibri" w:hAnsi="Calibri"/>
+          <w:sz w:val="22"/>
+        </w:rPr>
+        <w:t xml:space="preserve">Let us go, then.  </w:t>
+      </w:r>
+      <w:r>
+        <w:rPr>
+          <w:rFonts w:ascii="Calibri" w:hAnsi="Calibri"/>
+          <w:i/>
+          <w:color w:val="3A3A3A"/>
+          <w:sz w:val="22"/>
+        </w:rPr>
+        <w:t>Vậy thì đi thôi.</w:t>
+      </w:r>
+    </w:p>
+    <w:p>
+      <w:pPr>
+        <w:sectPr>
+          <w:footerReference w:type="default" r:id="rId38"/>
+          <w:pgSz w:w="11906" w:h="16838"/>
+          <w:pgMar w:top="1020" w:right="1134" w:bottom="1020" w:left="1134" w:header="720" w:footer="720" w:gutter="0"/>
+          <w:cols w:space="720"/>
+          <w:docGrid w:linePitch="360"/>
+        </w:sectPr>
+      </w:pPr>
+    </w:p>
+    <w:p>
+      <w:pPr>
+        <w:jc w:val="center"/>
+      </w:pPr>
+      <w:r>
+        <w:rPr>
+          <w:rFonts w:ascii="Arial" w:hAnsi="Arial"/>
+          <w:b/>
+          <w:color w:val="1F3864"/>
+          <w:sz w:val="24"/>
+        </w:rPr>
+        <w:t>EVERYDAY ENGLISH REFLEX</w:t>
+      </w:r>
+    </w:p>
+    <w:p>
+      <w:pPr>
+        <w:spacing w:after="160"/>
+        <w:jc w:val="center"/>
+      </w:pPr>
+      <w:r>
+        <w:rPr>
+          <w:rFonts w:ascii="Arial" w:hAnsi="Arial"/>
+          <w:i/>
+          <w:color w:val="444444"/>
+          <w:sz w:val="19"/>
+        </w:rPr>
+        <w:t>GIAO TIẾP PHẢN XẠ THỰC TẾ</w:t>
+      </w:r>
+    </w:p>
+    <w:tbl>
+      <w:tblPr>
+        <w:tblW w:type="auto" w:w="0"/>
+        <w:jc w:val="center"/>
+        <w:tblLayout w:type="fixed"/>
+        <w:tblLook w:firstColumn="1" w:firstRow="1" w:lastColumn="0" w:lastRow="0" w:noHBand="0" w:noVBand="1" w:val="04A0"/>
+      </w:tblPr>
+      <w:tblGrid>
+        <w:gridCol w:w="4819"/>
+        <w:gridCol w:w="4819"/>
+      </w:tblGrid>
+      <w:tr>
+        <w:tc>
+          <w:tcPr>
+            <w:tcW w:type="dxa" w:w="1814"/>
+            <w:shd w:val="clear" w:color="auto" w:fill="1F3864"/>
+          </w:tcPr>
+          <w:p>
+            <w:pPr>
+              <w:jc w:val="center"/>
+            </w:pPr>
+            <w:r>
+              <w:rPr>
+                <w:rFonts w:ascii="Arial" w:hAnsi="Arial"/>
+                <w:b/>
+                <w:color w:val="FFFFFF"/>
+                <w:sz w:val="24"/>
+              </w:rPr>
+              <w:t>A0 / Pre-A1</w:t>
+            </w:r>
+          </w:p>
+          <w:p>
+            <w:pPr>
+              <w:jc w:val="center"/>
+            </w:pPr>
+            <w:r>
+              <w:rPr>
+                <w:rFonts w:ascii="Arial" w:hAnsi="Arial"/>
+                <w:color w:val="FFFFFF"/>
+                <w:sz w:val="16"/>
+              </w:rPr>
+              <w:t>LESSON 0031</w:t>
+            </w:r>
+          </w:p>
+        </w:tc>
+        <w:tc>
+          <w:tcPr>
+            <w:tcW w:type="dxa" w:w="7824"/>
+            <w:shd w:val="clear" w:color="auto" w:fill="D9E2F3"/>
+          </w:tcPr>
+          <w:p>
+            <w:r>
+              <w:rPr>
+                <w:rFonts w:ascii="Arial" w:hAnsi="Arial"/>
+                <w:b/>
+                <w:color w:val="1F3864"/>
+                <w:sz w:val="30"/>
+              </w:rPr>
+              <w:t>Recognising and Responding to a Routine Everyday Need Involving Weather and Daily Plans</w:t>
+            </w:r>
+          </w:p>
+          <w:p>
+            <w:r>
+              <w:rPr>
+                <w:rFonts w:ascii="Arial" w:hAnsi="Arial"/>
+                <w:i/>
+                <w:color w:val="333333"/>
+                <w:sz w:val="22"/>
+              </w:rPr>
+              <w:t>Giao tiếp nền tảng: weather &amp; daily plans — a routine everyday need involving weather &amp; daily plans</w:t>
+            </w:r>
+          </w:p>
+        </w:tc>
+      </w:tr>
+    </w:tbl>
+    <w:p>
+      <w:pPr>
+        <w:spacing w:after="40"/>
+      </w:pPr>
+    </w:p>
+    <w:p>
+      <w:pPr>
+        <w:spacing w:after="160"/>
+      </w:pPr>
+      <w:r>
+        <w:rPr>
+          <w:rFonts w:ascii="Calibri" w:hAnsi="Calibri"/>
+          <w:i/>
+          <w:color w:val="555555"/>
+          <w:sz w:val="19"/>
+        </w:rPr>
+        <w:t>Mr Thomas asks Ms Lan if she needs an umbrella today.</w:t>
+      </w:r>
+      <w:r>
+        <w:rPr>
+          <w:rFonts w:ascii="Calibri" w:hAnsi="Calibri"/>
+          <w:i/>
+          <w:color w:val="777777"/>
+          <w:sz w:val="19"/>
+        </w:rPr>
+        <w:t xml:space="preserve">  Anh Thomas hỏi chị Lan hôm nay có cần mang dù không.</w:t>
+      </w:r>
+    </w:p>
+    <w:p>
+      <w:pPr>
+        <w:spacing w:after="160" w:line="312" w:lineRule="auto"/>
+      </w:pPr>
+      <w:r>
+        <w:rPr>
+          <w:rFonts w:ascii="Calibri" w:hAnsi="Calibri"/>
+          <w:b/>
+          <w:color w:val="1F3864"/>
+          <w:sz w:val="22"/>
+        </w:rPr>
+        <w:t xml:space="preserve">Mr Thomas: </w:t>
+      </w:r>
+      <w:r>
+        <w:rPr>
+          <w:rFonts w:ascii="Calibri" w:hAnsi="Calibri"/>
+          <w:sz w:val="22"/>
+        </w:rPr>
+        <w:t xml:space="preserve">Lan, do you need an umbrella today?  </w:t>
+      </w:r>
+      <w:r>
+        <w:rPr>
+          <w:rFonts w:ascii="Calibri" w:hAnsi="Calibri"/>
+          <w:i/>
+          <w:color w:val="3A3A3A"/>
+          <w:sz w:val="22"/>
+        </w:rPr>
+        <w:t>Lan này, hôm nay chị có cần dù không?</w:t>
+      </w:r>
+    </w:p>
+    <w:p>
+      <w:pPr>
+        <w:spacing w:after="160" w:line="312" w:lineRule="auto"/>
+      </w:pPr>
+      <w:r>
+        <w:rPr>
+          <w:rFonts w:ascii="Calibri" w:hAnsi="Calibri"/>
+          <w:b/>
+          <w:color w:val="1F3864"/>
+          <w:sz w:val="22"/>
+        </w:rPr>
+        <w:t xml:space="preserve">Ms Lan: </w:t>
+      </w:r>
+      <w:r>
+        <w:rPr>
+          <w:rFonts w:ascii="Calibri" w:hAnsi="Calibri"/>
+          <w:sz w:val="22"/>
+        </w:rPr>
+        <w:t xml:space="preserve">Yes, I think so. It looks like rain.  </w:t>
+      </w:r>
+      <w:r>
+        <w:rPr>
+          <w:rFonts w:ascii="Calibri" w:hAnsi="Calibri"/>
+          <w:i/>
+          <w:color w:val="3A3A3A"/>
+          <w:sz w:val="22"/>
+        </w:rPr>
+        <w:t>Vâng, chắc là cần. Trời có vẻ sắp mưa.</w:t>
+      </w:r>
+    </w:p>
+    <w:p>
+      <w:pPr>
+        <w:spacing w:after="160" w:line="312" w:lineRule="auto"/>
+      </w:pPr>
+      <w:r>
+        <w:rPr>
+          <w:rFonts w:ascii="Calibri" w:hAnsi="Calibri"/>
+          <w:b/>
+          <w:color w:val="1F3864"/>
+          <w:sz w:val="22"/>
+        </w:rPr>
+        <w:t xml:space="preserve">Mr Thomas: </w:t>
+      </w:r>
+      <w:r>
+        <w:rPr>
+          <w:rFonts w:ascii="Calibri" w:hAnsi="Calibri"/>
+          <w:sz w:val="22"/>
+        </w:rPr>
+        <w:t xml:space="preserve">You are right. Take one.  </w:t>
+      </w:r>
+      <w:r>
+        <w:rPr>
+          <w:rFonts w:ascii="Calibri" w:hAnsi="Calibri"/>
+          <w:i/>
+          <w:color w:val="3A3A3A"/>
+          <w:sz w:val="22"/>
+        </w:rPr>
+        <w:t>Anh nói đúng đó. Chị lấy một cái đi.</w:t>
+      </w:r>
+    </w:p>
+    <w:p>
+      <w:pPr>
+        <w:spacing w:after="160" w:line="312" w:lineRule="auto"/>
+      </w:pPr>
+      <w:r>
+        <w:rPr>
+          <w:rFonts w:ascii="Calibri" w:hAnsi="Calibri"/>
+          <w:b/>
+          <w:color w:val="1F3864"/>
+          <w:sz w:val="22"/>
+        </w:rPr>
+        <w:t xml:space="preserve">Ms Lan: </w:t>
+      </w:r>
+      <w:r>
+        <w:rPr>
+          <w:rFonts w:ascii="Calibri" w:hAnsi="Calibri"/>
+          <w:sz w:val="22"/>
+        </w:rPr>
+        <w:t xml:space="preserve">Thank you, Thomas.  </w:t>
+      </w:r>
+      <w:r>
+        <w:rPr>
+          <w:rFonts w:ascii="Calibri" w:hAnsi="Calibri"/>
+          <w:i/>
+          <w:color w:val="3A3A3A"/>
+          <w:sz w:val="22"/>
+        </w:rPr>
+        <w:t>Cảm ơn anh, Thomas.</w:t>
+      </w:r>
+    </w:p>
+    <w:p>
+      <w:pPr>
+        <w:sectPr>
+          <w:footerReference w:type="default" r:id="rId39"/>
+          <w:pgSz w:w="11906" w:h="16838"/>
+          <w:pgMar w:top="1020" w:right="1134" w:bottom="1020" w:left="1134" w:header="720" w:footer="720" w:gutter="0"/>
+          <w:cols w:space="720"/>
+          <w:docGrid w:linePitch="360"/>
+        </w:sectPr>
+      </w:pPr>
+    </w:p>
+    <w:p>
+      <w:pPr>
+        <w:jc w:val="center"/>
+      </w:pPr>
+      <w:r>
+        <w:rPr>
+          <w:rFonts w:ascii="Arial" w:hAnsi="Arial"/>
+          <w:b/>
+          <w:color w:val="1F3864"/>
+          <w:sz w:val="24"/>
+        </w:rPr>
+        <w:t>EVERYDAY ENGLISH REFLEX</w:t>
+      </w:r>
+    </w:p>
+    <w:p>
+      <w:pPr>
+        <w:spacing w:after="160"/>
+        <w:jc w:val="center"/>
+      </w:pPr>
+      <w:r>
+        <w:rPr>
+          <w:rFonts w:ascii="Arial" w:hAnsi="Arial"/>
+          <w:i/>
+          <w:color w:val="444444"/>
+          <w:sz w:val="19"/>
+        </w:rPr>
+        <w:t>GIAO TIẾP PHẢN XẠ THỰC TẾ</w:t>
+      </w:r>
+    </w:p>
+    <w:tbl>
+      <w:tblPr>
+        <w:tblW w:type="auto" w:w="0"/>
+        <w:jc w:val="center"/>
+        <w:tblLayout w:type="fixed"/>
+        <w:tblLook w:firstColumn="1" w:firstRow="1" w:lastColumn="0" w:lastRow="0" w:noHBand="0" w:noVBand="1" w:val="04A0"/>
+      </w:tblPr>
+      <w:tblGrid>
+        <w:gridCol w:w="4819"/>
+        <w:gridCol w:w="4819"/>
+      </w:tblGrid>
+      <w:tr>
+        <w:tc>
+          <w:tcPr>
+            <w:tcW w:type="dxa" w:w="1814"/>
+            <w:shd w:val="clear" w:color="auto" w:fill="1F3864"/>
+          </w:tcPr>
+          <w:p>
+            <w:pPr>
+              <w:jc w:val="center"/>
+            </w:pPr>
+            <w:r>
+              <w:rPr>
+                <w:rFonts w:ascii="Arial" w:hAnsi="Arial"/>
+                <w:b/>
+                <w:color w:val="FFFFFF"/>
+                <w:sz w:val="24"/>
+              </w:rPr>
+              <w:t>A0 / Pre-A1</w:t>
+            </w:r>
+          </w:p>
+          <w:p>
+            <w:pPr>
+              <w:jc w:val="center"/>
+            </w:pPr>
+            <w:r>
+              <w:rPr>
+                <w:rFonts w:ascii="Arial" w:hAnsi="Arial"/>
+                <w:color w:val="FFFFFF"/>
+                <w:sz w:val="16"/>
+              </w:rPr>
+              <w:t>LESSON 0032</w:t>
+            </w:r>
+          </w:p>
+        </w:tc>
+        <w:tc>
+          <w:tcPr>
+            <w:tcW w:type="dxa" w:w="7824"/>
+            <w:shd w:val="clear" w:color="auto" w:fill="D9E2F3"/>
+          </w:tcPr>
+          <w:p>
+            <w:r>
+              <w:rPr>
+                <w:rFonts w:ascii="Arial" w:hAnsi="Arial"/>
+                <w:b/>
+                <w:color w:val="1F3864"/>
+                <w:sz w:val="30"/>
+              </w:rPr>
+              <w:t>Recognising and Responding to a Routine Everyday Need Involving Daily Routines</w:t>
+            </w:r>
+          </w:p>
+          <w:p>
+            <w:r>
+              <w:rPr>
+                <w:rFonts w:ascii="Arial" w:hAnsi="Arial"/>
+                <w:i/>
+                <w:color w:val="333333"/>
+                <w:sz w:val="22"/>
+              </w:rPr>
+              <w:t>Giao tiếp nền tảng: daily routines — a routine everyday need involving daily routines</w:t>
+            </w:r>
+          </w:p>
+        </w:tc>
+      </w:tr>
+    </w:tbl>
+    <w:p>
+      <w:pPr>
+        <w:spacing w:after="40"/>
+      </w:pPr>
+    </w:p>
+    <w:p>
+      <w:pPr>
+        <w:spacing w:after="160"/>
+      </w:pPr>
+      <w:r>
+        <w:rPr>
+          <w:rFonts w:ascii="Calibri" w:hAnsi="Calibri"/>
+          <w:i/>
+          <w:color w:val="555555"/>
+          <w:sz w:val="19"/>
+        </w:rPr>
+        <w:t>Ms Sophie asks Ms Lan to change their usual meeting time.</w:t>
+      </w:r>
+      <w:r>
+        <w:rPr>
+          <w:rFonts w:ascii="Calibri" w:hAnsi="Calibri"/>
+          <w:i/>
+          <w:color w:val="777777"/>
+          <w:sz w:val="19"/>
+        </w:rPr>
+        <w:t xml:space="preserve">  Chị Sophie hỏi chị Lan đổi giờ gặp thường lệ.</w:t>
+      </w:r>
+    </w:p>
+    <w:p>
+      <w:pPr>
+        <w:spacing w:after="160" w:line="312" w:lineRule="auto"/>
+      </w:pPr>
+      <w:r>
+        <w:rPr>
+          <w:rFonts w:ascii="Calibri" w:hAnsi="Calibri"/>
+          <w:b/>
+          <w:color w:val="1F3864"/>
+          <w:sz w:val="22"/>
+        </w:rPr>
+        <w:t xml:space="preserve">Ms Sophie: </w:t>
+      </w:r>
+      <w:r>
+        <w:rPr>
+          <w:rFonts w:ascii="Calibri" w:hAnsi="Calibri"/>
+          <w:sz w:val="22"/>
+        </w:rPr>
+        <w:t xml:space="preserve">Lan, can we meet at seven instead of six?  </w:t>
+      </w:r>
+      <w:r>
+        <w:rPr>
+          <w:rFonts w:ascii="Calibri" w:hAnsi="Calibri"/>
+          <w:i/>
+          <w:color w:val="3A3A3A"/>
+          <w:sz w:val="22"/>
+        </w:rPr>
+        <w:t>Lan này, mình gặp nhau lúc bảy giờ thay vì sáu giờ được không?</w:t>
+      </w:r>
+    </w:p>
+    <w:p>
+      <w:pPr>
+        <w:spacing w:after="160" w:line="312" w:lineRule="auto"/>
+      </w:pPr>
+      <w:r>
+        <w:rPr>
+          <w:rFonts w:ascii="Calibri" w:hAnsi="Calibri"/>
+          <w:b/>
+          <w:color w:val="1F3864"/>
+          <w:sz w:val="22"/>
+        </w:rPr>
+        <w:t xml:space="preserve">Ms Lan: </w:t>
+      </w:r>
+      <w:r>
+        <w:rPr>
+          <w:rFonts w:ascii="Calibri" w:hAnsi="Calibri"/>
+          <w:sz w:val="22"/>
+        </w:rPr>
+        <w:t xml:space="preserve">Yes, seven is fine.  </w:t>
+      </w:r>
+      <w:r>
+        <w:rPr>
+          <w:rFonts w:ascii="Calibri" w:hAnsi="Calibri"/>
+          <w:i/>
+          <w:color w:val="3A3A3A"/>
+          <w:sz w:val="22"/>
+        </w:rPr>
+        <w:t>Được, bảy giờ cũng được.</w:t>
+      </w:r>
+    </w:p>
+    <w:p>
+      <w:pPr>
+        <w:spacing w:after="160" w:line="312" w:lineRule="auto"/>
+      </w:pPr>
+      <w:r>
+        <w:rPr>
+          <w:rFonts w:ascii="Calibri" w:hAnsi="Calibri"/>
+          <w:b/>
+          <w:color w:val="1F3864"/>
+          <w:sz w:val="22"/>
+        </w:rPr>
+        <w:t xml:space="preserve">Ms Sophie: </w:t>
+      </w:r>
+      <w:r>
+        <w:rPr>
+          <w:rFonts w:ascii="Calibri" w:hAnsi="Calibri"/>
+          <w:sz w:val="22"/>
+        </w:rPr>
+        <w:t xml:space="preserve">Great, see you at seven.  </w:t>
+      </w:r>
+      <w:r>
+        <w:rPr>
+          <w:rFonts w:ascii="Calibri" w:hAnsi="Calibri"/>
+          <w:i/>
+          <w:color w:val="3A3A3A"/>
+          <w:sz w:val="22"/>
+        </w:rPr>
+        <w:t>Tốt, hẹn gặp lúc bảy giờ nhé.</w:t>
+      </w:r>
+    </w:p>
+    <w:p>
+      <w:pPr>
+        <w:spacing w:after="160" w:line="312" w:lineRule="auto"/>
+      </w:pPr>
+      <w:r>
+        <w:rPr>
+          <w:rFonts w:ascii="Calibri" w:hAnsi="Calibri"/>
+          <w:b/>
+          <w:color w:val="1F3864"/>
+          <w:sz w:val="22"/>
+        </w:rPr>
+        <w:t xml:space="preserve">Ms Lan: </w:t>
+      </w:r>
+      <w:r>
+        <w:rPr>
+          <w:rFonts w:ascii="Calibri" w:hAnsi="Calibri"/>
+          <w:sz w:val="22"/>
+        </w:rPr>
+        <w:t xml:space="preserve">See you then.  </w:t>
+      </w:r>
+      <w:r>
+        <w:rPr>
+          <w:rFonts w:ascii="Calibri" w:hAnsi="Calibri"/>
+          <w:i/>
+          <w:color w:val="3A3A3A"/>
+          <w:sz w:val="22"/>
+        </w:rPr>
+        <w:t>Hẹn gặp lại.</w:t>
+      </w:r>
+    </w:p>
+    <w:p>
+      <w:pPr>
+        <w:sectPr>
+          <w:footerReference w:type="default" r:id="rId40"/>
+          <w:pgSz w:w="11906" w:h="16838"/>
+          <w:pgMar w:top="1020" w:right="1134" w:bottom="1020" w:left="1134" w:header="720" w:footer="720" w:gutter="0"/>
+          <w:cols w:space="720"/>
+          <w:docGrid w:linePitch="360"/>
+        </w:sectPr>
+      </w:pPr>
+    </w:p>
+    <w:p>
+      <w:pPr>
+        <w:jc w:val="center"/>
+      </w:pPr>
+      <w:r>
+        <w:rPr>
+          <w:rFonts w:ascii="Arial" w:hAnsi="Arial"/>
+          <w:b/>
+          <w:color w:val="1F3864"/>
+          <w:sz w:val="24"/>
+        </w:rPr>
+        <w:t>EVERYDAY ENGLISH REFLEX</w:t>
+      </w:r>
+    </w:p>
+    <w:p>
+      <w:pPr>
+        <w:spacing w:after="160"/>
+        <w:jc w:val="center"/>
+      </w:pPr>
+      <w:r>
+        <w:rPr>
+          <w:rFonts w:ascii="Arial" w:hAnsi="Arial"/>
+          <w:i/>
+          <w:color w:val="444444"/>
+          <w:sz w:val="19"/>
+        </w:rPr>
+        <w:t>GIAO TIẾP PHẢN XẠ THỰC TẾ</w:t>
+      </w:r>
+    </w:p>
+    <w:tbl>
+      <w:tblPr>
+        <w:tblW w:type="auto" w:w="0"/>
+        <w:jc w:val="center"/>
+        <w:tblLayout w:type="fixed"/>
+        <w:tblLook w:firstColumn="1" w:firstRow="1" w:lastColumn="0" w:lastRow="0" w:noHBand="0" w:noVBand="1" w:val="04A0"/>
+      </w:tblPr>
+      <w:tblGrid>
+        <w:gridCol w:w="4819"/>
+        <w:gridCol w:w="4819"/>
+      </w:tblGrid>
+      <w:tr>
+        <w:tc>
+          <w:tcPr>
+            <w:tcW w:type="dxa" w:w="1814"/>
+            <w:shd w:val="clear" w:color="auto" w:fill="1F3864"/>
+          </w:tcPr>
+          <w:p>
+            <w:pPr>
+              <w:jc w:val="center"/>
+            </w:pPr>
+            <w:r>
+              <w:rPr>
+                <w:rFonts w:ascii="Arial" w:hAnsi="Arial"/>
+                <w:b/>
+                <w:color w:val="FFFFFF"/>
+                <w:sz w:val="24"/>
+              </w:rPr>
+              <w:t>A0 / Pre-A1</w:t>
+            </w:r>
+          </w:p>
+          <w:p>
+            <w:pPr>
+              <w:jc w:val="center"/>
+            </w:pPr>
+            <w:r>
+              <w:rPr>
+                <w:rFonts w:ascii="Arial" w:hAnsi="Arial"/>
+                <w:color w:val="FFFFFF"/>
+                <w:sz w:val="16"/>
+              </w:rPr>
+              <w:t>LESSON 0033</w:t>
+            </w:r>
+          </w:p>
+        </w:tc>
+        <w:tc>
+          <w:tcPr>
+            <w:tcW w:type="dxa" w:w="7824"/>
+            <w:shd w:val="clear" w:color="auto" w:fill="D9E2F3"/>
+          </w:tcPr>
+          <w:p>
+            <w:r>
+              <w:rPr>
+                <w:rFonts w:ascii="Arial" w:hAnsi="Arial"/>
+                <w:b/>
+                <w:color w:val="1F3864"/>
+                <w:sz w:val="30"/>
+              </w:rPr>
+              <w:t>Recognising and Responding to a Routine Everyday Need Involving School and Learning</w:t>
+            </w:r>
+          </w:p>
+          <w:p>
+            <w:r>
+              <w:rPr>
+                <w:rFonts w:ascii="Arial" w:hAnsi="Arial"/>
+                <w:i/>
+                <w:color w:val="333333"/>
+                <w:sz w:val="22"/>
+              </w:rPr>
+              <w:t>Giao tiếp nền tảng: school &amp; learning — a routine everyday need involving school &amp; learning</w:t>
+            </w:r>
+          </w:p>
+        </w:tc>
+      </w:tr>
+    </w:tbl>
+    <w:p>
+      <w:pPr>
+        <w:spacing w:after="40"/>
+      </w:pPr>
+    </w:p>
+    <w:p>
+      <w:pPr>
+        <w:spacing w:after="160"/>
+      </w:pPr>
+      <w:r>
+        <w:rPr>
+          <w:rFonts w:ascii="Calibri" w:hAnsi="Calibri"/>
+          <w:i/>
+          <w:color w:val="555555"/>
+          <w:sz w:val="19"/>
+        </w:rPr>
+        <w:t>Ms Lan asks Mr Michael to borrow his pen.</w:t>
+      </w:r>
+      <w:r>
+        <w:rPr>
+          <w:rFonts w:ascii="Calibri" w:hAnsi="Calibri"/>
+          <w:i/>
+          <w:color w:val="777777"/>
+          <w:sz w:val="19"/>
+        </w:rPr>
+        <w:t xml:space="preserve">  Chị Lan mượn bút của anh Michael.</w:t>
+      </w:r>
+    </w:p>
+    <w:p>
+      <w:pPr>
+        <w:spacing w:after="160" w:line="312" w:lineRule="auto"/>
+      </w:pPr>
+      <w:r>
+        <w:rPr>
+          <w:rFonts w:ascii="Calibri" w:hAnsi="Calibri"/>
+          <w:b/>
+          <w:color w:val="1F3864"/>
+          <w:sz w:val="22"/>
+        </w:rPr>
+        <w:t xml:space="preserve">Ms Lan: </w:t>
+      </w:r>
+      <w:r>
+        <w:rPr>
+          <w:rFonts w:ascii="Calibri" w:hAnsi="Calibri"/>
+          <w:sz w:val="22"/>
+        </w:rPr>
+        <w:t xml:space="preserve">Michael, can I borrow your pen?  </w:t>
+      </w:r>
+      <w:r>
+        <w:rPr>
+          <w:rFonts w:ascii="Calibri" w:hAnsi="Calibri"/>
+          <w:i/>
+          <w:color w:val="3A3A3A"/>
+          <w:sz w:val="22"/>
+        </w:rPr>
+        <w:t>Michael này, tôi mượn bút của anh được không?</w:t>
+      </w:r>
+    </w:p>
+    <w:p>
+      <w:pPr>
+        <w:spacing w:after="160" w:line="312" w:lineRule="auto"/>
+      </w:pPr>
+      <w:r>
+        <w:rPr>
+          <w:rFonts w:ascii="Calibri" w:hAnsi="Calibri"/>
+          <w:b/>
+          <w:color w:val="1F3864"/>
+          <w:sz w:val="22"/>
+        </w:rPr>
+        <w:t xml:space="preserve">Mr Michael: </w:t>
+      </w:r>
+      <w:r>
+        <w:rPr>
+          <w:rFonts w:ascii="Calibri" w:hAnsi="Calibri"/>
+          <w:sz w:val="22"/>
+        </w:rPr>
+        <w:t xml:space="preserve">Yes, here you go.  </w:t>
+      </w:r>
+      <w:r>
+        <w:rPr>
+          <w:rFonts w:ascii="Calibri" w:hAnsi="Calibri"/>
+          <w:i/>
+          <w:color w:val="3A3A3A"/>
+          <w:sz w:val="22"/>
+        </w:rPr>
+        <w:t>Được chứ, đây nè.</w:t>
+      </w:r>
+    </w:p>
+    <w:p>
+      <w:pPr>
+        <w:spacing w:after="160" w:line="312" w:lineRule="auto"/>
+      </w:pPr>
+      <w:r>
+        <w:rPr>
+          <w:rFonts w:ascii="Calibri" w:hAnsi="Calibri"/>
+          <w:b/>
+          <w:color w:val="1F3864"/>
+          <w:sz w:val="22"/>
+        </w:rPr>
+        <w:t xml:space="preserve">Ms Lan: </w:t>
+      </w:r>
+      <w:r>
+        <w:rPr>
+          <w:rFonts w:ascii="Calibri" w:hAnsi="Calibri"/>
+          <w:sz w:val="22"/>
+        </w:rPr>
+        <w:t xml:space="preserve">Thank you.  </w:t>
+      </w:r>
+      <w:r>
+        <w:rPr>
+          <w:rFonts w:ascii="Calibri" w:hAnsi="Calibri"/>
+          <w:i/>
+          <w:color w:val="3A3A3A"/>
+          <w:sz w:val="22"/>
+        </w:rPr>
+        <w:t>Cảm ơn anh.</w:t>
+      </w:r>
+    </w:p>
+    <w:p>
+      <w:pPr>
+        <w:spacing w:after="160" w:line="312" w:lineRule="auto"/>
+      </w:pPr>
+      <w:r>
+        <w:rPr>
+          <w:rFonts w:ascii="Calibri" w:hAnsi="Calibri"/>
+          <w:b/>
+          <w:color w:val="1F3864"/>
+          <w:sz w:val="22"/>
+        </w:rPr>
+        <w:t xml:space="preserve">Mr Michael: </w:t>
+      </w:r>
+      <w:r>
+        <w:rPr>
+          <w:rFonts w:ascii="Calibri" w:hAnsi="Calibri"/>
+          <w:sz w:val="22"/>
+        </w:rPr>
+        <w:t xml:space="preserve">Anytime.  </w:t>
+      </w:r>
+      <w:r>
+        <w:rPr>
+          <w:rFonts w:ascii="Calibri" w:hAnsi="Calibri"/>
+          <w:i/>
+          <w:color w:val="3A3A3A"/>
+          <w:sz w:val="22"/>
+        </w:rPr>
+        <w:t>Lúc nào cũng được.</w:t>
+      </w:r>
+    </w:p>
+    <w:p>
+      <w:pPr>
+        <w:sectPr>
+          <w:footerReference w:type="default" r:id="rId41"/>
+          <w:pgSz w:w="11906" w:h="16838"/>
+          <w:pgMar w:top="1020" w:right="1134" w:bottom="1020" w:left="1134" w:header="720" w:footer="720" w:gutter="0"/>
+          <w:cols w:space="720"/>
+          <w:docGrid w:linePitch="360"/>
+        </w:sectPr>
+      </w:pPr>
+    </w:p>
+    <w:p>
+      <w:pPr>
+        <w:jc w:val="center"/>
+      </w:pPr>
+      <w:r>
+        <w:rPr>
+          <w:rFonts w:ascii="Arial" w:hAnsi="Arial"/>
+          <w:b/>
+          <w:color w:val="1F3864"/>
+          <w:sz w:val="24"/>
+        </w:rPr>
+        <w:t>EVERYDAY ENGLISH REFLEX</w:t>
+      </w:r>
+    </w:p>
+    <w:p>
+      <w:pPr>
+        <w:spacing w:after="160"/>
+        <w:jc w:val="center"/>
+      </w:pPr>
+      <w:r>
+        <w:rPr>
+          <w:rFonts w:ascii="Arial" w:hAnsi="Arial"/>
+          <w:i/>
+          <w:color w:val="444444"/>
+          <w:sz w:val="19"/>
+        </w:rPr>
+        <w:t>GIAO TIẾP PHẢN XẠ THỰC TẾ</w:t>
+      </w:r>
+    </w:p>
+    <w:tbl>
+      <w:tblPr>
+        <w:tblW w:type="auto" w:w="0"/>
+        <w:jc w:val="center"/>
+        <w:tblLayout w:type="fixed"/>
+        <w:tblLook w:firstColumn="1" w:firstRow="1" w:lastColumn="0" w:lastRow="0" w:noHBand="0" w:noVBand="1" w:val="04A0"/>
+      </w:tblPr>
+      <w:tblGrid>
+        <w:gridCol w:w="4819"/>
+        <w:gridCol w:w="4819"/>
+      </w:tblGrid>
+      <w:tr>
+        <w:tc>
+          <w:tcPr>
+            <w:tcW w:type="dxa" w:w="1814"/>
+            <w:shd w:val="clear" w:color="auto" w:fill="1F3864"/>
+          </w:tcPr>
+          <w:p>
+            <w:pPr>
+              <w:jc w:val="center"/>
+            </w:pPr>
+            <w:r>
+              <w:rPr>
+                <w:rFonts w:ascii="Arial" w:hAnsi="Arial"/>
+                <w:b/>
+                <w:color w:val="FFFFFF"/>
+                <w:sz w:val="24"/>
+              </w:rPr>
+              <w:t>A0 / Pre-A1</w:t>
+            </w:r>
+          </w:p>
+          <w:p>
+            <w:pPr>
+              <w:jc w:val="center"/>
+            </w:pPr>
+            <w:r>
+              <w:rPr>
+                <w:rFonts w:ascii="Arial" w:hAnsi="Arial"/>
+                <w:color w:val="FFFFFF"/>
+                <w:sz w:val="16"/>
+              </w:rPr>
+              <w:t>LESSON 0034</w:t>
+            </w:r>
+          </w:p>
+        </w:tc>
+        <w:tc>
+          <w:tcPr>
+            <w:tcW w:type="dxa" w:w="7824"/>
+            <w:shd w:val="clear" w:color="auto" w:fill="D9E2F3"/>
+          </w:tcPr>
+          <w:p>
+            <w:r>
+              <w:rPr>
+                <w:rFonts w:ascii="Arial" w:hAnsi="Arial"/>
+                <w:b/>
+                <w:color w:val="1F3864"/>
+                <w:sz w:val="30"/>
+              </w:rPr>
+              <w:t>Recognising and Responding to a Routine Everyday Need Involving Workplace Everyday Communication</w:t>
+            </w:r>
+          </w:p>
+          <w:p>
+            <w:r>
+              <w:rPr>
+                <w:rFonts w:ascii="Arial" w:hAnsi="Arial"/>
+                <w:i/>
+                <w:color w:val="333333"/>
+                <w:sz w:val="22"/>
+              </w:rPr>
+              <w:t>Giao tiếp nền tảng: workplace everyday communication — a routine everyday need involving workplace everyday communication</w:t>
+            </w:r>
+          </w:p>
+        </w:tc>
+      </w:tr>
+    </w:tbl>
+    <w:p>
+      <w:pPr>
+        <w:spacing w:after="40"/>
+      </w:pPr>
+    </w:p>
+    <w:p>
+      <w:pPr>
+        <w:spacing w:after="160"/>
+      </w:pPr>
+      <w:r>
+        <w:rPr>
+          <w:rFonts w:ascii="Calibri" w:hAnsi="Calibri"/>
+          <w:i/>
+          <w:color w:val="555555"/>
+          <w:sz w:val="19"/>
+        </w:rPr>
+        <w:t>Ms Lan asks Ms Grace for a short break.</w:t>
+      </w:r>
+      <w:r>
+        <w:rPr>
+          <w:rFonts w:ascii="Calibri" w:hAnsi="Calibri"/>
+          <w:i/>
+          <w:color w:val="777777"/>
+          <w:sz w:val="19"/>
+        </w:rPr>
+        <w:t xml:space="preserve">  Chị Lan xin chị Grace cho nghỉ một chút.</w:t>
+      </w:r>
+    </w:p>
+    <w:p>
+      <w:pPr>
+        <w:spacing w:after="160" w:line="312" w:lineRule="auto"/>
+      </w:pPr>
+      <w:r>
+        <w:rPr>
+          <w:rFonts w:ascii="Calibri" w:hAnsi="Calibri"/>
+          <w:b/>
+          <w:color w:val="1F3864"/>
+          <w:sz w:val="22"/>
+        </w:rPr>
+        <w:t xml:space="preserve">Ms Lan: </w:t>
+      </w:r>
+      <w:r>
+        <w:rPr>
+          <w:rFonts w:ascii="Calibri" w:hAnsi="Calibri"/>
+          <w:sz w:val="22"/>
+        </w:rPr>
+        <w:t xml:space="preserve">Grace, can I take a short break?  </w:t>
+      </w:r>
+      <w:r>
+        <w:rPr>
+          <w:rFonts w:ascii="Calibri" w:hAnsi="Calibri"/>
+          <w:i/>
+          <w:color w:val="3A3A3A"/>
+          <w:sz w:val="22"/>
+        </w:rPr>
+        <w:t>Grace này, tôi nghỉ một chút được không?</w:t>
+      </w:r>
+    </w:p>
+    <w:p>
+      <w:pPr>
+        <w:spacing w:after="160" w:line="312" w:lineRule="auto"/>
+      </w:pPr>
+      <w:r>
+        <w:rPr>
+          <w:rFonts w:ascii="Calibri" w:hAnsi="Calibri"/>
+          <w:b/>
+          <w:color w:val="1F3864"/>
+          <w:sz w:val="22"/>
+        </w:rPr>
+        <w:t xml:space="preserve">Ms Grace: </w:t>
+      </w:r>
+      <w:r>
+        <w:rPr>
+          <w:rFonts w:ascii="Calibri" w:hAnsi="Calibri"/>
+          <w:sz w:val="22"/>
+        </w:rPr>
+        <w:t xml:space="preserve">Yes, of course.  </w:t>
+      </w:r>
+      <w:r>
+        <w:rPr>
+          <w:rFonts w:ascii="Calibri" w:hAnsi="Calibri"/>
+          <w:i/>
+          <w:color w:val="3A3A3A"/>
+          <w:sz w:val="22"/>
+        </w:rPr>
+        <w:t>Được chứ ạ.</w:t>
+      </w:r>
+    </w:p>
+    <w:p>
+      <w:pPr>
+        <w:spacing w:after="160" w:line="312" w:lineRule="auto"/>
+      </w:pPr>
+      <w:r>
+        <w:rPr>
+          <w:rFonts w:ascii="Calibri" w:hAnsi="Calibri"/>
+          <w:b/>
+          <w:color w:val="1F3864"/>
+          <w:sz w:val="22"/>
+        </w:rPr>
+        <w:t xml:space="preserve">Ms Lan: </w:t>
+      </w:r>
+      <w:r>
+        <w:rPr>
+          <w:rFonts w:ascii="Calibri" w:hAnsi="Calibri"/>
+          <w:sz w:val="22"/>
+        </w:rPr>
+        <w:t xml:space="preserve">Thank you.  </w:t>
+      </w:r>
+      <w:r>
+        <w:rPr>
+          <w:rFonts w:ascii="Calibri" w:hAnsi="Calibri"/>
+          <w:i/>
+          <w:color w:val="3A3A3A"/>
+          <w:sz w:val="22"/>
+        </w:rPr>
+        <w:t>Cảm ơn chị.</w:t>
+      </w:r>
+    </w:p>
+    <w:p>
+      <w:pPr>
+        <w:spacing w:after="160" w:line="312" w:lineRule="auto"/>
+      </w:pPr>
+      <w:r>
+        <w:rPr>
+          <w:rFonts w:ascii="Calibri" w:hAnsi="Calibri"/>
+          <w:b/>
+          <w:color w:val="1F3864"/>
+          <w:sz w:val="22"/>
+        </w:rPr>
+        <w:t xml:space="preserve">Ms Grace: </w:t>
+      </w:r>
+      <w:r>
+        <w:rPr>
+          <w:rFonts w:ascii="Calibri" w:hAnsi="Calibri"/>
+          <w:sz w:val="22"/>
+        </w:rPr>
+        <w:t xml:space="preserve">Take your time.  </w:t>
+      </w:r>
+      <w:r>
+        <w:rPr>
+          <w:rFonts w:ascii="Calibri" w:hAnsi="Calibri"/>
+          <w:i/>
+          <w:color w:val="3A3A3A"/>
+          <w:sz w:val="22"/>
+        </w:rPr>
+        <w:t>Chị cứ từ từ.</w:t>
+      </w:r>
+    </w:p>
+    <w:p>
+      <w:pPr>
+        <w:sectPr>
+          <w:footerReference w:type="default" r:id="rId42"/>
+          <w:pgSz w:w="11906" w:h="16838"/>
+          <w:pgMar w:top="1020" w:right="1134" w:bottom="1020" w:left="1134" w:header="720" w:footer="720" w:gutter="0"/>
+          <w:cols w:space="720"/>
+          <w:docGrid w:linePitch="360"/>
+        </w:sectPr>
+      </w:pPr>
+    </w:p>
+    <w:p>
+      <w:pPr>
+        <w:jc w:val="center"/>
+      </w:pPr>
+      <w:r>
+        <w:rPr>
+          <w:rFonts w:ascii="Arial" w:hAnsi="Arial"/>
+          <w:b/>
+          <w:color w:val="1F3864"/>
+          <w:sz w:val="24"/>
+        </w:rPr>
+        <w:t>EVERYDAY ENGLISH REFLEX</w:t>
+      </w:r>
+    </w:p>
+    <w:p>
+      <w:pPr>
+        <w:spacing w:after="160"/>
+        <w:jc w:val="center"/>
+      </w:pPr>
+      <w:r>
+        <w:rPr>
+          <w:rFonts w:ascii="Arial" w:hAnsi="Arial"/>
+          <w:i/>
+          <w:color w:val="444444"/>
+          <w:sz w:val="19"/>
+        </w:rPr>
+        <w:t>GIAO TIẾP PHẢN XẠ THỰC TẾ</w:t>
+      </w:r>
+    </w:p>
+    <w:tbl>
+      <w:tblPr>
+        <w:tblW w:type="auto" w:w="0"/>
+        <w:jc w:val="center"/>
+        <w:tblLayout w:type="fixed"/>
+        <w:tblLook w:firstColumn="1" w:firstRow="1" w:lastColumn="0" w:lastRow="0" w:noHBand="0" w:noVBand="1" w:val="04A0"/>
+      </w:tblPr>
+      <w:tblGrid>
+        <w:gridCol w:w="4819"/>
+        <w:gridCol w:w="4819"/>
+      </w:tblGrid>
+      <w:tr>
+        <w:tc>
+          <w:tcPr>
+            <w:tcW w:type="dxa" w:w="1814"/>
+            <w:shd w:val="clear" w:color="auto" w:fill="1F3864"/>
+          </w:tcPr>
+          <w:p>
+            <w:pPr>
+              <w:jc w:val="center"/>
+            </w:pPr>
+            <w:r>
+              <w:rPr>
+                <w:rFonts w:ascii="Arial" w:hAnsi="Arial"/>
+                <w:b/>
+                <w:color w:val="FFFFFF"/>
+                <w:sz w:val="24"/>
+              </w:rPr>
+              <w:t>A0 / Pre-A1</w:t>
+            </w:r>
+          </w:p>
+          <w:p>
+            <w:pPr>
+              <w:jc w:val="center"/>
+            </w:pPr>
+            <w:r>
+              <w:rPr>
+                <w:rFonts w:ascii="Arial" w:hAnsi="Arial"/>
+                <w:color w:val="FFFFFF"/>
+                <w:sz w:val="16"/>
+              </w:rPr>
+              <w:t>LESSON 0035</w:t>
+            </w:r>
+          </w:p>
+        </w:tc>
+        <w:tc>
+          <w:tcPr>
+            <w:tcW w:type="dxa" w:w="7824"/>
+            <w:shd w:val="clear" w:color="auto" w:fill="D9E2F3"/>
+          </w:tcPr>
+          <w:p>
+            <w:r>
+              <w:rPr>
+                <w:rFonts w:ascii="Arial" w:hAnsi="Arial"/>
+                <w:b/>
+                <w:color w:val="1F3864"/>
+                <w:sz w:val="30"/>
+              </w:rPr>
+              <w:t>Recognising and Responding to a Routine Everyday Need Involving Phone Calls</w:t>
+            </w:r>
+          </w:p>
+          <w:p>
+            <w:r>
+              <w:rPr>
+                <w:rFonts w:ascii="Arial" w:hAnsi="Arial"/>
+                <w:i/>
+                <w:color w:val="333333"/>
+                <w:sz w:val="22"/>
+              </w:rPr>
+              <w:t>Giao tiếp nền tảng: phone calls — a routine everyday need involving phone calls</w:t>
+            </w:r>
+          </w:p>
+        </w:tc>
+      </w:tr>
+    </w:tbl>
+    <w:p>
+      <w:pPr>
+        <w:spacing w:after="40"/>
+      </w:pPr>
+    </w:p>
+    <w:p>
+      <w:pPr>
+        <w:spacing w:after="160"/>
+      </w:pPr>
+      <w:r>
+        <w:rPr>
+          <w:rFonts w:ascii="Calibri" w:hAnsi="Calibri"/>
+          <w:i/>
+          <w:color w:val="555555"/>
+          <w:sz w:val="19"/>
+        </w:rPr>
+        <w:t>Mr Henry asks Ms Lan if he can call her back later.</w:t>
+      </w:r>
+      <w:r>
+        <w:rPr>
+          <w:rFonts w:ascii="Calibri" w:hAnsi="Calibri"/>
+          <w:i/>
+          <w:color w:val="777777"/>
+          <w:sz w:val="19"/>
+        </w:rPr>
+        <w:t xml:space="preserve">  Anh Henry hỏi có thể gọi lại cho chị Lan sau không.</w:t>
+      </w:r>
+    </w:p>
+    <w:p>
+      <w:pPr>
+        <w:spacing w:after="160" w:line="312" w:lineRule="auto"/>
+      </w:pPr>
+      <w:r>
+        <w:rPr>
+          <w:rFonts w:ascii="Calibri" w:hAnsi="Calibri"/>
+          <w:b/>
+          <w:color w:val="1F3864"/>
+          <w:sz w:val="22"/>
+        </w:rPr>
+        <w:t xml:space="preserve">Mr Henry: </w:t>
+      </w:r>
+      <w:r>
+        <w:rPr>
+          <w:rFonts w:ascii="Calibri" w:hAnsi="Calibri"/>
+          <w:sz w:val="22"/>
+        </w:rPr>
+        <w:t xml:space="preserve">Lan, can I call you back later?  </w:t>
+      </w:r>
+      <w:r>
+        <w:rPr>
+          <w:rFonts w:ascii="Calibri" w:hAnsi="Calibri"/>
+          <w:i/>
+          <w:color w:val="3A3A3A"/>
+          <w:sz w:val="22"/>
+        </w:rPr>
+        <w:t>Lan này, lát nữa anh gọi lại cho chị được không?</w:t>
+      </w:r>
+    </w:p>
+    <w:p>
+      <w:pPr>
+        <w:spacing w:after="160" w:line="312" w:lineRule="auto"/>
+      </w:pPr>
+      <w:r>
+        <w:rPr>
+          <w:rFonts w:ascii="Calibri" w:hAnsi="Calibri"/>
+          <w:b/>
+          <w:color w:val="1F3864"/>
+          <w:sz w:val="22"/>
+        </w:rPr>
+        <w:t xml:space="preserve">Ms Lan: </w:t>
+      </w:r>
+      <w:r>
+        <w:rPr>
+          <w:rFonts w:ascii="Calibri" w:hAnsi="Calibri"/>
+          <w:sz w:val="22"/>
+        </w:rPr>
+        <w:t xml:space="preserve">Yes, that is fine.  </w:t>
+      </w:r>
+      <w:r>
+        <w:rPr>
+          <w:rFonts w:ascii="Calibri" w:hAnsi="Calibri"/>
+          <w:i/>
+          <w:color w:val="3A3A3A"/>
+          <w:sz w:val="22"/>
+        </w:rPr>
+        <w:t>Được, vậy cũng được.</w:t>
+      </w:r>
+    </w:p>
+    <w:p>
+      <w:pPr>
+        <w:spacing w:after="160" w:line="312" w:lineRule="auto"/>
+      </w:pPr>
+      <w:r>
+        <w:rPr>
+          <w:rFonts w:ascii="Calibri" w:hAnsi="Calibri"/>
+          <w:b/>
+          <w:color w:val="1F3864"/>
+          <w:sz w:val="22"/>
+        </w:rPr>
+        <w:t xml:space="preserve">Mr Henry: </w:t>
+      </w:r>
+      <w:r>
+        <w:rPr>
+          <w:rFonts w:ascii="Calibri" w:hAnsi="Calibri"/>
+          <w:sz w:val="22"/>
+        </w:rPr>
+        <w:t xml:space="preserve">Thank you. Talk soon.  </w:t>
+      </w:r>
+      <w:r>
+        <w:rPr>
+          <w:rFonts w:ascii="Calibri" w:hAnsi="Calibri"/>
+          <w:i/>
+          <w:color w:val="3A3A3A"/>
+          <w:sz w:val="22"/>
+        </w:rPr>
+        <w:t>Cảm ơn chị. Nói chuyện sau nhé.</w:t>
+      </w:r>
+    </w:p>
+    <w:p>
+      <w:pPr>
+        <w:spacing w:after="160" w:line="312" w:lineRule="auto"/>
+      </w:pPr>
+      <w:r>
+        <w:rPr>
+          <w:rFonts w:ascii="Calibri" w:hAnsi="Calibri"/>
+          <w:b/>
+          <w:color w:val="1F3864"/>
+          <w:sz w:val="22"/>
+        </w:rPr>
+        <w:t xml:space="preserve">Ms Lan: </w:t>
+      </w:r>
+      <w:r>
+        <w:rPr>
+          <w:rFonts w:ascii="Calibri" w:hAnsi="Calibri"/>
+          <w:sz w:val="22"/>
+        </w:rPr>
+        <w:t xml:space="preserve">All right, bye for now.  </w:t>
+      </w:r>
+      <w:r>
+        <w:rPr>
+          <w:rFonts w:ascii="Calibri" w:hAnsi="Calibri"/>
+          <w:i/>
+          <w:color w:val="3A3A3A"/>
+          <w:sz w:val="22"/>
+        </w:rPr>
+        <w:t>Được rồi, tạm biệt anh nhé.</w:t>
+      </w:r>
+    </w:p>
+    <w:p>
+      <w:pPr>
+        <w:sectPr>
+          <w:footerReference w:type="default" r:id="rId43"/>
+          <w:pgSz w:w="11906" w:h="16838"/>
+          <w:pgMar w:top="1020" w:right="1134" w:bottom="1020" w:left="1134" w:header="720" w:footer="720" w:gutter="0"/>
+          <w:cols w:space="720"/>
+          <w:docGrid w:linePitch="360"/>
+        </w:sectPr>
+      </w:pPr>
+    </w:p>
+    <w:p>
+      <w:pPr>
+        <w:jc w:val="center"/>
+      </w:pPr>
+      <w:r>
+        <w:rPr>
+          <w:rFonts w:ascii="Arial" w:hAnsi="Arial"/>
+          <w:b/>
+          <w:color w:val="1F3864"/>
+          <w:sz w:val="24"/>
+        </w:rPr>
+        <w:t>EVERYDAY ENGLISH REFLEX</w:t>
+      </w:r>
+    </w:p>
+    <w:p>
+      <w:pPr>
+        <w:spacing w:after="160"/>
+        <w:jc w:val="center"/>
+      </w:pPr>
+      <w:r>
+        <w:rPr>
+          <w:rFonts w:ascii="Arial" w:hAnsi="Arial"/>
+          <w:i/>
+          <w:color w:val="444444"/>
+          <w:sz w:val="19"/>
+        </w:rPr>
+        <w:t>GIAO TIẾP PHẢN XẠ THỰC TẾ</w:t>
+      </w:r>
+    </w:p>
+    <w:tbl>
+      <w:tblPr>
+        <w:tblW w:type="auto" w:w="0"/>
+        <w:jc w:val="center"/>
+        <w:tblLayout w:type="fixed"/>
+        <w:tblLook w:firstColumn="1" w:firstRow="1" w:lastColumn="0" w:lastRow="0" w:noHBand="0" w:noVBand="1" w:val="04A0"/>
+      </w:tblPr>
+      <w:tblGrid>
+        <w:gridCol w:w="4819"/>
+        <w:gridCol w:w="4819"/>
+      </w:tblGrid>
+      <w:tr>
+        <w:tc>
+          <w:tcPr>
+            <w:tcW w:type="dxa" w:w="1814"/>
+            <w:shd w:val="clear" w:color="auto" w:fill="1F3864"/>
+          </w:tcPr>
+          <w:p>
+            <w:pPr>
+              <w:jc w:val="center"/>
+            </w:pPr>
+            <w:r>
+              <w:rPr>
+                <w:rFonts w:ascii="Arial" w:hAnsi="Arial"/>
+                <w:b/>
+                <w:color w:val="FFFFFF"/>
+                <w:sz w:val="24"/>
+              </w:rPr>
+              <w:t>A0 / Pre-A1</w:t>
+            </w:r>
+          </w:p>
+          <w:p>
+            <w:pPr>
+              <w:jc w:val="center"/>
+            </w:pPr>
+            <w:r>
+              <w:rPr>
+                <w:rFonts w:ascii="Arial" w:hAnsi="Arial"/>
+                <w:color w:val="FFFFFF"/>
+                <w:sz w:val="16"/>
+              </w:rPr>
+              <w:t>LESSON 0036</w:t>
+            </w:r>
+          </w:p>
+        </w:tc>
+        <w:tc>
+          <w:tcPr>
+            <w:tcW w:type="dxa" w:w="7824"/>
+            <w:shd w:val="clear" w:color="auto" w:fill="D9E2F3"/>
+          </w:tcPr>
+          <w:p>
+            <w:r>
+              <w:rPr>
+                <w:rFonts w:ascii="Arial" w:hAnsi="Arial"/>
+                <w:b/>
+                <w:color w:val="1F3864"/>
+                <w:sz w:val="30"/>
+              </w:rPr>
+              <w:t>Recognising and Responding to a Routine Everyday Need Involving Messages and Everyday Digital Communication</w:t>
+            </w:r>
+          </w:p>
+          <w:p>
+            <w:r>
+              <w:rPr>
+                <w:rFonts w:ascii="Arial" w:hAnsi="Arial"/>
+                <w:i/>
+                <w:color w:val="333333"/>
+                <w:sz w:val="22"/>
+              </w:rPr>
+              <w:t>Giao tiếp nền tảng: messages &amp; everyday digital communication — a routine everyday need involving messages &amp; everyday digital communication</w:t>
+            </w:r>
+          </w:p>
+        </w:tc>
+      </w:tr>
+    </w:tbl>
+    <w:p>
+      <w:pPr>
+        <w:spacing w:after="40"/>
+      </w:pPr>
+    </w:p>
+    <w:p>
+      <w:pPr>
+        <w:spacing w:after="160"/>
+      </w:pPr>
+      <w:r>
+        <w:rPr>
+          <w:rFonts w:ascii="Calibri" w:hAnsi="Calibri"/>
+          <w:i/>
+          <w:color w:val="555555"/>
+          <w:sz w:val="19"/>
+        </w:rPr>
+        <w:t>Ms Lan asks Ms Anna to send her a photo.</w:t>
+      </w:r>
+      <w:r>
+        <w:rPr>
+          <w:rFonts w:ascii="Calibri" w:hAnsi="Calibri"/>
+          <w:i/>
+          <w:color w:val="777777"/>
+          <w:sz w:val="19"/>
+        </w:rPr>
+        <w:t xml:space="preserve">  Chị Lan nhờ chị Anna gửi cho mình một tấm ảnh.</w:t>
+      </w:r>
+    </w:p>
+    <w:p>
+      <w:pPr>
+        <w:spacing w:after="160" w:line="312" w:lineRule="auto"/>
+      </w:pPr>
+      <w:r>
+        <w:rPr>
+          <w:rFonts w:ascii="Calibri" w:hAnsi="Calibri"/>
+          <w:b/>
+          <w:color w:val="1F3864"/>
+          <w:sz w:val="22"/>
+        </w:rPr>
+        <w:t xml:space="preserve">Ms Lan: </w:t>
+      </w:r>
+      <w:r>
+        <w:rPr>
+          <w:rFonts w:ascii="Calibri" w:hAnsi="Calibri"/>
+          <w:sz w:val="22"/>
+        </w:rPr>
+        <w:t xml:space="preserve">Anna, can you send me the photo?  </w:t>
+      </w:r>
+      <w:r>
+        <w:rPr>
+          <w:rFonts w:ascii="Calibri" w:hAnsi="Calibri"/>
+          <w:i/>
+          <w:color w:val="3A3A3A"/>
+          <w:sz w:val="22"/>
+        </w:rPr>
+        <w:t>Anna này, chị gửi tấm ảnh cho tôi được không?</w:t>
+      </w:r>
+    </w:p>
+    <w:p>
+      <w:pPr>
+        <w:spacing w:after="160" w:line="312" w:lineRule="auto"/>
+      </w:pPr>
+      <w:r>
+        <w:rPr>
+          <w:rFonts w:ascii="Calibri" w:hAnsi="Calibri"/>
+          <w:b/>
+          <w:color w:val="1F3864"/>
+          <w:sz w:val="22"/>
+        </w:rPr>
+        <w:t xml:space="preserve">Ms Anna: </w:t>
+      </w:r>
+      <w:r>
+        <w:rPr>
+          <w:rFonts w:ascii="Calibri" w:hAnsi="Calibri"/>
+          <w:sz w:val="22"/>
+        </w:rPr>
+        <w:t xml:space="preserve">Yes, I will send it now.  </w:t>
+      </w:r>
+      <w:r>
+        <w:rPr>
+          <w:rFonts w:ascii="Calibri" w:hAnsi="Calibri"/>
+          <w:i/>
+          <w:color w:val="3A3A3A"/>
+          <w:sz w:val="22"/>
+        </w:rPr>
+        <w:t>Được, tôi gửi ngay đây.</w:t>
+      </w:r>
+    </w:p>
+    <w:p>
+      <w:pPr>
+        <w:spacing w:after="160" w:line="312" w:lineRule="auto"/>
+      </w:pPr>
+      <w:r>
+        <w:rPr>
+          <w:rFonts w:ascii="Calibri" w:hAnsi="Calibri"/>
+          <w:b/>
+          <w:color w:val="1F3864"/>
+          <w:sz w:val="22"/>
+        </w:rPr>
+        <w:t xml:space="preserve">Ms Lan: </w:t>
+      </w:r>
+      <w:r>
+        <w:rPr>
+          <w:rFonts w:ascii="Calibri" w:hAnsi="Calibri"/>
+          <w:sz w:val="22"/>
+        </w:rPr>
+        <w:t xml:space="preserve">Thank you.  </w:t>
+      </w:r>
+      <w:r>
+        <w:rPr>
+          <w:rFonts w:ascii="Calibri" w:hAnsi="Calibri"/>
+          <w:i/>
+          <w:color w:val="3A3A3A"/>
+          <w:sz w:val="22"/>
+        </w:rPr>
+        <w:t>Cảm ơn chị.</w:t>
+      </w:r>
+    </w:p>
+    <w:p>
+      <w:pPr>
+        <w:spacing w:after="160" w:line="312" w:lineRule="auto"/>
+      </w:pPr>
+      <w:r>
+        <w:rPr>
+          <w:rFonts w:ascii="Calibri" w:hAnsi="Calibri"/>
+          <w:b/>
+          <w:color w:val="1F3864"/>
+          <w:sz w:val="22"/>
+        </w:rPr>
+        <w:t xml:space="preserve">Ms Anna: </w:t>
+      </w:r>
+      <w:r>
+        <w:rPr>
+          <w:rFonts w:ascii="Calibri" w:hAnsi="Calibri"/>
+          <w:sz w:val="22"/>
+        </w:rPr>
+        <w:t xml:space="preserve">Of course.  </w:t>
+      </w:r>
+      <w:r>
+        <w:rPr>
+          <w:rFonts w:ascii="Calibri" w:hAnsi="Calibri"/>
+          <w:i/>
+          <w:color w:val="3A3A3A"/>
+          <w:sz w:val="22"/>
+        </w:rPr>
+        <w:t>Có gì đâu.</w:t>
+      </w:r>
+    </w:p>
+    <w:p>
+      <w:pPr>
+        <w:sectPr>
+          <w:footerReference w:type="default" r:id="rId44"/>
+          <w:pgSz w:w="11906" w:h="16838"/>
+          <w:pgMar w:top="1020" w:right="1134" w:bottom="1020" w:left="1134" w:header="720" w:footer="720" w:gutter="0"/>
+          <w:cols w:space="720"/>
+          <w:docGrid w:linePitch="360"/>
+        </w:sectPr>
+      </w:pPr>
+    </w:p>
+    <w:p>
+      <w:pPr>
+        <w:jc w:val="center"/>
+      </w:pPr>
+      <w:r>
+        <w:rPr>
+          <w:rFonts w:ascii="Arial" w:hAnsi="Arial"/>
+          <w:b/>
+          <w:color w:val="1F3864"/>
+          <w:sz w:val="24"/>
+        </w:rPr>
+        <w:t>EVERYDAY ENGLISH REFLEX</w:t>
+      </w:r>
+    </w:p>
+    <w:p>
+      <w:pPr>
+        <w:spacing w:after="160"/>
+        <w:jc w:val="center"/>
+      </w:pPr>
+      <w:r>
+        <w:rPr>
+          <w:rFonts w:ascii="Arial" w:hAnsi="Arial"/>
+          <w:i/>
+          <w:color w:val="444444"/>
+          <w:sz w:val="19"/>
+        </w:rPr>
+        <w:t>GIAO TIẾP PHẢN XẠ THỰC TẾ</w:t>
+      </w:r>
+    </w:p>
+    <w:tbl>
+      <w:tblPr>
+        <w:tblW w:type="auto" w:w="0"/>
+        <w:jc w:val="center"/>
+        <w:tblLayout w:type="fixed"/>
+        <w:tblLook w:firstColumn="1" w:firstRow="1" w:lastColumn="0" w:lastRow="0" w:noHBand="0" w:noVBand="1" w:val="04A0"/>
+      </w:tblPr>
+      <w:tblGrid>
+        <w:gridCol w:w="4819"/>
+        <w:gridCol w:w="4819"/>
+      </w:tblGrid>
+      <w:tr>
+        <w:tc>
+          <w:tcPr>
+            <w:tcW w:type="dxa" w:w="1814"/>
+            <w:shd w:val="clear" w:color="auto" w:fill="1F3864"/>
+          </w:tcPr>
+          <w:p>
+            <w:pPr>
+              <w:jc w:val="center"/>
+            </w:pPr>
+            <w:r>
+              <w:rPr>
+                <w:rFonts w:ascii="Arial" w:hAnsi="Arial"/>
+                <w:b/>
+                <w:color w:val="FFFFFF"/>
+                <w:sz w:val="24"/>
+              </w:rPr>
+              <w:t>A0 / Pre-A1</w:t>
+            </w:r>
+          </w:p>
+          <w:p>
+            <w:pPr>
+              <w:jc w:val="center"/>
+            </w:pPr>
+            <w:r>
+              <w:rPr>
+                <w:rFonts w:ascii="Arial" w:hAnsi="Arial"/>
+                <w:color w:val="FFFFFF"/>
+                <w:sz w:val="16"/>
+              </w:rPr>
+              <w:t>LESSON 0037</w:t>
+            </w:r>
+          </w:p>
+        </w:tc>
+        <w:tc>
+          <w:tcPr>
+            <w:tcW w:type="dxa" w:w="7824"/>
+            <w:shd w:val="clear" w:color="auto" w:fill="D9E2F3"/>
+          </w:tcPr>
+          <w:p>
+            <w:r>
+              <w:rPr>
+                <w:rFonts w:ascii="Arial" w:hAnsi="Arial"/>
+                <w:b/>
+                <w:color w:val="1F3864"/>
+                <w:sz w:val="30"/>
+              </w:rPr>
+              <w:t>Recognising and Responding to Where You Are From</w:t>
+            </w:r>
+          </w:p>
+          <w:p>
+            <w:r>
+              <w:rPr>
+                <w:rFonts w:ascii="Arial" w:hAnsi="Arial"/>
+                <w:i/>
+                <w:color w:val="333333"/>
+                <w:sz w:val="22"/>
+              </w:rPr>
+              <w:t>Giao tiếp nền tảng: personal identity &amp; introductions — where you are from</w:t>
+            </w:r>
+          </w:p>
+        </w:tc>
+      </w:tr>
+    </w:tbl>
+    <w:p>
+      <w:pPr>
+        <w:spacing w:after="40"/>
+      </w:pPr>
+    </w:p>
+    <w:p>
+      <w:pPr>
+        <w:spacing w:after="160"/>
+      </w:pPr>
+      <w:r>
+        <w:rPr>
+          <w:rFonts w:ascii="Calibri" w:hAnsi="Calibri"/>
+          <w:i/>
+          <w:color w:val="555555"/>
+          <w:sz w:val="19"/>
+        </w:rPr>
+        <w:t>Mr David asks Ms Lan where she is from.</w:t>
+      </w:r>
+      <w:r>
+        <w:rPr>
+          <w:rFonts w:ascii="Calibri" w:hAnsi="Calibri"/>
+          <w:i/>
+          <w:color w:val="777777"/>
+          <w:sz w:val="19"/>
+        </w:rPr>
+        <w:t xml:space="preserve">  Anh David hỏi chị Lan đến từ đâu.</w:t>
+      </w:r>
+    </w:p>
+    <w:p>
+      <w:pPr>
+        <w:spacing w:after="160" w:line="312" w:lineRule="auto"/>
+      </w:pPr>
+      <w:r>
+        <w:rPr>
+          <w:rFonts w:ascii="Calibri" w:hAnsi="Calibri"/>
+          <w:b/>
+          <w:color w:val="1F3864"/>
+          <w:sz w:val="22"/>
+        </w:rPr>
+        <w:t xml:space="preserve">Mr David: </w:t>
+      </w:r>
+      <w:r>
+        <w:rPr>
+          <w:rFonts w:ascii="Calibri" w:hAnsi="Calibri"/>
+          <w:sz w:val="22"/>
+        </w:rPr>
+        <w:t xml:space="preserve">Lan, where are you from?  </w:t>
+      </w:r>
+      <w:r>
+        <w:rPr>
+          <w:rFonts w:ascii="Calibri" w:hAnsi="Calibri"/>
+          <w:i/>
+          <w:color w:val="3A3A3A"/>
+          <w:sz w:val="22"/>
+        </w:rPr>
+        <w:t>Lan này, chị đến từ đâu vậy?</w:t>
+      </w:r>
+    </w:p>
+    <w:p>
+      <w:pPr>
+        <w:spacing w:after="160" w:line="312" w:lineRule="auto"/>
+      </w:pPr>
+      <w:r>
+        <w:rPr>
+          <w:rFonts w:ascii="Calibri" w:hAnsi="Calibri"/>
+          <w:b/>
+          <w:color w:val="1F3864"/>
+          <w:sz w:val="22"/>
+        </w:rPr>
+        <w:t xml:space="preserve">Ms Lan: </w:t>
+      </w:r>
+      <w:r>
+        <w:rPr>
+          <w:rFonts w:ascii="Calibri" w:hAnsi="Calibri"/>
+          <w:sz w:val="22"/>
+        </w:rPr>
+        <w:t xml:space="preserve">I am from Hanoi.  </w:t>
+      </w:r>
+      <w:r>
+        <w:rPr>
+          <w:rFonts w:ascii="Calibri" w:hAnsi="Calibri"/>
+          <w:i/>
+          <w:color w:val="3A3A3A"/>
+          <w:sz w:val="22"/>
+        </w:rPr>
+        <w:t>Tôi đến từ Hà Nội.</w:t>
+      </w:r>
+    </w:p>
+    <w:p>
+      <w:pPr>
+        <w:spacing w:after="160" w:line="312" w:lineRule="auto"/>
+      </w:pPr>
+      <w:r>
+        <w:rPr>
+          <w:rFonts w:ascii="Calibri" w:hAnsi="Calibri"/>
+          <w:b/>
+          <w:color w:val="1F3864"/>
+          <w:sz w:val="22"/>
+        </w:rPr>
+        <w:t xml:space="preserve">Mr David: </w:t>
+      </w:r>
+      <w:r>
+        <w:rPr>
+          <w:rFonts w:ascii="Calibri" w:hAnsi="Calibri"/>
+          <w:sz w:val="22"/>
+        </w:rPr>
+        <w:t xml:space="preserve">Hanoi. That is a nice city.  </w:t>
+      </w:r>
+      <w:r>
+        <w:rPr>
+          <w:rFonts w:ascii="Calibri" w:hAnsi="Calibri"/>
+          <w:i/>
+          <w:color w:val="3A3A3A"/>
+          <w:sz w:val="22"/>
+        </w:rPr>
+        <w:t>Hà Nội à. Thành phố đẹp đó.</w:t>
+      </w:r>
+    </w:p>
+    <w:p>
+      <w:pPr>
+        <w:spacing w:after="160" w:line="312" w:lineRule="auto"/>
+      </w:pPr>
+      <w:r>
+        <w:rPr>
+          <w:rFonts w:ascii="Calibri" w:hAnsi="Calibri"/>
+          <w:b/>
+          <w:color w:val="1F3864"/>
+          <w:sz w:val="22"/>
+        </w:rPr>
+        <w:t xml:space="preserve">Ms Lan: </w:t>
+      </w:r>
+      <w:r>
+        <w:rPr>
+          <w:rFonts w:ascii="Calibri" w:hAnsi="Calibri"/>
+          <w:sz w:val="22"/>
+        </w:rPr>
+        <w:t xml:space="preserve">Thank you, David.  </w:t>
+      </w:r>
+      <w:r>
+        <w:rPr>
+          <w:rFonts w:ascii="Calibri" w:hAnsi="Calibri"/>
+          <w:i/>
+          <w:color w:val="3A3A3A"/>
+          <w:sz w:val="22"/>
+        </w:rPr>
+        <w:t>Cảm ơn anh, David.</w:t>
+      </w:r>
+    </w:p>
     <w:sectPr>
-      <w:footerReference w:type="default" r:id="rId15"/>
+      <w:footerReference w:type="default" r:id="rId45"/>
       <w:pgSz w:w="11906" w:h="16838"/>
       <w:pgMar w:top="1020" w:right="1134" w:bottom="1020" w:left="1134" w:header="720" w:footer="720" w:gutter="0"/>
       <w:cols w:space="720"/>
@@ -2084,6 +9974,246 @@
 </file>
 
 <file path=word/footer1.xml><?xml version="1.0" encoding="utf-8"?>
+<w:ftr xmlns:m="http://schemas.openxmlformats.org/officeDocument/2006/math" xmlns:mc="http://schemas.openxmlformats.org/markup-compatibility/2006" xmlns:mo="http://schemas.microsoft.com/office/mac/office/2008/main" xmlns:mv="urn:schemas-microsoft-com:mac:vml" xmlns:o="urn:schemas-microsoft-com:office:office" xmlns:r="http://schemas.openxmlformats.org/officeDocument/2006/relationships" xmlns:v="urn:schemas-microsoft-com:vml" xmlns:w10="urn:schemas-microsoft-com:office:word" xmlns:w14="http://schemas.microsoft.com/office/word/2010/wordml" xmlns:w="http://schemas.openxmlformats.org/wordprocessingml/2006/main" xmlns:wne="http://schemas.microsoft.com/office/word/2006/wordml" xmlns:wp14="http://schemas.microsoft.com/office/word/2010/wordprocessingDrawing" xmlns:wp="http://schemas.openxmlformats.org/drawingml/2006/wordprocessingDrawing" xmlns:wpc="http://schemas.microsoft.com/office/word/2010/wordprocessingCanvas" xmlns:wpg="http://schemas.microsoft.com/office/word/2010/wordprocessingGroup" xmlns:wpi="http://schemas.microsoft.com/office/word/2010/wordprocessingInk" xmlns:wps="http://schemas.microsoft.com/office/word/2010/wordprocessingShape" mc:Ignorable="w14 wp14">
+  <w:p>
+    <w:pPr>
+      <w:pStyle w:val="Footer"/>
+      <w:jc w:val="center"/>
+    </w:pPr>
+    <w:r/>
+    <w:r>
+      <w:rPr>
+        <w:color w:val="666666"/>
+        <w:sz w:val="16"/>
+      </w:rPr>
+      <w:t xml:space="preserve">EVERYDAY ENGLISH REFLEX  •  Personal Identity  •  page </w:t>
+    </w:r>
+    <w:r>
+      <w:fldChar w:fldCharType="begin"/>
+      <w:instrText xml:space="preserve">PAGE</w:instrText>
+      <w:fldChar w:fldCharType="end"/>
+    </w:r>
+  </w:p>
+</w:ftr>
+</file>
+
+<file path=word/footer10.xml><?xml version="1.0" encoding="utf-8"?>
+<w:ftr xmlns:m="http://schemas.openxmlformats.org/officeDocument/2006/math" xmlns:mc="http://schemas.openxmlformats.org/markup-compatibility/2006" xmlns:mo="http://schemas.microsoft.com/office/mac/office/2008/main" xmlns:mv="urn:schemas-microsoft-com:mac:vml" xmlns:o="urn:schemas-microsoft-com:office:office" xmlns:r="http://schemas.openxmlformats.org/officeDocument/2006/relationships" xmlns:v="urn:schemas-microsoft-com:vml" xmlns:w10="urn:schemas-microsoft-com:office:word" xmlns:w14="http://schemas.microsoft.com/office/word/2010/wordml" xmlns:w="http://schemas.openxmlformats.org/wordprocessingml/2006/main" xmlns:wne="http://schemas.microsoft.com/office/word/2006/wordml" xmlns:wp14="http://schemas.microsoft.com/office/word/2010/wordprocessingDrawing" xmlns:wp="http://schemas.openxmlformats.org/drawingml/2006/wordprocessingDrawing" xmlns:wpc="http://schemas.microsoft.com/office/word/2010/wordprocessingCanvas" xmlns:wpg="http://schemas.microsoft.com/office/word/2010/wordprocessingGroup" xmlns:wpi="http://schemas.microsoft.com/office/word/2010/wordprocessingInk" xmlns:wps="http://schemas.microsoft.com/office/word/2010/wordprocessingShape" mc:Ignorable="w14 wp14">
+  <w:p>
+    <w:pPr>
+      <w:pStyle w:val="Footer"/>
+      <w:jc w:val="center"/>
+    </w:pPr>
+    <w:r/>
+    <w:r>
+      <w:rPr>
+        <w:color w:val="666666"/>
+        <w:sz w:val="16"/>
+      </w:rPr>
+      <w:t xml:space="preserve">EVERYDAY ENGLISH REFLEX  •  Transport  •  page </w:t>
+    </w:r>
+    <w:r>
+      <w:fldChar w:fldCharType="begin"/>
+      <w:instrText xml:space="preserve">PAGE</w:instrText>
+      <w:fldChar w:fldCharType="end"/>
+    </w:r>
+  </w:p>
+</w:ftr>
+</file>
+
+<file path=word/footer11.xml><?xml version="1.0" encoding="utf-8"?>
+<w:ftr xmlns:m="http://schemas.openxmlformats.org/officeDocument/2006/math" xmlns:mc="http://schemas.openxmlformats.org/markup-compatibility/2006" xmlns:mo="http://schemas.microsoft.com/office/mac/office/2008/main" xmlns:mv="urn:schemas-microsoft-com:mac:vml" xmlns:o="urn:schemas-microsoft-com:office:office" xmlns:r="http://schemas.openxmlformats.org/officeDocument/2006/relationships" xmlns:v="urn:schemas-microsoft-com:vml" xmlns:w10="urn:schemas-microsoft-com:office:word" xmlns:w14="http://schemas.microsoft.com/office/word/2010/wordml" xmlns:w="http://schemas.openxmlformats.org/wordprocessingml/2006/main" xmlns:wne="http://schemas.microsoft.com/office/word/2006/wordml" xmlns:wp14="http://schemas.microsoft.com/office/word/2010/wordprocessingDrawing" xmlns:wp="http://schemas.openxmlformats.org/drawingml/2006/wordprocessingDrawing" xmlns:wpc="http://schemas.microsoft.com/office/word/2010/wordprocessingCanvas" xmlns:wpg="http://schemas.microsoft.com/office/word/2010/wordprocessingGroup" xmlns:wpi="http://schemas.microsoft.com/office/word/2010/wordprocessingInk" xmlns:wps="http://schemas.microsoft.com/office/word/2010/wordprocessingShape" mc:Ignorable="w14 wp14">
+  <w:p>
+    <w:pPr>
+      <w:pStyle w:val="Footer"/>
+      <w:jc w:val="center"/>
+    </w:pPr>
+    <w:r/>
+    <w:r>
+      <w:rPr>
+        <w:color w:val="666666"/>
+        <w:sz w:val="16"/>
+      </w:rPr>
+      <w:t xml:space="preserve">EVERYDAY ENGLISH REFLEX  •  Transport  •  page </w:t>
+    </w:r>
+    <w:r>
+      <w:fldChar w:fldCharType="begin"/>
+      <w:instrText xml:space="preserve">PAGE</w:instrText>
+      <w:fldChar w:fldCharType="end"/>
+    </w:r>
+  </w:p>
+</w:ftr>
+</file>
+
+<file path=word/footer12.xml><?xml version="1.0" encoding="utf-8"?>
+<w:ftr xmlns:m="http://schemas.openxmlformats.org/officeDocument/2006/math" xmlns:mc="http://schemas.openxmlformats.org/markup-compatibility/2006" xmlns:mo="http://schemas.microsoft.com/office/mac/office/2008/main" xmlns:mv="urn:schemas-microsoft-com:mac:vml" xmlns:o="urn:schemas-microsoft-com:office:office" xmlns:r="http://schemas.openxmlformats.org/officeDocument/2006/relationships" xmlns:v="urn:schemas-microsoft-com:vml" xmlns:w10="urn:schemas-microsoft-com:office:word" xmlns:w14="http://schemas.microsoft.com/office/word/2010/wordml" xmlns:w="http://schemas.openxmlformats.org/wordprocessingml/2006/main" xmlns:wne="http://schemas.microsoft.com/office/word/2006/wordml" xmlns:wp14="http://schemas.microsoft.com/office/word/2010/wordprocessingDrawing" xmlns:wp="http://schemas.openxmlformats.org/drawingml/2006/wordprocessingDrawing" xmlns:wpc="http://schemas.microsoft.com/office/word/2010/wordprocessingCanvas" xmlns:wpg="http://schemas.microsoft.com/office/word/2010/wordprocessingGroup" xmlns:wpi="http://schemas.microsoft.com/office/word/2010/wordprocessingInk" xmlns:wps="http://schemas.microsoft.com/office/word/2010/wordprocessingShape" mc:Ignorable="w14 wp14">
+  <w:p>
+    <w:pPr>
+      <w:pStyle w:val="Footer"/>
+      <w:jc w:val="center"/>
+    </w:pPr>
+    <w:r/>
+    <w:r>
+      <w:rPr>
+        <w:color w:val="666666"/>
+        <w:sz w:val="16"/>
+      </w:rPr>
+      <w:t xml:space="preserve">EVERYDAY ENGLISH REFLEX  •  Mobility  •  page </w:t>
+    </w:r>
+    <w:r>
+      <w:fldChar w:fldCharType="begin"/>
+      <w:instrText xml:space="preserve">PAGE</w:instrText>
+      <w:fldChar w:fldCharType="end"/>
+    </w:r>
+  </w:p>
+</w:ftr>
+</file>
+
+<file path=word/footer13.xml><?xml version="1.0" encoding="utf-8"?>
+<w:ftr xmlns:m="http://schemas.openxmlformats.org/officeDocument/2006/math" xmlns:mc="http://schemas.openxmlformats.org/markup-compatibility/2006" xmlns:mo="http://schemas.microsoft.com/office/mac/office/2008/main" xmlns:mv="urn:schemas-microsoft-com:mac:vml" xmlns:o="urn:schemas-microsoft-com:office:office" xmlns:r="http://schemas.openxmlformats.org/officeDocument/2006/relationships" xmlns:v="urn:schemas-microsoft-com:vml" xmlns:w10="urn:schemas-microsoft-com:office:word" xmlns:w14="http://schemas.microsoft.com/office/word/2010/wordml" xmlns:w="http://schemas.openxmlformats.org/wordprocessingml/2006/main" xmlns:wne="http://schemas.microsoft.com/office/word/2006/wordml" xmlns:wp14="http://schemas.microsoft.com/office/word/2010/wordprocessingDrawing" xmlns:wp="http://schemas.openxmlformats.org/drawingml/2006/wordprocessingDrawing" xmlns:wpc="http://schemas.microsoft.com/office/word/2010/wordprocessingCanvas" xmlns:wpg="http://schemas.microsoft.com/office/word/2010/wordprocessingGroup" xmlns:wpi="http://schemas.microsoft.com/office/word/2010/wordprocessingInk" xmlns:wps="http://schemas.microsoft.com/office/word/2010/wordprocessingShape" mc:Ignorable="w14 wp14">
+  <w:p>
+    <w:pPr>
+      <w:pStyle w:val="Footer"/>
+      <w:jc w:val="center"/>
+    </w:pPr>
+    <w:r/>
+    <w:r>
+      <w:rPr>
+        <w:color w:val="666666"/>
+        <w:sz w:val="16"/>
+      </w:rPr>
+      <w:t xml:space="preserve">EVERYDAY ENGLISH REFLEX  •  Weather  •  page </w:t>
+    </w:r>
+    <w:r>
+      <w:fldChar w:fldCharType="begin"/>
+      <w:instrText xml:space="preserve">PAGE</w:instrText>
+      <w:fldChar w:fldCharType="end"/>
+    </w:r>
+  </w:p>
+</w:ftr>
+</file>
+
+<file path=word/footer14.xml><?xml version="1.0" encoding="utf-8"?>
+<w:ftr xmlns:m="http://schemas.openxmlformats.org/officeDocument/2006/math" xmlns:mc="http://schemas.openxmlformats.org/markup-compatibility/2006" xmlns:mo="http://schemas.microsoft.com/office/mac/office/2008/main" xmlns:mv="urn:schemas-microsoft-com:mac:vml" xmlns:o="urn:schemas-microsoft-com:office:office" xmlns:r="http://schemas.openxmlformats.org/officeDocument/2006/relationships" xmlns:v="urn:schemas-microsoft-com:vml" xmlns:w10="urn:schemas-microsoft-com:office:word" xmlns:w14="http://schemas.microsoft.com/office/word/2010/wordml" xmlns:w="http://schemas.openxmlformats.org/wordprocessingml/2006/main" xmlns:wne="http://schemas.microsoft.com/office/word/2006/wordml" xmlns:wp14="http://schemas.microsoft.com/office/word/2010/wordprocessingDrawing" xmlns:wp="http://schemas.openxmlformats.org/drawingml/2006/wordprocessingDrawing" xmlns:wpc="http://schemas.microsoft.com/office/word/2010/wordprocessingCanvas" xmlns:wpg="http://schemas.microsoft.com/office/word/2010/wordprocessingGroup" xmlns:wpi="http://schemas.microsoft.com/office/word/2010/wordprocessingInk" xmlns:wps="http://schemas.microsoft.com/office/word/2010/wordprocessingShape" mc:Ignorable="w14 wp14">
+  <w:p>
+    <w:pPr>
+      <w:pStyle w:val="Footer"/>
+      <w:jc w:val="center"/>
+    </w:pPr>
+    <w:r/>
+    <w:r>
+      <w:rPr>
+        <w:color w:val="666666"/>
+        <w:sz w:val="16"/>
+      </w:rPr>
+      <w:t xml:space="preserve">EVERYDAY ENGLISH REFLEX  •  Daily Life  •  page </w:t>
+    </w:r>
+    <w:r>
+      <w:fldChar w:fldCharType="begin"/>
+      <w:instrText xml:space="preserve">PAGE</w:instrText>
+      <w:fldChar w:fldCharType="end"/>
+    </w:r>
+  </w:p>
+</w:ftr>
+</file>
+
+<file path=word/footer15.xml><?xml version="1.0" encoding="utf-8"?>
+<w:ftr xmlns:m="http://schemas.openxmlformats.org/officeDocument/2006/math" xmlns:mc="http://schemas.openxmlformats.org/markup-compatibility/2006" xmlns:mo="http://schemas.microsoft.com/office/mac/office/2008/main" xmlns:mv="urn:schemas-microsoft-com:mac:vml" xmlns:o="urn:schemas-microsoft-com:office:office" xmlns:r="http://schemas.openxmlformats.org/officeDocument/2006/relationships" xmlns:v="urn:schemas-microsoft-com:vml" xmlns:w10="urn:schemas-microsoft-com:office:word" xmlns:w14="http://schemas.microsoft.com/office/word/2010/wordml" xmlns:w="http://schemas.openxmlformats.org/wordprocessingml/2006/main" xmlns:wne="http://schemas.microsoft.com/office/word/2006/wordml" xmlns:wp14="http://schemas.microsoft.com/office/word/2010/wordprocessingDrawing" xmlns:wp="http://schemas.openxmlformats.org/drawingml/2006/wordprocessingDrawing" xmlns:wpc="http://schemas.microsoft.com/office/word/2010/wordprocessingCanvas" xmlns:wpg="http://schemas.microsoft.com/office/word/2010/wordprocessingGroup" xmlns:wpi="http://schemas.microsoft.com/office/word/2010/wordprocessingInk" xmlns:wps="http://schemas.microsoft.com/office/word/2010/wordprocessingShape" mc:Ignorable="w14 wp14">
+  <w:p>
+    <w:pPr>
+      <w:pStyle w:val="Footer"/>
+      <w:jc w:val="center"/>
+    </w:pPr>
+    <w:r/>
+    <w:r>
+      <w:rPr>
+        <w:color w:val="666666"/>
+        <w:sz w:val="16"/>
+      </w:rPr>
+      <w:t xml:space="preserve">EVERYDAY ENGLISH REFLEX  •  Learning  •  page </w:t>
+    </w:r>
+    <w:r>
+      <w:fldChar w:fldCharType="begin"/>
+      <w:instrText xml:space="preserve">PAGE</w:instrText>
+      <w:fldChar w:fldCharType="end"/>
+    </w:r>
+  </w:p>
+</w:ftr>
+</file>
+
+<file path=word/footer16.xml><?xml version="1.0" encoding="utf-8"?>
+<w:ftr xmlns:m="http://schemas.openxmlformats.org/officeDocument/2006/math" xmlns:mc="http://schemas.openxmlformats.org/markup-compatibility/2006" xmlns:mo="http://schemas.microsoft.com/office/mac/office/2008/main" xmlns:mv="urn:schemas-microsoft-com:mac:vml" xmlns:o="urn:schemas-microsoft-com:office:office" xmlns:r="http://schemas.openxmlformats.org/officeDocument/2006/relationships" xmlns:v="urn:schemas-microsoft-com:vml" xmlns:w10="urn:schemas-microsoft-com:office:word" xmlns:w14="http://schemas.microsoft.com/office/word/2010/wordml" xmlns:w="http://schemas.openxmlformats.org/wordprocessingml/2006/main" xmlns:wne="http://schemas.microsoft.com/office/word/2006/wordml" xmlns:wp14="http://schemas.microsoft.com/office/word/2010/wordprocessingDrawing" xmlns:wp="http://schemas.openxmlformats.org/drawingml/2006/wordprocessingDrawing" xmlns:wpc="http://schemas.microsoft.com/office/word/2010/wordprocessingCanvas" xmlns:wpg="http://schemas.microsoft.com/office/word/2010/wordprocessingGroup" xmlns:wpi="http://schemas.microsoft.com/office/word/2010/wordprocessingInk" xmlns:wps="http://schemas.microsoft.com/office/word/2010/wordprocessingShape" mc:Ignorable="w14 wp14">
+  <w:p>
+    <w:pPr>
+      <w:pStyle w:val="Footer"/>
+      <w:jc w:val="center"/>
+    </w:pPr>
+    <w:r/>
+    <w:r>
+      <w:rPr>
+        <w:color w:val="666666"/>
+        <w:sz w:val="16"/>
+      </w:rPr>
+      <w:t xml:space="preserve">EVERYDAY ENGLISH REFLEX  •  Work  •  page </w:t>
+    </w:r>
+    <w:r>
+      <w:fldChar w:fldCharType="begin"/>
+      <w:instrText xml:space="preserve">PAGE</w:instrText>
+      <w:fldChar w:fldCharType="end"/>
+    </w:r>
+  </w:p>
+</w:ftr>
+</file>
+
+<file path=word/footer17.xml><?xml version="1.0" encoding="utf-8"?>
+<w:ftr xmlns:m="http://schemas.openxmlformats.org/officeDocument/2006/math" xmlns:mc="http://schemas.openxmlformats.org/markup-compatibility/2006" xmlns:mo="http://schemas.microsoft.com/office/mac/office/2008/main" xmlns:mv="urn:schemas-microsoft-com:mac:vml" xmlns:o="urn:schemas-microsoft-com:office:office" xmlns:r="http://schemas.openxmlformats.org/officeDocument/2006/relationships" xmlns:v="urn:schemas-microsoft-com:vml" xmlns:w10="urn:schemas-microsoft-com:office:word" xmlns:w14="http://schemas.microsoft.com/office/word/2010/wordml" xmlns:w="http://schemas.openxmlformats.org/wordprocessingml/2006/main" xmlns:wne="http://schemas.microsoft.com/office/word/2006/wordml" xmlns:wp14="http://schemas.microsoft.com/office/word/2010/wordprocessingDrawing" xmlns:wp="http://schemas.openxmlformats.org/drawingml/2006/wordprocessingDrawing" xmlns:wpc="http://schemas.microsoft.com/office/word/2010/wordprocessingCanvas" xmlns:wpg="http://schemas.microsoft.com/office/word/2010/wordprocessingGroup" xmlns:wpi="http://schemas.microsoft.com/office/word/2010/wordprocessingInk" xmlns:wps="http://schemas.microsoft.com/office/word/2010/wordprocessingShape" mc:Ignorable="w14 wp14">
+  <w:p>
+    <w:pPr>
+      <w:pStyle w:val="Footer"/>
+      <w:jc w:val="center"/>
+    </w:pPr>
+    <w:r/>
+    <w:r>
+      <w:rPr>
+        <w:color w:val="666666"/>
+        <w:sz w:val="16"/>
+      </w:rPr>
+      <w:t xml:space="preserve">EVERYDAY ENGLISH REFLEX  •  Communication  •  page </w:t>
+    </w:r>
+    <w:r>
+      <w:fldChar w:fldCharType="begin"/>
+      <w:instrText xml:space="preserve">PAGE</w:instrText>
+      <w:fldChar w:fldCharType="end"/>
+    </w:r>
+  </w:p>
+</w:ftr>
+</file>
+
+<file path=word/footer18.xml><?xml version="1.0" encoding="utf-8"?>
+<w:ftr xmlns:m="http://schemas.openxmlformats.org/officeDocument/2006/math" xmlns:mc="http://schemas.openxmlformats.org/markup-compatibility/2006" xmlns:mo="http://schemas.microsoft.com/office/mac/office/2008/main" xmlns:mv="urn:schemas-microsoft-com:mac:vml" xmlns:o="urn:schemas-microsoft-com:office:office" xmlns:r="http://schemas.openxmlformats.org/officeDocument/2006/relationships" xmlns:v="urn:schemas-microsoft-com:vml" xmlns:w10="urn:schemas-microsoft-com:office:word" xmlns:w14="http://schemas.microsoft.com/office/word/2010/wordml" xmlns:w="http://schemas.openxmlformats.org/wordprocessingml/2006/main" xmlns:wne="http://schemas.microsoft.com/office/word/2006/wordml" xmlns:wp14="http://schemas.microsoft.com/office/word/2010/wordprocessingDrawing" xmlns:wp="http://schemas.openxmlformats.org/drawingml/2006/wordprocessingDrawing" xmlns:wpc="http://schemas.microsoft.com/office/word/2010/wordprocessingCanvas" xmlns:wpg="http://schemas.microsoft.com/office/word/2010/wordprocessingGroup" xmlns:wpi="http://schemas.microsoft.com/office/word/2010/wordprocessingInk" xmlns:wps="http://schemas.microsoft.com/office/word/2010/wordprocessingShape" mc:Ignorable="w14 wp14">
+  <w:p>
+    <w:pPr>
+      <w:pStyle w:val="Footer"/>
+      <w:jc w:val="center"/>
+    </w:pPr>
+    <w:r/>
+    <w:r>
+      <w:rPr>
+        <w:color w:val="666666"/>
+        <w:sz w:val="16"/>
+      </w:rPr>
+      <w:t xml:space="preserve">EVERYDAY ENGLISH REFLEX  •  Communication  •  page </w:t>
+    </w:r>
+    <w:r>
+      <w:fldChar w:fldCharType="begin"/>
+      <w:instrText xml:space="preserve">PAGE</w:instrText>
+      <w:fldChar w:fldCharType="end"/>
+    </w:r>
+  </w:p>
+</w:ftr>
+</file>
+
+<file path=word/footer19.xml><?xml version="1.0" encoding="utf-8"?>
 <w:ftr xmlns:m="http://schemas.openxmlformats.org/officeDocument/2006/math" xmlns:mc="http://schemas.openxmlformats.org/markup-compatibility/2006" xmlns:mo="http://schemas.microsoft.com/office/mac/office/2008/main" xmlns:mv="urn:schemas-microsoft-com:mac:vml" xmlns:o="urn:schemas-microsoft-com:office:office" xmlns:r="http://schemas.openxmlformats.org/officeDocument/2006/relationships" xmlns:v="urn:schemas-microsoft-com:vml" xmlns:w10="urn:schemas-microsoft-com:office:word" xmlns:w14="http://schemas.microsoft.com/office/word/2010/wordml" xmlns:w="http://schemas.openxmlformats.org/wordprocessingml/2006/main" xmlns:wne="http://schemas.microsoft.com/office/word/2006/wordml" xmlns:wp14="http://schemas.microsoft.com/office/word/2010/wordprocessingDrawing" xmlns:wp="http://schemas.openxmlformats.org/drawingml/2006/wordprocessingDrawing" xmlns:wpc="http://schemas.microsoft.com/office/word/2010/wordprocessingCanvas" xmlns:wpg="http://schemas.microsoft.com/office/word/2010/wordprocessingGroup" xmlns:wpi="http://schemas.microsoft.com/office/word/2010/wordprocessingInk" xmlns:wps="http://schemas.microsoft.com/office/word/2010/wordprocessingShape" mc:Ignorable="w14 wp14">
   <w:p>
     <w:pPr>
@@ -2131,6 +10261,246 @@
 </w:ftr>
 </file>
 
+<file path=word/footer20.xml><?xml version="1.0" encoding="utf-8"?>
+<w:ftr xmlns:m="http://schemas.openxmlformats.org/officeDocument/2006/math" xmlns:mc="http://schemas.openxmlformats.org/markup-compatibility/2006" xmlns:mo="http://schemas.microsoft.com/office/mac/office/2008/main" xmlns:mv="urn:schemas-microsoft-com:mac:vml" xmlns:o="urn:schemas-microsoft-com:office:office" xmlns:r="http://schemas.openxmlformats.org/officeDocument/2006/relationships" xmlns:v="urn:schemas-microsoft-com:vml" xmlns:w10="urn:schemas-microsoft-com:office:word" xmlns:w14="http://schemas.microsoft.com/office/word/2010/wordml" xmlns:w="http://schemas.openxmlformats.org/wordprocessingml/2006/main" xmlns:wne="http://schemas.microsoft.com/office/word/2006/wordml" xmlns:wp14="http://schemas.microsoft.com/office/word/2010/wordprocessingDrawing" xmlns:wp="http://schemas.openxmlformats.org/drawingml/2006/wordprocessingDrawing" xmlns:wpc="http://schemas.microsoft.com/office/word/2010/wordprocessingCanvas" xmlns:wpg="http://schemas.microsoft.com/office/word/2010/wordprocessingGroup" xmlns:wpi="http://schemas.microsoft.com/office/word/2010/wordprocessingInk" xmlns:wps="http://schemas.microsoft.com/office/word/2010/wordprocessingShape" mc:Ignorable="w14 wp14">
+  <w:p>
+    <w:pPr>
+      <w:pStyle w:val="Footer"/>
+      <w:jc w:val="center"/>
+    </w:pPr>
+    <w:r/>
+    <w:r>
+      <w:rPr>
+        <w:color w:val="666666"/>
+        <w:sz w:val="16"/>
+      </w:rPr>
+      <w:t xml:space="preserve">EVERYDAY ENGLISH REFLEX  •  Social Basics  •  page </w:t>
+    </w:r>
+    <w:r>
+      <w:fldChar w:fldCharType="begin"/>
+      <w:instrText xml:space="preserve">PAGE</w:instrText>
+      <w:fldChar w:fldCharType="end"/>
+    </w:r>
+  </w:p>
+</w:ftr>
+</file>
+
+<file path=word/footer21.xml><?xml version="1.0" encoding="utf-8"?>
+<w:ftr xmlns:m="http://schemas.openxmlformats.org/officeDocument/2006/math" xmlns:mc="http://schemas.openxmlformats.org/markup-compatibility/2006" xmlns:mo="http://schemas.microsoft.com/office/mac/office/2008/main" xmlns:mv="urn:schemas-microsoft-com:mac:vml" xmlns:o="urn:schemas-microsoft-com:office:office" xmlns:r="http://schemas.openxmlformats.org/officeDocument/2006/relationships" xmlns:v="urn:schemas-microsoft-com:vml" xmlns:w10="urn:schemas-microsoft-com:office:word" xmlns:w14="http://schemas.microsoft.com/office/word/2010/wordml" xmlns:w="http://schemas.openxmlformats.org/wordprocessingml/2006/main" xmlns:wne="http://schemas.microsoft.com/office/word/2006/wordml" xmlns:wp14="http://schemas.microsoft.com/office/word/2010/wordprocessingDrawing" xmlns:wp="http://schemas.openxmlformats.org/drawingml/2006/wordprocessingDrawing" xmlns:wpc="http://schemas.microsoft.com/office/word/2010/wordprocessingCanvas" xmlns:wpg="http://schemas.microsoft.com/office/word/2010/wordprocessingGroup" xmlns:wpi="http://schemas.microsoft.com/office/word/2010/wordprocessingInk" xmlns:wps="http://schemas.microsoft.com/office/word/2010/wordprocessingShape" mc:Ignorable="w14 wp14">
+  <w:p>
+    <w:pPr>
+      <w:pStyle w:val="Footer"/>
+      <w:jc w:val="center"/>
+    </w:pPr>
+    <w:r/>
+    <w:r>
+      <w:rPr>
+        <w:color w:val="666666"/>
+        <w:sz w:val="16"/>
+      </w:rPr>
+      <w:t xml:space="preserve">EVERYDAY ENGLISH REFLEX  •  Numbers and Time  •  page </w:t>
+    </w:r>
+    <w:r>
+      <w:fldChar w:fldCharType="begin"/>
+      <w:instrText xml:space="preserve">PAGE</w:instrText>
+      <w:fldChar w:fldCharType="end"/>
+    </w:r>
+  </w:p>
+</w:ftr>
+</file>
+
+<file path=word/footer22.xml><?xml version="1.0" encoding="utf-8"?>
+<w:ftr xmlns:m="http://schemas.openxmlformats.org/officeDocument/2006/math" xmlns:mc="http://schemas.openxmlformats.org/markup-compatibility/2006" xmlns:mo="http://schemas.microsoft.com/office/mac/office/2008/main" xmlns:mv="urn:schemas-microsoft-com:mac:vml" xmlns:o="urn:schemas-microsoft-com:office:office" xmlns:r="http://schemas.openxmlformats.org/officeDocument/2006/relationships" xmlns:v="urn:schemas-microsoft-com:vml" xmlns:w10="urn:schemas-microsoft-com:office:word" xmlns:w14="http://schemas.microsoft.com/office/word/2010/wordml" xmlns:w="http://schemas.openxmlformats.org/wordprocessingml/2006/main" xmlns:wne="http://schemas.microsoft.com/office/word/2006/wordml" xmlns:wp14="http://schemas.microsoft.com/office/word/2010/wordprocessingDrawing" xmlns:wp="http://schemas.openxmlformats.org/drawingml/2006/wordprocessingDrawing" xmlns:wpc="http://schemas.microsoft.com/office/word/2010/wordprocessingCanvas" xmlns:wpg="http://schemas.microsoft.com/office/word/2010/wordprocessingGroup" xmlns:wpi="http://schemas.microsoft.com/office/word/2010/wordprocessingInk" xmlns:wps="http://schemas.microsoft.com/office/word/2010/wordprocessingShape" mc:Ignorable="w14 wp14">
+  <w:p>
+    <w:pPr>
+      <w:pStyle w:val="Footer"/>
+      <w:jc w:val="center"/>
+    </w:pPr>
+    <w:r/>
+    <w:r>
+      <w:rPr>
+        <w:color w:val="666666"/>
+        <w:sz w:val="16"/>
+      </w:rPr>
+      <w:t xml:space="preserve">EVERYDAY ENGLISH REFLEX  •  Home  •  page </w:t>
+    </w:r>
+    <w:r>
+      <w:fldChar w:fldCharType="begin"/>
+      <w:instrText xml:space="preserve">PAGE</w:instrText>
+      <w:fldChar w:fldCharType="end"/>
+    </w:r>
+  </w:p>
+</w:ftr>
+</file>
+
+<file path=word/footer23.xml><?xml version="1.0" encoding="utf-8"?>
+<w:ftr xmlns:m="http://schemas.openxmlformats.org/officeDocument/2006/math" xmlns:mc="http://schemas.openxmlformats.org/markup-compatibility/2006" xmlns:mo="http://schemas.microsoft.com/office/mac/office/2008/main" xmlns:mv="urn:schemas-microsoft-com:mac:vml" xmlns:o="urn:schemas-microsoft-com:office:office" xmlns:r="http://schemas.openxmlformats.org/officeDocument/2006/relationships" xmlns:v="urn:schemas-microsoft-com:vml" xmlns:w10="urn:schemas-microsoft-com:office:word" xmlns:w14="http://schemas.microsoft.com/office/word/2010/wordml" xmlns:w="http://schemas.openxmlformats.org/wordprocessingml/2006/main" xmlns:wne="http://schemas.microsoft.com/office/word/2006/wordml" xmlns:wp14="http://schemas.microsoft.com/office/word/2010/wordprocessingDrawing" xmlns:wp="http://schemas.openxmlformats.org/drawingml/2006/wordprocessingDrawing" xmlns:wpc="http://schemas.microsoft.com/office/word/2010/wordprocessingCanvas" xmlns:wpg="http://schemas.microsoft.com/office/word/2010/wordprocessingGroup" xmlns:wpi="http://schemas.microsoft.com/office/word/2010/wordprocessingInk" xmlns:wps="http://schemas.microsoft.com/office/word/2010/wordprocessingShape" mc:Ignorable="w14 wp14">
+  <w:p>
+    <w:pPr>
+      <w:pStyle w:val="Footer"/>
+      <w:jc w:val="center"/>
+    </w:pPr>
+    <w:r/>
+    <w:r>
+      <w:rPr>
+        <w:color w:val="666666"/>
+        <w:sz w:val="16"/>
+      </w:rPr>
+      <w:t xml:space="preserve">EVERYDAY ENGLISH REFLEX  •  Family  •  page </w:t>
+    </w:r>
+    <w:r>
+      <w:fldChar w:fldCharType="begin"/>
+      <w:instrText xml:space="preserve">PAGE</w:instrText>
+      <w:fldChar w:fldCharType="end"/>
+    </w:r>
+  </w:p>
+</w:ftr>
+</file>
+
+<file path=word/footer24.xml><?xml version="1.0" encoding="utf-8"?>
+<w:ftr xmlns:m="http://schemas.openxmlformats.org/officeDocument/2006/math" xmlns:mc="http://schemas.openxmlformats.org/markup-compatibility/2006" xmlns:mo="http://schemas.microsoft.com/office/mac/office/2008/main" xmlns:mv="urn:schemas-microsoft-com:mac:vml" xmlns:o="urn:schemas-microsoft-com:office:office" xmlns:r="http://schemas.openxmlformats.org/officeDocument/2006/relationships" xmlns:v="urn:schemas-microsoft-com:vml" xmlns:w10="urn:schemas-microsoft-com:office:word" xmlns:w14="http://schemas.microsoft.com/office/word/2010/wordml" xmlns:w="http://schemas.openxmlformats.org/wordprocessingml/2006/main" xmlns:wne="http://schemas.microsoft.com/office/word/2006/wordml" xmlns:wp14="http://schemas.microsoft.com/office/word/2010/wordprocessingDrawing" xmlns:wp="http://schemas.openxmlformats.org/drawingml/2006/wordprocessingDrawing" xmlns:wpc="http://schemas.microsoft.com/office/word/2010/wordprocessingCanvas" xmlns:wpg="http://schemas.microsoft.com/office/word/2010/wordprocessingGroup" xmlns:wpi="http://schemas.microsoft.com/office/word/2010/wordprocessingInk" xmlns:wps="http://schemas.microsoft.com/office/word/2010/wordprocessingShape" mc:Ignorable="w14 wp14">
+  <w:p>
+    <w:pPr>
+      <w:pStyle w:val="Footer"/>
+      <w:jc w:val="center"/>
+    </w:pPr>
+    <w:r/>
+    <w:r>
+      <w:rPr>
+        <w:color w:val="666666"/>
+        <w:sz w:val="16"/>
+      </w:rPr>
+      <w:t xml:space="preserve">EVERYDAY ENGLISH REFLEX  •  Food  •  page </w:t>
+    </w:r>
+    <w:r>
+      <w:fldChar w:fldCharType="begin"/>
+      <w:instrText xml:space="preserve">PAGE</w:instrText>
+      <w:fldChar w:fldCharType="end"/>
+    </w:r>
+  </w:p>
+</w:ftr>
+</file>
+
+<file path=word/footer25.xml><?xml version="1.0" encoding="utf-8"?>
+<w:ftr xmlns:m="http://schemas.openxmlformats.org/officeDocument/2006/math" xmlns:mc="http://schemas.openxmlformats.org/markup-compatibility/2006" xmlns:mo="http://schemas.microsoft.com/office/mac/office/2008/main" xmlns:mv="urn:schemas-microsoft-com:mac:vml" xmlns:o="urn:schemas-microsoft-com:office:office" xmlns:r="http://schemas.openxmlformats.org/officeDocument/2006/relationships" xmlns:v="urn:schemas-microsoft-com:vml" xmlns:w10="urn:schemas-microsoft-com:office:word" xmlns:w14="http://schemas.microsoft.com/office/word/2010/wordml" xmlns:w="http://schemas.openxmlformats.org/wordprocessingml/2006/main" xmlns:wne="http://schemas.microsoft.com/office/word/2006/wordml" xmlns:wp14="http://schemas.microsoft.com/office/word/2010/wordprocessingDrawing" xmlns:wp="http://schemas.openxmlformats.org/drawingml/2006/wordprocessingDrawing" xmlns:wpc="http://schemas.microsoft.com/office/word/2010/wordprocessingCanvas" xmlns:wpg="http://schemas.microsoft.com/office/word/2010/wordprocessingGroup" xmlns:wpi="http://schemas.microsoft.com/office/word/2010/wordprocessingInk" xmlns:wps="http://schemas.microsoft.com/office/word/2010/wordprocessingShape" mc:Ignorable="w14 wp14">
+  <w:p>
+    <w:pPr>
+      <w:pStyle w:val="Footer"/>
+      <w:jc w:val="center"/>
+    </w:pPr>
+    <w:r/>
+    <w:r>
+      <w:rPr>
+        <w:color w:val="666666"/>
+        <w:sz w:val="16"/>
+      </w:rPr>
+      <w:t xml:space="preserve">EVERYDAY ENGLISH REFLEX  •  Shopping  •  page </w:t>
+    </w:r>
+    <w:r>
+      <w:fldChar w:fldCharType="begin"/>
+      <w:instrText xml:space="preserve">PAGE</w:instrText>
+      <w:fldChar w:fldCharType="end"/>
+    </w:r>
+  </w:p>
+</w:ftr>
+</file>
+
+<file path=word/footer26.xml><?xml version="1.0" encoding="utf-8"?>
+<w:ftr xmlns:m="http://schemas.openxmlformats.org/officeDocument/2006/math" xmlns:mc="http://schemas.openxmlformats.org/markup-compatibility/2006" xmlns:mo="http://schemas.microsoft.com/office/mac/office/2008/main" xmlns:mv="urn:schemas-microsoft-com:mac:vml" xmlns:o="urn:schemas-microsoft-com:office:office" xmlns:r="http://schemas.openxmlformats.org/officeDocument/2006/relationships" xmlns:v="urn:schemas-microsoft-com:vml" xmlns:w10="urn:schemas-microsoft-com:office:word" xmlns:w14="http://schemas.microsoft.com/office/word/2010/wordml" xmlns:w="http://schemas.openxmlformats.org/wordprocessingml/2006/main" xmlns:wne="http://schemas.microsoft.com/office/word/2006/wordml" xmlns:wp14="http://schemas.microsoft.com/office/word/2010/wordprocessingDrawing" xmlns:wp="http://schemas.openxmlformats.org/drawingml/2006/wordprocessingDrawing" xmlns:wpc="http://schemas.microsoft.com/office/word/2010/wordprocessingCanvas" xmlns:wpg="http://schemas.microsoft.com/office/word/2010/wordprocessingGroup" xmlns:wpi="http://schemas.microsoft.com/office/word/2010/wordprocessingInk" xmlns:wps="http://schemas.microsoft.com/office/word/2010/wordprocessingShape" mc:Ignorable="w14 wp14">
+  <w:p>
+    <w:pPr>
+      <w:pStyle w:val="Footer"/>
+      <w:jc w:val="center"/>
+    </w:pPr>
+    <w:r/>
+    <w:r>
+      <w:rPr>
+        <w:color w:val="666666"/>
+        <w:sz w:val="16"/>
+      </w:rPr>
+      <w:t xml:space="preserve">EVERYDAY ENGLISH REFLEX  •  Clothing  •  page </w:t>
+    </w:r>
+    <w:r>
+      <w:fldChar w:fldCharType="begin"/>
+      <w:instrText xml:space="preserve">PAGE</w:instrText>
+      <w:fldChar w:fldCharType="end"/>
+    </w:r>
+  </w:p>
+</w:ftr>
+</file>
+
+<file path=word/footer27.xml><?xml version="1.0" encoding="utf-8"?>
+<w:ftr xmlns:m="http://schemas.openxmlformats.org/officeDocument/2006/math" xmlns:mc="http://schemas.openxmlformats.org/markup-compatibility/2006" xmlns:mo="http://schemas.microsoft.com/office/mac/office/2008/main" xmlns:mv="urn:schemas-microsoft-com:mac:vml" xmlns:o="urn:schemas-microsoft-com:office:office" xmlns:r="http://schemas.openxmlformats.org/officeDocument/2006/relationships" xmlns:v="urn:schemas-microsoft-com:vml" xmlns:w10="urn:schemas-microsoft-com:office:word" xmlns:w14="http://schemas.microsoft.com/office/word/2010/wordml" xmlns:w="http://schemas.openxmlformats.org/wordprocessingml/2006/main" xmlns:wne="http://schemas.microsoft.com/office/word/2006/wordml" xmlns:wp14="http://schemas.microsoft.com/office/word/2010/wordprocessingDrawing" xmlns:wp="http://schemas.openxmlformats.org/drawingml/2006/wordprocessingDrawing" xmlns:wpc="http://schemas.microsoft.com/office/word/2010/wordprocessingCanvas" xmlns:wpg="http://schemas.microsoft.com/office/word/2010/wordprocessingGroup" xmlns:wpi="http://schemas.microsoft.com/office/word/2010/wordprocessingInk" xmlns:wps="http://schemas.microsoft.com/office/word/2010/wordprocessingShape" mc:Ignorable="w14 wp14">
+  <w:p>
+    <w:pPr>
+      <w:pStyle w:val="Footer"/>
+      <w:jc w:val="center"/>
+    </w:pPr>
+    <w:r/>
+    <w:r>
+      <w:rPr>
+        <w:color w:val="666666"/>
+        <w:sz w:val="16"/>
+      </w:rPr>
+      <w:t xml:space="preserve">EVERYDAY ENGLISH REFLEX  •  Neighbourhood  •  page </w:t>
+    </w:r>
+    <w:r>
+      <w:fldChar w:fldCharType="begin"/>
+      <w:instrText xml:space="preserve">PAGE</w:instrText>
+      <w:fldChar w:fldCharType="end"/>
+    </w:r>
+  </w:p>
+</w:ftr>
+</file>
+
+<file path=word/footer28.xml><?xml version="1.0" encoding="utf-8"?>
+<w:ftr xmlns:m="http://schemas.openxmlformats.org/officeDocument/2006/math" xmlns:mc="http://schemas.openxmlformats.org/markup-compatibility/2006" xmlns:mo="http://schemas.microsoft.com/office/mac/office/2008/main" xmlns:mv="urn:schemas-microsoft-com:mac:vml" xmlns:o="urn:schemas-microsoft-com:office:office" xmlns:r="http://schemas.openxmlformats.org/officeDocument/2006/relationships" xmlns:v="urn:schemas-microsoft-com:vml" xmlns:w10="urn:schemas-microsoft-com:office:word" xmlns:w14="http://schemas.microsoft.com/office/word/2010/wordml" xmlns:w="http://schemas.openxmlformats.org/wordprocessingml/2006/main" xmlns:wne="http://schemas.microsoft.com/office/word/2006/wordml" xmlns:wp14="http://schemas.microsoft.com/office/word/2010/wordprocessingDrawing" xmlns:wp="http://schemas.openxmlformats.org/drawingml/2006/wordprocessingDrawing" xmlns:wpc="http://schemas.microsoft.com/office/word/2010/wordprocessingCanvas" xmlns:wpg="http://schemas.microsoft.com/office/word/2010/wordprocessingGroup" xmlns:wpi="http://schemas.microsoft.com/office/word/2010/wordprocessingInk" xmlns:wps="http://schemas.microsoft.com/office/word/2010/wordprocessingShape" mc:Ignorable="w14 wp14">
+  <w:p>
+    <w:pPr>
+      <w:pStyle w:val="Footer"/>
+      <w:jc w:val="center"/>
+    </w:pPr>
+    <w:r/>
+    <w:r>
+      <w:rPr>
+        <w:color w:val="666666"/>
+        <w:sz w:val="16"/>
+      </w:rPr>
+      <w:t xml:space="preserve">EVERYDAY ENGLISH REFLEX  •  Transport  •  page </w:t>
+    </w:r>
+    <w:r>
+      <w:fldChar w:fldCharType="begin"/>
+      <w:instrText xml:space="preserve">PAGE</w:instrText>
+      <w:fldChar w:fldCharType="end"/>
+    </w:r>
+  </w:p>
+</w:ftr>
+</file>
+
+<file path=word/footer29.xml><?xml version="1.0" encoding="utf-8"?>
+<w:ftr xmlns:m="http://schemas.openxmlformats.org/officeDocument/2006/math" xmlns:mc="http://schemas.openxmlformats.org/markup-compatibility/2006" xmlns:mo="http://schemas.microsoft.com/office/mac/office/2008/main" xmlns:mv="urn:schemas-microsoft-com:mac:vml" xmlns:o="urn:schemas-microsoft-com:office:office" xmlns:r="http://schemas.openxmlformats.org/officeDocument/2006/relationships" xmlns:v="urn:schemas-microsoft-com:vml" xmlns:w10="urn:schemas-microsoft-com:office:word" xmlns:w14="http://schemas.microsoft.com/office/word/2010/wordml" xmlns:w="http://schemas.openxmlformats.org/wordprocessingml/2006/main" xmlns:wne="http://schemas.microsoft.com/office/word/2006/wordml" xmlns:wp14="http://schemas.microsoft.com/office/word/2010/wordprocessingDrawing" xmlns:wp="http://schemas.openxmlformats.org/drawingml/2006/wordprocessingDrawing" xmlns:wpc="http://schemas.microsoft.com/office/word/2010/wordprocessingCanvas" xmlns:wpg="http://schemas.microsoft.com/office/word/2010/wordprocessingGroup" xmlns:wpi="http://schemas.microsoft.com/office/word/2010/wordprocessingInk" xmlns:wps="http://schemas.microsoft.com/office/word/2010/wordprocessingShape" mc:Ignorable="w14 wp14">
+  <w:p>
+    <w:pPr>
+      <w:pStyle w:val="Footer"/>
+      <w:jc w:val="center"/>
+    </w:pPr>
+    <w:r/>
+    <w:r>
+      <w:rPr>
+        <w:color w:val="666666"/>
+        <w:sz w:val="16"/>
+      </w:rPr>
+      <w:t xml:space="preserve">EVERYDAY ENGLISH REFLEX  •  Transport  •  page </w:t>
+    </w:r>
+    <w:r>
+      <w:fldChar w:fldCharType="begin"/>
+      <w:instrText xml:space="preserve">PAGE</w:instrText>
+      <w:fldChar w:fldCharType="end"/>
+    </w:r>
+  </w:p>
+</w:ftr>
+</file>
+
 <file path=word/footer3.xml><?xml version="1.0" encoding="utf-8"?>
 <w:ftr xmlns:m="http://schemas.openxmlformats.org/officeDocument/2006/math" xmlns:mc="http://schemas.openxmlformats.org/markup-compatibility/2006" xmlns:mo="http://schemas.microsoft.com/office/mac/office/2008/main" xmlns:mv="urn:schemas-microsoft-com:mac:vml" xmlns:o="urn:schemas-microsoft-com:office:office" xmlns:r="http://schemas.openxmlformats.org/officeDocument/2006/relationships" xmlns:v="urn:schemas-microsoft-com:vml" xmlns:w10="urn:schemas-microsoft-com:office:word" xmlns:w14="http://schemas.microsoft.com/office/word/2010/wordml" xmlns:w="http://schemas.openxmlformats.org/wordprocessingml/2006/main" xmlns:wne="http://schemas.microsoft.com/office/word/2006/wordml" xmlns:wp14="http://schemas.microsoft.com/office/word/2010/wordprocessingDrawing" xmlns:wp="http://schemas.openxmlformats.org/drawingml/2006/wordprocessingDrawing" xmlns:wpc="http://schemas.microsoft.com/office/word/2010/wordprocessingCanvas" xmlns:wpg="http://schemas.microsoft.com/office/word/2010/wordprocessingGroup" xmlns:wpi="http://schemas.microsoft.com/office/word/2010/wordprocessingInk" xmlns:wps="http://schemas.microsoft.com/office/word/2010/wordprocessingShape" mc:Ignorable="w14 wp14">
   <w:p>
@@ -2145,6 +10515,198 @@
         <w:sz w:val="16"/>
       </w:rPr>
       <w:t xml:space="preserve">EVERYDAY ENGLISH REFLEX  •  Numbers and Time  •  page </w:t>
+    </w:r>
+    <w:r>
+      <w:fldChar w:fldCharType="begin"/>
+      <w:instrText xml:space="preserve">PAGE</w:instrText>
+      <w:fldChar w:fldCharType="end"/>
+    </w:r>
+  </w:p>
+</w:ftr>
+</file>
+
+<file path=word/footer30.xml><?xml version="1.0" encoding="utf-8"?>
+<w:ftr xmlns:m="http://schemas.openxmlformats.org/officeDocument/2006/math" xmlns:mc="http://schemas.openxmlformats.org/markup-compatibility/2006" xmlns:mo="http://schemas.microsoft.com/office/mac/office/2008/main" xmlns:mv="urn:schemas-microsoft-com:mac:vml" xmlns:o="urn:schemas-microsoft-com:office:office" xmlns:r="http://schemas.openxmlformats.org/officeDocument/2006/relationships" xmlns:v="urn:schemas-microsoft-com:vml" xmlns:w10="urn:schemas-microsoft-com:office:word" xmlns:w14="http://schemas.microsoft.com/office/word/2010/wordml" xmlns:w="http://schemas.openxmlformats.org/wordprocessingml/2006/main" xmlns:wne="http://schemas.microsoft.com/office/word/2006/wordml" xmlns:wp14="http://schemas.microsoft.com/office/word/2010/wordprocessingDrawing" xmlns:wp="http://schemas.openxmlformats.org/drawingml/2006/wordprocessingDrawing" xmlns:wpc="http://schemas.microsoft.com/office/word/2010/wordprocessingCanvas" xmlns:wpg="http://schemas.microsoft.com/office/word/2010/wordprocessingGroup" xmlns:wpi="http://schemas.microsoft.com/office/word/2010/wordprocessingInk" xmlns:wps="http://schemas.microsoft.com/office/word/2010/wordprocessingShape" mc:Ignorable="w14 wp14">
+  <w:p>
+    <w:pPr>
+      <w:pStyle w:val="Footer"/>
+      <w:jc w:val="center"/>
+    </w:pPr>
+    <w:r/>
+    <w:r>
+      <w:rPr>
+        <w:color w:val="666666"/>
+        <w:sz w:val="16"/>
+      </w:rPr>
+      <w:t xml:space="preserve">EVERYDAY ENGLISH REFLEX  •  Mobility  •  page </w:t>
+    </w:r>
+    <w:r>
+      <w:fldChar w:fldCharType="begin"/>
+      <w:instrText xml:space="preserve">PAGE</w:instrText>
+      <w:fldChar w:fldCharType="end"/>
+    </w:r>
+  </w:p>
+</w:ftr>
+</file>
+
+<file path=word/footer31.xml><?xml version="1.0" encoding="utf-8"?>
+<w:ftr xmlns:m="http://schemas.openxmlformats.org/officeDocument/2006/math" xmlns:mc="http://schemas.openxmlformats.org/markup-compatibility/2006" xmlns:mo="http://schemas.microsoft.com/office/mac/office/2008/main" xmlns:mv="urn:schemas-microsoft-com:mac:vml" xmlns:o="urn:schemas-microsoft-com:office:office" xmlns:r="http://schemas.openxmlformats.org/officeDocument/2006/relationships" xmlns:v="urn:schemas-microsoft-com:vml" xmlns:w10="urn:schemas-microsoft-com:office:word" xmlns:w14="http://schemas.microsoft.com/office/word/2010/wordml" xmlns:w="http://schemas.openxmlformats.org/wordprocessingml/2006/main" xmlns:wne="http://schemas.microsoft.com/office/word/2006/wordml" xmlns:wp14="http://schemas.microsoft.com/office/word/2010/wordprocessingDrawing" xmlns:wp="http://schemas.openxmlformats.org/drawingml/2006/wordprocessingDrawing" xmlns:wpc="http://schemas.microsoft.com/office/word/2010/wordprocessingCanvas" xmlns:wpg="http://schemas.microsoft.com/office/word/2010/wordprocessingGroup" xmlns:wpi="http://schemas.microsoft.com/office/word/2010/wordprocessingInk" xmlns:wps="http://schemas.microsoft.com/office/word/2010/wordprocessingShape" mc:Ignorable="w14 wp14">
+  <w:p>
+    <w:pPr>
+      <w:pStyle w:val="Footer"/>
+      <w:jc w:val="center"/>
+    </w:pPr>
+    <w:r/>
+    <w:r>
+      <w:rPr>
+        <w:color w:val="666666"/>
+        <w:sz w:val="16"/>
+      </w:rPr>
+      <w:t xml:space="preserve">EVERYDAY ENGLISH REFLEX  •  Weather  •  page </w:t>
+    </w:r>
+    <w:r>
+      <w:fldChar w:fldCharType="begin"/>
+      <w:instrText xml:space="preserve">PAGE</w:instrText>
+      <w:fldChar w:fldCharType="end"/>
+    </w:r>
+  </w:p>
+</w:ftr>
+</file>
+
+<file path=word/footer32.xml><?xml version="1.0" encoding="utf-8"?>
+<w:ftr xmlns:m="http://schemas.openxmlformats.org/officeDocument/2006/math" xmlns:mc="http://schemas.openxmlformats.org/markup-compatibility/2006" xmlns:mo="http://schemas.microsoft.com/office/mac/office/2008/main" xmlns:mv="urn:schemas-microsoft-com:mac:vml" xmlns:o="urn:schemas-microsoft-com:office:office" xmlns:r="http://schemas.openxmlformats.org/officeDocument/2006/relationships" xmlns:v="urn:schemas-microsoft-com:vml" xmlns:w10="urn:schemas-microsoft-com:office:word" xmlns:w14="http://schemas.microsoft.com/office/word/2010/wordml" xmlns:w="http://schemas.openxmlformats.org/wordprocessingml/2006/main" xmlns:wne="http://schemas.microsoft.com/office/word/2006/wordml" xmlns:wp14="http://schemas.microsoft.com/office/word/2010/wordprocessingDrawing" xmlns:wp="http://schemas.openxmlformats.org/drawingml/2006/wordprocessingDrawing" xmlns:wpc="http://schemas.microsoft.com/office/word/2010/wordprocessingCanvas" xmlns:wpg="http://schemas.microsoft.com/office/word/2010/wordprocessingGroup" xmlns:wpi="http://schemas.microsoft.com/office/word/2010/wordprocessingInk" xmlns:wps="http://schemas.microsoft.com/office/word/2010/wordprocessingShape" mc:Ignorable="w14 wp14">
+  <w:p>
+    <w:pPr>
+      <w:pStyle w:val="Footer"/>
+      <w:jc w:val="center"/>
+    </w:pPr>
+    <w:r/>
+    <w:r>
+      <w:rPr>
+        <w:color w:val="666666"/>
+        <w:sz w:val="16"/>
+      </w:rPr>
+      <w:t xml:space="preserve">EVERYDAY ENGLISH REFLEX  •  Daily Life  •  page </w:t>
+    </w:r>
+    <w:r>
+      <w:fldChar w:fldCharType="begin"/>
+      <w:instrText xml:space="preserve">PAGE</w:instrText>
+      <w:fldChar w:fldCharType="end"/>
+    </w:r>
+  </w:p>
+</w:ftr>
+</file>
+
+<file path=word/footer33.xml><?xml version="1.0" encoding="utf-8"?>
+<w:ftr xmlns:m="http://schemas.openxmlformats.org/officeDocument/2006/math" xmlns:mc="http://schemas.openxmlformats.org/markup-compatibility/2006" xmlns:mo="http://schemas.microsoft.com/office/mac/office/2008/main" xmlns:mv="urn:schemas-microsoft-com:mac:vml" xmlns:o="urn:schemas-microsoft-com:office:office" xmlns:r="http://schemas.openxmlformats.org/officeDocument/2006/relationships" xmlns:v="urn:schemas-microsoft-com:vml" xmlns:w10="urn:schemas-microsoft-com:office:word" xmlns:w14="http://schemas.microsoft.com/office/word/2010/wordml" xmlns:w="http://schemas.openxmlformats.org/wordprocessingml/2006/main" xmlns:wne="http://schemas.microsoft.com/office/word/2006/wordml" xmlns:wp14="http://schemas.microsoft.com/office/word/2010/wordprocessingDrawing" xmlns:wp="http://schemas.openxmlformats.org/drawingml/2006/wordprocessingDrawing" xmlns:wpc="http://schemas.microsoft.com/office/word/2010/wordprocessingCanvas" xmlns:wpg="http://schemas.microsoft.com/office/word/2010/wordprocessingGroup" xmlns:wpi="http://schemas.microsoft.com/office/word/2010/wordprocessingInk" xmlns:wps="http://schemas.microsoft.com/office/word/2010/wordprocessingShape" mc:Ignorable="w14 wp14">
+  <w:p>
+    <w:pPr>
+      <w:pStyle w:val="Footer"/>
+      <w:jc w:val="center"/>
+    </w:pPr>
+    <w:r/>
+    <w:r>
+      <w:rPr>
+        <w:color w:val="666666"/>
+        <w:sz w:val="16"/>
+      </w:rPr>
+      <w:t xml:space="preserve">EVERYDAY ENGLISH REFLEX  •  Learning  •  page </w:t>
+    </w:r>
+    <w:r>
+      <w:fldChar w:fldCharType="begin"/>
+      <w:instrText xml:space="preserve">PAGE</w:instrText>
+      <w:fldChar w:fldCharType="end"/>
+    </w:r>
+  </w:p>
+</w:ftr>
+</file>
+
+<file path=word/footer34.xml><?xml version="1.0" encoding="utf-8"?>
+<w:ftr xmlns:m="http://schemas.openxmlformats.org/officeDocument/2006/math" xmlns:mc="http://schemas.openxmlformats.org/markup-compatibility/2006" xmlns:mo="http://schemas.microsoft.com/office/mac/office/2008/main" xmlns:mv="urn:schemas-microsoft-com:mac:vml" xmlns:o="urn:schemas-microsoft-com:office:office" xmlns:r="http://schemas.openxmlformats.org/officeDocument/2006/relationships" xmlns:v="urn:schemas-microsoft-com:vml" xmlns:w10="urn:schemas-microsoft-com:office:word" xmlns:w14="http://schemas.microsoft.com/office/word/2010/wordml" xmlns:w="http://schemas.openxmlformats.org/wordprocessingml/2006/main" xmlns:wne="http://schemas.microsoft.com/office/word/2006/wordml" xmlns:wp14="http://schemas.microsoft.com/office/word/2010/wordprocessingDrawing" xmlns:wp="http://schemas.openxmlformats.org/drawingml/2006/wordprocessingDrawing" xmlns:wpc="http://schemas.microsoft.com/office/word/2010/wordprocessingCanvas" xmlns:wpg="http://schemas.microsoft.com/office/word/2010/wordprocessingGroup" xmlns:wpi="http://schemas.microsoft.com/office/word/2010/wordprocessingInk" xmlns:wps="http://schemas.microsoft.com/office/word/2010/wordprocessingShape" mc:Ignorable="w14 wp14">
+  <w:p>
+    <w:pPr>
+      <w:pStyle w:val="Footer"/>
+      <w:jc w:val="center"/>
+    </w:pPr>
+    <w:r/>
+    <w:r>
+      <w:rPr>
+        <w:color w:val="666666"/>
+        <w:sz w:val="16"/>
+      </w:rPr>
+      <w:t xml:space="preserve">EVERYDAY ENGLISH REFLEX  •  Work  •  page </w:t>
+    </w:r>
+    <w:r>
+      <w:fldChar w:fldCharType="begin"/>
+      <w:instrText xml:space="preserve">PAGE</w:instrText>
+      <w:fldChar w:fldCharType="end"/>
+    </w:r>
+  </w:p>
+</w:ftr>
+</file>
+
+<file path=word/footer35.xml><?xml version="1.0" encoding="utf-8"?>
+<w:ftr xmlns:m="http://schemas.openxmlformats.org/officeDocument/2006/math" xmlns:mc="http://schemas.openxmlformats.org/markup-compatibility/2006" xmlns:mo="http://schemas.microsoft.com/office/mac/office/2008/main" xmlns:mv="urn:schemas-microsoft-com:mac:vml" xmlns:o="urn:schemas-microsoft-com:office:office" xmlns:r="http://schemas.openxmlformats.org/officeDocument/2006/relationships" xmlns:v="urn:schemas-microsoft-com:vml" xmlns:w10="urn:schemas-microsoft-com:office:word" xmlns:w14="http://schemas.microsoft.com/office/word/2010/wordml" xmlns:w="http://schemas.openxmlformats.org/wordprocessingml/2006/main" xmlns:wne="http://schemas.microsoft.com/office/word/2006/wordml" xmlns:wp14="http://schemas.microsoft.com/office/word/2010/wordprocessingDrawing" xmlns:wp="http://schemas.openxmlformats.org/drawingml/2006/wordprocessingDrawing" xmlns:wpc="http://schemas.microsoft.com/office/word/2010/wordprocessingCanvas" xmlns:wpg="http://schemas.microsoft.com/office/word/2010/wordprocessingGroup" xmlns:wpi="http://schemas.microsoft.com/office/word/2010/wordprocessingInk" xmlns:wps="http://schemas.microsoft.com/office/word/2010/wordprocessingShape" mc:Ignorable="w14 wp14">
+  <w:p>
+    <w:pPr>
+      <w:pStyle w:val="Footer"/>
+      <w:jc w:val="center"/>
+    </w:pPr>
+    <w:r/>
+    <w:r>
+      <w:rPr>
+        <w:color w:val="666666"/>
+        <w:sz w:val="16"/>
+      </w:rPr>
+      <w:t xml:space="preserve">EVERYDAY ENGLISH REFLEX  •  Communication  •  page </w:t>
+    </w:r>
+    <w:r>
+      <w:fldChar w:fldCharType="begin"/>
+      <w:instrText xml:space="preserve">PAGE</w:instrText>
+      <w:fldChar w:fldCharType="end"/>
+    </w:r>
+  </w:p>
+</w:ftr>
+</file>
+
+<file path=word/footer36.xml><?xml version="1.0" encoding="utf-8"?>
+<w:ftr xmlns:m="http://schemas.openxmlformats.org/officeDocument/2006/math" xmlns:mc="http://schemas.openxmlformats.org/markup-compatibility/2006" xmlns:mo="http://schemas.microsoft.com/office/mac/office/2008/main" xmlns:mv="urn:schemas-microsoft-com:mac:vml" xmlns:o="urn:schemas-microsoft-com:office:office" xmlns:r="http://schemas.openxmlformats.org/officeDocument/2006/relationships" xmlns:v="urn:schemas-microsoft-com:vml" xmlns:w10="urn:schemas-microsoft-com:office:word" xmlns:w14="http://schemas.microsoft.com/office/word/2010/wordml" xmlns:w="http://schemas.openxmlformats.org/wordprocessingml/2006/main" xmlns:wne="http://schemas.microsoft.com/office/word/2006/wordml" xmlns:wp14="http://schemas.microsoft.com/office/word/2010/wordprocessingDrawing" xmlns:wp="http://schemas.openxmlformats.org/drawingml/2006/wordprocessingDrawing" xmlns:wpc="http://schemas.microsoft.com/office/word/2010/wordprocessingCanvas" xmlns:wpg="http://schemas.microsoft.com/office/word/2010/wordprocessingGroup" xmlns:wpi="http://schemas.microsoft.com/office/word/2010/wordprocessingInk" xmlns:wps="http://schemas.microsoft.com/office/word/2010/wordprocessingShape" mc:Ignorable="w14 wp14">
+  <w:p>
+    <w:pPr>
+      <w:pStyle w:val="Footer"/>
+      <w:jc w:val="center"/>
+    </w:pPr>
+    <w:r/>
+    <w:r>
+      <w:rPr>
+        <w:color w:val="666666"/>
+        <w:sz w:val="16"/>
+      </w:rPr>
+      <w:t xml:space="preserve">EVERYDAY ENGLISH REFLEX  •  Communication  •  page </w:t>
+    </w:r>
+    <w:r>
+      <w:fldChar w:fldCharType="begin"/>
+      <w:instrText xml:space="preserve">PAGE</w:instrText>
+      <w:fldChar w:fldCharType="end"/>
+    </w:r>
+  </w:p>
+</w:ftr>
+</file>
+
+<file path=word/footer37.xml><?xml version="1.0" encoding="utf-8"?>
+<w:ftr xmlns:m="http://schemas.openxmlformats.org/officeDocument/2006/math" xmlns:mc="http://schemas.openxmlformats.org/markup-compatibility/2006" xmlns:mo="http://schemas.microsoft.com/office/mac/office/2008/main" xmlns:mv="urn:schemas-microsoft-com:mac:vml" xmlns:o="urn:schemas-microsoft-com:office:office" xmlns:r="http://schemas.openxmlformats.org/officeDocument/2006/relationships" xmlns:v="urn:schemas-microsoft-com:vml" xmlns:w10="urn:schemas-microsoft-com:office:word" xmlns:w14="http://schemas.microsoft.com/office/word/2010/wordml" xmlns:w="http://schemas.openxmlformats.org/wordprocessingml/2006/main" xmlns:wne="http://schemas.microsoft.com/office/word/2006/wordml" xmlns:wp14="http://schemas.microsoft.com/office/word/2010/wordprocessingDrawing" xmlns:wp="http://schemas.openxmlformats.org/drawingml/2006/wordprocessingDrawing" xmlns:wpc="http://schemas.microsoft.com/office/word/2010/wordprocessingCanvas" xmlns:wpg="http://schemas.microsoft.com/office/word/2010/wordprocessingGroup" xmlns:wpi="http://schemas.microsoft.com/office/word/2010/wordprocessingInk" xmlns:wps="http://schemas.microsoft.com/office/word/2010/wordprocessingShape" mc:Ignorable="w14 wp14">
+  <w:p>
+    <w:pPr>
+      <w:pStyle w:val="Footer"/>
+      <w:jc w:val="center"/>
+    </w:pPr>
+    <w:r/>
+    <w:r>
+      <w:rPr>
+        <w:color w:val="666666"/>
+        <w:sz w:val="16"/>
+      </w:rPr>
+      <w:t xml:space="preserve">EVERYDAY ENGLISH REFLEX  •  Personal Identity  •  page </w:t>
     </w:r>
     <w:r>
       <w:fldChar w:fldCharType="begin"/>
@@ -2241,6 +10803,54 @@
         <w:sz w:val="16"/>
       </w:rPr>
       <w:t xml:space="preserve">EVERYDAY ENGLISH REFLEX  •  Shopping  •  page </w:t>
+    </w:r>
+    <w:r>
+      <w:fldChar w:fldCharType="begin"/>
+      <w:instrText xml:space="preserve">PAGE</w:instrText>
+      <w:fldChar w:fldCharType="end"/>
+    </w:r>
+  </w:p>
+</w:ftr>
+</file>
+
+<file path=word/footer8.xml><?xml version="1.0" encoding="utf-8"?>
+<w:ftr xmlns:m="http://schemas.openxmlformats.org/officeDocument/2006/math" xmlns:mc="http://schemas.openxmlformats.org/markup-compatibility/2006" xmlns:mo="http://schemas.microsoft.com/office/mac/office/2008/main" xmlns:mv="urn:schemas-microsoft-com:mac:vml" xmlns:o="urn:schemas-microsoft-com:office:office" xmlns:r="http://schemas.openxmlformats.org/officeDocument/2006/relationships" xmlns:v="urn:schemas-microsoft-com:vml" xmlns:w10="urn:schemas-microsoft-com:office:word" xmlns:w14="http://schemas.microsoft.com/office/word/2010/wordml" xmlns:w="http://schemas.openxmlformats.org/wordprocessingml/2006/main" xmlns:wne="http://schemas.microsoft.com/office/word/2006/wordml" xmlns:wp14="http://schemas.microsoft.com/office/word/2010/wordprocessingDrawing" xmlns:wp="http://schemas.openxmlformats.org/drawingml/2006/wordprocessingDrawing" xmlns:wpc="http://schemas.microsoft.com/office/word/2010/wordprocessingCanvas" xmlns:wpg="http://schemas.microsoft.com/office/word/2010/wordprocessingGroup" xmlns:wpi="http://schemas.microsoft.com/office/word/2010/wordprocessingInk" xmlns:wps="http://schemas.microsoft.com/office/word/2010/wordprocessingShape" mc:Ignorable="w14 wp14">
+  <w:p>
+    <w:pPr>
+      <w:pStyle w:val="Footer"/>
+      <w:jc w:val="center"/>
+    </w:pPr>
+    <w:r/>
+    <w:r>
+      <w:rPr>
+        <w:color w:val="666666"/>
+        <w:sz w:val="16"/>
+      </w:rPr>
+      <w:t xml:space="preserve">EVERYDAY ENGLISH REFLEX  •  Clothing  •  page </w:t>
+    </w:r>
+    <w:r>
+      <w:fldChar w:fldCharType="begin"/>
+      <w:instrText xml:space="preserve">PAGE</w:instrText>
+      <w:fldChar w:fldCharType="end"/>
+    </w:r>
+  </w:p>
+</w:ftr>
+</file>
+
+<file path=word/footer9.xml><?xml version="1.0" encoding="utf-8"?>
+<w:ftr xmlns:m="http://schemas.openxmlformats.org/officeDocument/2006/math" xmlns:mc="http://schemas.openxmlformats.org/markup-compatibility/2006" xmlns:mo="http://schemas.microsoft.com/office/mac/office/2008/main" xmlns:mv="urn:schemas-microsoft-com:mac:vml" xmlns:o="urn:schemas-microsoft-com:office:office" xmlns:r="http://schemas.openxmlformats.org/officeDocument/2006/relationships" xmlns:v="urn:schemas-microsoft-com:vml" xmlns:w10="urn:schemas-microsoft-com:office:word" xmlns:w14="http://schemas.microsoft.com/office/word/2010/wordml" xmlns:w="http://schemas.openxmlformats.org/wordprocessingml/2006/main" xmlns:wne="http://schemas.microsoft.com/office/word/2006/wordml" xmlns:wp14="http://schemas.microsoft.com/office/word/2010/wordprocessingDrawing" xmlns:wp="http://schemas.openxmlformats.org/drawingml/2006/wordprocessingDrawing" xmlns:wpc="http://schemas.microsoft.com/office/word/2010/wordprocessingCanvas" xmlns:wpg="http://schemas.microsoft.com/office/word/2010/wordprocessingGroup" xmlns:wpi="http://schemas.microsoft.com/office/word/2010/wordprocessingInk" xmlns:wps="http://schemas.microsoft.com/office/word/2010/wordprocessingShape" mc:Ignorable="w14 wp14">
+  <w:p>
+    <w:pPr>
+      <w:pStyle w:val="Footer"/>
+      <w:jc w:val="center"/>
+    </w:pPr>
+    <w:r/>
+    <w:r>
+      <w:rPr>
+        <w:color w:val="666666"/>
+        <w:sz w:val="16"/>
+      </w:rPr>
+      <w:t xml:space="preserve">EVERYDAY ENGLISH REFLEX  •  Neighbourhood  •  page </w:t>
     </w:r>
     <w:r>
       <w:fldChar w:fldCharType="begin"/>
